--- a/docs/Script_Alber.docx
+++ b/docs/Script_Alber.docx
@@ -7,7 +7,7 @@
         <w:pStyle w:val="Heading1"/>
       </w:pPr>
       <w:r>
-        <w:t>Sales Trend Analysis — Group Discussion Script</w:t>
+        <w:t>Sales Trend Analysis — Recording Script</w:t>
       </w:r>
     </w:p>
     <w:p>
@@ -29,16 +29,7 @@
         <w:t>Alber's part.</w:t>
       </w:r>
       <w:r>
-        <w:t xml:space="preserve"> A recording script for three speakers who record </w:t>
-      </w:r>
-      <w:r>
-        <w:rPr>
-          <w:b/>
-        </w:rPr>
-        <w:t>separately</w:t>
-      </w:r>
-      <w:r>
-        <w:t>, in their own time and place, with the leader editing the clips together afterwards.</w:t>
+        <w:t xml:space="preserve"> Each speaker records their own part straight through, in their own time and place. Nobody waits for a cue, nobody answers anybody, and nobody states a role — each part simply continues the explanation where the last one stopped. Alber joins them in order afterwards.</w:t>
       </w:r>
     </w:p>
     <w:tbl>
@@ -50,14 +41,33 @@
         <w:tblLook w:firstColumn="1" w:firstRow="1" w:lastColumn="0" w:lastRow="0" w:noHBand="0" w:noVBand="1" w:val="04A0"/>
       </w:tblPr>
       <w:tblGrid>
-        <w:gridCol w:w="3120"/>
-        <w:gridCol w:w="3120"/>
-        <w:gridCol w:w="3120"/>
+        <w:gridCol w:w="2340"/>
+        <w:gridCol w:w="2340"/>
+        <w:gridCol w:w="2340"/>
+        <w:gridCol w:w="2340"/>
       </w:tblGrid>
       <w:tr>
         <w:tc>
           <w:tcPr>
-            <w:tcW w:type="dxa" w:w="3120"/>
+            <w:tcW w:type="dxa" w:w="2340"/>
+          </w:tcPr>
+          <w:p>
+            <w:r>
+              <w:rPr>
+                <w:b/>
+              </w:rPr>
+            </w:r>
+            <w:r>
+              <w:rPr>
+                <w:b/>
+              </w:rPr>
+              <w:t>Part</w:t>
+            </w:r>
+          </w:p>
+        </w:tc>
+        <w:tc>
+          <w:tcPr>
+            <w:tcW w:type="dxa" w:w="2340"/>
           </w:tcPr>
           <w:p>
             <w:r>
@@ -75,7 +85,7 @@
         </w:tc>
         <w:tc>
           <w:tcPr>
-            <w:tcW w:type="dxa" w:w="3120"/>
+            <w:tcW w:type="dxa" w:w="2340"/>
           </w:tcPr>
           <w:p>
             <w:r>
@@ -87,13 +97,13 @@
               <w:rPr>
                 <w:b/>
               </w:rPr>
-              <w:t>Role from the brief</w:t>
+              <w:t>Covers</w:t>
             </w:r>
           </w:p>
         </w:tc>
         <w:tc>
           <w:tcPr>
-            <w:tcW w:type="dxa" w:w="3120"/>
+            <w:tcW w:type="dxa" w:w="2340"/>
           </w:tcPr>
           <w:p>
             <w:r>
@@ -105,7 +115,7 @@
               <w:rPr>
                 <w:b/>
               </w:rPr>
-              <w:t>Records</w:t>
+              <w:t>Approx</w:t>
             </w:r>
           </w:p>
         </w:tc>
@@ -113,29 +123,7 @@
       <w:tr>
         <w:tc>
           <w:tcPr>
-            <w:tcW w:type="dxa" w:w="3120"/>
-          </w:tcPr>
-          <w:p>
-            <w:pPr>
-              <w:spacing w:line="240" w:lineRule="auto"/>
-            </w:pPr>
-            <w:r>
-              <w:rPr>
-                <w:sz w:val="18"/>
-              </w:rPr>
-            </w:r>
-            <w:r>
-              <w:rPr>
-                <w:b/>
-                <w:sz w:val="18"/>
-              </w:rPr>
-              <w:t>Alber</w:t>
-            </w:r>
-          </w:p>
-        </w:tc>
-        <w:tc>
-          <w:tcPr>
-            <w:tcW w:type="dxa" w:w="3120"/>
+            <w:tcW w:type="dxa" w:w="2340"/>
           </w:tcPr>
           <w:p>
             <w:pPr>
@@ -150,13 +138,13 @@
               <w:rPr>
                 <w:sz w:val="18"/>
               </w:rPr>
-              <w:t>Project Lead / Analyst</w:t>
+              <w:t>1</w:t>
             </w:r>
           </w:p>
         </w:tc>
         <w:tc>
           <w:tcPr>
-            <w:tcW w:type="dxa" w:w="3120"/>
+            <w:tcW w:type="dxa" w:w="2340"/>
           </w:tcPr>
           <w:p>
             <w:pPr>
@@ -171,37 +159,13 @@
               <w:rPr>
                 <w:sz w:val="18"/>
               </w:rPr>
-              <w:t>Clips A1–A5 — opening, the business problem, recommendations, closing</w:t>
-            </w:r>
-          </w:p>
-        </w:tc>
-      </w:tr>
-      <w:tr>
-        <w:tc>
-          <w:tcPr>
-            <w:tcW w:type="dxa" w:w="3120"/>
-          </w:tcPr>
-          <w:p>
-            <w:pPr>
-              <w:spacing w:line="240" w:lineRule="auto"/>
-            </w:pPr>
-            <w:r>
-              <w:rPr>
-                <w:sz w:val="18"/>
-              </w:rPr>
-            </w:r>
-            <w:r>
-              <w:rPr>
-                <w:b/>
-                <w:sz w:val="18"/>
-              </w:rPr>
-              <w:t>Julebeth</w:t>
+              <w:t>Alber</w:t>
             </w:r>
           </w:p>
         </w:tc>
         <w:tc>
           <w:tcPr>
-            <w:tcW w:type="dxa" w:w="3120"/>
+            <w:tcW w:type="dxa" w:w="2340"/>
           </w:tcPr>
           <w:p>
             <w:pPr>
@@ -216,13 +180,13 @@
               <w:rPr>
                 <w:sz w:val="18"/>
               </w:rPr>
-              <w:t>Data Engineer</w:t>
+              <w:t>Opening; the business problem and the three questions</w:t>
             </w:r>
           </w:p>
         </w:tc>
         <w:tc>
           <w:tcPr>
-            <w:tcW w:type="dxa" w:w="3120"/>
+            <w:tcW w:type="dxa" w:w="2340"/>
           </w:tcPr>
           <w:p>
             <w:pPr>
@@ -237,7 +201,7 @@
               <w:rPr>
                 <w:sz w:val="18"/>
               </w:rPr>
-              <w:t>Clips B1–B5 — the dataset, the database, the workbook, the correction</w:t>
+              <w:t>3:00</w:t>
             </w:r>
           </w:p>
         </w:tc>
@@ -245,29 +209,7 @@
       <w:tr>
         <w:tc>
           <w:tcPr>
-            <w:tcW w:type="dxa" w:w="3120"/>
-          </w:tcPr>
-          <w:p>
-            <w:pPr>
-              <w:spacing w:line="240" w:lineRule="auto"/>
-            </w:pPr>
-            <w:r>
-              <w:rPr>
-                <w:sz w:val="18"/>
-              </w:rPr>
-            </w:r>
-            <w:r>
-              <w:rPr>
-                <w:b/>
-                <w:sz w:val="18"/>
-              </w:rPr>
-              <w:t>Mardy</w:t>
-            </w:r>
-          </w:p>
-        </w:tc>
-        <w:tc>
-          <w:tcPr>
-            <w:tcW w:type="dxa" w:w="3120"/>
+            <w:tcW w:type="dxa" w:w="2340"/>
           </w:tcPr>
           <w:p>
             <w:pPr>
@@ -282,13 +224,13 @@
               <w:rPr>
                 <w:sz w:val="18"/>
               </w:rPr>
-              <w:t>Statistician / Modeler</w:t>
+              <w:t>2</w:t>
             </w:r>
           </w:p>
         </w:tc>
         <w:tc>
           <w:tcPr>
-            <w:tcW w:type="dxa" w:w="3120"/>
+            <w:tcW w:type="dxa" w:w="2340"/>
           </w:tcPr>
           <w:p>
             <w:pPr>
@@ -303,7 +245,221 @@
               <w:rPr>
                 <w:sz w:val="18"/>
               </w:rPr>
-              <w:t>Clips C1–C6 — the queries, statistics, regression, forecasting</w:t>
+              <w:t>Julebeth</w:t>
+            </w:r>
+          </w:p>
+        </w:tc>
+        <w:tc>
+          <w:tcPr>
+            <w:tcW w:type="dxa" w:w="2340"/>
+          </w:tcPr>
+          <w:p>
+            <w:pPr>
+              <w:spacing w:line="240" w:lineRule="auto"/>
+            </w:pPr>
+            <w:r>
+              <w:rPr>
+                <w:sz w:val="18"/>
+              </w:rPr>
+            </w:r>
+            <w:r>
+              <w:rPr>
+                <w:sz w:val="18"/>
+              </w:rPr>
+              <w:t>Checkpoint 1 — the dataset, the database, the eight queries and what they found</w:t>
+            </w:r>
+          </w:p>
+        </w:tc>
+        <w:tc>
+          <w:tcPr>
+            <w:tcW w:type="dxa" w:w="2340"/>
+          </w:tcPr>
+          <w:p>
+            <w:pPr>
+              <w:spacing w:line="240" w:lineRule="auto"/>
+            </w:pPr>
+            <w:r>
+              <w:rPr>
+                <w:sz w:val="18"/>
+              </w:rPr>
+            </w:r>
+            <w:r>
+              <w:rPr>
+                <w:sz w:val="18"/>
+              </w:rPr>
+              <w:t>7:30</w:t>
+            </w:r>
+          </w:p>
+        </w:tc>
+      </w:tr>
+      <w:tr>
+        <w:tc>
+          <w:tcPr>
+            <w:tcW w:type="dxa" w:w="2340"/>
+          </w:tcPr>
+          <w:p>
+            <w:pPr>
+              <w:spacing w:line="240" w:lineRule="auto"/>
+            </w:pPr>
+            <w:r>
+              <w:rPr>
+                <w:sz w:val="18"/>
+              </w:rPr>
+            </w:r>
+            <w:r>
+              <w:rPr>
+                <w:sz w:val="18"/>
+              </w:rPr>
+              <w:t>3</w:t>
+            </w:r>
+          </w:p>
+        </w:tc>
+        <w:tc>
+          <w:tcPr>
+            <w:tcW w:type="dxa" w:w="2340"/>
+          </w:tcPr>
+          <w:p>
+            <w:pPr>
+              <w:spacing w:line="240" w:lineRule="auto"/>
+            </w:pPr>
+            <w:r>
+              <w:rPr>
+                <w:sz w:val="18"/>
+              </w:rPr>
+            </w:r>
+            <w:r>
+              <w:rPr>
+                <w:sz w:val="18"/>
+              </w:rPr>
+              <w:t>Mardy</w:t>
+            </w:r>
+          </w:p>
+        </w:tc>
+        <w:tc>
+          <w:tcPr>
+            <w:tcW w:type="dxa" w:w="2340"/>
+          </w:tcPr>
+          <w:p>
+            <w:pPr>
+              <w:spacing w:line="240" w:lineRule="auto"/>
+            </w:pPr>
+            <w:r>
+              <w:rPr>
+                <w:sz w:val="18"/>
+              </w:rPr>
+            </w:r>
+            <w:r>
+              <w:rPr>
+                <w:sz w:val="18"/>
+              </w:rPr>
+              <w:t>Checkpoint 2 — the workbook, statistics, regression, the forecast, and the correction</w:t>
+            </w:r>
+          </w:p>
+        </w:tc>
+        <w:tc>
+          <w:tcPr>
+            <w:tcW w:type="dxa" w:w="2340"/>
+          </w:tcPr>
+          <w:p>
+            <w:pPr>
+              <w:spacing w:line="240" w:lineRule="auto"/>
+            </w:pPr>
+            <w:r>
+              <w:rPr>
+                <w:sz w:val="18"/>
+              </w:rPr>
+            </w:r>
+            <w:r>
+              <w:rPr>
+                <w:sz w:val="18"/>
+              </w:rPr>
+              <w:t>10:00</w:t>
+            </w:r>
+          </w:p>
+        </w:tc>
+      </w:tr>
+      <w:tr>
+        <w:tc>
+          <w:tcPr>
+            <w:tcW w:type="dxa" w:w="2340"/>
+          </w:tcPr>
+          <w:p>
+            <w:pPr>
+              <w:spacing w:line="240" w:lineRule="auto"/>
+            </w:pPr>
+            <w:r>
+              <w:rPr>
+                <w:sz w:val="18"/>
+              </w:rPr>
+            </w:r>
+            <w:r>
+              <w:rPr>
+                <w:sz w:val="18"/>
+              </w:rPr>
+              <w:t>4</w:t>
+            </w:r>
+          </w:p>
+        </w:tc>
+        <w:tc>
+          <w:tcPr>
+            <w:tcW w:type="dxa" w:w="2340"/>
+          </w:tcPr>
+          <w:p>
+            <w:pPr>
+              <w:spacing w:line="240" w:lineRule="auto"/>
+            </w:pPr>
+            <w:r>
+              <w:rPr>
+                <w:sz w:val="18"/>
+              </w:rPr>
+            </w:r>
+            <w:r>
+              <w:rPr>
+                <w:sz w:val="18"/>
+              </w:rPr>
+              <w:t>Alber</w:t>
+            </w:r>
+          </w:p>
+        </w:tc>
+        <w:tc>
+          <w:tcPr>
+            <w:tcW w:type="dxa" w:w="2340"/>
+          </w:tcPr>
+          <w:p>
+            <w:pPr>
+              <w:spacing w:line="240" w:lineRule="auto"/>
+            </w:pPr>
+            <w:r>
+              <w:rPr>
+                <w:sz w:val="18"/>
+              </w:rPr>
+            </w:r>
+            <w:r>
+              <w:rPr>
+                <w:sz w:val="18"/>
+              </w:rPr>
+              <w:t>What it means for the business, the limitations, and the close</w:t>
+            </w:r>
+          </w:p>
+        </w:tc>
+        <w:tc>
+          <w:tcPr>
+            <w:tcW w:type="dxa" w:w="2340"/>
+          </w:tcPr>
+          <w:p>
+            <w:pPr>
+              <w:spacing w:line="240" w:lineRule="auto"/>
+            </w:pPr>
+            <w:r>
+              <w:rPr>
+                <w:sz w:val="18"/>
+              </w:rPr>
+            </w:r>
+            <w:r>
+              <w:rPr>
+                <w:sz w:val="18"/>
+              </w:rPr>
+              <w:t>2:30</w:t>
             </w:r>
           </w:p>
         </w:tc>
@@ -320,21 +476,21 @@
           <w:color w:val="7B8994"/>
           <w:sz w:val="20"/>
         </w:rPr>
-        <w:t>Table 1. Sales Trend Analysis — Group Discussion Script</w:t>
+        <w:t>Table 1. Sales Trend Analysis — Recording Script</w:t>
       </w:r>
     </w:p>
     <w:p>
       <w:r>
-        <w:t xml:space="preserve">Total runtime is roughly </w:t>
+        <w:t xml:space="preserve">Roughly </w:t>
       </w:r>
       <w:r>
         <w:rPr>
           <w:b/>
         </w:rPr>
-        <w:t>17 minutes</w:t>
+        <w:t>23 minutes</w:t>
       </w:r>
       <w:r>
-        <w:t xml:space="preserve"> assembled.</w:t>
+        <w:t xml:space="preserve"> assembled. If you were given a time limit shorter than that, the two places to cut are the descriptive statistics and the correlation in Part 3 — each survives as two sentences. Do not cut a whole task; the brief's tasks are what is being marked.</w:t>
       </w:r>
     </w:p>
     <w:p>
@@ -383,7 +539,7 @@
     </w:p>
     <w:p>
       <w:r>
-        <w:t xml:space="preserve">The practical test: read a clip's beats, close the script, and say the same thing in your own words. If you cannot say it without looking, you do not understand it yet — and Section 1.4 lets the instructor ask </w:t>
+        <w:t xml:space="preserve">The practical test: read a section's beats, close the script, and say the same thing in your own words. If you cannot say it without looking, you do not understand it yet — and Section 1.4 lets the instructor ask </w:t>
       </w:r>
       <w:r>
         <w:rPr>
@@ -406,7 +562,7 @@
     </w:p>
     <w:p>
       <w:r>
-        <w:t>Every figure quoted here has been checked against the database. If you are asked where a number comes from, the answer is always a specific query or a specific worksheet cell, and those are named beside each clip.</w:t>
+        <w:t>Every figure quoted here has been checked against the database. If you are asked where a number comes from, the answer is always a specific query or a specific worksheet cell, and those are named beside each section.</w:t>
       </w:r>
     </w:p>
     <w:p>
@@ -419,43 +575,7 @@
         <w:pStyle w:val="Heading2"/>
       </w:pPr>
       <w:r>
-        <w:t>How this works when you record separately</w:t>
-      </w:r>
-    </w:p>
-    <w:p>
-      <w:r>
-        <w:t xml:space="preserve">Because nobody is in the room with you, there is no back-and-forth to react to. Every clip below is therefore </w:t>
-      </w:r>
-      <w:r>
-        <w:rPr>
-          <w:b/>
-        </w:rPr>
-        <w:t>self-contained</w:t>
-      </w:r>
-      <w:r>
-        <w:t>: you never wait for a cue, and you never answer a question someone else has to have asked first.</w:t>
-      </w:r>
-    </w:p>
-    <w:p>
-      <w:r>
-        <w:t xml:space="preserve">What holds the recording together instead is the </w:t>
-      </w:r>
-      <w:r>
-        <w:rPr>
-          <w:b/>
-        </w:rPr>
-        <w:t>handoff</w:t>
-      </w:r>
-      <w:r>
-        <w:t>. Each clip ends by naming what comes next and who takes it, and the next clip opens by picking that thread up. Say those lines even though they feel odd alone in a room — they are what turns five separate recordings into one discussion instead of five disconnected reports. They are the single most important thing on the page.</w:t>
-      </w:r>
-    </w:p>
-    <w:p>
-      <w:pPr>
-        <w:pStyle w:val="Heading3"/>
-      </w:pPr>
-      <w:r>
-        <w:t>Rules for every clip</w:t>
+        <w:t>How to record your part</w:t>
       </w:r>
     </w:p>
     <w:p>
@@ -463,10 +583,10 @@
         <w:rPr>
           <w:b/>
         </w:rPr>
-        <w:t>Name yourself in your first clip.</w:t>
+        <w:t>Say your name once, at the very start of your part.</w:t>
       </w:r>
       <w:r>
-        <w:t xml:space="preserve"> "I'm Julebeth, I handled the data and the database." Your instructor is matching a voice to a name for a mark under Section 1.4. Do not make them guess, and do not assume the video shows your face.</w:t>
+        <w:t xml:space="preserve"> Just the name — your instructor is matching a voice to a name for a mark under Section 1.4, and the video may not show your face. Then go straight into the material.</w:t>
       </w:r>
     </w:p>
     <w:p>
@@ -474,10 +594,10 @@
         <w:rPr>
           <w:b/>
         </w:rPr>
-        <w:t>Say the clip ID before you start speaking.</w:t>
+        <w:t>Record straight through.</w:t>
       </w:r>
       <w:r>
-        <w:t xml:space="preserve"> "Clip B2, take 1." Alber cuts that off in the edit, but without it he is identifying twenty files by ear.</w:t>
+        <w:t xml:space="preserve"> Your part is one continuous explanation. If you stumble, do not stop the recording: pause, take a breath, and repeat that sentence from the beginning. Alber cuts the repeat out. Restarting from the top every time you fluff a word is how a twenty-minute job becomes an evening.</w:t>
       </w:r>
     </w:p>
     <w:p>
@@ -485,21 +605,10 @@
         <w:rPr>
           <w:b/>
         </w:rPr>
-        <w:t>Leave two seconds of silence at the start and end of every clip.</w:t>
+        <w:t>Leave two seconds of silence at the start and the end.</w:t>
       </w:r>
       <w:r>
-        <w:t xml:space="preserve"> Speak the ID, pause, then begin. At the end, stop talking and let it run for two seconds before you stop recording. Cuts made against silence are clean; cuts made against a breath are not.</w:t>
-      </w:r>
-    </w:p>
-    <w:p>
-      <w:r>
-        <w:rPr>
-          <w:b/>
-        </w:rPr>
-        <w:t>Record each clip as its own file.</w:t>
-      </w:r>
-      <w:r>
-        <w:t xml:space="preserve"> Do not record all of yours in one long take. A re-take should cost you ninety seconds, not the whole afternoon.</w:t>
+        <w:t xml:space="preserve"> Press record, wait, then speak. At the end, stop talking and let it run for two seconds before you stop recording. Cuts made against silence are clean; cuts made against a breath are not.</w:t>
       </w:r>
     </w:p>
     <w:p>
@@ -518,21 +627,10 @@
         <w:rPr>
           <w:b/>
         </w:rPr>
-        <w:t>Name your files by clip ID:</w:t>
+        <w:t>Have your exhibits open before you press record</w:t>
       </w:r>
       <w:r>
-        <w:t xml:space="preserve"> </w:t>
-      </w:r>
-      <w:r>
-        <w:rPr>
-          <w:rFonts w:ascii="Consolas" w:hAnsi="Consolas"/>
-          <w:color w:val="2F6F9F"/>
-          <w:sz w:val="18"/>
-        </w:rPr>
-        <w:t>B2_database_take2.mp4</w:t>
-      </w:r>
-      <w:r>
-        <w:t>. Send Alber the takes you want used, not every take you shot.</w:t>
+        <w:t>, in the order the script lists them, so you are not hunting for a window mid-sentence.</w:t>
       </w:r>
     </w:p>
     <w:p>
@@ -543,7 +641,7 @@
         <w:t>Agree three settings before anyone records:</w:t>
       </w:r>
       <w:r>
-        <w:t xml:space="preserve"> screen resolution (1920 × 1080 is the safe choice), video format, and roughly how close you sit to the mic. Three clips recorded at three different volumes is the one problem that is genuinely annoying to fix in the edit.</w:t>
+        <w:t xml:space="preserve"> screen resolution (1920 × 1080 is the safe choice), video format, and roughly how close you sit to the mic. Three parts recorded at three different volumes is the one problem that is genuinely annoying to fix afterwards.</w:t>
       </w:r>
     </w:p>
     <w:p>
@@ -554,20 +652,29 @@
         <w:t>Do a thirty-second test first.</w:t>
       </w:r>
       <w:r>
-        <w:t xml:space="preserve"> Record, play it back, and check three things: your voice is audible, the on-screen text is legible at that resolution, and no fan or echo is drowning you. Fixing this after you have recorded everything is the most common way groups lose an evening.</w:t>
-      </w:r>
-    </w:p>
-    <w:p>
-      <w:pPr>
-        <w:pStyle w:val="Heading3"/>
-      </w:pPr>
-      <w:r>
-        <w:t>If a clip mentions something you did not do</w:t>
+        <w:t xml:space="preserve"> Record, play it back, and check three things: your voice is audible, the on-screen text is legible at that resolution, and no fan or echo is drowning you. Finding this out after you have recorded everything is the most common way groups lose an evening.</w:t>
       </w:r>
     </w:p>
     <w:p>
       <w:r>
-        <w:t>Each speaker's clips cover that speaker's own work, so this should not arise. Where a clip refers to another person's area, it does so in one sentence as a handoff — "the statistics side is Mardy's, and he takes it next" — which is true and which you can say honestly.</w:t>
+        <w:rPr>
+          <w:b/>
+        </w:rPr>
+        <w:t>Name your file by part number</w:t>
+      </w:r>
+      <w:r>
+        <w:t xml:space="preserve"> — </w:t>
+      </w:r>
+      <w:r>
+        <w:rPr>
+          <w:rFonts w:ascii="Consolas" w:hAnsi="Consolas"/>
+          <w:color w:val="2F6F9F"/>
+          <w:sz w:val="18"/>
+        </w:rPr>
+        <w:t>Part2_Julebeth.mp4</w:t>
+      </w:r>
+      <w:r>
+        <w:t xml:space="preserve"> — and send Alber the take you want used, not every take you shot.</w:t>
       </w:r>
     </w:p>
     <w:p>
@@ -585,7 +692,53 @@
     </w:p>
     <w:p>
       <w:r>
-        <w:t>Assemble in this order. Clip IDs are grouped by speaker for recording; this table is the playback order.</w:t>
+        <w:t>Join the four parts in order: 1, 2, 3, 4. There is nothing to interleave.</w:t>
+      </w:r>
+    </w:p>
+    <w:p>
+      <w:r>
+        <w:rPr>
+          <w:b/>
+        </w:rPr>
+        <w:t>Normalise the audio levels first.</w:t>
+      </w:r>
+      <w:r>
+        <w:t xml:space="preserve"> Three people in three rooms will not match, and a viewer reaching for the volume between speakers is the most noticeable flaw a stitched recording can have.</w:t>
+      </w:r>
+    </w:p>
+    <w:p>
+      <w:r>
+        <w:rPr>
+          <w:b/>
+        </w:rPr>
+        <w:t>Put a title card between parts</w:t>
+      </w:r>
+      <w:r>
+        <w:t xml:space="preserve"> — a plain slide with the part number, the topic and the speaker's name, held for two seconds. It hides the seam, it tells the instructor who is talking, and it doubles as your figure numbering.</w:t>
+      </w:r>
+    </w:p>
+    <w:p>
+      <w:r>
+        <w:rPr>
+          <w:b/>
+        </w:rPr>
+        <w:t>Keep the transitions.</w:t>
+      </w:r>
+      <w:r>
+        <w:t xml:space="preserve"> The last line of each part sets up the next one. Cut the dead air and the stumbles; leave those lines alone, because they are what makes four recordings sound like one explanation.</w:t>
+      </w:r>
+    </w:p>
+    <w:p>
+      <w:r>
+        <w:t>If a part comes back unusable and re-recording is impossible, cover it yourself rather than leaving a gap — a missing task is a missing mark.</w:t>
+      </w:r>
+    </w:p>
+    <w:p>
+      <w:pPr>
+        <w:pStyle w:val="Heading3"/>
+      </w:pPr>
+      <w:r>
+        <w:t>What to have on screen</w:t>
       </w:r>
     </w:p>
     <w:tbl>
@@ -597,17 +750,14 @@
         <w:tblLook w:firstColumn="1" w:firstRow="1" w:lastColumn="0" w:lastRow="0" w:noHBand="0" w:noVBand="1" w:val="04A0"/>
       </w:tblPr>
       <w:tblGrid>
-        <w:gridCol w:w="1560"/>
-        <w:gridCol w:w="1560"/>
-        <w:gridCol w:w="1560"/>
-        <w:gridCol w:w="1560"/>
-        <w:gridCol w:w="1560"/>
-        <w:gridCol w:w="1560"/>
+        <w:gridCol w:w="3120"/>
+        <w:gridCol w:w="3120"/>
+        <w:gridCol w:w="3120"/>
       </w:tblGrid>
       <w:tr>
         <w:tc>
           <w:tcPr>
-            <w:tcW w:type="dxa" w:w="1560"/>
+            <w:tcW w:type="dxa" w:w="3120"/>
           </w:tcPr>
           <w:p>
             <w:r>
@@ -619,13 +769,13 @@
               <w:rPr>
                 <w:b/>
               </w:rPr>
-              <w:t>#</w:t>
+              <w:t>Part</w:t>
             </w:r>
           </w:p>
         </w:tc>
         <w:tc>
           <w:tcPr>
-            <w:tcW w:type="dxa" w:w="1560"/>
+            <w:tcW w:type="dxa" w:w="3120"/>
           </w:tcPr>
           <w:p>
             <w:r>
@@ -637,13 +787,13 @@
               <w:rPr>
                 <w:b/>
               </w:rPr>
-              <w:t>Clip</w:t>
+              <w:t>Section</w:t>
             </w:r>
           </w:p>
         </w:tc>
         <w:tc>
           <w:tcPr>
-            <w:tcW w:type="dxa" w:w="1560"/>
+            <w:tcW w:type="dxa" w:w="3120"/>
           </w:tcPr>
           <w:p>
             <w:r>
@@ -655,61 +805,7 @@
               <w:rPr>
                 <w:b/>
               </w:rPr>
-              <w:t>Speaker</w:t>
-            </w:r>
-          </w:p>
-        </w:tc>
-        <w:tc>
-          <w:tcPr>
-            <w:tcW w:type="dxa" w:w="1560"/>
-          </w:tcPr>
-          <w:p>
-            <w:r>
-              <w:rPr>
-                <w:b/>
-              </w:rPr>
-            </w:r>
-            <w:r>
-              <w:rPr>
-                <w:b/>
-              </w:rPr>
-              <w:t>Covers</w:t>
-            </w:r>
-          </w:p>
-        </w:tc>
-        <w:tc>
-          <w:tcPr>
-            <w:tcW w:type="dxa" w:w="1560"/>
-          </w:tcPr>
-          <w:p>
-            <w:r>
-              <w:rPr>
-                <w:b/>
-              </w:rPr>
-            </w:r>
-            <w:r>
-              <w:rPr>
-                <w:b/>
-              </w:rPr>
-              <w:t>Brief task</w:t>
-            </w:r>
-          </w:p>
-        </w:tc>
-        <w:tc>
-          <w:tcPr>
-            <w:tcW w:type="dxa" w:w="1560"/>
-          </w:tcPr>
-          <w:p>
-            <w:r>
-              <w:rPr>
-                <w:b/>
-              </w:rPr>
-            </w:r>
-            <w:r>
-              <w:rPr>
-                <w:b/>
-              </w:rPr>
-              <w:t>Approx</w:t>
+              <w:t>Show</w:t>
             </w:r>
           </w:p>
         </w:tc>
@@ -717,7 +813,7 @@
       <w:tr>
         <w:tc>
           <w:tcPr>
-            <w:tcW w:type="dxa" w:w="1560"/>
+            <w:tcW w:type="dxa" w:w="3120"/>
           </w:tcPr>
           <w:p>
             <w:pPr>
@@ -738,7 +834,7 @@
         </w:tc>
         <w:tc>
           <w:tcPr>
-            <w:tcW w:type="dxa" w:w="1560"/>
+            <w:tcW w:type="dxa" w:w="3120"/>
           </w:tcPr>
           <w:p>
             <w:pPr>
@@ -753,1903 +849,13 @@
               <w:rPr>
                 <w:sz w:val="18"/>
               </w:rPr>
-              <w:t>A1</w:t>
+              <w:t>Opening</w:t>
             </w:r>
           </w:p>
         </w:tc>
         <w:tc>
           <w:tcPr>
-            <w:tcW w:type="dxa" w:w="1560"/>
-          </w:tcPr>
-          <w:p>
-            <w:pPr>
-              <w:spacing w:line="240" w:lineRule="auto"/>
-            </w:pPr>
-            <w:r>
-              <w:rPr>
-                <w:sz w:val="18"/>
-              </w:rPr>
-            </w:r>
-            <w:r>
-              <w:rPr>
-                <w:sz w:val="18"/>
-              </w:rPr>
-              <w:t>Alber</w:t>
-            </w:r>
-          </w:p>
-        </w:tc>
-        <w:tc>
-          <w:tcPr>
-            <w:tcW w:type="dxa" w:w="1560"/>
-          </w:tcPr>
-          <w:p>
-            <w:pPr>
-              <w:spacing w:line="240" w:lineRule="auto"/>
-            </w:pPr>
-            <w:r>
-              <w:rPr>
-                <w:sz w:val="18"/>
-              </w:rPr>
-            </w:r>
-            <w:r>
-              <w:rPr>
-                <w:sz w:val="18"/>
-              </w:rPr>
-              <w:t>Opening and roadmap</w:t>
-            </w:r>
-          </w:p>
-        </w:tc>
-        <w:tc>
-          <w:tcPr>
-            <w:tcW w:type="dxa" w:w="1560"/>
-          </w:tcPr>
-          <w:p>
-            <w:pPr>
-              <w:spacing w:line="240" w:lineRule="auto"/>
-            </w:pPr>
-            <w:r>
-              <w:rPr>
-                <w:sz w:val="18"/>
-              </w:rPr>
-            </w:r>
-            <w:r>
-              <w:rPr>
-                <w:sz w:val="18"/>
-              </w:rPr>
-              <w:t>—</w:t>
-            </w:r>
-          </w:p>
-        </w:tc>
-        <w:tc>
-          <w:tcPr>
-            <w:tcW w:type="dxa" w:w="1560"/>
-          </w:tcPr>
-          <w:p>
-            <w:pPr>
-              <w:spacing w:line="240" w:lineRule="auto"/>
-            </w:pPr>
-            <w:r>
-              <w:rPr>
-                <w:sz w:val="18"/>
-              </w:rPr>
-            </w:r>
-            <w:r>
-              <w:rPr>
-                <w:sz w:val="18"/>
-              </w:rPr>
-              <w:t>0:45</w:t>
-            </w:r>
-          </w:p>
-        </w:tc>
-      </w:tr>
-      <w:tr>
-        <w:tc>
-          <w:tcPr>
-            <w:tcW w:type="dxa" w:w="1560"/>
-          </w:tcPr>
-          <w:p>
-            <w:pPr>
-              <w:spacing w:line="240" w:lineRule="auto"/>
-            </w:pPr>
-            <w:r>
-              <w:rPr>
-                <w:sz w:val="18"/>
-              </w:rPr>
-            </w:r>
-            <w:r>
-              <w:rPr>
-                <w:sz w:val="18"/>
-              </w:rPr>
-              <w:t>2</w:t>
-            </w:r>
-          </w:p>
-        </w:tc>
-        <w:tc>
-          <w:tcPr>
-            <w:tcW w:type="dxa" w:w="1560"/>
-          </w:tcPr>
-          <w:p>
-            <w:pPr>
-              <w:spacing w:line="240" w:lineRule="auto"/>
-            </w:pPr>
-            <w:r>
-              <w:rPr>
-                <w:sz w:val="18"/>
-              </w:rPr>
-            </w:r>
-            <w:r>
-              <w:rPr>
-                <w:sz w:val="18"/>
-              </w:rPr>
-              <w:t>A2</w:t>
-            </w:r>
-          </w:p>
-        </w:tc>
-        <w:tc>
-          <w:tcPr>
-            <w:tcW w:type="dxa" w:w="1560"/>
-          </w:tcPr>
-          <w:p>
-            <w:pPr>
-              <w:spacing w:line="240" w:lineRule="auto"/>
-            </w:pPr>
-            <w:r>
-              <w:rPr>
-                <w:sz w:val="18"/>
-              </w:rPr>
-            </w:r>
-            <w:r>
-              <w:rPr>
-                <w:sz w:val="18"/>
-              </w:rPr>
-              <w:t>Alber</w:t>
-            </w:r>
-          </w:p>
-        </w:tc>
-        <w:tc>
-          <w:tcPr>
-            <w:tcW w:type="dxa" w:w="1560"/>
-          </w:tcPr>
-          <w:p>
-            <w:pPr>
-              <w:spacing w:line="240" w:lineRule="auto"/>
-            </w:pPr>
-            <w:r>
-              <w:rPr>
-                <w:sz w:val="18"/>
-              </w:rPr>
-            </w:r>
-            <w:r>
-              <w:rPr>
-                <w:sz w:val="18"/>
-              </w:rPr>
-              <w:t>The business problem and three questions</w:t>
-            </w:r>
-          </w:p>
-        </w:tc>
-        <w:tc>
-          <w:tcPr>
-            <w:tcW w:type="dxa" w:w="1560"/>
-          </w:tcPr>
-          <w:p>
-            <w:pPr>
-              <w:spacing w:line="240" w:lineRule="auto"/>
-            </w:pPr>
-            <w:r>
-              <w:rPr>
-                <w:sz w:val="18"/>
-              </w:rPr>
-            </w:r>
-            <w:r>
-              <w:rPr>
-                <w:sz w:val="18"/>
-              </w:rPr>
-              <w:t>1.1</w:t>
-            </w:r>
-          </w:p>
-        </w:tc>
-        <w:tc>
-          <w:tcPr>
-            <w:tcW w:type="dxa" w:w="1560"/>
-          </w:tcPr>
-          <w:p>
-            <w:pPr>
-              <w:spacing w:line="240" w:lineRule="auto"/>
-            </w:pPr>
-            <w:r>
-              <w:rPr>
-                <w:sz w:val="18"/>
-              </w:rPr>
-            </w:r>
-            <w:r>
-              <w:rPr>
-                <w:sz w:val="18"/>
-              </w:rPr>
-              <w:t>2:00</w:t>
-            </w:r>
-          </w:p>
-        </w:tc>
-      </w:tr>
-      <w:tr>
-        <w:tc>
-          <w:tcPr>
-            <w:tcW w:type="dxa" w:w="1560"/>
-          </w:tcPr>
-          <w:p>
-            <w:pPr>
-              <w:spacing w:line="240" w:lineRule="auto"/>
-            </w:pPr>
-            <w:r>
-              <w:rPr>
-                <w:sz w:val="18"/>
-              </w:rPr>
-            </w:r>
-            <w:r>
-              <w:rPr>
-                <w:sz w:val="18"/>
-              </w:rPr>
-              <w:t>3</w:t>
-            </w:r>
-          </w:p>
-        </w:tc>
-        <w:tc>
-          <w:tcPr>
-            <w:tcW w:type="dxa" w:w="1560"/>
-          </w:tcPr>
-          <w:p>
-            <w:pPr>
-              <w:spacing w:line="240" w:lineRule="auto"/>
-            </w:pPr>
-            <w:r>
-              <w:rPr>
-                <w:sz w:val="18"/>
-              </w:rPr>
-            </w:r>
-            <w:r>
-              <w:rPr>
-                <w:sz w:val="18"/>
-              </w:rPr>
-              <w:t>B1</w:t>
-            </w:r>
-          </w:p>
-        </w:tc>
-        <w:tc>
-          <w:tcPr>
-            <w:tcW w:type="dxa" w:w="1560"/>
-          </w:tcPr>
-          <w:p>
-            <w:pPr>
-              <w:spacing w:line="240" w:lineRule="auto"/>
-            </w:pPr>
-            <w:r>
-              <w:rPr>
-                <w:sz w:val="18"/>
-              </w:rPr>
-            </w:r>
-            <w:r>
-              <w:rPr>
-                <w:sz w:val="18"/>
-              </w:rPr>
-              <w:t>Julebeth</w:t>
-            </w:r>
-          </w:p>
-        </w:tc>
-        <w:tc>
-          <w:tcPr>
-            <w:tcW w:type="dxa" w:w="1560"/>
-          </w:tcPr>
-          <w:p>
-            <w:pPr>
-              <w:spacing w:line="240" w:lineRule="auto"/>
-            </w:pPr>
-            <w:r>
-              <w:rPr>
-                <w:sz w:val="18"/>
-              </w:rPr>
-            </w:r>
-            <w:r>
-              <w:rPr>
-                <w:sz w:val="18"/>
-              </w:rPr>
-              <w:t>The dataset and its five defects</w:t>
-            </w:r>
-          </w:p>
-        </w:tc>
-        <w:tc>
-          <w:tcPr>
-            <w:tcW w:type="dxa" w:w="1560"/>
-          </w:tcPr>
-          <w:p>
-            <w:pPr>
-              <w:spacing w:line="240" w:lineRule="auto"/>
-            </w:pPr>
-            <w:r>
-              <w:rPr>
-                <w:sz w:val="18"/>
-              </w:rPr>
-            </w:r>
-            <w:r>
-              <w:rPr>
-                <w:sz w:val="18"/>
-              </w:rPr>
-              <w:t>1.2</w:t>
-            </w:r>
-          </w:p>
-        </w:tc>
-        <w:tc>
-          <w:tcPr>
-            <w:tcW w:type="dxa" w:w="1560"/>
-          </w:tcPr>
-          <w:p>
-            <w:pPr>
-              <w:spacing w:line="240" w:lineRule="auto"/>
-            </w:pPr>
-            <w:r>
-              <w:rPr>
-                <w:sz w:val="18"/>
-              </w:rPr>
-            </w:r>
-            <w:r>
-              <w:rPr>
-                <w:sz w:val="18"/>
-              </w:rPr>
-              <w:t>2:30</w:t>
-            </w:r>
-          </w:p>
-        </w:tc>
-      </w:tr>
-      <w:tr>
-        <w:tc>
-          <w:tcPr>
-            <w:tcW w:type="dxa" w:w="1560"/>
-          </w:tcPr>
-          <w:p>
-            <w:pPr>
-              <w:spacing w:line="240" w:lineRule="auto"/>
-            </w:pPr>
-            <w:r>
-              <w:rPr>
-                <w:sz w:val="18"/>
-              </w:rPr>
-            </w:r>
-            <w:r>
-              <w:rPr>
-                <w:sz w:val="18"/>
-              </w:rPr>
-              <w:t>4</w:t>
-            </w:r>
-          </w:p>
-        </w:tc>
-        <w:tc>
-          <w:tcPr>
-            <w:tcW w:type="dxa" w:w="1560"/>
-          </w:tcPr>
-          <w:p>
-            <w:pPr>
-              <w:spacing w:line="240" w:lineRule="auto"/>
-            </w:pPr>
-            <w:r>
-              <w:rPr>
-                <w:sz w:val="18"/>
-              </w:rPr>
-            </w:r>
-            <w:r>
-              <w:rPr>
-                <w:sz w:val="18"/>
-              </w:rPr>
-              <w:t>B2</w:t>
-            </w:r>
-          </w:p>
-        </w:tc>
-        <w:tc>
-          <w:tcPr>
-            <w:tcW w:type="dxa" w:w="1560"/>
-          </w:tcPr>
-          <w:p>
-            <w:pPr>
-              <w:spacing w:line="240" w:lineRule="auto"/>
-            </w:pPr>
-            <w:r>
-              <w:rPr>
-                <w:sz w:val="18"/>
-              </w:rPr>
-            </w:r>
-            <w:r>
-              <w:rPr>
-                <w:sz w:val="18"/>
-              </w:rPr>
-              <w:t>Julebeth</w:t>
-            </w:r>
-          </w:p>
-        </w:tc>
-        <w:tc>
-          <w:tcPr>
-            <w:tcW w:type="dxa" w:w="1560"/>
-          </w:tcPr>
-          <w:p>
-            <w:pPr>
-              <w:spacing w:line="240" w:lineRule="auto"/>
-            </w:pPr>
-            <w:r>
-              <w:rPr>
-                <w:sz w:val="18"/>
-              </w:rPr>
-            </w:r>
-            <w:r>
-              <w:rPr>
-                <w:sz w:val="18"/>
-              </w:rPr>
-              <w:t>The database and the ERD</w:t>
-            </w:r>
-          </w:p>
-        </w:tc>
-        <w:tc>
-          <w:tcPr>
-            <w:tcW w:type="dxa" w:w="1560"/>
-          </w:tcPr>
-          <w:p>
-            <w:pPr>
-              <w:spacing w:line="240" w:lineRule="auto"/>
-            </w:pPr>
-            <w:r>
-              <w:rPr>
-                <w:sz w:val="18"/>
-              </w:rPr>
-            </w:r>
-            <w:r>
-              <w:rPr>
-                <w:sz w:val="18"/>
-              </w:rPr>
-              <w:t>1.3</w:t>
-            </w:r>
-          </w:p>
-        </w:tc>
-        <w:tc>
-          <w:tcPr>
-            <w:tcW w:type="dxa" w:w="1560"/>
-          </w:tcPr>
-          <w:p>
-            <w:pPr>
-              <w:spacing w:line="240" w:lineRule="auto"/>
-            </w:pPr>
-            <w:r>
-              <w:rPr>
-                <w:sz w:val="18"/>
-              </w:rPr>
-            </w:r>
-            <w:r>
-              <w:rPr>
-                <w:sz w:val="18"/>
-              </w:rPr>
-              <w:t>2:00</w:t>
-            </w:r>
-          </w:p>
-        </w:tc>
-      </w:tr>
-      <w:tr>
-        <w:tc>
-          <w:tcPr>
-            <w:tcW w:type="dxa" w:w="1560"/>
-          </w:tcPr>
-          <w:p>
-            <w:pPr>
-              <w:spacing w:line="240" w:lineRule="auto"/>
-            </w:pPr>
-            <w:r>
-              <w:rPr>
-                <w:sz w:val="18"/>
-              </w:rPr>
-            </w:r>
-            <w:r>
-              <w:rPr>
-                <w:sz w:val="18"/>
-              </w:rPr>
-              <w:t>5</w:t>
-            </w:r>
-          </w:p>
-        </w:tc>
-        <w:tc>
-          <w:tcPr>
-            <w:tcW w:type="dxa" w:w="1560"/>
-          </w:tcPr>
-          <w:p>
-            <w:pPr>
-              <w:spacing w:line="240" w:lineRule="auto"/>
-            </w:pPr>
-            <w:r>
-              <w:rPr>
-                <w:sz w:val="18"/>
-              </w:rPr>
-            </w:r>
-            <w:r>
-              <w:rPr>
-                <w:sz w:val="18"/>
-              </w:rPr>
-              <w:t>C1</w:t>
-            </w:r>
-          </w:p>
-        </w:tc>
-        <w:tc>
-          <w:tcPr>
-            <w:tcW w:type="dxa" w:w="1560"/>
-          </w:tcPr>
-          <w:p>
-            <w:pPr>
-              <w:spacing w:line="240" w:lineRule="auto"/>
-            </w:pPr>
-            <w:r>
-              <w:rPr>
-                <w:sz w:val="18"/>
-              </w:rPr>
-            </w:r>
-            <w:r>
-              <w:rPr>
-                <w:sz w:val="18"/>
-              </w:rPr>
-              <w:t>Mardy</w:t>
-            </w:r>
-          </w:p>
-        </w:tc>
-        <w:tc>
-          <w:tcPr>
-            <w:tcW w:type="dxa" w:w="1560"/>
-          </w:tcPr>
-          <w:p>
-            <w:pPr>
-              <w:spacing w:line="240" w:lineRule="auto"/>
-            </w:pPr>
-            <w:r>
-              <w:rPr>
-                <w:sz w:val="18"/>
-              </w:rPr>
-            </w:r>
-            <w:r>
-              <w:rPr>
-                <w:sz w:val="18"/>
-              </w:rPr>
-              <w:t>The eight queries and four findings</w:t>
-            </w:r>
-          </w:p>
-        </w:tc>
-        <w:tc>
-          <w:tcPr>
-            <w:tcW w:type="dxa" w:w="1560"/>
-          </w:tcPr>
-          <w:p>
-            <w:pPr>
-              <w:spacing w:line="240" w:lineRule="auto"/>
-            </w:pPr>
-            <w:r>
-              <w:rPr>
-                <w:sz w:val="18"/>
-              </w:rPr>
-            </w:r>
-            <w:r>
-              <w:rPr>
-                <w:sz w:val="18"/>
-              </w:rPr>
-              <w:t>1.4</w:t>
-            </w:r>
-          </w:p>
-        </w:tc>
-        <w:tc>
-          <w:tcPr>
-            <w:tcW w:type="dxa" w:w="1560"/>
-          </w:tcPr>
-          <w:p>
-            <w:pPr>
-              <w:spacing w:line="240" w:lineRule="auto"/>
-            </w:pPr>
-            <w:r>
-              <w:rPr>
-                <w:sz w:val="18"/>
-              </w:rPr>
-            </w:r>
-            <w:r>
-              <w:rPr>
-                <w:sz w:val="18"/>
-              </w:rPr>
-              <w:t>3:00</w:t>
-            </w:r>
-          </w:p>
-        </w:tc>
-      </w:tr>
-      <w:tr>
-        <w:tc>
-          <w:tcPr>
-            <w:tcW w:type="dxa" w:w="1560"/>
-          </w:tcPr>
-          <w:p>
-            <w:pPr>
-              <w:spacing w:line="240" w:lineRule="auto"/>
-            </w:pPr>
-            <w:r>
-              <w:rPr>
-                <w:sz w:val="18"/>
-              </w:rPr>
-            </w:r>
-            <w:r>
-              <w:rPr>
-                <w:sz w:val="18"/>
-              </w:rPr>
-              <w:t>6</w:t>
-            </w:r>
-          </w:p>
-        </w:tc>
-        <w:tc>
-          <w:tcPr>
-            <w:tcW w:type="dxa" w:w="1560"/>
-          </w:tcPr>
-          <w:p>
-            <w:pPr>
-              <w:spacing w:line="240" w:lineRule="auto"/>
-            </w:pPr>
-            <w:r>
-              <w:rPr>
-                <w:sz w:val="18"/>
-              </w:rPr>
-            </w:r>
-            <w:r>
-              <w:rPr>
-                <w:sz w:val="18"/>
-              </w:rPr>
-              <w:t>B3</w:t>
-            </w:r>
-          </w:p>
-        </w:tc>
-        <w:tc>
-          <w:tcPr>
-            <w:tcW w:type="dxa" w:w="1560"/>
-          </w:tcPr>
-          <w:p>
-            <w:pPr>
-              <w:spacing w:line="240" w:lineRule="auto"/>
-            </w:pPr>
-            <w:r>
-              <w:rPr>
-                <w:sz w:val="18"/>
-              </w:rPr>
-            </w:r>
-            <w:r>
-              <w:rPr>
-                <w:sz w:val="18"/>
-              </w:rPr>
-              <w:t>Julebeth</w:t>
-            </w:r>
-          </w:p>
-        </w:tc>
-        <w:tc>
-          <w:tcPr>
-            <w:tcW w:type="dxa" w:w="1560"/>
-          </w:tcPr>
-          <w:p>
-            <w:pPr>
-              <w:spacing w:line="240" w:lineRule="auto"/>
-            </w:pPr>
-            <w:r>
-              <w:rPr>
-                <w:sz w:val="18"/>
-              </w:rPr>
-            </w:r>
-            <w:r>
-              <w:rPr>
-                <w:sz w:val="18"/>
-              </w:rPr>
-              <w:t>The workbook</w:t>
-            </w:r>
-          </w:p>
-        </w:tc>
-        <w:tc>
-          <w:tcPr>
-            <w:tcW w:type="dxa" w:w="1560"/>
-          </w:tcPr>
-          <w:p>
-            <w:pPr>
-              <w:spacing w:line="240" w:lineRule="auto"/>
-            </w:pPr>
-            <w:r>
-              <w:rPr>
-                <w:sz w:val="18"/>
-              </w:rPr>
-            </w:r>
-            <w:r>
-              <w:rPr>
-                <w:sz w:val="18"/>
-              </w:rPr>
-              <w:t>2.1</w:t>
-            </w:r>
-          </w:p>
-        </w:tc>
-        <w:tc>
-          <w:tcPr>
-            <w:tcW w:type="dxa" w:w="1560"/>
-          </w:tcPr>
-          <w:p>
-            <w:pPr>
-              <w:spacing w:line="240" w:lineRule="auto"/>
-            </w:pPr>
-            <w:r>
-              <w:rPr>
-                <w:sz w:val="18"/>
-              </w:rPr>
-            </w:r>
-            <w:r>
-              <w:rPr>
-                <w:sz w:val="18"/>
-              </w:rPr>
-              <w:t>1:30</w:t>
-            </w:r>
-          </w:p>
-        </w:tc>
-      </w:tr>
-      <w:tr>
-        <w:tc>
-          <w:tcPr>
-            <w:tcW w:type="dxa" w:w="1560"/>
-          </w:tcPr>
-          <w:p>
-            <w:pPr>
-              <w:spacing w:line="240" w:lineRule="auto"/>
-            </w:pPr>
-            <w:r>
-              <w:rPr>
-                <w:sz w:val="18"/>
-              </w:rPr>
-            </w:r>
-            <w:r>
-              <w:rPr>
-                <w:sz w:val="18"/>
-              </w:rPr>
-              <w:t>7</w:t>
-            </w:r>
-          </w:p>
-        </w:tc>
-        <w:tc>
-          <w:tcPr>
-            <w:tcW w:type="dxa" w:w="1560"/>
-          </w:tcPr>
-          <w:p>
-            <w:pPr>
-              <w:spacing w:line="240" w:lineRule="auto"/>
-            </w:pPr>
-            <w:r>
-              <w:rPr>
-                <w:sz w:val="18"/>
-              </w:rPr>
-            </w:r>
-            <w:r>
-              <w:rPr>
-                <w:sz w:val="18"/>
-              </w:rPr>
-              <w:t>C2</w:t>
-            </w:r>
-          </w:p>
-        </w:tc>
-        <w:tc>
-          <w:tcPr>
-            <w:tcW w:type="dxa" w:w="1560"/>
-          </w:tcPr>
-          <w:p>
-            <w:pPr>
-              <w:spacing w:line="240" w:lineRule="auto"/>
-            </w:pPr>
-            <w:r>
-              <w:rPr>
-                <w:sz w:val="18"/>
-              </w:rPr>
-            </w:r>
-            <w:r>
-              <w:rPr>
-                <w:sz w:val="18"/>
-              </w:rPr>
-              <w:t>Mardy</w:t>
-            </w:r>
-          </w:p>
-        </w:tc>
-        <w:tc>
-          <w:tcPr>
-            <w:tcW w:type="dxa" w:w="1560"/>
-          </w:tcPr>
-          <w:p>
-            <w:pPr>
-              <w:spacing w:line="240" w:lineRule="auto"/>
-            </w:pPr>
-            <w:r>
-              <w:rPr>
-                <w:sz w:val="18"/>
-              </w:rPr>
-            </w:r>
-            <w:r>
-              <w:rPr>
-                <w:sz w:val="18"/>
-              </w:rPr>
-              <w:t>Descriptive statistics</w:t>
-            </w:r>
-          </w:p>
-        </w:tc>
-        <w:tc>
-          <w:tcPr>
-            <w:tcW w:type="dxa" w:w="1560"/>
-          </w:tcPr>
-          <w:p>
-            <w:pPr>
-              <w:spacing w:line="240" w:lineRule="auto"/>
-            </w:pPr>
-            <w:r>
-              <w:rPr>
-                <w:sz w:val="18"/>
-              </w:rPr>
-            </w:r>
-            <w:r>
-              <w:rPr>
-                <w:sz w:val="18"/>
-              </w:rPr>
-              <w:t>2.2</w:t>
-            </w:r>
-          </w:p>
-        </w:tc>
-        <w:tc>
-          <w:tcPr>
-            <w:tcW w:type="dxa" w:w="1560"/>
-          </w:tcPr>
-          <w:p>
-            <w:pPr>
-              <w:spacing w:line="240" w:lineRule="auto"/>
-            </w:pPr>
-            <w:r>
-              <w:rPr>
-                <w:sz w:val="18"/>
-              </w:rPr>
-            </w:r>
-            <w:r>
-              <w:rPr>
-                <w:sz w:val="18"/>
-              </w:rPr>
-              <w:t>1:30</w:t>
-            </w:r>
-          </w:p>
-        </w:tc>
-      </w:tr>
-      <w:tr>
-        <w:tc>
-          <w:tcPr>
-            <w:tcW w:type="dxa" w:w="1560"/>
-          </w:tcPr>
-          <w:p>
-            <w:pPr>
-              <w:spacing w:line="240" w:lineRule="auto"/>
-            </w:pPr>
-            <w:r>
-              <w:rPr>
-                <w:sz w:val="18"/>
-              </w:rPr>
-            </w:r>
-            <w:r>
-              <w:rPr>
-                <w:sz w:val="18"/>
-              </w:rPr>
-              <w:t>8</w:t>
-            </w:r>
-          </w:p>
-        </w:tc>
-        <w:tc>
-          <w:tcPr>
-            <w:tcW w:type="dxa" w:w="1560"/>
-          </w:tcPr>
-          <w:p>
-            <w:pPr>
-              <w:spacing w:line="240" w:lineRule="auto"/>
-            </w:pPr>
-            <w:r>
-              <w:rPr>
-                <w:sz w:val="18"/>
-              </w:rPr>
-            </w:r>
-            <w:r>
-              <w:rPr>
-                <w:sz w:val="18"/>
-              </w:rPr>
-              <w:t>C3</w:t>
-            </w:r>
-          </w:p>
-        </w:tc>
-        <w:tc>
-          <w:tcPr>
-            <w:tcW w:type="dxa" w:w="1560"/>
-          </w:tcPr>
-          <w:p>
-            <w:pPr>
-              <w:spacing w:line="240" w:lineRule="auto"/>
-            </w:pPr>
-            <w:r>
-              <w:rPr>
-                <w:sz w:val="18"/>
-              </w:rPr>
-            </w:r>
-            <w:r>
-              <w:rPr>
-                <w:sz w:val="18"/>
-              </w:rPr>
-              <w:t>Mardy</w:t>
-            </w:r>
-          </w:p>
-        </w:tc>
-        <w:tc>
-          <w:tcPr>
-            <w:tcW w:type="dxa" w:w="1560"/>
-          </w:tcPr>
-          <w:p>
-            <w:pPr>
-              <w:spacing w:line="240" w:lineRule="auto"/>
-            </w:pPr>
-            <w:r>
-              <w:rPr>
-                <w:sz w:val="18"/>
-              </w:rPr>
-            </w:r>
-            <w:r>
-              <w:rPr>
-                <w:sz w:val="18"/>
-              </w:rPr>
-              <w:t>Correlation</w:t>
-            </w:r>
-          </w:p>
-        </w:tc>
-        <w:tc>
-          <w:tcPr>
-            <w:tcW w:type="dxa" w:w="1560"/>
-          </w:tcPr>
-          <w:p>
-            <w:pPr>
-              <w:spacing w:line="240" w:lineRule="auto"/>
-            </w:pPr>
-            <w:r>
-              <w:rPr>
-                <w:sz w:val="18"/>
-              </w:rPr>
-            </w:r>
-            <w:r>
-              <w:rPr>
-                <w:sz w:val="18"/>
-              </w:rPr>
-              <w:t>2.3</w:t>
-            </w:r>
-          </w:p>
-        </w:tc>
-        <w:tc>
-          <w:tcPr>
-            <w:tcW w:type="dxa" w:w="1560"/>
-          </w:tcPr>
-          <w:p>
-            <w:pPr>
-              <w:spacing w:line="240" w:lineRule="auto"/>
-            </w:pPr>
-            <w:r>
-              <w:rPr>
-                <w:sz w:val="18"/>
-              </w:rPr>
-            </w:r>
-            <w:r>
-              <w:rPr>
-                <w:sz w:val="18"/>
-              </w:rPr>
-              <w:t>1:30</w:t>
-            </w:r>
-          </w:p>
-        </w:tc>
-      </w:tr>
-      <w:tr>
-        <w:tc>
-          <w:tcPr>
-            <w:tcW w:type="dxa" w:w="1560"/>
-          </w:tcPr>
-          <w:p>
-            <w:pPr>
-              <w:spacing w:line="240" w:lineRule="auto"/>
-            </w:pPr>
-            <w:r>
-              <w:rPr>
-                <w:sz w:val="18"/>
-              </w:rPr>
-            </w:r>
-            <w:r>
-              <w:rPr>
-                <w:sz w:val="18"/>
-              </w:rPr>
-              <w:t>9</w:t>
-            </w:r>
-          </w:p>
-        </w:tc>
-        <w:tc>
-          <w:tcPr>
-            <w:tcW w:type="dxa" w:w="1560"/>
-          </w:tcPr>
-          <w:p>
-            <w:pPr>
-              <w:spacing w:line="240" w:lineRule="auto"/>
-            </w:pPr>
-            <w:r>
-              <w:rPr>
-                <w:sz w:val="18"/>
-              </w:rPr>
-            </w:r>
-            <w:r>
-              <w:rPr>
-                <w:sz w:val="18"/>
-              </w:rPr>
-              <w:t>C4</w:t>
-            </w:r>
-          </w:p>
-        </w:tc>
-        <w:tc>
-          <w:tcPr>
-            <w:tcW w:type="dxa" w:w="1560"/>
-          </w:tcPr>
-          <w:p>
-            <w:pPr>
-              <w:spacing w:line="240" w:lineRule="auto"/>
-            </w:pPr>
-            <w:r>
-              <w:rPr>
-                <w:sz w:val="18"/>
-              </w:rPr>
-            </w:r>
-            <w:r>
-              <w:rPr>
-                <w:sz w:val="18"/>
-              </w:rPr>
-              <w:t>Mardy</w:t>
-            </w:r>
-          </w:p>
-        </w:tc>
-        <w:tc>
-          <w:tcPr>
-            <w:tcW w:type="dxa" w:w="1560"/>
-          </w:tcPr>
-          <w:p>
-            <w:pPr>
-              <w:spacing w:line="240" w:lineRule="auto"/>
-            </w:pPr>
-            <w:r>
-              <w:rPr>
-                <w:sz w:val="18"/>
-              </w:rPr>
-            </w:r>
-            <w:r>
-              <w:rPr>
-                <w:sz w:val="18"/>
-              </w:rPr>
-              <w:t>Regression</w:t>
-            </w:r>
-          </w:p>
-        </w:tc>
-        <w:tc>
-          <w:tcPr>
-            <w:tcW w:type="dxa" w:w="1560"/>
-          </w:tcPr>
-          <w:p>
-            <w:pPr>
-              <w:spacing w:line="240" w:lineRule="auto"/>
-            </w:pPr>
-            <w:r>
-              <w:rPr>
-                <w:sz w:val="18"/>
-              </w:rPr>
-            </w:r>
-            <w:r>
-              <w:rPr>
-                <w:sz w:val="18"/>
-              </w:rPr>
-              <w:t>2.4</w:t>
-            </w:r>
-          </w:p>
-        </w:tc>
-        <w:tc>
-          <w:tcPr>
-            <w:tcW w:type="dxa" w:w="1560"/>
-          </w:tcPr>
-          <w:p>
-            <w:pPr>
-              <w:spacing w:line="240" w:lineRule="auto"/>
-            </w:pPr>
-            <w:r>
-              <w:rPr>
-                <w:sz w:val="18"/>
-              </w:rPr>
-            </w:r>
-            <w:r>
-              <w:rPr>
-                <w:sz w:val="18"/>
-              </w:rPr>
-              <w:t>2:00</w:t>
-            </w:r>
-          </w:p>
-        </w:tc>
-      </w:tr>
-      <w:tr>
-        <w:tc>
-          <w:tcPr>
-            <w:tcW w:type="dxa" w:w="1560"/>
-          </w:tcPr>
-          <w:p>
-            <w:pPr>
-              <w:spacing w:line="240" w:lineRule="auto"/>
-            </w:pPr>
-            <w:r>
-              <w:rPr>
-                <w:sz w:val="18"/>
-              </w:rPr>
-            </w:r>
-            <w:r>
-              <w:rPr>
-                <w:sz w:val="18"/>
-              </w:rPr>
-              <w:t>10</w:t>
-            </w:r>
-          </w:p>
-        </w:tc>
-        <w:tc>
-          <w:tcPr>
-            <w:tcW w:type="dxa" w:w="1560"/>
-          </w:tcPr>
-          <w:p>
-            <w:pPr>
-              <w:spacing w:line="240" w:lineRule="auto"/>
-            </w:pPr>
-            <w:r>
-              <w:rPr>
-                <w:sz w:val="18"/>
-              </w:rPr>
-            </w:r>
-            <w:r>
-              <w:rPr>
-                <w:sz w:val="18"/>
-              </w:rPr>
-              <w:t>C5</w:t>
-            </w:r>
-          </w:p>
-        </w:tc>
-        <w:tc>
-          <w:tcPr>
-            <w:tcW w:type="dxa" w:w="1560"/>
-          </w:tcPr>
-          <w:p>
-            <w:pPr>
-              <w:spacing w:line="240" w:lineRule="auto"/>
-            </w:pPr>
-            <w:r>
-              <w:rPr>
-                <w:sz w:val="18"/>
-              </w:rPr>
-            </w:r>
-            <w:r>
-              <w:rPr>
-                <w:sz w:val="18"/>
-              </w:rPr>
-              <w:t>Mardy</w:t>
-            </w:r>
-          </w:p>
-        </w:tc>
-        <w:tc>
-          <w:tcPr>
-            <w:tcW w:type="dxa" w:w="1560"/>
-          </w:tcPr>
-          <w:p>
-            <w:pPr>
-              <w:spacing w:line="240" w:lineRule="auto"/>
-            </w:pPr>
-            <w:r>
-              <w:rPr>
-                <w:sz w:val="18"/>
-              </w:rPr>
-            </w:r>
-            <w:r>
-              <w:rPr>
-                <w:sz w:val="18"/>
-              </w:rPr>
-              <w:t>Trend and seasonality</w:t>
-            </w:r>
-          </w:p>
-        </w:tc>
-        <w:tc>
-          <w:tcPr>
-            <w:tcW w:type="dxa" w:w="1560"/>
-          </w:tcPr>
-          <w:p>
-            <w:pPr>
-              <w:spacing w:line="240" w:lineRule="auto"/>
-            </w:pPr>
-            <w:r>
-              <w:rPr>
-                <w:sz w:val="18"/>
-              </w:rPr>
-            </w:r>
-            <w:r>
-              <w:rPr>
-                <w:sz w:val="18"/>
-              </w:rPr>
-              <w:t>2.5</w:t>
-            </w:r>
-          </w:p>
-        </w:tc>
-        <w:tc>
-          <w:tcPr>
-            <w:tcW w:type="dxa" w:w="1560"/>
-          </w:tcPr>
-          <w:p>
-            <w:pPr>
-              <w:spacing w:line="240" w:lineRule="auto"/>
-            </w:pPr>
-            <w:r>
-              <w:rPr>
-                <w:sz w:val="18"/>
-              </w:rPr>
-            </w:r>
-            <w:r>
-              <w:rPr>
-                <w:sz w:val="18"/>
-              </w:rPr>
-              <w:t>2:30</w:t>
-            </w:r>
-          </w:p>
-        </w:tc>
-      </w:tr>
-      <w:tr>
-        <w:tc>
-          <w:tcPr>
-            <w:tcW w:type="dxa" w:w="1560"/>
-          </w:tcPr>
-          <w:p>
-            <w:pPr>
-              <w:spacing w:line="240" w:lineRule="auto"/>
-            </w:pPr>
-            <w:r>
-              <w:rPr>
-                <w:sz w:val="18"/>
-              </w:rPr>
-            </w:r>
-            <w:r>
-              <w:rPr>
-                <w:sz w:val="18"/>
-              </w:rPr>
-              <w:t>11</w:t>
-            </w:r>
-          </w:p>
-        </w:tc>
-        <w:tc>
-          <w:tcPr>
-            <w:tcW w:type="dxa" w:w="1560"/>
-          </w:tcPr>
-          <w:p>
-            <w:pPr>
-              <w:spacing w:line="240" w:lineRule="auto"/>
-            </w:pPr>
-            <w:r>
-              <w:rPr>
-                <w:sz w:val="18"/>
-              </w:rPr>
-            </w:r>
-            <w:r>
-              <w:rPr>
-                <w:sz w:val="18"/>
-              </w:rPr>
-              <w:t>B4</w:t>
-            </w:r>
-          </w:p>
-        </w:tc>
-        <w:tc>
-          <w:tcPr>
-            <w:tcW w:type="dxa" w:w="1560"/>
-          </w:tcPr>
-          <w:p>
-            <w:pPr>
-              <w:spacing w:line="240" w:lineRule="auto"/>
-            </w:pPr>
-            <w:r>
-              <w:rPr>
-                <w:sz w:val="18"/>
-              </w:rPr>
-            </w:r>
-            <w:r>
-              <w:rPr>
-                <w:sz w:val="18"/>
-              </w:rPr>
-              <w:t>Julebeth</w:t>
-            </w:r>
-          </w:p>
-        </w:tc>
-        <w:tc>
-          <w:tcPr>
-            <w:tcW w:type="dxa" w:w="1560"/>
-          </w:tcPr>
-          <w:p>
-            <w:pPr>
-              <w:spacing w:line="240" w:lineRule="auto"/>
-            </w:pPr>
-            <w:r>
-              <w:rPr>
-                <w:sz w:val="18"/>
-              </w:rPr>
-            </w:r>
-            <w:r>
-              <w:rPr>
-                <w:sz w:val="18"/>
-              </w:rPr>
-              <w:t>The Checkpoint 1 correction</w:t>
-            </w:r>
-          </w:p>
-        </w:tc>
-        <w:tc>
-          <w:tcPr>
-            <w:tcW w:type="dxa" w:w="1560"/>
-          </w:tcPr>
-          <w:p>
-            <w:pPr>
-              <w:spacing w:line="240" w:lineRule="auto"/>
-            </w:pPr>
-            <w:r>
-              <w:rPr>
-                <w:sz w:val="18"/>
-              </w:rPr>
-            </w:r>
-            <w:r>
-              <w:rPr>
-                <w:sz w:val="18"/>
-              </w:rPr>
-              <w:t>—</w:t>
-            </w:r>
-          </w:p>
-        </w:tc>
-        <w:tc>
-          <w:tcPr>
-            <w:tcW w:type="dxa" w:w="1560"/>
-          </w:tcPr>
-          <w:p>
-            <w:pPr>
-              <w:spacing w:line="240" w:lineRule="auto"/>
-            </w:pPr>
-            <w:r>
-              <w:rPr>
-                <w:sz w:val="18"/>
-              </w:rPr>
-            </w:r>
-            <w:r>
-              <w:rPr>
-                <w:sz w:val="18"/>
-              </w:rPr>
-              <w:t>1:15</w:t>
-            </w:r>
-          </w:p>
-        </w:tc>
-      </w:tr>
-      <w:tr>
-        <w:tc>
-          <w:tcPr>
-            <w:tcW w:type="dxa" w:w="1560"/>
-          </w:tcPr>
-          <w:p>
-            <w:pPr>
-              <w:spacing w:line="240" w:lineRule="auto"/>
-            </w:pPr>
-            <w:r>
-              <w:rPr>
-                <w:sz w:val="18"/>
-              </w:rPr>
-            </w:r>
-            <w:r>
-              <w:rPr>
-                <w:sz w:val="18"/>
-              </w:rPr>
-              <w:t>12</w:t>
-            </w:r>
-          </w:p>
-        </w:tc>
-        <w:tc>
-          <w:tcPr>
-            <w:tcW w:type="dxa" w:w="1560"/>
-          </w:tcPr>
-          <w:p>
-            <w:pPr>
-              <w:spacing w:line="240" w:lineRule="auto"/>
-            </w:pPr>
-            <w:r>
-              <w:rPr>
-                <w:sz w:val="18"/>
-              </w:rPr>
-            </w:r>
-            <w:r>
-              <w:rPr>
-                <w:sz w:val="18"/>
-              </w:rPr>
-              <w:t>A3</w:t>
-            </w:r>
-          </w:p>
-        </w:tc>
-        <w:tc>
-          <w:tcPr>
-            <w:tcW w:type="dxa" w:w="1560"/>
-          </w:tcPr>
-          <w:p>
-            <w:pPr>
-              <w:spacing w:line="240" w:lineRule="auto"/>
-            </w:pPr>
-            <w:r>
-              <w:rPr>
-                <w:sz w:val="18"/>
-              </w:rPr>
-            </w:r>
-            <w:r>
-              <w:rPr>
-                <w:sz w:val="18"/>
-              </w:rPr>
-              <w:t>Alber</w:t>
-            </w:r>
-          </w:p>
-        </w:tc>
-        <w:tc>
-          <w:tcPr>
-            <w:tcW w:type="dxa" w:w="1560"/>
-          </w:tcPr>
-          <w:p>
-            <w:pPr>
-              <w:spacing w:line="240" w:lineRule="auto"/>
-            </w:pPr>
-            <w:r>
-              <w:rPr>
-                <w:sz w:val="18"/>
-              </w:rPr>
-            </w:r>
-            <w:r>
-              <w:rPr>
-                <w:sz w:val="18"/>
-              </w:rPr>
-              <w:t>Recommendations and limitations</w:t>
-            </w:r>
-          </w:p>
-        </w:tc>
-        <w:tc>
-          <w:tcPr>
-            <w:tcW w:type="dxa" w:w="1560"/>
-          </w:tcPr>
-          <w:p>
-            <w:pPr>
-              <w:spacing w:line="240" w:lineRule="auto"/>
-            </w:pPr>
-            <w:r>
-              <w:rPr>
-                <w:sz w:val="18"/>
-              </w:rPr>
-            </w:r>
-            <w:r>
-              <w:rPr>
-                <w:sz w:val="18"/>
-              </w:rPr>
-              <w:t>—</w:t>
-            </w:r>
-          </w:p>
-        </w:tc>
-        <w:tc>
-          <w:tcPr>
-            <w:tcW w:type="dxa" w:w="1560"/>
-          </w:tcPr>
-          <w:p>
-            <w:pPr>
-              <w:spacing w:line="240" w:lineRule="auto"/>
-            </w:pPr>
-            <w:r>
-              <w:rPr>
-                <w:sz w:val="18"/>
-              </w:rPr>
-            </w:r>
-            <w:r>
-              <w:rPr>
-                <w:sz w:val="18"/>
-              </w:rPr>
-              <w:t>2:00</w:t>
-            </w:r>
-          </w:p>
-        </w:tc>
-      </w:tr>
-      <w:tr>
-        <w:tc>
-          <w:tcPr>
-            <w:tcW w:type="dxa" w:w="1560"/>
-          </w:tcPr>
-          <w:p>
-            <w:pPr>
-              <w:spacing w:line="240" w:lineRule="auto"/>
-            </w:pPr>
-            <w:r>
-              <w:rPr>
-                <w:sz w:val="18"/>
-              </w:rPr>
-            </w:r>
-            <w:r>
-              <w:rPr>
-                <w:sz w:val="18"/>
-              </w:rPr>
-              <w:t>13</w:t>
-            </w:r>
-          </w:p>
-        </w:tc>
-        <w:tc>
-          <w:tcPr>
-            <w:tcW w:type="dxa" w:w="1560"/>
-          </w:tcPr>
-          <w:p>
-            <w:pPr>
-              <w:spacing w:line="240" w:lineRule="auto"/>
-            </w:pPr>
-            <w:r>
-              <w:rPr>
-                <w:sz w:val="18"/>
-              </w:rPr>
-            </w:r>
-            <w:r>
-              <w:rPr>
-                <w:sz w:val="18"/>
-              </w:rPr>
-              <w:t>B5 · C6 · A4</w:t>
-            </w:r>
-          </w:p>
-        </w:tc>
-        <w:tc>
-          <w:tcPr>
-            <w:tcW w:type="dxa" w:w="1560"/>
-          </w:tcPr>
-          <w:p>
-            <w:pPr>
-              <w:spacing w:line="240" w:lineRule="auto"/>
-            </w:pPr>
-            <w:r>
-              <w:rPr>
-                <w:sz w:val="18"/>
-              </w:rPr>
-            </w:r>
-            <w:r>
-              <w:rPr>
-                <w:sz w:val="18"/>
-              </w:rPr>
-              <w:t>all</w:t>
-            </w:r>
-          </w:p>
-        </w:tc>
-        <w:tc>
-          <w:tcPr>
-            <w:tcW w:type="dxa" w:w="1560"/>
-          </w:tcPr>
-          <w:p>
-            <w:pPr>
-              <w:spacing w:line="240" w:lineRule="auto"/>
-            </w:pPr>
-            <w:r>
-              <w:rPr>
-                <w:sz w:val="18"/>
-              </w:rPr>
-            </w:r>
-            <w:r>
-              <w:rPr>
-                <w:sz w:val="18"/>
-              </w:rPr>
-              <w:t>Q&amp;A answers, in that order</w:t>
-            </w:r>
-          </w:p>
-        </w:tc>
-        <w:tc>
-          <w:tcPr>
-            <w:tcW w:type="dxa" w:w="1560"/>
-          </w:tcPr>
-          <w:p>
-            <w:pPr>
-              <w:spacing w:line="240" w:lineRule="auto"/>
-            </w:pPr>
-            <w:r>
-              <w:rPr>
-                <w:sz w:val="18"/>
-              </w:rPr>
-            </w:r>
-            <w:r>
-              <w:rPr>
-                <w:sz w:val="18"/>
-              </w:rPr>
-              <w:t>1.4</w:t>
-            </w:r>
-          </w:p>
-        </w:tc>
-        <w:tc>
-          <w:tcPr>
-            <w:tcW w:type="dxa" w:w="1560"/>
-          </w:tcPr>
-          <w:p>
-            <w:pPr>
-              <w:spacing w:line="240" w:lineRule="auto"/>
-            </w:pPr>
-            <w:r>
-              <w:rPr>
-                <w:sz w:val="18"/>
-              </w:rPr>
-            </w:r>
-            <w:r>
-              <w:rPr>
-                <w:sz w:val="18"/>
-              </w:rPr>
-              <w:t>2:30</w:t>
-            </w:r>
-          </w:p>
-        </w:tc>
-      </w:tr>
-      <w:tr>
-        <w:tc>
-          <w:tcPr>
-            <w:tcW w:type="dxa" w:w="1560"/>
-          </w:tcPr>
-          <w:p>
-            <w:pPr>
-              <w:spacing w:line="240" w:lineRule="auto"/>
-            </w:pPr>
-            <w:r>
-              <w:rPr>
-                <w:sz w:val="18"/>
-              </w:rPr>
-            </w:r>
-            <w:r>
-              <w:rPr>
-                <w:sz w:val="18"/>
-              </w:rPr>
-              <w:t>14</w:t>
-            </w:r>
-          </w:p>
-        </w:tc>
-        <w:tc>
-          <w:tcPr>
-            <w:tcW w:type="dxa" w:w="1560"/>
-          </w:tcPr>
-          <w:p>
-            <w:pPr>
-              <w:spacing w:line="240" w:lineRule="auto"/>
-            </w:pPr>
-            <w:r>
-              <w:rPr>
-                <w:sz w:val="18"/>
-              </w:rPr>
-            </w:r>
-            <w:r>
-              <w:rPr>
-                <w:sz w:val="18"/>
-              </w:rPr>
-              <w:t>A5</w:t>
-            </w:r>
-          </w:p>
-        </w:tc>
-        <w:tc>
-          <w:tcPr>
-            <w:tcW w:type="dxa" w:w="1560"/>
-          </w:tcPr>
-          <w:p>
-            <w:pPr>
-              <w:spacing w:line="240" w:lineRule="auto"/>
-            </w:pPr>
-            <w:r>
-              <w:rPr>
-                <w:sz w:val="18"/>
-              </w:rPr>
-            </w:r>
-            <w:r>
-              <w:rPr>
-                <w:sz w:val="18"/>
-              </w:rPr>
-              <w:t>Alber</w:t>
-            </w:r>
-          </w:p>
-        </w:tc>
-        <w:tc>
-          <w:tcPr>
-            <w:tcW w:type="dxa" w:w="1560"/>
-          </w:tcPr>
-          <w:p>
-            <w:pPr>
-              <w:spacing w:line="240" w:lineRule="auto"/>
-            </w:pPr>
-            <w:r>
-              <w:rPr>
-                <w:sz w:val="18"/>
-              </w:rPr>
-            </w:r>
-            <w:r>
-              <w:rPr>
-                <w:sz w:val="18"/>
-              </w:rPr>
-              <w:t>Closing</w:t>
-            </w:r>
-          </w:p>
-        </w:tc>
-        <w:tc>
-          <w:tcPr>
-            <w:tcW w:type="dxa" w:w="1560"/>
-          </w:tcPr>
-          <w:p>
-            <w:pPr>
-              <w:spacing w:line="240" w:lineRule="auto"/>
-            </w:pPr>
-            <w:r>
-              <w:rPr>
-                <w:sz w:val="18"/>
-              </w:rPr>
-            </w:r>
-            <w:r>
-              <w:rPr>
-                <w:sz w:val="18"/>
-              </w:rPr>
-              <w:t>—</w:t>
-            </w:r>
-          </w:p>
-        </w:tc>
-        <w:tc>
-          <w:tcPr>
-            <w:tcW w:type="dxa" w:w="1560"/>
-          </w:tcPr>
-          <w:p>
-            <w:pPr>
-              <w:spacing w:line="240" w:lineRule="auto"/>
-            </w:pPr>
-            <w:r>
-              <w:rPr>
-                <w:sz w:val="18"/>
-              </w:rPr>
-            </w:r>
-            <w:r>
-              <w:rPr>
-                <w:sz w:val="18"/>
-              </w:rPr>
-              <w:t>0:30</w:t>
-            </w:r>
-          </w:p>
-        </w:tc>
-      </w:tr>
-    </w:tbl>
-    <w:p>
-      <w:pPr>
-        <w:spacing w:after="200" w:line="240" w:lineRule="auto"/>
-        <w:jc w:val="center"/>
-      </w:pPr>
-      <w:r>
-        <w:rPr>
-          <w:i/>
-          <w:color w:val="7B8994"/>
-          <w:sz w:val="20"/>
-        </w:rPr>
-        <w:t>Table 2. For Alber, as editor</w:t>
-      </w:r>
-    </w:p>
-    <w:p>
-      <w:r>
-        <w:rPr>
-          <w:b/>
-        </w:rPr>
-        <w:t>Three things to do in the edit</w:t>
-      </w:r>
-    </w:p>
-    <w:p>
-      <w:r>
-        <w:rPr>
-          <w:b/>
-        </w:rPr>
-        <w:t>Normalise the audio levels</w:t>
-      </w:r>
-      <w:r>
-        <w:t xml:space="preserve"> before anything else. Three people in three rooms will not match, and a viewer reaching for the volume between speakers is the most noticeable flaw a stitched recording can have.</w:t>
-      </w:r>
-    </w:p>
-    <w:p>
-      <w:r>
-        <w:rPr>
-          <w:b/>
-        </w:rPr>
-        <w:t>Put a title card between speakers</w:t>
-      </w:r>
-      <w:r>
-        <w:t xml:space="preserve"> — a plain slide with the segment name and the speaker's name, held for two seconds. It hides the seam, it tells the instructor who is talking, and it doubles as your figure numbering.</w:t>
-      </w:r>
-    </w:p>
-    <w:p>
-      <w:r>
-        <w:rPr>
-          <w:b/>
-        </w:rPr>
-        <w:t>Do not trim the handoff lines.</w:t>
-      </w:r>
-      <w:r>
-        <w:t xml:space="preserve"> They are what make the cut sound intentional rather than accidental. Cut the clip-ID slate and the dead air; keep everything after it.</w:t>
-      </w:r>
-    </w:p>
-    <w:p>
-      <w:r>
-        <w:t>If a clip comes back unusable and re-recording is not possible, the fallback is to cover it yourself in the Q&amp;A block and say whose area it was. Do not leave a gap in the task order — the brief's tasks are what is being marked, and a missing task is a missing mark.</w:t>
-      </w:r>
-    </w:p>
-    <w:p>
-      <w:pPr>
-        <w:pStyle w:val="Heading3"/>
-      </w:pPr>
-      <w:r>
-        <w:t>What to have on screen, clip by clip</w:t>
-      </w:r>
-    </w:p>
-    <w:tbl>
-      <w:tblPr>
-        <w:tblStyle w:val="LightGrid-Accent1"/>
-        <w:tblW w:type="auto" w:w="0"/>
-        <w:jc w:val="center"/>
-        <w:tblLayout w:type="autofit"/>
-        <w:tblLook w:firstColumn="1" w:firstRow="1" w:lastColumn="0" w:lastRow="0" w:noHBand="0" w:noVBand="1" w:val="04A0"/>
-      </w:tblPr>
-      <w:tblGrid>
-        <w:gridCol w:w="4680"/>
-        <w:gridCol w:w="4680"/>
-      </w:tblGrid>
-      <w:tr>
-        <w:tc>
-          <w:tcPr>
-            <w:tcW w:type="dxa" w:w="4680"/>
-          </w:tcPr>
-          <w:p>
-            <w:r>
-              <w:rPr>
-                <w:b/>
-              </w:rPr>
-            </w:r>
-            <w:r>
-              <w:rPr>
-                <w:b/>
-              </w:rPr>
-              <w:t>Clip</w:t>
-            </w:r>
-          </w:p>
-        </w:tc>
-        <w:tc>
-          <w:tcPr>
-            <w:tcW w:type="dxa" w:w="4680"/>
-          </w:tcPr>
-          <w:p>
-            <w:r>
-              <w:rPr>
-                <w:b/>
-              </w:rPr>
-            </w:r>
-            <w:r>
-              <w:rPr>
-                <w:b/>
-              </w:rPr>
-              <w:t>Show</w:t>
-            </w:r>
-          </w:p>
-        </w:tc>
-      </w:tr>
-      <w:tr>
-        <w:tc>
-          <w:tcPr>
-            <w:tcW w:type="dxa" w:w="4680"/>
-          </w:tcPr>
-          <w:p>
-            <w:pPr>
-              <w:spacing w:line="240" w:lineRule="auto"/>
-            </w:pPr>
-            <w:r>
-              <w:rPr>
-                <w:sz w:val="18"/>
-              </w:rPr>
-            </w:r>
-            <w:r>
-              <w:rPr>
-                <w:sz w:val="18"/>
-              </w:rPr>
-              <w:t>A1</w:t>
-            </w:r>
-          </w:p>
-        </w:tc>
-        <w:tc>
-          <w:tcPr>
-            <w:tcW w:type="dxa" w:w="4680"/>
+            <w:tcW w:type="dxa" w:w="3120"/>
           </w:tcPr>
           <w:p>
             <w:pPr>
@@ -2672,7 +878,7 @@
       <w:tr>
         <w:tc>
           <w:tcPr>
-            <w:tcW w:type="dxa" w:w="4680"/>
+            <w:tcW w:type="dxa" w:w="3120"/>
           </w:tcPr>
           <w:p>
             <w:pPr>
@@ -2687,13 +893,34 @@
               <w:rPr>
                 <w:sz w:val="18"/>
               </w:rPr>
-              <w:t>A2</w:t>
+              <w:t>1</w:t>
             </w:r>
           </w:p>
         </w:tc>
         <w:tc>
           <w:tcPr>
-            <w:tcW w:type="dxa" w:w="4680"/>
+            <w:tcW w:type="dxa" w:w="3120"/>
+          </w:tcPr>
+          <w:p>
+            <w:pPr>
+              <w:spacing w:line="240" w:lineRule="auto"/>
+            </w:pPr>
+            <w:r>
+              <w:rPr>
+                <w:sz w:val="18"/>
+              </w:rPr>
+            </w:r>
+            <w:r>
+              <w:rPr>
+                <w:sz w:val="18"/>
+              </w:rPr>
+              <w:t>The business problem</w:t>
+            </w:r>
+          </w:p>
+        </w:tc>
+        <w:tc>
+          <w:tcPr>
+            <w:tcW w:type="dxa" w:w="3120"/>
           </w:tcPr>
           <w:p>
             <w:pPr>
@@ -2716,7 +943,7 @@
       <w:tr>
         <w:tc>
           <w:tcPr>
-            <w:tcW w:type="dxa" w:w="4680"/>
+            <w:tcW w:type="dxa" w:w="3120"/>
           </w:tcPr>
           <w:p>
             <w:pPr>
@@ -2731,13 +958,34 @@
               <w:rPr>
                 <w:sz w:val="18"/>
               </w:rPr>
-              <w:t>B1</w:t>
+              <w:t>2</w:t>
             </w:r>
           </w:p>
         </w:tc>
         <w:tc>
           <w:tcPr>
-            <w:tcW w:type="dxa" w:w="4680"/>
+            <w:tcW w:type="dxa" w:w="3120"/>
+          </w:tcPr>
+          <w:p>
+            <w:pPr>
+              <w:spacing w:line="240" w:lineRule="auto"/>
+            </w:pPr>
+            <w:r>
+              <w:rPr>
+                <w:sz w:val="18"/>
+              </w:rPr>
+            </w:r>
+            <w:r>
+              <w:rPr>
+                <w:sz w:val="18"/>
+              </w:rPr>
+              <w:t>The dataset</w:t>
+            </w:r>
+          </w:p>
+        </w:tc>
+        <w:tc>
+          <w:tcPr>
+            <w:tcW w:type="dxa" w:w="3120"/>
           </w:tcPr>
           <w:p>
             <w:pPr>
@@ -2760,7 +1008,7 @@
       <w:tr>
         <w:tc>
           <w:tcPr>
-            <w:tcW w:type="dxa" w:w="4680"/>
+            <w:tcW w:type="dxa" w:w="3120"/>
           </w:tcPr>
           <w:p>
             <w:pPr>
@@ -2775,13 +1023,34 @@
               <w:rPr>
                 <w:sz w:val="18"/>
               </w:rPr>
-              <w:t>B2</w:t>
+              <w:t>2</w:t>
             </w:r>
           </w:p>
         </w:tc>
         <w:tc>
           <w:tcPr>
-            <w:tcW w:type="dxa" w:w="4680"/>
+            <w:tcW w:type="dxa" w:w="3120"/>
+          </w:tcPr>
+          <w:p>
+            <w:pPr>
+              <w:spacing w:line="240" w:lineRule="auto"/>
+            </w:pPr>
+            <w:r>
+              <w:rPr>
+                <w:sz w:val="18"/>
+              </w:rPr>
+            </w:r>
+            <w:r>
+              <w:rPr>
+                <w:sz w:val="18"/>
+              </w:rPr>
+              <w:t>The database</w:t>
+            </w:r>
+          </w:p>
+        </w:tc>
+        <w:tc>
+          <w:tcPr>
+            <w:tcW w:type="dxa" w:w="3120"/>
           </w:tcPr>
           <w:p>
             <w:pPr>
@@ -2826,7 +1095,7 @@
       <w:tr>
         <w:tc>
           <w:tcPr>
-            <w:tcW w:type="dxa" w:w="4680"/>
+            <w:tcW w:type="dxa" w:w="3120"/>
           </w:tcPr>
           <w:p>
             <w:pPr>
@@ -2841,13 +1110,34 @@
               <w:rPr>
                 <w:sz w:val="18"/>
               </w:rPr>
-              <w:t>C1</w:t>
+              <w:t>2</w:t>
             </w:r>
           </w:p>
         </w:tc>
         <w:tc>
           <w:tcPr>
-            <w:tcW w:type="dxa" w:w="4680"/>
+            <w:tcW w:type="dxa" w:w="3120"/>
+          </w:tcPr>
+          <w:p>
+            <w:pPr>
+              <w:spacing w:line="240" w:lineRule="auto"/>
+            </w:pPr>
+            <w:r>
+              <w:rPr>
+                <w:sz w:val="18"/>
+              </w:rPr>
+            </w:r>
+            <w:r>
+              <w:rPr>
+                <w:sz w:val="18"/>
+              </w:rPr>
+              <w:t>The queries</w:t>
+            </w:r>
+          </w:p>
+        </w:tc>
+        <w:tc>
+          <w:tcPr>
+            <w:tcW w:type="dxa" w:w="3120"/>
           </w:tcPr>
           <w:p>
             <w:pPr>
@@ -2870,7 +1160,7 @@
       <w:tr>
         <w:tc>
           <w:tcPr>
-            <w:tcW w:type="dxa" w:w="4680"/>
+            <w:tcW w:type="dxa" w:w="3120"/>
           </w:tcPr>
           <w:p>
             <w:pPr>
@@ -2885,13 +1175,13 @@
               <w:rPr>
                 <w:sz w:val="18"/>
               </w:rPr>
-              <w:t>B3</w:t>
+              <w:t>3</w:t>
             </w:r>
           </w:p>
         </w:tc>
         <w:tc>
           <w:tcPr>
-            <w:tcW w:type="dxa" w:w="4680"/>
+            <w:tcW w:type="dxa" w:w="3120"/>
           </w:tcPr>
           <w:p>
             <w:pPr>
@@ -2906,15 +1196,13 @@
               <w:rPr>
                 <w:sz w:val="18"/>
               </w:rPr>
-              <w:t>The workbook — Cleaned Data, then a PivotChart</w:t>
+              <w:t>The workbook</w:t>
             </w:r>
           </w:p>
         </w:tc>
-      </w:tr>
-      <w:tr>
         <w:tc>
           <w:tcPr>
-            <w:tcW w:type="dxa" w:w="4680"/>
+            <w:tcW w:type="dxa" w:w="3120"/>
           </w:tcPr>
           <w:p>
             <w:pPr>
@@ -2929,13 +1217,57 @@
               <w:rPr>
                 <w:sz w:val="18"/>
               </w:rPr>
-              <w:t>C2</w:t>
+              <w:t>Cleaned Data, then a PivotChart</w:t>
+            </w:r>
+          </w:p>
+        </w:tc>
+      </w:tr>
+      <w:tr>
+        <w:tc>
+          <w:tcPr>
+            <w:tcW w:type="dxa" w:w="3120"/>
+          </w:tcPr>
+          <w:p>
+            <w:pPr>
+              <w:spacing w:line="240" w:lineRule="auto"/>
+            </w:pPr>
+            <w:r>
+              <w:rPr>
+                <w:sz w:val="18"/>
+              </w:rPr>
+            </w:r>
+            <w:r>
+              <w:rPr>
+                <w:sz w:val="18"/>
+              </w:rPr>
+              <w:t>3</w:t>
             </w:r>
           </w:p>
         </w:tc>
         <w:tc>
           <w:tcPr>
-            <w:tcW w:type="dxa" w:w="4680"/>
+            <w:tcW w:type="dxa" w:w="3120"/>
+          </w:tcPr>
+          <w:p>
+            <w:pPr>
+              <w:spacing w:line="240" w:lineRule="auto"/>
+            </w:pPr>
+            <w:r>
+              <w:rPr>
+                <w:sz w:val="18"/>
+              </w:rPr>
+            </w:r>
+            <w:r>
+              <w:rPr>
+                <w:sz w:val="18"/>
+              </w:rPr>
+              <w:t>Descriptive statistics</w:t>
+            </w:r>
+          </w:p>
+        </w:tc>
+        <w:tc>
+          <w:tcPr>
+            <w:tcW w:type="dxa" w:w="3120"/>
           </w:tcPr>
           <w:p>
             <w:pPr>
@@ -2958,7 +1290,7 @@
       <w:tr>
         <w:tc>
           <w:tcPr>
-            <w:tcW w:type="dxa" w:w="4680"/>
+            <w:tcW w:type="dxa" w:w="3120"/>
           </w:tcPr>
           <w:p>
             <w:pPr>
@@ -2973,13 +1305,34 @@
               <w:rPr>
                 <w:sz w:val="18"/>
               </w:rPr>
-              <w:t>C3</w:t>
+              <w:t>3</w:t>
             </w:r>
           </w:p>
         </w:tc>
         <w:tc>
           <w:tcPr>
-            <w:tcW w:type="dxa" w:w="4680"/>
+            <w:tcW w:type="dxa" w:w="3120"/>
+          </w:tcPr>
+          <w:p>
+            <w:pPr>
+              <w:spacing w:line="240" w:lineRule="auto"/>
+            </w:pPr>
+            <w:r>
+              <w:rPr>
+                <w:sz w:val="18"/>
+              </w:rPr>
+            </w:r>
+            <w:r>
+              <w:rPr>
+                <w:sz w:val="18"/>
+              </w:rPr>
+              <w:t>Correlation</w:t>
+            </w:r>
+          </w:p>
+        </w:tc>
+        <w:tc>
+          <w:tcPr>
+            <w:tcW w:type="dxa" w:w="3120"/>
           </w:tcPr>
           <w:p>
             <w:pPr>
@@ -3002,7 +1355,7 @@
       <w:tr>
         <w:tc>
           <w:tcPr>
-            <w:tcW w:type="dxa" w:w="4680"/>
+            <w:tcW w:type="dxa" w:w="3120"/>
           </w:tcPr>
           <w:p>
             <w:pPr>
@@ -3017,13 +1370,13 @@
               <w:rPr>
                 <w:sz w:val="18"/>
               </w:rPr>
-              <w:t>C4</w:t>
+              <w:t>3</w:t>
             </w:r>
           </w:p>
         </w:tc>
         <w:tc>
           <w:tcPr>
-            <w:tcW w:type="dxa" w:w="4680"/>
+            <w:tcW w:type="dxa" w:w="3120"/>
           </w:tcPr>
           <w:p>
             <w:pPr>
@@ -3038,15 +1391,13 @@
               <w:rPr>
                 <w:sz w:val="18"/>
               </w:rPr>
-              <w:t>The ToolPak regression output</w:t>
+              <w:t>Regression</w:t>
             </w:r>
           </w:p>
         </w:tc>
-      </w:tr>
-      <w:tr>
         <w:tc>
           <w:tcPr>
-            <w:tcW w:type="dxa" w:w="4680"/>
+            <w:tcW w:type="dxa" w:w="3120"/>
           </w:tcPr>
           <w:p>
             <w:pPr>
@@ -3061,13 +1412,15 @@
               <w:rPr>
                 <w:sz w:val="18"/>
               </w:rPr>
-              <w:t>C5</w:t>
+              <w:t>The ToolPak output</w:t>
             </w:r>
           </w:p>
         </w:tc>
+      </w:tr>
+      <w:tr>
         <w:tc>
           <w:tcPr>
-            <w:tcW w:type="dxa" w:w="4680"/>
+            <w:tcW w:type="dxa" w:w="3120"/>
           </w:tcPr>
           <w:p>
             <w:pPr>
@@ -3082,15 +1435,13 @@
               <w:rPr>
                 <w:sz w:val="18"/>
               </w:rPr>
-              <w:t>Figure 2 with the regime shading, then the forecast chart</w:t>
+              <w:t>3</w:t>
             </w:r>
           </w:p>
         </w:tc>
-      </w:tr>
-      <w:tr>
         <w:tc>
           <w:tcPr>
-            <w:tcW w:type="dxa" w:w="4680"/>
+            <w:tcW w:type="dxa" w:w="3120"/>
           </w:tcPr>
           <w:p>
             <w:pPr>
@@ -3105,13 +1456,78 @@
               <w:rPr>
                 <w:sz w:val="18"/>
               </w:rPr>
-              <w:t>B4</w:t>
+              <w:t>Trend and seasonality</w:t>
             </w:r>
           </w:p>
         </w:tc>
         <w:tc>
           <w:tcPr>
-            <w:tcW w:type="dxa" w:w="4680"/>
+            <w:tcW w:type="dxa" w:w="3120"/>
+          </w:tcPr>
+          <w:p>
+            <w:pPr>
+              <w:spacing w:line="240" w:lineRule="auto"/>
+            </w:pPr>
+            <w:r>
+              <w:rPr>
+                <w:sz w:val="18"/>
+              </w:rPr>
+            </w:r>
+            <w:r>
+              <w:rPr>
+                <w:sz w:val="18"/>
+              </w:rPr>
+              <w:t>Figure 2 with the shading, then the forecast chart</w:t>
+            </w:r>
+          </w:p>
+        </w:tc>
+      </w:tr>
+      <w:tr>
+        <w:tc>
+          <w:tcPr>
+            <w:tcW w:type="dxa" w:w="3120"/>
+          </w:tcPr>
+          <w:p>
+            <w:pPr>
+              <w:spacing w:line="240" w:lineRule="auto"/>
+            </w:pPr>
+            <w:r>
+              <w:rPr>
+                <w:sz w:val="18"/>
+              </w:rPr>
+            </w:r>
+            <w:r>
+              <w:rPr>
+                <w:sz w:val="18"/>
+              </w:rPr>
+              <w:t>3</w:t>
+            </w:r>
+          </w:p>
+        </w:tc>
+        <w:tc>
+          <w:tcPr>
+            <w:tcW w:type="dxa" w:w="3120"/>
+          </w:tcPr>
+          <w:p>
+            <w:pPr>
+              <w:spacing w:line="240" w:lineRule="auto"/>
+            </w:pPr>
+            <w:r>
+              <w:rPr>
+                <w:sz w:val="18"/>
+              </w:rPr>
+            </w:r>
+            <w:r>
+              <w:rPr>
+                <w:sz w:val="18"/>
+              </w:rPr>
+              <w:t>The correction</w:t>
+            </w:r>
+          </w:p>
+        </w:tc>
+        <w:tc>
+          <w:tcPr>
+            <w:tcW w:type="dxa" w:w="3120"/>
           </w:tcPr>
           <w:p>
             <w:pPr>
@@ -3134,7 +1550,7 @@
       <w:tr>
         <w:tc>
           <w:tcPr>
-            <w:tcW w:type="dxa" w:w="4680"/>
+            <w:tcW w:type="dxa" w:w="3120"/>
           </w:tcPr>
           <w:p>
             <w:pPr>
@@ -3149,13 +1565,34 @@
               <w:rPr>
                 <w:sz w:val="18"/>
               </w:rPr>
-              <w:t>A3</w:t>
+              <w:t>4</w:t>
             </w:r>
           </w:p>
         </w:tc>
         <w:tc>
           <w:tcPr>
-            <w:tcW w:type="dxa" w:w="4680"/>
+            <w:tcW w:type="dxa" w:w="3120"/>
+          </w:tcPr>
+          <w:p>
+            <w:pPr>
+              <w:spacing w:line="240" w:lineRule="auto"/>
+            </w:pPr>
+            <w:r>
+              <w:rPr>
+                <w:sz w:val="18"/>
+              </w:rPr>
+            </w:r>
+            <w:r>
+              <w:rPr>
+                <w:sz w:val="18"/>
+              </w:rPr>
+              <w:t>What it means</w:t>
+            </w:r>
+          </w:p>
+        </w:tc>
+        <w:tc>
+          <w:tcPr>
+            <w:tcW w:type="dxa" w:w="3120"/>
           </w:tcPr>
           <w:p>
             <w:pPr>
@@ -3178,7 +1615,7 @@
       <w:tr>
         <w:tc>
           <w:tcPr>
-            <w:tcW w:type="dxa" w:w="4680"/>
+            <w:tcW w:type="dxa" w:w="3120"/>
           </w:tcPr>
           <w:p>
             <w:pPr>
@@ -3193,13 +1630,34 @@
               <w:rPr>
                 <w:sz w:val="18"/>
               </w:rPr>
-              <w:t>A5</w:t>
+              <w:t>4</w:t>
             </w:r>
           </w:p>
         </w:tc>
         <w:tc>
           <w:tcPr>
-            <w:tcW w:type="dxa" w:w="4680"/>
+            <w:tcW w:type="dxa" w:w="3120"/>
+          </w:tcPr>
+          <w:p>
+            <w:pPr>
+              <w:spacing w:line="240" w:lineRule="auto"/>
+            </w:pPr>
+            <w:r>
+              <w:rPr>
+                <w:sz w:val="18"/>
+              </w:rPr>
+            </w:r>
+            <w:r>
+              <w:rPr>
+                <w:sz w:val="18"/>
+              </w:rPr>
+              <w:t>Close</w:t>
+            </w:r>
+          </w:p>
+        </w:tc>
+        <w:tc>
+          <w:tcPr>
+            <w:tcW w:type="dxa" w:w="3120"/>
           </w:tcPr>
           <w:p>
             <w:pPr>
@@ -3231,7 +1689,7 @@
           <w:color w:val="7B8994"/>
           <w:sz w:val="20"/>
         </w:rPr>
-        <w:t>Table 3. What to have on screen, clip by clip</w:t>
+        <w:t>Table 2. What to have on screen</w:t>
       </w:r>
     </w:p>
     <w:p>
@@ -3244,12 +1702,15 @@
         <w:pStyle w:val="Heading1"/>
       </w:pPr>
       <w:r>
-        <w:t>Part A — Alber</w:t>
+        <w:t>Part 1 — Alber</w:t>
       </w:r>
     </w:p>
     <w:p>
       <w:r>
-        <w:t>Project Lead / Analyst. Five clips: the opening, the business problem, the recommendations, one Q&amp;A block, and the close. You bookend the recording, so your first and last clips set how the whole thing lands.</w:t>
+        <w:rPr>
+          <w:i/>
+        </w:rPr>
+        <w:t>About 3 minutes. Record straight through.</w:t>
       </w:r>
     </w:p>
     <w:p>
@@ -3257,12 +1718,15 @@
         <w:pStyle w:val="Heading1"/>
       </w:pPr>
       <w:r>
-        <w:t>Part A — Alber</w:t>
+        <w:t>Part 1 — Alber</w:t>
       </w:r>
     </w:p>
     <w:p>
       <w:r>
-        <w:t>Project Lead / Analyst. Five clips: the opening, the business problem, the recommendations, one Q&amp;A block, and the close. You bookend the recording, so your first and last clips set how the whole thing lands.</w:t>
+        <w:rPr>
+          <w:i/>
+        </w:rPr>
+        <w:t>About 3 minutes. Record straight through.</w:t>
       </w:r>
     </w:p>
     <w:p>
@@ -3270,7 +1734,7 @@
         <w:pStyle w:val="Heading2"/>
       </w:pPr>
       <w:r>
-        <w:t>Clip A1 — Opening</w:t>
+        <w:t>Opening</w:t>
       </w:r>
     </w:p>
     <w:p>
@@ -3278,23 +1742,12 @@
         <w:rPr>
           <w:i/>
         </w:rPr>
-        <w:t>About 45 seconds · on screen: the cover page</w:t>
+        <w:t>On screen: the cover page</w:t>
       </w:r>
     </w:p>
     <w:p>
       <w:r>
-        <w:rPr>
-          <w:b/>
-        </w:rPr>
-        <w:t>Open with:</w:t>
-      </w:r>
-      <w:r>
-        <w:t xml:space="preserve"> your name, your role, the group, and the subject.</w:t>
-      </w:r>
-    </w:p>
-    <w:p>
-      <w:r>
-        <w:t>Beats:</w:t>
+        <w:t>Say your name, then:</w:t>
       </w:r>
     </w:p>
     <w:p>
@@ -3316,15 +1769,7 @@
         <w:pStyle w:val="ListBullet"/>
       </w:pPr>
       <w:r>
-        <w:t>Introduce all three of you by name and role, so a viewer knows who is coming: you on the business problem and the findings, Julebeth on the data and the database, Mardy on the statistics and the forecast</w:t>
-      </w:r>
-    </w:p>
-    <w:p>
-      <w:pPr>
-        <w:pStyle w:val="ListBullet"/>
-      </w:pPr>
-      <w:r>
-        <w:t xml:space="preserve">Say what the recording covers: </w:t>
+        <w:t xml:space="preserve">What the recording covers: </w:t>
       </w:r>
       <w:r>
         <w:rPr>
@@ -3354,14 +1799,11 @@
       </w:r>
     </w:p>
     <w:p>
+      <w:pPr>
+        <w:pStyle w:val="ListBullet"/>
+      </w:pPr>
       <w:r>
-        <w:rPr>
-          <w:b/>
-        </w:rPr>
-        <w:t>Hand off with:</w:t>
-      </w:r>
-      <w:r>
-        <w:t xml:space="preserve"> "I'll start with the business problem itself."</w:t>
+        <w:t>Then straight into the problem — no need to announce that you are about to start</w:t>
       </w:r>
     </w:p>
     <w:p>
@@ -3369,7 +1811,7 @@
         <w:pStyle w:val="Heading2"/>
       </w:pPr>
       <w:r>
-        <w:t>Clip A2 — The business problem</w:t>
+        <w:t>The business problem</w:t>
       </w:r>
     </w:p>
     <w:p>
@@ -3377,23 +1819,7 @@
         <w:rPr>
           <w:i/>
         </w:rPr>
-        <w:t>Task 1.1 · about 2 minutes · on screen: Figure 1</w:t>
-      </w:r>
-    </w:p>
-    <w:p>
-      <w:r>
-        <w:rPr>
-          <w:b/>
-        </w:rPr>
-        <w:t>Open with:</w:t>
-      </w:r>
-      <w:r>
-        <w:t xml:space="preserve"> the problem in one sentence.</w:t>
-      </w:r>
-    </w:p>
-    <w:p>
-      <w:r>
-        <w:t>Beats:</w:t>
+        <w:t>Task 1.1 · on screen: Figure 1</w:t>
       </w:r>
     </w:p>
     <w:p>
@@ -3444,13 +1870,13 @@
         <w:pStyle w:val="ListBullet"/>
       </w:pPr>
       <w:r>
-        <w:t xml:space="preserve">Now the part that makes it an analytical problem rather than an obvious one. Pose it as a question and answer it: </w:t>
+        <w:t xml:space="preserve">Now the part that makes this an analytical problem rather than an obvious one. Ask it out loud and answer it: </w:t>
       </w:r>
       <w:r>
         <w:rPr>
           <w:i/>
         </w:rPr>
-        <w:t>why does this need a database at all?</w:t>
+        <w:t>why does a falling sales figure need a database at all?</w:t>
       </w:r>
       <w:r>
         <w:t xml:space="preserve"> Because of what </w:t>
@@ -3485,7 +1911,7 @@
         <w:pStyle w:val="ListBullet"/>
       </w:pPr>
       <w:r>
-        <w:t xml:space="preserve">So if margin had collapsed, the answer would be "we discounted too hard" and nobody would need any of this. Margin held steady while revenue fell, which means the company is writing </w:t>
+        <w:t xml:space="preserve">Had margin collapsed, the answer would be "we discounted too hard" and none of this would be needed. Margin held steady while revenue fell, which means the company is writing </w:t>
       </w:r>
       <w:r>
         <w:rPr>
@@ -3781,7 +2207,7 @@
           <w:color w:val="7B8994"/>
           <w:sz w:val="20"/>
         </w:rPr>
-        <w:t>Table 4. Clip A2 — The business problem</w:t>
+        <w:t>Table 3. The business problem</w:t>
       </w:r>
     </w:p>
     <w:p>
@@ -3797,10 +2223,31 @@
         <w:rPr>
           <w:b/>
         </w:rPr>
-        <w:t>Hand off with:</w:t>
+        <w:t>End the part on this line:</w:t>
       </w:r>
       <w:r>
-        <w:t xml:space="preserve"> "Before any of that could be answered, the data had to be cleaned and put into a database — that was Julebeth's part, and she takes it from here."</w:t>
+        <w:t xml:space="preserve"> none of those questions could be answered until the raw file had been assessed, cleaned and put into a database — which is where Checkpoint 1 starts.</w:t>
+      </w:r>
+    </w:p>
+    <w:p>
+      <w:r>
+        <w:br w:type="page"/>
+      </w:r>
+    </w:p>
+    <w:p>
+      <w:pPr>
+        <w:pStyle w:val="Heading1"/>
+      </w:pPr>
+      <w:r>
+        <w:t>Part 4 — Alber</w:t>
+      </w:r>
+    </w:p>
+    <w:p>
+      <w:r>
+        <w:rPr>
+          <w:i/>
+        </w:rPr>
+        <w:t>About 2.5 minutes. Record straight through.</w:t>
       </w:r>
     </w:p>
     <w:p>
@@ -3808,7 +2255,7 @@
         <w:pStyle w:val="Heading2"/>
       </w:pPr>
       <w:r>
-        <w:t>Clip A3 — Recommendations and limitations</w:t>
+        <w:t>What it means for the business</w:t>
       </w:r>
     </w:p>
     <w:p>
@@ -3816,23 +2263,12 @@
         <w:rPr>
           <w:i/>
         </w:rPr>
-        <w:t>About 2 minutes · on screen: the findings summary</w:t>
+        <w:t>On screen: the findings summary</w:t>
       </w:r>
     </w:p>
     <w:p>
       <w:r>
-        <w:rPr>
-          <w:b/>
-        </w:rPr>
-        <w:t>Open with:</w:t>
-      </w:r>
-      <w:r>
-        <w:t xml:space="preserve"> picking up the correction Julebeth has just described — "so with that correction made, here is what the analysis actually tells the business."</w:t>
-      </w:r>
-    </w:p>
-    <w:p>
-      <w:r>
-        <w:t>Beats — three recommendations, each tied to a measurement rather than an opinion:</w:t>
+        <w:t>Pick the thread up — with the correction made, here is what the analysis actually tells the business. Three recommendations, each tied to a measurement rather than an opinion:</w:t>
       </w:r>
     </w:p>
     <w:p>
@@ -3887,8 +2323,16 @@
       </w:r>
     </w:p>
     <w:p>
+      <w:pPr>
+        <w:pStyle w:val="Heading2"/>
+      </w:pPr>
       <w:r>
-        <w:t>Then the limitations, stated plainly and in your own voice — three of them:</w:t>
+        <w:t>The limitations</w:t>
+      </w:r>
+    </w:p>
+    <w:p>
+      <w:r>
+        <w:t>Three, stated plainly and in your own voice:</w:t>
       </w:r>
     </w:p>
     <w:p>
@@ -3902,7 +2346,7 @@
         <w:t>The data is synthetic.</w:t>
       </w:r>
       <w:r>
-        <w:t xml:space="preserve"> The figures illustrate the method rather than describe a real company. We proved it, we said so, and we did not invent corrections, because that would have been worse</w:t>
+        <w:t xml:space="preserve"> The figures illustrate the method rather than describe a real company. It was proved, it was stated, and no corrections were invented, because that would have been worse</w:t>
       </w:r>
     </w:p>
     <w:p>
@@ -3916,7 +2360,7 @@
         <w:t>The forecast is weak.</w:t>
       </w:r>
       <w:r>
-        <w:t xml:space="preserve"> 22.7% mean absolute error against a flat average's 14.9%. We measured our own error and we are reporting it rather than quietly dropping the test</w:t>
+        <w:t xml:space="preserve"> 22.7% mean absolute error against a flat average's 14.9%. Our own error was measured and reported rather than the test quietly dropped</w:t>
       </w:r>
     </w:p>
     <w:p>
@@ -3930,12 +2374,12 @@
         <w:t>Correlation is not causation.</w:t>
       </w:r>
       <w:r>
-        <w:t xml:space="preserve"> We showed that order count and revenue move together, not that one causes the other</w:t>
+        <w:t xml:space="preserve"> Order count and revenue move together; that is not proof that one causes the other</w:t>
       </w:r>
     </w:p>
     <w:p>
       <w:r>
-        <w:t xml:space="preserve">Close the substance with what you </w:t>
+        <w:t xml:space="preserve">Then what the group </w:t>
       </w:r>
       <w:r>
         <w:rPr>
@@ -3948,22 +2392,11 @@
       </w:r>
     </w:p>
     <w:p>
-      <w:r>
-        <w:rPr>
-          <w:b/>
-        </w:rPr>
-        <w:t>Hand off with:</w:t>
-      </w:r>
-      <w:r>
-        <w:t xml:space="preserve"> "Last, each of us will answer a few of the questions we would expect to be asked."</w:t>
-      </w:r>
-    </w:p>
-    <w:p>
       <w:pPr>
         <w:pStyle w:val="Heading2"/>
       </w:pPr>
       <w:r>
-        <w:t>Clip A4 — Q&amp;A answers</w:t>
+        <w:t>Close</w:t>
       </w:r>
     </w:p>
     <w:p>
@@ -3971,34 +2404,33 @@
         <w:rPr>
           <w:i/>
         </w:rPr>
-        <w:t>About 50 seconds · record after B5 and C6 in the playback order</w:t>
+        <w:t>On screen: the cover page again, or the team slide</w:t>
       </w:r>
     </w:p>
     <w:p>
+      <w:pPr>
+        <w:pStyle w:val="ListBullet"/>
+      </w:pPr>
       <w:r>
-        <w:t>Answer these two in your own words, unhurried:</w:t>
+        <w:t xml:space="preserve">Two questions worth answering before you finish. </w:t>
       </w:r>
-    </w:p>
-    <w:p>
       <w:r>
         <w:rPr>
-          <w:b/>
+          <w:i/>
         </w:rPr>
-        <w:t>"What would you do differently?"</w:t>
+        <w:t>What would you do differently?</w:t>
       </w:r>
       <w:r>
-        <w:t xml:space="preserve"> — Validate the source before building on it, and check the completeness of both ends of the date range first. That is exactly what caused our one real error, and it would have cost ten minutes to catch at the start.</w:t>
+        <w:t xml:space="preserve"> Validate the source before building on it, and check the completeness of both ends of the date range first — that is exactly what caused the one real error, and it would have cost ten minutes to catch at the start. </w:t>
       </w:r>
-    </w:p>
-    <w:p>
       <w:r>
         <w:rPr>
-          <w:b/>
+          <w:i/>
         </w:rPr>
-        <w:t>"What is next?"</w:t>
+        <w:t>What is next?</w:t>
       </w:r>
       <w:r>
-        <w:t xml:space="preserve"> — Checkpoint 3, the dashboard, built on </w:t>
+        <w:t xml:space="preserve"> Checkpoint 3, the dashboard, built on </w:t>
       </w:r>
       <w:r>
         <w:rPr>
@@ -4016,39 +2448,7 @@
         <w:t>margin</w:t>
       </w:r>
       <w:r>
-        <w:t xml:space="preserve"> rather than revenue, given how weakly those two turned out to be related.</w:t>
-      </w:r>
-    </w:p>
-    <w:p>
-      <w:r>
-        <w:rPr>
-          <w:b/>
-        </w:rPr>
-        <w:t>Hand off with:</w:t>
-      </w:r>
-      <w:r>
-        <w:t xml:space="preserve"> nothing — go straight into the close.</w:t>
-      </w:r>
-    </w:p>
-    <w:p>
-      <w:pPr>
-        <w:pStyle w:val="Heading2"/>
-      </w:pPr>
-      <w:r>
-        <w:t>Clip A5 — Closing</w:t>
-      </w:r>
-    </w:p>
-    <w:p>
-      <w:r>
-        <w:rPr>
-          <w:i/>
-        </w:rPr>
-        <w:t>About 30 seconds · on screen: cover page or team slide</w:t>
-      </w:r>
-    </w:p>
-    <w:p>
-      <w:r>
-        <w:t>Beats:</w:t>
+        <w:t xml:space="preserve"> rather than revenue, given how weakly those two turned out to be related</w:t>
       </w:r>
     </w:p>
     <w:p>
@@ -4064,15 +2464,7 @@
         <w:pStyle w:val="ListBullet"/>
       </w:pPr>
       <w:r>
-        <w:t>Thank the instructor, name the three of you again</w:t>
-      </w:r>
-    </w:p>
-    <w:p>
-      <w:pPr>
-        <w:pStyle w:val="ListBullet"/>
-      </w:pPr>
-      <w:r>
-        <w:t>State that each member can answer questions on any part of the project — which is what Section 1.4 asks for, and which is true if you have rehearsed</w:t>
+        <w:t>Thank the instructor, name the three of you, and state that any member can answer questions on any part of the project — which is what Section 1.4 asks for, and which is true if you have rehearsed</w:t>
       </w:r>
     </w:p>
     <w:p>
@@ -4085,7 +2477,7 @@
         <w:pStyle w:val="Heading2"/>
       </w:pPr>
       <w:r>
-        <w:t>Rehearsal checklist</w:t>
+        <w:t>Checklist</w:t>
       </w:r>
     </w:p>
     <w:p>
@@ -4106,7 +2498,7 @@
         <w:pStyle w:val="ListBullet"/>
       </w:pPr>
       <w:r>
-        <w:t>You can say your clip's beats with the script closed</w:t>
+        <w:t>You can say your section's beats with the script closed</w:t>
       </w:r>
     </w:p>
     <w:p>
@@ -4114,7 +2506,7 @@
         <w:pStyle w:val="ListBullet"/>
       </w:pPr>
       <w:r>
-        <w:t>You can answer at least one question from someone else's area, because Section 1.4 does not care who recorded which clip</w:t>
+        <w:t>You can answer a question about someone else's part, because Section 1.4 does not care who recorded which section</w:t>
       </w:r>
     </w:p>
     <w:p>
@@ -4130,7 +2522,7 @@
         <w:pStyle w:val="ListBullet"/>
       </w:pPr>
       <w:r>
-        <w:t>You have said your handoff line, even though it feels strange alone in a room</w:t>
+        <w:t>You have done the thirty-second test</w:t>
       </w:r>
     </w:p>
     <w:p>
@@ -4143,7 +2535,7 @@
         <w:pStyle w:val="ListBullet"/>
       </w:pPr>
       <w:r>
-        <w:t>All fourteen clips present, in the assembly order above, no task missing</w:t>
+        <w:t>All four parts present and in order, no task missing</w:t>
       </w:r>
     </w:p>
     <w:p>
@@ -4159,7 +2551,7 @@
         <w:pStyle w:val="ListBullet"/>
       </w:pPr>
       <w:r>
-        <w:t>Every speaker names themselves at least once</w:t>
+        <w:t>Each speaker names themselves once</w:t>
       </w:r>
     </w:p>
     <w:p>
@@ -4175,7 +2567,113 @@
         <w:pStyle w:val="ListBullet"/>
       </w:pPr>
       <w:r>
-        <w:t>Playback checked end to end — the file opens, the audio does not cut out, the on-screen numbers are legible, and the length fits any limit you were given</w:t>
+        <w:t>Played back end to end — the file opens, the audio does not cut out, the on-screen numbers are legible, and the length fits any limit you were given</w:t>
+      </w:r>
+    </w:p>
+    <w:p>
+      <w:pPr>
+        <w:pStyle w:val="ListBullet"/>
+      </w:pPr>
+      <w:r>
+        <w:t>File named with your group and the checkpoint</w:t>
+      </w:r>
+    </w:p>
+    <w:p>
+      <w:pPr>
+        <w:pStyle w:val="Heading2"/>
+      </w:pPr>
+      <w:r>
+        <w:t>Checklist</w:t>
+      </w:r>
+    </w:p>
+    <w:p>
+      <w:r>
+        <w:t>Each of you, before you record:</w:t>
+      </w:r>
+    </w:p>
+    <w:p>
+      <w:pPr>
+        <w:pStyle w:val="ListBullet"/>
+      </w:pPr>
+      <w:r>
+        <w:t>Every number you say out loud, you can point to — a query, a figure, or a cell</w:t>
+      </w:r>
+    </w:p>
+    <w:p>
+      <w:pPr>
+        <w:pStyle w:val="ListBullet"/>
+      </w:pPr>
+      <w:r>
+        <w:t>You can say your section's beats with the script closed</w:t>
+      </w:r>
+    </w:p>
+    <w:p>
+      <w:pPr>
+        <w:pStyle w:val="ListBullet"/>
+      </w:pPr>
+      <w:r>
+        <w:t>You can answer a question about someone else's part, because Section 1.4 does not care who recorded which section</w:t>
+      </w:r>
+    </w:p>
+    <w:p>
+      <w:pPr>
+        <w:pStyle w:val="ListBullet"/>
+      </w:pPr>
+      <w:r>
+        <w:t>Your exhibits are open and on the right screen before you press record</w:t>
+      </w:r>
+    </w:p>
+    <w:p>
+      <w:pPr>
+        <w:pStyle w:val="ListBullet"/>
+      </w:pPr>
+      <w:r>
+        <w:t>You have done the thirty-second test</w:t>
+      </w:r>
+    </w:p>
+    <w:p>
+      <w:r>
+        <w:t>Alber, before you submit:</w:t>
+      </w:r>
+    </w:p>
+    <w:p>
+      <w:pPr>
+        <w:pStyle w:val="ListBullet"/>
+      </w:pPr>
+      <w:r>
+        <w:t>All four parts present and in order, no task missing</w:t>
+      </w:r>
+    </w:p>
+    <w:p>
+      <w:pPr>
+        <w:pStyle w:val="ListBullet"/>
+      </w:pPr>
+      <w:r>
+        <w:t>Audio levels normalised across all three speakers</w:t>
+      </w:r>
+    </w:p>
+    <w:p>
+      <w:pPr>
+        <w:pStyle w:val="ListBullet"/>
+      </w:pPr>
+      <w:r>
+        <w:t>Each speaker names themselves once</w:t>
+      </w:r>
+    </w:p>
+    <w:p>
+      <w:pPr>
+        <w:pStyle w:val="ListBullet"/>
+      </w:pPr>
+      <w:r>
+        <w:t>The synthetic data, the Checkpoint 1 correction and the forecast that lost are all audibly in the recording</w:t>
+      </w:r>
+    </w:p>
+    <w:p>
+      <w:pPr>
+        <w:pStyle w:val="ListBullet"/>
+      </w:pPr>
+      <w:r>
+        <w:t>Played back end to end — the file opens, the audio does not cut out, the on-screen numbers are legible, and the length fits any limit you were given</w:t>
       </w:r>
     </w:p>
     <w:p>

--- a/docs/Script_Alber.docx
+++ b/docs/Script_Alber.docx
@@ -287,7 +287,7 @@
               <w:rPr>
                 <w:sz w:val="18"/>
               </w:rPr>
-              <w:t>7:30</w:t>
+              <w:t>6:40</w:t>
             </w:r>
           </w:p>
         </w:tc>
@@ -331,7 +331,7 @@
               <w:rPr>
                 <w:sz w:val="18"/>
               </w:rPr>
-              <w:t>Mardy</w:t>
+              <w:t>Alber</w:t>
             </w:r>
           </w:p>
         </w:tc>
@@ -352,7 +352,7 @@
               <w:rPr>
                 <w:sz w:val="18"/>
               </w:rPr>
-              <w:t>Checkpoint 2 — the workbook, statistics, regression, the forecast, and the correction</w:t>
+              <w:t>The Checkpoint 2 workbook</w:t>
             </w:r>
           </w:p>
         </w:tc>
@@ -373,7 +373,7 @@
               <w:rPr>
                 <w:sz w:val="18"/>
               </w:rPr>
-              <w:t>10:00</w:t>
+              <w:t>1:30</w:t>
             </w:r>
           </w:p>
         </w:tc>
@@ -417,6 +417,92 @@
               <w:rPr>
                 <w:sz w:val="18"/>
               </w:rPr>
+              <w:t>Mardy</w:t>
+            </w:r>
+          </w:p>
+        </w:tc>
+        <w:tc>
+          <w:tcPr>
+            <w:tcW w:type="dxa" w:w="2340"/>
+          </w:tcPr>
+          <w:p>
+            <w:pPr>
+              <w:spacing w:line="240" w:lineRule="auto"/>
+            </w:pPr>
+            <w:r>
+              <w:rPr>
+                <w:sz w:val="18"/>
+              </w:rPr>
+            </w:r>
+            <w:r>
+              <w:rPr>
+                <w:sz w:val="18"/>
+              </w:rPr>
+              <w:t>Checkpoint 2 — descriptive statistics, correlation, regression, the trend and the forecast</w:t>
+            </w:r>
+          </w:p>
+        </w:tc>
+        <w:tc>
+          <w:tcPr>
+            <w:tcW w:type="dxa" w:w="2340"/>
+          </w:tcPr>
+          <w:p>
+            <w:pPr>
+              <w:spacing w:line="240" w:lineRule="auto"/>
+            </w:pPr>
+            <w:r>
+              <w:rPr>
+                <w:sz w:val="18"/>
+              </w:rPr>
+            </w:r>
+            <w:r>
+              <w:rPr>
+                <w:sz w:val="18"/>
+              </w:rPr>
+              <w:t>6:25</w:t>
+            </w:r>
+          </w:p>
+        </w:tc>
+      </w:tr>
+      <w:tr>
+        <w:tc>
+          <w:tcPr>
+            <w:tcW w:type="dxa" w:w="2340"/>
+          </w:tcPr>
+          <w:p>
+            <w:pPr>
+              <w:spacing w:line="240" w:lineRule="auto"/>
+            </w:pPr>
+            <w:r>
+              <w:rPr>
+                <w:sz w:val="18"/>
+              </w:rPr>
+            </w:r>
+            <w:r>
+              <w:rPr>
+                <w:sz w:val="18"/>
+              </w:rPr>
+              <w:t>5</w:t>
+            </w:r>
+          </w:p>
+        </w:tc>
+        <w:tc>
+          <w:tcPr>
+            <w:tcW w:type="dxa" w:w="2340"/>
+          </w:tcPr>
+          <w:p>
+            <w:pPr>
+              <w:spacing w:line="240" w:lineRule="auto"/>
+            </w:pPr>
+            <w:r>
+              <w:rPr>
+                <w:sz w:val="18"/>
+              </w:rPr>
+            </w:r>
+            <w:r>
+              <w:rPr>
+                <w:sz w:val="18"/>
+              </w:rPr>
               <w:t>Alber</w:t>
             </w:r>
           </w:p>
@@ -438,7 +524,7 @@
               <w:rPr>
                 <w:sz w:val="18"/>
               </w:rPr>
-              <w:t>What it means for the business, the limitations, and the close</w:t>
+              <w:t>The correction, what it means for the business, the questions, the close</w:t>
             </w:r>
           </w:p>
         </w:tc>
@@ -459,7 +545,7 @@
               <w:rPr>
                 <w:sz w:val="18"/>
               </w:rPr>
-              <w:t>2:30</w:t>
+              <w:t>6:00</w:t>
             </w:r>
           </w:p>
         </w:tc>
@@ -490,7 +576,30 @@
         <w:t>23 minutes</w:t>
       </w:r>
       <w:r>
-        <w:t xml:space="preserve"> assembled. If you were given a time limit shorter than that, the two places to cut are the descriptive statistics and the correlation in Part 3 — each survives as two sentences. Do not cut a whole task; the brief's tasks are what is being marked.</w:t>
+        <w:t xml:space="preserve"> assembled — about </w:t>
+      </w:r>
+      <w:r>
+        <w:rPr>
+          <w:b/>
+        </w:rPr>
+        <w:t>10:30</w:t>
+      </w:r>
+      <w:r>
+        <w:t xml:space="preserve"> of it Alber, and </w:t>
+      </w:r>
+      <w:r>
+        <w:rPr>
+          <w:b/>
+        </w:rPr>
+        <w:t>6:30</w:t>
+      </w:r>
+      <w:r>
+        <w:t xml:space="preserve"> each for Julebeth and Mardy. Alber records three separate files; Julebeth and Mardy record one each.</w:t>
+      </w:r>
+    </w:p>
+    <w:p>
+      <w:r>
+        <w:t>If you were given a time limit shorter than that, the two places to cut are the descriptive statistics and the correlation in Part 4 — each survives as two sentences. Do not cut a whole task; the brief's tasks are what is being marked.</w:t>
       </w:r>
     </w:p>
     <w:p>
@@ -583,10 +692,10 @@
         <w:rPr>
           <w:b/>
         </w:rPr>
-        <w:t>Say your name once, at the very start of your part.</w:t>
+        <w:t>Say your name once, at the start of your first part.</w:t>
       </w:r>
       <w:r>
-        <w:t xml:space="preserve"> Just the name — your instructor is matching a voice to a name for a mark under Section 1.4, and the video may not show your face. Then go straight into the material.</w:t>
+        <w:t xml:space="preserve"> Just the name — your instructor is matching a voice to a name for a mark under Section 1.4, and the video may not show your face. Alber records three parts and only needs to do this in Part 1; the later two just continue.</w:t>
       </w:r>
     </w:p>
     <w:p>
@@ -692,7 +801,7 @@
     </w:p>
     <w:p>
       <w:r>
-        <w:t>Join the four parts in order: 1, 2, 3, 4. There is nothing to interleave.</w:t>
+        <w:t>Join the five parts in order: 1, 2, 3, 4, 5. There is nothing to interleave.</w:t>
       </w:r>
     </w:p>
     <w:p>
@@ -725,7 +834,7 @@
         <w:t>Keep the transitions.</w:t>
       </w:r>
       <w:r>
-        <w:t xml:space="preserve"> The last line of each part sets up the next one. Cut the dead air and the stumbles; leave those lines alone, because they are what makes four recordings sound like one explanation.</w:t>
+        <w:t xml:space="preserve"> The last line of each part sets up the next one. Cut the dead air and the stumbles; leave those lines alone, because they are what makes five recordings sound like one explanation.</w:t>
       </w:r>
     </w:p>
     <w:p>
@@ -1240,7 +1349,7 @@
               <w:rPr>
                 <w:sz w:val="18"/>
               </w:rPr>
-              <w:t>3</w:t>
+              <w:t>4</w:t>
             </w:r>
           </w:p>
         </w:tc>
@@ -1305,7 +1414,7 @@
               <w:rPr>
                 <w:sz w:val="18"/>
               </w:rPr>
-              <w:t>3</w:t>
+              <w:t>4</w:t>
             </w:r>
           </w:p>
         </w:tc>
@@ -1370,7 +1479,7 @@
               <w:rPr>
                 <w:sz w:val="18"/>
               </w:rPr>
-              <w:t>3</w:t>
+              <w:t>4</w:t>
             </w:r>
           </w:p>
         </w:tc>
@@ -1435,7 +1544,7 @@
               <w:rPr>
                 <w:sz w:val="18"/>
               </w:rPr>
-              <w:t>3</w:t>
+              <w:t>4</w:t>
             </w:r>
           </w:p>
         </w:tc>
@@ -1500,7 +1609,7 @@
               <w:rPr>
                 <w:sz w:val="18"/>
               </w:rPr>
-              <w:t>3</w:t>
+              <w:t>5</w:t>
             </w:r>
           </w:p>
         </w:tc>
@@ -1565,7 +1674,7 @@
               <w:rPr>
                 <w:sz w:val="18"/>
               </w:rPr>
-              <w:t>4</w:t>
+              <w:t>5</w:t>
             </w:r>
           </w:p>
         </w:tc>
@@ -1630,7 +1739,7 @@
               <w:rPr>
                 <w:sz w:val="18"/>
               </w:rPr>
-              <w:t>4</w:t>
+              <w:t>5</w:t>
             </w:r>
           </w:p>
         </w:tc>
@@ -2239,7 +2348,7 @@
         <w:pStyle w:val="Heading1"/>
       </w:pPr>
       <w:r>
-        <w:t>Part 4 — Alber</w:t>
+        <w:t>Part 3 — Alber</w:t>
       </w:r>
     </w:p>
     <w:p>
@@ -2247,7 +2356,460 @@
         <w:rPr>
           <w:i/>
         </w:rPr>
-        <w:t>About 2.5 minutes. Record straight through.</w:t>
+        <w:t>About 1.5 minutes. A short bridge between the two checkpoints — no need to say your name again.</w:t>
+      </w:r>
+    </w:p>
+    <w:p>
+      <w:pPr>
+        <w:pStyle w:val="Heading2"/>
+      </w:pPr>
+      <w:r>
+        <w:t>The workbook</w:t>
+      </w:r>
+    </w:p>
+    <w:p>
+      <w:r>
+        <w:rPr>
+          <w:i/>
+        </w:rPr>
+        <w:t>Task 2.1 · on screen: Cleaned Data, then a PivotChart</w:t>
+      </w:r>
+    </w:p>
+    <w:p>
+      <w:r>
+        <w:t>Pick the thread up: the first thing Checkpoint 2 needed was the workbook itself, built on the same dataset the brief requires.</w:t>
+      </w:r>
+    </w:p>
+    <w:p>
+      <w:pPr>
+        <w:pStyle w:val="ListBullet"/>
+      </w:pPr>
+      <w:r>
+        <w:t xml:space="preserve">The workbook has </w:t>
+      </w:r>
+      <w:r>
+        <w:rPr>
+          <w:b/>
+        </w:rPr>
+        <w:t>thirteen sheets</w:t>
+      </w:r>
+    </w:p>
+    <w:p>
+      <w:pPr>
+        <w:pStyle w:val="ListBullet"/>
+      </w:pPr>
+      <w:r>
+        <w:t xml:space="preserve">The one design decision worth defending: </w:t>
+      </w:r>
+      <w:r>
+        <w:rPr>
+          <w:b/>
+        </w:rPr>
+        <w:t>everything is live formulas, not pasted values</w:t>
+      </w:r>
+      <w:r>
+        <w:t xml:space="preserve"> — around </w:t>
+      </w:r>
+      <w:r>
+        <w:rPr>
+          <w:b/>
+        </w:rPr>
+        <w:t>1,724</w:t>
+      </w:r>
+      <w:r>
+        <w:t xml:space="preserve"> of them. The cross-tabs are </w:t>
+      </w:r>
+      <w:r>
+        <w:rPr>
+          <w:rFonts w:ascii="Consolas" w:hAnsi="Consolas"/>
+          <w:color w:val="2F6F9F"/>
+          <w:sz w:val="18"/>
+        </w:rPr>
+        <w:t>SUMIFS</w:t>
+      </w:r>
+      <w:r>
+        <w:t xml:space="preserve">, </w:t>
+      </w:r>
+      <w:r>
+        <w:rPr>
+          <w:rFonts w:ascii="Consolas" w:hAnsi="Consolas"/>
+          <w:color w:val="2F6F9F"/>
+          <w:sz w:val="18"/>
+        </w:rPr>
+        <w:t>COUNTIFS</w:t>
+      </w:r>
+      <w:r>
+        <w:t xml:space="preserve"> and </w:t>
+      </w:r>
+      <w:r>
+        <w:rPr>
+          <w:rFonts w:ascii="Consolas" w:hAnsi="Consolas"/>
+          <w:color w:val="2F6F9F"/>
+          <w:sz w:val="18"/>
+        </w:rPr>
+        <w:t>AVERAGEIFS</w:t>
+      </w:r>
+      <w:r>
+        <w:t xml:space="preserve"> against named ranges over the Cleaned Data sheet, so if a row changed, every statistic downstream would change with it. Pasted values would have looked identical and proved nothing</w:t>
+      </w:r>
+    </w:p>
+    <w:p>
+      <w:pPr>
+        <w:pStyle w:val="ListBullet"/>
+      </w:pPr>
+      <w:r>
+        <w:t xml:space="preserve">Beyond the brief's minimum there are </w:t>
+      </w:r>
+      <w:r>
+        <w:rPr>
+          <w:b/>
+        </w:rPr>
+        <w:t>three native PivotTables</w:t>
+      </w:r>
+      <w:r>
+        <w:t>, each with a bound PivotChart, sharing one pivot cache. The brief asks for three pivot tables and three pivot charts, and the SUMIFS cross-tabs alone would have been arguable</w:t>
+      </w:r>
+    </w:p>
+    <w:p>
+      <w:pPr>
+        <w:pStyle w:val="ListBullet"/>
+      </w:pPr>
+      <w:r>
+        <w:rPr>
+          <w:b/>
+        </w:rPr>
+        <w:t>Seven self-check formulas</w:t>
+      </w:r>
+      <w:r>
+        <w:t xml:space="preserve"> on the Read Me sheet. Each recomputes a headline figure by an independent route and prints OK or MISMATCH — the row count, the revenue total and the regression slope are all checked that way. If a cell is edited that should not have been, the workbook says so</w:t>
+      </w:r>
+    </w:p>
+    <w:p>
+      <w:r>
+        <w:rPr>
+          <w:b/>
+        </w:rPr>
+        <w:t>End the part on this line:</w:t>
+      </w:r>
+      <w:r>
+        <w:t xml:space="preserve"> with the data laid out that way and checked, the statistics could be run on it.</w:t>
+      </w:r>
+    </w:p>
+    <w:p>
+      <w:r>
+        <w:br w:type="page"/>
+      </w:r>
+    </w:p>
+    <w:p>
+      <w:pPr>
+        <w:pStyle w:val="Heading1"/>
+      </w:pPr>
+      <w:r>
+        <w:t>Part 5 — Alber</w:t>
+      </w:r>
+    </w:p>
+    <w:p>
+      <w:r>
+        <w:rPr>
+          <w:i/>
+        </w:rPr>
+        <w:t>About 6 minutes. Record straight through — no need to say your name again.</w:t>
+      </w:r>
+    </w:p>
+    <w:p>
+      <w:pPr>
+        <w:pStyle w:val="Heading2"/>
+      </w:pPr>
+      <w:r>
+        <w:t>The correction</w:t>
+      </w:r>
+    </w:p>
+    <w:p>
+      <w:r>
+        <w:rPr>
+          <w:i/>
+        </w:rPr>
+        <w:t>On screen: the correction table from the Checkpoint 2 report</w:t>
+      </w:r>
+    </w:p>
+    <w:p>
+      <w:r>
+        <w:t>This section exists because volunteering an error is worth more than having it found. Do not soften it.</w:t>
+      </w:r>
+    </w:p>
+    <w:p>
+      <w:pPr>
+        <w:pStyle w:val="ListBullet"/>
+      </w:pPr>
+      <w:r>
+        <w:t xml:space="preserve">Building the Checkpoint 2 monthly series exposed an </w:t>
+      </w:r>
+      <w:r>
+        <w:rPr>
+          <w:b/>
+        </w:rPr>
+        <w:t>error in our own Checkpoint 1</w:t>
+      </w:r>
+    </w:p>
+    <w:p>
+      <w:pPr>
+        <w:pStyle w:val="ListBullet"/>
+      </w:pPr>
+      <w:r>
+        <w:t xml:space="preserve">2020 was treated as a full year. The file starts 22 March, so 2020 holds only </w:t>
+      </w:r>
+      <w:r>
+        <w:rPr>
+          <w:b/>
+        </w:rPr>
+        <w:t>nine months</w:t>
+      </w:r>
+      <w:r>
+        <w:t xml:space="preserve">. That overstated 2020-to-2022 growth as </w:t>
+      </w:r>
+      <w:r>
+        <w:rPr>
+          <w:b/>
+        </w:rPr>
+        <w:t>69.9%</w:t>
+      </w:r>
+      <w:r>
+        <w:t xml:space="preserve"> when the like-for-like figure is </w:t>
+      </w:r>
+      <w:r>
+        <w:rPr>
+          <w:b/>
+        </w:rPr>
+        <w:t>30.9%</w:t>
+      </w:r>
+      <w:r>
+        <w:t>. It also distorted March's seasonal index, from 1.025 down to 0.876</w:t>
+      </w:r>
+    </w:p>
+    <w:p>
+      <w:pPr>
+        <w:pStyle w:val="ListBullet"/>
+      </w:pPr>
+      <w:r>
+        <w:t>What it did and did not touch:</w:t>
+      </w:r>
+    </w:p>
+    <w:tbl>
+      <w:tblPr>
+        <w:tblStyle w:val="LightGrid-Accent1"/>
+        <w:tblW w:type="auto" w:w="0"/>
+        <w:jc w:val="center"/>
+        <w:tblLayout w:type="autofit"/>
+        <w:tblLook w:firstColumn="1" w:firstRow="1" w:lastColumn="0" w:lastRow="0" w:noHBand="0" w:noVBand="1" w:val="04A0"/>
+      </w:tblPr>
+      <w:tblGrid>
+        <w:gridCol w:w="4680"/>
+        <w:gridCol w:w="4680"/>
+      </w:tblGrid>
+      <w:tr>
+        <w:tc>
+          <w:tcPr>
+            <w:tcW w:type="dxa" w:w="4680"/>
+          </w:tcPr>
+          <w:p>
+            <w:r>
+              <w:rPr>
+                <w:b/>
+              </w:rPr>
+            </w:r>
+            <w:r>
+              <w:rPr>
+                <w:b/>
+              </w:rPr>
+              <w:t>Affected</w:t>
+            </w:r>
+          </w:p>
+        </w:tc>
+        <w:tc>
+          <w:tcPr>
+            <w:tcW w:type="dxa" w:w="4680"/>
+          </w:tcPr>
+          <w:p>
+            <w:r>
+              <w:rPr>
+                <w:b/>
+              </w:rPr>
+            </w:r>
+            <w:r>
+              <w:rPr>
+                <w:b/>
+              </w:rPr>
+              <w:t>Unaffected</w:t>
+            </w:r>
+          </w:p>
+        </w:tc>
+      </w:tr>
+      <w:tr>
+        <w:tc>
+          <w:tcPr>
+            <w:tcW w:type="dxa" w:w="4680"/>
+          </w:tcPr>
+          <w:p>
+            <w:pPr>
+              <w:spacing w:line="240" w:lineRule="auto"/>
+            </w:pPr>
+            <w:r>
+              <w:rPr>
+                <w:sz w:val="18"/>
+              </w:rPr>
+            </w:r>
+            <w:r>
+              <w:rPr>
+                <w:sz w:val="18"/>
+              </w:rPr>
+              <w:t>The 2020→2022 growth figure</w:t>
+            </w:r>
+          </w:p>
+        </w:tc>
+        <w:tc>
+          <w:tcPr>
+            <w:tcW w:type="dxa" w:w="4680"/>
+          </w:tcPr>
+          <w:p>
+            <w:pPr>
+              <w:spacing w:line="240" w:lineRule="auto"/>
+            </w:pPr>
+            <w:r>
+              <w:rPr>
+                <w:sz w:val="18"/>
+              </w:rPr>
+            </w:r>
+            <w:r>
+              <w:rPr>
+                <w:sz w:val="18"/>
+              </w:rPr>
+              <w:t>The −17.6% peak-to-2024 decline — both are full years</w:t>
+            </w:r>
+          </w:p>
+        </w:tc>
+      </w:tr>
+      <w:tr>
+        <w:tc>
+          <w:tcPr>
+            <w:tcW w:type="dxa" w:w="4680"/>
+          </w:tcPr>
+          <w:p>
+            <w:pPr>
+              <w:spacing w:line="240" w:lineRule="auto"/>
+            </w:pPr>
+            <w:r>
+              <w:rPr>
+                <w:sz w:val="18"/>
+              </w:rPr>
+            </w:r>
+            <w:r>
+              <w:rPr>
+                <w:sz w:val="18"/>
+              </w:rPr>
+              <w:t>March's seasonal index</w:t>
+            </w:r>
+          </w:p>
+        </w:tc>
+        <w:tc>
+          <w:tcPr>
+            <w:tcW w:type="dxa" w:w="4680"/>
+          </w:tcPr>
+          <w:p>
+            <w:pPr>
+              <w:spacing w:line="240" w:lineRule="auto"/>
+            </w:pPr>
+            <w:r>
+              <w:rPr>
+                <w:sz w:val="18"/>
+              </w:rPr>
+            </w:r>
+            <w:r>
+              <w:rPr>
+                <w:sz w:val="18"/>
+              </w:rPr>
+              <w:t>Printers −136,865; Electronics −40.8%</w:t>
+            </w:r>
+          </w:p>
+        </w:tc>
+      </w:tr>
+      <w:tr>
+        <w:tc>
+          <w:tcPr>
+            <w:tcW w:type="dxa" w:w="4680"/>
+          </w:tcPr>
+          <w:p>
+            <w:pPr>
+              <w:spacing w:line="240" w:lineRule="auto"/>
+            </w:pPr>
+            <w:r>
+              <w:rPr>
+                <w:sz w:val="18"/>
+              </w:rPr>
+            </w:r>
+          </w:p>
+        </w:tc>
+        <w:tc>
+          <w:tcPr>
+            <w:tcW w:type="dxa" w:w="4680"/>
+          </w:tcPr>
+          <w:p>
+            <w:pPr>
+              <w:spacing w:line="240" w:lineRule="auto"/>
+            </w:pPr>
+            <w:r>
+              <w:rPr>
+                <w:sz w:val="18"/>
+              </w:rPr>
+            </w:r>
+            <w:r>
+              <w:rPr>
+                <w:sz w:val="18"/>
+              </w:rPr>
+              <w:t>Category-specific seasonality; the geography finding</w:t>
+            </w:r>
+          </w:p>
+        </w:tc>
+      </w:tr>
+    </w:tbl>
+    <w:p>
+      <w:pPr>
+        <w:spacing w:after="200" w:line="240" w:lineRule="auto"/>
+        <w:jc w:val="center"/>
+      </w:pPr>
+      <w:r>
+        <w:rPr>
+          <w:i/>
+          <w:color w:val="7B8994"/>
+          <w:sz w:val="20"/>
+        </w:rPr>
+        <w:t>Table 4. The correction</w:t>
+      </w:r>
+    </w:p>
+    <w:p>
+      <w:pPr>
+        <w:pStyle w:val="ListBullet"/>
+      </w:pPr>
+      <w:r>
+        <w:t>The central thesis is unchanged; one supporting number was overstated</w:t>
+      </w:r>
+    </w:p>
+    <w:p>
+      <w:pPr>
+        <w:pStyle w:val="ListBullet"/>
+      </w:pPr>
+      <w:r>
+        <w:t xml:space="preserve">Checkpoint 1 was reissued with an </w:t>
+      </w:r>
+      <w:r>
+        <w:rPr>
+          <w:rFonts w:ascii="Consolas" w:hAnsi="Consolas"/>
+          <w:color w:val="2F6F9F"/>
+          <w:sz w:val="18"/>
+        </w:rPr>
+        <w:t>is_complete_month</w:t>
+      </w:r>
+      <w:r>
+        <w:t xml:space="preserve"> flag and a per-month column in Query 3, so the mistake cannot recur, and it is documented in the Checkpoint 2 report either way</w:t>
       </w:r>
     </w:p>
     <w:p>
@@ -2268,7 +2830,7 @@
     </w:p>
     <w:p>
       <w:r>
-        <w:t>Pick the thread up — with the correction made, here is what the analysis actually tells the business. Three recommendations, each tied to a measurement rather than an opinion:</w:t>
+        <w:t>With that correction made, here is what the analysis actually tells the business. Three recommendations, each tied to a measurement rather than an opinion:</w:t>
       </w:r>
     </w:p>
     <w:p>
@@ -2396,36 +2958,113 @@
         <w:pStyle w:val="Heading2"/>
       </w:pPr>
       <w:r>
-        <w:t>Close</w:t>
+        <w:t>The questions we would expect</w:t>
+      </w:r>
+    </w:p>
+    <w:p>
+      <w:r>
+        <w:t>Still speaking continuously, raise these and answer them in your own words. This is the part that stands in for a live defense, so take it slowly.</w:t>
       </w:r>
     </w:p>
     <w:p>
       <w:r>
         <w:rPr>
-          <w:i/>
+          <w:b/>
         </w:rPr>
-        <w:t>On screen: the cover page again, or the team slide</w:t>
+        <w:t>Does a fake dataset invalidate the project?</w:t>
       </w:r>
-    </w:p>
-    <w:p>
-      <w:pPr>
-        <w:pStyle w:val="ListBullet"/>
-      </w:pPr>
       <w:r>
-        <w:t xml:space="preserve">Two questions worth answering before you finish. </w:t>
+        <w:t xml:space="preserve"> It invalidates the </w:t>
       </w:r>
       <w:r>
         <w:rPr>
           <w:i/>
         </w:rPr>
-        <w:t>What would you do differently?</w:t>
+        <w:t>figures</w:t>
       </w:r>
       <w:r>
-        <w:t xml:space="preserve"> Validate the source before building on it, and check the completeness of both ends of the date range first — that is exactly what caused the one real error, and it would have cost ten minutes to catch at the start. </w:t>
+        <w:t xml:space="preserve">, not the </w:t>
       </w:r>
       <w:r>
         <w:rPr>
           <w:i/>
+        </w:rPr>
+        <w:t>method</w:t>
+      </w:r>
+      <w:r>
+        <w:t>. It was proved with five signals and no corrections were fabricated, which would have been worse. The schema, the queries and the analysis would run identically on real data.</w:t>
+      </w:r>
+    </w:p>
+    <w:p>
+      <w:r>
+        <w:rPr>
+          <w:b/>
+        </w:rPr>
+        <w:t>Why not use `Order ID` as the primary key?</w:t>
+      </w:r>
+      <w:r>
+        <w:t xml:space="preserve"> 1,194 rows, 547 distinct IDs, and the repeats span different dates and different customers. It identifies neither a row nor an order.</w:t>
+      </w:r>
+    </w:p>
+    <w:p>
+      <w:r>
+        <w:rPr>
+          <w:b/>
+        </w:rPr>
+        <w:t>Why exclude 2025, and why show 2020 per month?</w:t>
+      </w:r>
+      <w:r>
+        <w:t xml:space="preserve"> Both ends of the file are partial. Including them whole would show fake growth at one end and a fake collapse at the other — which is exactly the mistake we made and corrected.</w:t>
+      </w:r>
+    </w:p>
+    <w:p>
+      <w:r>
+        <w:rPr>
+          <w:b/>
+        </w:rPr>
+        <w:t>Is R² = 0.85 good?</w:t>
+      </w:r>
+      <w:r>
+        <w:t xml:space="preserve"> For cross-sectional business data, yes — but R² alone is not the test. The p-value of 1.98 × 10⁻²⁴ is what says the slope is not zero.</w:t>
+      </w:r>
+    </w:p>
+    <w:p>
+      <w:r>
+        <w:rPr>
+          <w:b/>
+        </w:rPr>
+        <w:t>The trend test found nothing — doesn't that sink a *trend* project?</w:t>
+      </w:r>
+      <w:r>
+        <w:t xml:space="preserve"> It found that no single line fits both regimes, which is itself the finding. The trend is real, it is just piecewise, and Figure 2 shows it.</w:t>
+      </w:r>
+    </w:p>
+    <w:p>
+      <w:r>
+        <w:rPr>
+          <w:b/>
+        </w:rPr>
+        <w:t>The forecast lost to a flat average — why keep it?</w:t>
+      </w:r>
+      <w:r>
+        <w:t xml:space="preserve"> Choosing a method on two observations is overfitting the holdout. The loss is reported and the reliability stated honestly.</w:t>
+      </w:r>
+    </w:p>
+    <w:p>
+      <w:r>
+        <w:rPr>
+          <w:b/>
+        </w:rPr>
+        <w:t>What would you do differently?</w:t>
+      </w:r>
+      <w:r>
+        <w:t xml:space="preserve"> Validate the source before building on it, and check the completeness of both ends of the date range first — that is exactly what caused the one real error, and it would have cost ten minutes to catch at the start.</w:t>
+      </w:r>
+    </w:p>
+    <w:p>
+      <w:r>
+        <w:rPr>
+          <w:b/>
         </w:rPr>
         <w:t>What is next?</w:t>
       </w:r>
@@ -2448,7 +3087,23 @@
         <w:t>margin</w:t>
       </w:r>
       <w:r>
-        <w:t xml:space="preserve"> rather than revenue, given how weakly those two turned out to be related</w:t>
+        <w:t xml:space="preserve"> rather than revenue, given how weakly those two turned out to be related.</w:t>
+      </w:r>
+    </w:p>
+    <w:p>
+      <w:pPr>
+        <w:pStyle w:val="Heading2"/>
+      </w:pPr>
+      <w:r>
+        <w:t>Close</w:t>
+      </w:r>
+    </w:p>
+    <w:p>
+      <w:r>
+        <w:rPr>
+          <w:i/>
+        </w:rPr>
+        <w:t>On screen: the cover page again, or the team slide</w:t>
       </w:r>
     </w:p>
     <w:p>
@@ -2535,7 +3190,7 @@
         <w:pStyle w:val="ListBullet"/>
       </w:pPr>
       <w:r>
-        <w:t>All four parts present and in order, no task missing</w:t>
+        <w:t>All five parts present and in order, no task missing</w:t>
       </w:r>
     </w:p>
     <w:p>
@@ -2641,7 +3296,7 @@
         <w:pStyle w:val="ListBullet"/>
       </w:pPr>
       <w:r>
-        <w:t>All four parts present and in order, no task missing</w:t>
+        <w:t>All five parts present and in order, no task missing</w:t>
       </w:r>
     </w:p>
     <w:p>

--- a/docs/Script_Alber.docx
+++ b/docs/Script_Alber.docx
@@ -692,10 +692,10 @@
         <w:rPr>
           <w:b/>
         </w:rPr>
-        <w:t>Say your name once, at the start of your first part.</w:t>
+        <w:t>Do not introduce yourself, and do not say who did what.</w:t>
       </w:r>
       <w:r>
-        <w:t xml:space="preserve"> Just the name — your instructor is matching a voice to a name for a mark under Section 1.4, and the video may not show your face. Alber records three parts and only needs to do this in Part 1; the later two just continue.</w:t>
+        <w:t xml:space="preserve"> The recording is about the project, not about the group. Open every part on the material itself. Your instructor still needs to know whose voice is whose for Section 1.4 — the title card at the head of each part carries the name, so nothing is lost by not saying it.</w:t>
       </w:r>
     </w:p>
     <w:p>
@@ -820,10 +820,10 @@
         <w:rPr>
           <w:b/>
         </w:rPr>
-        <w:t>Put a title card between parts</w:t>
+        <w:t>Put a title card at the head of every part</w:t>
       </w:r>
       <w:r>
-        <w:t xml:space="preserve"> — a plain slide with the part number, the topic and the speaker's name, held for two seconds. It hides the seam, it tells the instructor who is talking, and it doubles as your figure numbering.</w:t>
+        <w:t xml:space="preserve"> — a plain slide with the part number, the topic and the speaker's name, held for two seconds. This one is not optional: since nobody introduces themselves on camera, the card is how your instructor knows whose voice is whose for Section 1.4. It also hides the seam and doubles as your figure numbering.</w:t>
       </w:r>
     </w:p>
     <w:p>
@@ -1856,7 +1856,7 @@
     </w:p>
     <w:p>
       <w:r>
-        <w:t>Say your name, then:</w:t>
+        <w:t>Open on the project, not on yourselves:</w:t>
       </w:r>
     </w:p>
     <w:p>
@@ -2356,7 +2356,7 @@
         <w:rPr>
           <w:i/>
         </w:rPr>
-        <w:t>About 1.5 minutes. A short bridge between the two checkpoints — no need to say your name again.</w:t>
+        <w:t>About 1.5 minutes. A short bridge between the two checkpoints.</w:t>
       </w:r>
     </w:p>
     <w:p>
@@ -2513,7 +2513,7 @@
         <w:rPr>
           <w:i/>
         </w:rPr>
-        <w:t>About 6 minutes. Record straight through — no need to say your name again.</w:t>
+        <w:t>About 6 minutes. Record straight through.</w:t>
       </w:r>
     </w:p>
     <w:p>
@@ -3119,7 +3119,7 @@
         <w:pStyle w:val="ListBullet"/>
       </w:pPr>
       <w:r>
-        <w:t>Thank the instructor, name the three of you, and state that any member can answer questions on any part of the project — which is what Section 1.4 asks for, and which is true if you have rehearsed</w:t>
+        <w:t>Thank the instructor, and close on the project rather than on the group — the work is what is being marked</w:t>
       </w:r>
     </w:p>
     <w:p>
@@ -3161,7 +3161,7 @@
         <w:pStyle w:val="ListBullet"/>
       </w:pPr>
       <w:r>
-        <w:t>You can answer a question about someone else's part, because Section 1.4 does not care who recorded which section</w:t>
+        <w:t>You can answer a question about any section, not only the one you recorded — Section 1.4 lets the instructor ask any member about any part</w:t>
       </w:r>
     </w:p>
     <w:p>
@@ -3206,7 +3206,7 @@
         <w:pStyle w:val="ListBullet"/>
       </w:pPr>
       <w:r>
-        <w:t>Each speaker names themselves once</w:t>
+        <w:t>Every part carries a title card naming its speaker, since nobody says it aloud</w:t>
       </w:r>
     </w:p>
     <w:p>
@@ -3267,7 +3267,7 @@
         <w:pStyle w:val="ListBullet"/>
       </w:pPr>
       <w:r>
-        <w:t>You can answer a question about someone else's part, because Section 1.4 does not care who recorded which section</w:t>
+        <w:t>You can answer a question about any section, not only the one you recorded — Section 1.4 lets the instructor ask any member about any part</w:t>
       </w:r>
     </w:p>
     <w:p>
@@ -3312,7 +3312,7 @@
         <w:pStyle w:val="ListBullet"/>
       </w:pPr>
       <w:r>
-        <w:t>Each speaker names themselves once</w:t>
+        <w:t>Every part carries a title card naming its speaker, since nobody says it aloud</w:t>
       </w:r>
     </w:p>
     <w:p>

--- a/docs/Script_Alber.docx
+++ b/docs/Script_Alber.docx
@@ -692,10 +692,21 @@
         <w:rPr>
           <w:b/>
         </w:rPr>
-        <w:t>Do not introduce yourself, and do not say who did what.</w:t>
+        <w:t>Say your name once, at the start of your first part</w:t>
       </w:r>
       <w:r>
-        <w:t xml:space="preserve"> The recording is about the project, not about the group. Open every part on the material itself. Your instructor still needs to know whose voice is whose for Section 1.4 — the title card at the head of each part carries the name, so nothing is lost by not saying it.</w:t>
+        <w:t xml:space="preserve"> — your instructor is matching a voice to a name for a mark under Section 1.4, and the video may not show your face. Alber records three parts and only needs to do this in Part 1; the later two just continue.</w:t>
+      </w:r>
+    </w:p>
+    <w:p>
+      <w:r>
+        <w:rPr>
+          <w:b/>
+        </w:rPr>
+        <w:t>Say nothing about who did what.</w:t>
+      </w:r>
+      <w:r>
+        <w:t xml:space="preserve"> Your name, then straight into the material. Nobody claims a task, a role, or a contribution — the recording discusses the project, not the group. Everything you say is about Checkpoint 1 and Checkpoint 2 and how the work progressed.</w:t>
       </w:r>
     </w:p>
     <w:p>
@@ -823,7 +834,7 @@
         <w:t>Put a title card at the head of every part</w:t>
       </w:r>
       <w:r>
-        <w:t xml:space="preserve"> — a plain slide with the part number, the topic and the speaker's name, held for two seconds. This one is not optional: since nobody introduces themselves on camera, the card is how your instructor knows whose voice is whose for Section 1.4. It also hides the seam and doubles as your figure numbering.</w:t>
+        <w:t xml:space="preserve"> — a plain slide with the part number, the topic and the speaker's name, held for two seconds. It hides the seam, it backs up the spoken name for Section 1.4, and it doubles as your figure numbering.</w:t>
       </w:r>
     </w:p>
     <w:p>
@@ -1856,7 +1867,7 @@
     </w:p>
     <w:p>
       <w:r>
-        <w:t>Open on the project, not on yourselves:</w:t>
+        <w:t>Say your name, then go straight into the project:</w:t>
       </w:r>
     </w:p>
     <w:p>
@@ -2356,7 +2367,7 @@
         <w:rPr>
           <w:i/>
         </w:rPr>
-        <w:t>About 1.5 minutes. A short bridge between the two checkpoints.</w:t>
+        <w:t>About 1.5 minutes. A short bridge between the two checkpoints — no need to say your name again.</w:t>
       </w:r>
     </w:p>
     <w:p>
@@ -2513,7 +2524,7 @@
         <w:rPr>
           <w:i/>
         </w:rPr>
-        <w:t>About 6 minutes. Record straight through.</w:t>
+        <w:t>About 6 minutes. Record straight through — no need to say your name again.</w:t>
       </w:r>
     </w:p>
     <w:p>
@@ -3119,7 +3130,7 @@
         <w:pStyle w:val="ListBullet"/>
       </w:pPr>
       <w:r>
-        <w:t>Thank the instructor, and close on the project rather than on the group — the work is what is being marked</w:t>
+        <w:t>Thank the instructor, name the three of you, and state that any member can answer questions on any part of the project — which is what Section 1.4 asks for, and which is true if you have rehearsed</w:t>
       </w:r>
     </w:p>
     <w:p>
@@ -3206,7 +3217,7 @@
         <w:pStyle w:val="ListBullet"/>
       </w:pPr>
       <w:r>
-        <w:t>Every part carries a title card naming its speaker, since nobody says it aloud</w:t>
+        <w:t>Each speaker names themselves once, and nobody claims a task or a role</w:t>
       </w:r>
     </w:p>
     <w:p>
@@ -3312,7 +3323,7 @@
         <w:pStyle w:val="ListBullet"/>
       </w:pPr>
       <w:r>
-        <w:t>Every part carries a title card naming its speaker, since nobody says it aloud</w:t>
+        <w:t>Each speaker names themselves once, and nobody claims a task or a role</w:t>
       </w:r>
     </w:p>
     <w:p>

--- a/docs/Script_Alber.docx
+++ b/docs/Script_Alber.docx
@@ -26,10 +26,10 @@
         <w:rPr>
           <w:b/>
         </w:rPr>
-        <w:t>Alber's part.</w:t>
+        <w:t>Alber reads the parts below.</w:t>
       </w:r>
       <w:r>
-        <w:t xml:space="preserve"> Each speaker records their own part straight through, in their own time and place. Nobody waits for a cue, nobody answers anybody, and nobody states a role — each part simply continues the explanation where the last one stopped. Alber joins them in order afterwards.</w:t>
+        <w:t xml:space="preserve"> The full running order:</w:t>
       </w:r>
     </w:p>
     <w:tbl>
@@ -180,7 +180,7 @@
               <w:rPr>
                 <w:sz w:val="18"/>
               </w:rPr>
-              <w:t>Opening; the business problem and the three questions</w:t>
+              <w:t>Opening; the business problem</w:t>
             </w:r>
           </w:p>
         </w:tc>
@@ -266,7 +266,7 @@
               <w:rPr>
                 <w:sz w:val="18"/>
               </w:rPr>
-              <w:t>Checkpoint 1 — the dataset, the database, the eight queries and what they found</w:t>
+              <w:t>Checkpoint 1 — the dataset, the database, the queries</w:t>
             </w:r>
           </w:p>
         </w:tc>
@@ -287,7 +287,7 @@
               <w:rPr>
                 <w:sz w:val="18"/>
               </w:rPr>
-              <w:t>6:40</w:t>
+              <w:t>8:45</w:t>
             </w:r>
           </w:p>
         </w:tc>
@@ -438,7 +438,7 @@
               <w:rPr>
                 <w:sz w:val="18"/>
               </w:rPr>
-              <w:t>Checkpoint 2 — descriptive statistics, correlation, regression, the trend and the forecast</w:t>
+              <w:t>Checkpoint 2 — statistics, correlation, regression, the trend</w:t>
             </w:r>
           </w:p>
         </w:tc>
@@ -459,7 +459,7 @@
               <w:rPr>
                 <w:sz w:val="18"/>
               </w:rPr>
-              <w:t>6:25</w:t>
+              <w:t>8:30</w:t>
             </w:r>
           </w:p>
         </w:tc>
@@ -524,7 +524,7 @@
               <w:rPr>
                 <w:sz w:val="18"/>
               </w:rPr>
-              <w:t>The correction, what it means for the business, the questions, the close</w:t>
+              <w:t>The correction, what it means, the questions, the close</w:t>
             </w:r>
           </w:p>
         </w:tc>
@@ -567,52 +567,24 @@
     </w:p>
     <w:p>
       <w:r>
-        <w:t xml:space="preserve">Roughly </w:t>
+        <w:t xml:space="preserve">About </w:t>
       </w:r>
       <w:r>
         <w:rPr>
           <w:b/>
         </w:rPr>
-        <w:t>23 minutes</w:t>
+        <w:t>28 minutes</w:t>
       </w:r>
       <w:r>
-        <w:t xml:space="preserve"> assembled — about </w:t>
-      </w:r>
-      <w:r>
-        <w:rPr>
-          <w:b/>
-        </w:rPr>
-        <w:t>10:30</w:t>
-      </w:r>
-      <w:r>
-        <w:t xml:space="preserve"> of it Alber, and </w:t>
-      </w:r>
-      <w:r>
-        <w:rPr>
-          <w:b/>
-        </w:rPr>
-        <w:t>6:30</w:t>
-      </w:r>
-      <w:r>
-        <w:t xml:space="preserve"> each for Julebeth and Mardy. Alber records three separate files; Julebeth and Mardy record one each.</w:t>
+        <w:t xml:space="preserve"> at a normal speaking pace — Alber 10:30 across his three parts, Julebeth 8:45, Mardy 8:30. If you need it shorter, cut the six limitations down to one line in Part 4 and drop three of the eight questions in Part 5; that takes off about three minutes without losing a task.</w:t>
       </w:r>
     </w:p>
     <w:p>
       <w:r>
-        <w:t>If you were given a time limit shorter than that, the two places to cut are the descriptive statistics and the correlation in Part 4 — each survives as two sentences. Do not cut a whole task; the brief's tasks are what is being marked.</w:t>
-      </w:r>
-    </w:p>
-    <w:p>
-      <w:r>
-        <w:br w:type="page"/>
-      </w:r>
-    </w:p>
-    <w:p>
-      <w:pPr>
-        <w:pStyle w:val="Heading2"/>
-      </w:pPr>
-      <w:r>
-        <w:t>Before you record</w:t>
+        <w:rPr>
+          <w:i/>
+        </w:rPr>
+        <w:t>Lines in italics inside brackets are stage directions — what to have on screen. Do not read them aloud.</w:t>
       </w:r>
     </w:p>
     <w:p>
@@ -620,71 +592,10 @@
         <w:rPr>
           <w:b/>
         </w:rPr>
-        <w:t>Read this part first. It affects your marks.</w:t>
-      </w:r>
-    </w:p>
-    <w:p>
-      <w:r>
-        <w:t xml:space="preserve">Section 3.2 of the brief states that AI-generated analysis is not permitted and that insights must be derived by the students themselves. This script was drafted with AI assistance, so </w:t>
+        <w:t>One thing before you record.</w:t>
       </w:r>
       <w:r>
-        <w:rPr>
-          <w:b/>
-        </w:rPr>
-        <w:t>do not read it out as written</w:t>
-      </w:r>
-      <w:r>
-        <w:t xml:space="preserve">. Use it the way you would use a lecture outline: it tells you </w:t>
-      </w:r>
-      <w:r>
-        <w:rPr>
-          <w:i/>
-        </w:rPr>
-        <w:t>what to cover, in what order, and which number belongs where</w:t>
-      </w:r>
-      <w:r>
-        <w:t>. The sentences that come out of your mouth have to be yours.</w:t>
-      </w:r>
-    </w:p>
-    <w:p>
-      <w:r>
-        <w:t xml:space="preserve">The practical test: read a section's beats, close the script, and say the same thing in your own words. If you cannot say it without looking, you do not understand it yet — and Section 1.4 lets the instructor ask </w:t>
-      </w:r>
-      <w:r>
-        <w:rPr>
-          <w:b/>
-        </w:rPr>
-        <w:t>any member</w:t>
-      </w:r>
-      <w:r>
-        <w:t xml:space="preserve"> to explain </w:t>
-      </w:r>
-      <w:r>
-        <w:rPr>
-          <w:b/>
-        </w:rPr>
-        <w:t>any part</w:t>
-      </w:r>
-      <w:r>
-        <w:t xml:space="preserve"> of the project, recording or no recording.</w:t>
-      </w:r>
-    </w:p>
-    <w:p>
-      <w:r>
-        <w:t>Every figure quoted here has been checked against the database. If you are asked where a number comes from, the answer is always a specific query or a specific worksheet cell, and those are named beside each section.</w:t>
-      </w:r>
-    </w:p>
-    <w:p>
-      <w:r>
-        <w:br w:type="page"/>
-      </w:r>
-    </w:p>
-    <w:p>
-      <w:pPr>
-        <w:pStyle w:val="Heading2"/>
-      </w:pPr>
-      <w:r>
-        <w:t>How to record your part</w:t>
+        <w:t xml:space="preserve"> Section 3.2 of the brief says AI-generated analysis is not permitted. This script was drafted with AI help, so change the wording as you go — say it the way you would say it, swap sentences around, cut what feels stiff. The numbers and the reasoning have to stay; the phrasing should become yours. Read it through once, then record without staring at the page.</w:t>
       </w:r>
     </w:p>
     <w:p>
@@ -692,1124 +603,10 @@
         <w:rPr>
           <w:b/>
         </w:rPr>
-        <w:t>Say your name once, at the start of your first part</w:t>
+        <w:t>Recording notes.</w:t>
       </w:r>
       <w:r>
-        <w:t xml:space="preserve"> — your instructor is matching a voice to a name for a mark under Section 1.4, and the video may not show your face. Alber records three parts and only needs to do this in Part 1; the later two just continue.</w:t>
-      </w:r>
-    </w:p>
-    <w:p>
-      <w:r>
-        <w:rPr>
-          <w:b/>
-        </w:rPr>
-        <w:t>Say nothing about who did what.</w:t>
-      </w:r>
-      <w:r>
-        <w:t xml:space="preserve"> Your name, then straight into the material. Nobody claims a task, a role, or a contribution — the recording discusses the project, not the group. Everything you say is about Checkpoint 1 and Checkpoint 2 and how the work progressed.</w:t>
-      </w:r>
-    </w:p>
-    <w:p>
-      <w:r>
-        <w:rPr>
-          <w:b/>
-        </w:rPr>
-        <w:t>Record straight through.</w:t>
-      </w:r>
-      <w:r>
-        <w:t xml:space="preserve"> Your part is one continuous explanation. If you stumble, do not stop the recording: pause, take a breath, and repeat that sentence from the beginning. Alber cuts the repeat out. Restarting from the top every time you fluff a word is how a twenty-minute job becomes an evening.</w:t>
-      </w:r>
-    </w:p>
-    <w:p>
-      <w:r>
-        <w:rPr>
-          <w:b/>
-        </w:rPr>
-        <w:t>Leave two seconds of silence at the start and the end.</w:t>
-      </w:r>
-      <w:r>
-        <w:t xml:space="preserve"> Press record, wait, then speak. At the end, stop talking and let it run for two seconds before you stop recording. Cuts made against silence are clean; cuts made against a breath are not.</w:t>
-      </w:r>
-    </w:p>
-    <w:p>
-      <w:r>
-        <w:rPr>
-          <w:b/>
-        </w:rPr>
-        <w:t>Screen-record with audio; do not film a monitor.</w:t>
-      </w:r>
-      <w:r>
-        <w:t xml:space="preserve"> Every exhibit in this project is on a screen — the ERD, the query output, the workbook, the figures. Filmed off a monitor the numbers are unreadable, and unreadable evidence is the same as no evidence.</w:t>
-      </w:r>
-    </w:p>
-    <w:p>
-      <w:r>
-        <w:rPr>
-          <w:b/>
-        </w:rPr>
-        <w:t>Have your exhibits open before you press record</w:t>
-      </w:r>
-      <w:r>
-        <w:t>, in the order the script lists them, so you are not hunting for a window mid-sentence.</w:t>
-      </w:r>
-    </w:p>
-    <w:p>
-      <w:r>
-        <w:rPr>
-          <w:b/>
-        </w:rPr>
-        <w:t>Agree three settings before anyone records:</w:t>
-      </w:r>
-      <w:r>
-        <w:t xml:space="preserve"> screen resolution (1920 × 1080 is the safe choice), video format, and roughly how close you sit to the mic. Three parts recorded at three different volumes is the one problem that is genuinely annoying to fix afterwards.</w:t>
-      </w:r>
-    </w:p>
-    <w:p>
-      <w:r>
-        <w:rPr>
-          <w:b/>
-        </w:rPr>
-        <w:t>Do a thirty-second test first.</w:t>
-      </w:r>
-      <w:r>
-        <w:t xml:space="preserve"> Record, play it back, and check three things: your voice is audible, the on-screen text is legible at that resolution, and no fan or echo is drowning you. Finding this out after you have recorded everything is the most common way groups lose an evening.</w:t>
-      </w:r>
-    </w:p>
-    <w:p>
-      <w:r>
-        <w:rPr>
-          <w:b/>
-        </w:rPr>
-        <w:t>Name your file by part number</w:t>
-      </w:r>
-      <w:r>
-        <w:t xml:space="preserve"> — </w:t>
-      </w:r>
-      <w:r>
-        <w:rPr>
-          <w:rFonts w:ascii="Consolas" w:hAnsi="Consolas"/>
-          <w:color w:val="2F6F9F"/>
-          <w:sz w:val="18"/>
-        </w:rPr>
-        <w:t>Part2_Julebeth.mp4</w:t>
-      </w:r>
-      <w:r>
-        <w:t xml:space="preserve"> — and send Alber the take you want used, not every take you shot.</w:t>
-      </w:r>
-    </w:p>
-    <w:p>
-      <w:r>
-        <w:br w:type="page"/>
-      </w:r>
-    </w:p>
-    <w:p>
-      <w:pPr>
-        <w:pStyle w:val="Heading2"/>
-      </w:pPr>
-      <w:r>
-        <w:t>For Alber, as editor</w:t>
-      </w:r>
-    </w:p>
-    <w:p>
-      <w:r>
-        <w:t>Join the five parts in order: 1, 2, 3, 4, 5. There is nothing to interleave.</w:t>
-      </w:r>
-    </w:p>
-    <w:p>
-      <w:r>
-        <w:rPr>
-          <w:b/>
-        </w:rPr>
-        <w:t>Normalise the audio levels first.</w:t>
-      </w:r>
-      <w:r>
-        <w:t xml:space="preserve"> Three people in three rooms will not match, and a viewer reaching for the volume between speakers is the most noticeable flaw a stitched recording can have.</w:t>
-      </w:r>
-    </w:p>
-    <w:p>
-      <w:r>
-        <w:rPr>
-          <w:b/>
-        </w:rPr>
-        <w:t>Put a title card at the head of every part</w:t>
-      </w:r>
-      <w:r>
-        <w:t xml:space="preserve"> — a plain slide with the part number, the topic and the speaker's name, held for two seconds. It hides the seam, it backs up the spoken name for Section 1.4, and it doubles as your figure numbering.</w:t>
-      </w:r>
-    </w:p>
-    <w:p>
-      <w:r>
-        <w:rPr>
-          <w:b/>
-        </w:rPr>
-        <w:t>Keep the transitions.</w:t>
-      </w:r>
-      <w:r>
-        <w:t xml:space="preserve"> The last line of each part sets up the next one. Cut the dead air and the stumbles; leave those lines alone, because they are what makes five recordings sound like one explanation.</w:t>
-      </w:r>
-    </w:p>
-    <w:p>
-      <w:r>
-        <w:t>If a part comes back unusable and re-recording is impossible, cover it yourself rather than leaving a gap — a missing task is a missing mark.</w:t>
-      </w:r>
-    </w:p>
-    <w:p>
-      <w:pPr>
-        <w:pStyle w:val="Heading3"/>
-      </w:pPr>
-      <w:r>
-        <w:t>What to have on screen</w:t>
-      </w:r>
-    </w:p>
-    <w:tbl>
-      <w:tblPr>
-        <w:tblStyle w:val="LightGrid-Accent1"/>
-        <w:tblW w:type="auto" w:w="0"/>
-        <w:jc w:val="center"/>
-        <w:tblLayout w:type="autofit"/>
-        <w:tblLook w:firstColumn="1" w:firstRow="1" w:lastColumn="0" w:lastRow="0" w:noHBand="0" w:noVBand="1" w:val="04A0"/>
-      </w:tblPr>
-      <w:tblGrid>
-        <w:gridCol w:w="3120"/>
-        <w:gridCol w:w="3120"/>
-        <w:gridCol w:w="3120"/>
-      </w:tblGrid>
-      <w:tr>
-        <w:tc>
-          <w:tcPr>
-            <w:tcW w:type="dxa" w:w="3120"/>
-          </w:tcPr>
-          <w:p>
-            <w:r>
-              <w:rPr>
-                <w:b/>
-              </w:rPr>
-            </w:r>
-            <w:r>
-              <w:rPr>
-                <w:b/>
-              </w:rPr>
-              <w:t>Part</w:t>
-            </w:r>
-          </w:p>
-        </w:tc>
-        <w:tc>
-          <w:tcPr>
-            <w:tcW w:type="dxa" w:w="3120"/>
-          </w:tcPr>
-          <w:p>
-            <w:r>
-              <w:rPr>
-                <w:b/>
-              </w:rPr>
-            </w:r>
-            <w:r>
-              <w:rPr>
-                <w:b/>
-              </w:rPr>
-              <w:t>Section</w:t>
-            </w:r>
-          </w:p>
-        </w:tc>
-        <w:tc>
-          <w:tcPr>
-            <w:tcW w:type="dxa" w:w="3120"/>
-          </w:tcPr>
-          <w:p>
-            <w:r>
-              <w:rPr>
-                <w:b/>
-              </w:rPr>
-            </w:r>
-            <w:r>
-              <w:rPr>
-                <w:b/>
-              </w:rPr>
-              <w:t>Show</w:t>
-            </w:r>
-          </w:p>
-        </w:tc>
-      </w:tr>
-      <w:tr>
-        <w:tc>
-          <w:tcPr>
-            <w:tcW w:type="dxa" w:w="3120"/>
-          </w:tcPr>
-          <w:p>
-            <w:pPr>
-              <w:spacing w:line="240" w:lineRule="auto"/>
-            </w:pPr>
-            <w:r>
-              <w:rPr>
-                <w:sz w:val="18"/>
-              </w:rPr>
-            </w:r>
-            <w:r>
-              <w:rPr>
-                <w:sz w:val="18"/>
-              </w:rPr>
-              <w:t>1</w:t>
-            </w:r>
-          </w:p>
-        </w:tc>
-        <w:tc>
-          <w:tcPr>
-            <w:tcW w:type="dxa" w:w="3120"/>
-          </w:tcPr>
-          <w:p>
-            <w:pPr>
-              <w:spacing w:line="240" w:lineRule="auto"/>
-            </w:pPr>
-            <w:r>
-              <w:rPr>
-                <w:sz w:val="18"/>
-              </w:rPr>
-            </w:r>
-            <w:r>
-              <w:rPr>
-                <w:sz w:val="18"/>
-              </w:rPr>
-              <w:t>Opening</w:t>
-            </w:r>
-          </w:p>
-        </w:tc>
-        <w:tc>
-          <w:tcPr>
-            <w:tcW w:type="dxa" w:w="3120"/>
-          </w:tcPr>
-          <w:p>
-            <w:pPr>
-              <w:spacing w:line="240" w:lineRule="auto"/>
-            </w:pPr>
-            <w:r>
-              <w:rPr>
-                <w:sz w:val="18"/>
-              </w:rPr>
-            </w:r>
-            <w:r>
-              <w:rPr>
-                <w:sz w:val="18"/>
-              </w:rPr>
-              <w:t>Cover page</w:t>
-            </w:r>
-          </w:p>
-        </w:tc>
-      </w:tr>
-      <w:tr>
-        <w:tc>
-          <w:tcPr>
-            <w:tcW w:type="dxa" w:w="3120"/>
-          </w:tcPr>
-          <w:p>
-            <w:pPr>
-              <w:spacing w:line="240" w:lineRule="auto"/>
-            </w:pPr>
-            <w:r>
-              <w:rPr>
-                <w:sz w:val="18"/>
-              </w:rPr>
-            </w:r>
-            <w:r>
-              <w:rPr>
-                <w:sz w:val="18"/>
-              </w:rPr>
-              <w:t>1</w:t>
-            </w:r>
-          </w:p>
-        </w:tc>
-        <w:tc>
-          <w:tcPr>
-            <w:tcW w:type="dxa" w:w="3120"/>
-          </w:tcPr>
-          <w:p>
-            <w:pPr>
-              <w:spacing w:line="240" w:lineRule="auto"/>
-            </w:pPr>
-            <w:r>
-              <w:rPr>
-                <w:sz w:val="18"/>
-              </w:rPr>
-            </w:r>
-            <w:r>
-              <w:rPr>
-                <w:sz w:val="18"/>
-              </w:rPr>
-              <w:t>The business problem</w:t>
-            </w:r>
-          </w:p>
-        </w:tc>
-        <w:tc>
-          <w:tcPr>
-            <w:tcW w:type="dxa" w:w="3120"/>
-          </w:tcPr>
-          <w:p>
-            <w:pPr>
-              <w:spacing w:line="240" w:lineRule="auto"/>
-            </w:pPr>
-            <w:r>
-              <w:rPr>
-                <w:sz w:val="18"/>
-              </w:rPr>
-            </w:r>
-            <w:r>
-              <w:rPr>
-                <w:sz w:val="18"/>
-              </w:rPr>
-              <w:t>Figure 1, the annual trend</w:t>
-            </w:r>
-          </w:p>
-        </w:tc>
-      </w:tr>
-      <w:tr>
-        <w:tc>
-          <w:tcPr>
-            <w:tcW w:type="dxa" w:w="3120"/>
-          </w:tcPr>
-          <w:p>
-            <w:pPr>
-              <w:spacing w:line="240" w:lineRule="auto"/>
-            </w:pPr>
-            <w:r>
-              <w:rPr>
-                <w:sz w:val="18"/>
-              </w:rPr>
-            </w:r>
-            <w:r>
-              <w:rPr>
-                <w:sz w:val="18"/>
-              </w:rPr>
-              <w:t>2</w:t>
-            </w:r>
-          </w:p>
-        </w:tc>
-        <w:tc>
-          <w:tcPr>
-            <w:tcW w:type="dxa" w:w="3120"/>
-          </w:tcPr>
-          <w:p>
-            <w:pPr>
-              <w:spacing w:line="240" w:lineRule="auto"/>
-            </w:pPr>
-            <w:r>
-              <w:rPr>
-                <w:sz w:val="18"/>
-              </w:rPr>
-            </w:r>
-            <w:r>
-              <w:rPr>
-                <w:sz w:val="18"/>
-              </w:rPr>
-              <w:t>The dataset</w:t>
-            </w:r>
-          </w:p>
-        </w:tc>
-        <w:tc>
-          <w:tcPr>
-            <w:tcW w:type="dxa" w:w="3120"/>
-          </w:tcPr>
-          <w:p>
-            <w:pPr>
-              <w:spacing w:line="240" w:lineRule="auto"/>
-            </w:pPr>
-            <w:r>
-              <w:rPr>
-                <w:sz w:val="18"/>
-              </w:rPr>
-            </w:r>
-            <w:r>
-              <w:rPr>
-                <w:sz w:val="18"/>
-              </w:rPr>
-              <w:t>The raw CSV, first 15–20 rows</w:t>
-            </w:r>
-          </w:p>
-        </w:tc>
-      </w:tr>
-      <w:tr>
-        <w:tc>
-          <w:tcPr>
-            <w:tcW w:type="dxa" w:w="3120"/>
-          </w:tcPr>
-          <w:p>
-            <w:pPr>
-              <w:spacing w:line="240" w:lineRule="auto"/>
-            </w:pPr>
-            <w:r>
-              <w:rPr>
-                <w:sz w:val="18"/>
-              </w:rPr>
-            </w:r>
-            <w:r>
-              <w:rPr>
-                <w:sz w:val="18"/>
-              </w:rPr>
-              <w:t>2</w:t>
-            </w:r>
-          </w:p>
-        </w:tc>
-        <w:tc>
-          <w:tcPr>
-            <w:tcW w:type="dxa" w:w="3120"/>
-          </w:tcPr>
-          <w:p>
-            <w:pPr>
-              <w:spacing w:line="240" w:lineRule="auto"/>
-            </w:pPr>
-            <w:r>
-              <w:rPr>
-                <w:sz w:val="18"/>
-              </w:rPr>
-            </w:r>
-            <w:r>
-              <w:rPr>
-                <w:sz w:val="18"/>
-              </w:rPr>
-              <w:t>The database</w:t>
-            </w:r>
-          </w:p>
-        </w:tc>
-        <w:tc>
-          <w:tcPr>
-            <w:tcW w:type="dxa" w:w="3120"/>
-          </w:tcPr>
-          <w:p>
-            <w:pPr>
-              <w:spacing w:line="240" w:lineRule="auto"/>
-            </w:pPr>
-            <w:r>
-              <w:rPr>
-                <w:sz w:val="18"/>
-              </w:rPr>
-            </w:r>
-            <w:r>
-              <w:rPr>
-                <w:rFonts w:ascii="Consolas" w:hAnsi="Consolas"/>
-                <w:color w:val="2F6F9F"/>
-                <w:sz w:val="18"/>
-              </w:rPr>
-              <w:t>docs/figures/erd.png</w:t>
-            </w:r>
-            <w:r>
-              <w:rPr>
-                <w:sz w:val="18"/>
-              </w:rPr>
-              <w:t xml:space="preserve">, then the </w:t>
-            </w:r>
-            <w:r>
-              <w:rPr>
-                <w:rFonts w:ascii="Consolas" w:hAnsi="Consolas"/>
-                <w:color w:val="2F6F9F"/>
-                <w:sz w:val="18"/>
-              </w:rPr>
-              <w:t>SHOW TABLES</w:t>
-            </w:r>
-            <w:r>
-              <w:rPr>
-                <w:sz w:val="18"/>
-              </w:rPr>
-              <w:t xml:space="preserve"> screenshot</w:t>
-            </w:r>
-          </w:p>
-        </w:tc>
-      </w:tr>
-      <w:tr>
-        <w:tc>
-          <w:tcPr>
-            <w:tcW w:type="dxa" w:w="3120"/>
-          </w:tcPr>
-          <w:p>
-            <w:pPr>
-              <w:spacing w:line="240" w:lineRule="auto"/>
-            </w:pPr>
-            <w:r>
-              <w:rPr>
-                <w:sz w:val="18"/>
-              </w:rPr>
-            </w:r>
-            <w:r>
-              <w:rPr>
-                <w:sz w:val="18"/>
-              </w:rPr>
-              <w:t>2</w:t>
-            </w:r>
-          </w:p>
-        </w:tc>
-        <w:tc>
-          <w:tcPr>
-            <w:tcW w:type="dxa" w:w="3120"/>
-          </w:tcPr>
-          <w:p>
-            <w:pPr>
-              <w:spacing w:line="240" w:lineRule="auto"/>
-            </w:pPr>
-            <w:r>
-              <w:rPr>
-                <w:sz w:val="18"/>
-              </w:rPr>
-            </w:r>
-            <w:r>
-              <w:rPr>
-                <w:sz w:val="18"/>
-              </w:rPr>
-              <w:t>The queries</w:t>
-            </w:r>
-          </w:p>
-        </w:tc>
-        <w:tc>
-          <w:tcPr>
-            <w:tcW w:type="dxa" w:w="3120"/>
-          </w:tcPr>
-          <w:p>
-            <w:pPr>
-              <w:spacing w:line="240" w:lineRule="auto"/>
-            </w:pPr>
-            <w:r>
-              <w:rPr>
-                <w:sz w:val="18"/>
-              </w:rPr>
-            </w:r>
-            <w:r>
-              <w:rPr>
-                <w:sz w:val="18"/>
-              </w:rPr>
-              <w:t>Query screenshots Q3, Q5, Q8</w:t>
-            </w:r>
-          </w:p>
-        </w:tc>
-      </w:tr>
-      <w:tr>
-        <w:tc>
-          <w:tcPr>
-            <w:tcW w:type="dxa" w:w="3120"/>
-          </w:tcPr>
-          <w:p>
-            <w:pPr>
-              <w:spacing w:line="240" w:lineRule="auto"/>
-            </w:pPr>
-            <w:r>
-              <w:rPr>
-                <w:sz w:val="18"/>
-              </w:rPr>
-            </w:r>
-            <w:r>
-              <w:rPr>
-                <w:sz w:val="18"/>
-              </w:rPr>
-              <w:t>3</w:t>
-            </w:r>
-          </w:p>
-        </w:tc>
-        <w:tc>
-          <w:tcPr>
-            <w:tcW w:type="dxa" w:w="3120"/>
-          </w:tcPr>
-          <w:p>
-            <w:pPr>
-              <w:spacing w:line="240" w:lineRule="auto"/>
-            </w:pPr>
-            <w:r>
-              <w:rPr>
-                <w:sz w:val="18"/>
-              </w:rPr>
-            </w:r>
-            <w:r>
-              <w:rPr>
-                <w:sz w:val="18"/>
-              </w:rPr>
-              <w:t>The workbook</w:t>
-            </w:r>
-          </w:p>
-        </w:tc>
-        <w:tc>
-          <w:tcPr>
-            <w:tcW w:type="dxa" w:w="3120"/>
-          </w:tcPr>
-          <w:p>
-            <w:pPr>
-              <w:spacing w:line="240" w:lineRule="auto"/>
-            </w:pPr>
-            <w:r>
-              <w:rPr>
-                <w:sz w:val="18"/>
-              </w:rPr>
-            </w:r>
-            <w:r>
-              <w:rPr>
-                <w:sz w:val="18"/>
-              </w:rPr>
-              <w:t>Cleaned Data, then a PivotChart</w:t>
-            </w:r>
-          </w:p>
-        </w:tc>
-      </w:tr>
-      <w:tr>
-        <w:tc>
-          <w:tcPr>
-            <w:tcW w:type="dxa" w:w="3120"/>
-          </w:tcPr>
-          <w:p>
-            <w:pPr>
-              <w:spacing w:line="240" w:lineRule="auto"/>
-            </w:pPr>
-            <w:r>
-              <w:rPr>
-                <w:sz w:val="18"/>
-              </w:rPr>
-            </w:r>
-            <w:r>
-              <w:rPr>
-                <w:sz w:val="18"/>
-              </w:rPr>
-              <w:t>4</w:t>
-            </w:r>
-          </w:p>
-        </w:tc>
-        <w:tc>
-          <w:tcPr>
-            <w:tcW w:type="dxa" w:w="3120"/>
-          </w:tcPr>
-          <w:p>
-            <w:pPr>
-              <w:spacing w:line="240" w:lineRule="auto"/>
-            </w:pPr>
-            <w:r>
-              <w:rPr>
-                <w:sz w:val="18"/>
-              </w:rPr>
-            </w:r>
-            <w:r>
-              <w:rPr>
-                <w:sz w:val="18"/>
-              </w:rPr>
-              <w:t>Descriptive statistics</w:t>
-            </w:r>
-          </w:p>
-        </w:tc>
-        <w:tc>
-          <w:tcPr>
-            <w:tcW w:type="dxa" w:w="3120"/>
-          </w:tcPr>
-          <w:p>
-            <w:pPr>
-              <w:spacing w:line="240" w:lineRule="auto"/>
-            </w:pPr>
-            <w:r>
-              <w:rPr>
-                <w:sz w:val="18"/>
-              </w:rPr>
-            </w:r>
-            <w:r>
-              <w:rPr>
-                <w:sz w:val="18"/>
-              </w:rPr>
-              <w:t>The Amount histogram</w:t>
-            </w:r>
-          </w:p>
-        </w:tc>
-      </w:tr>
-      <w:tr>
-        <w:tc>
-          <w:tcPr>
-            <w:tcW w:type="dxa" w:w="3120"/>
-          </w:tcPr>
-          <w:p>
-            <w:pPr>
-              <w:spacing w:line="240" w:lineRule="auto"/>
-            </w:pPr>
-            <w:r>
-              <w:rPr>
-                <w:sz w:val="18"/>
-              </w:rPr>
-            </w:r>
-            <w:r>
-              <w:rPr>
-                <w:sz w:val="18"/>
-              </w:rPr>
-              <w:t>4</w:t>
-            </w:r>
-          </w:p>
-        </w:tc>
-        <w:tc>
-          <w:tcPr>
-            <w:tcW w:type="dxa" w:w="3120"/>
-          </w:tcPr>
-          <w:p>
-            <w:pPr>
-              <w:spacing w:line="240" w:lineRule="auto"/>
-            </w:pPr>
-            <w:r>
-              <w:rPr>
-                <w:sz w:val="18"/>
-              </w:rPr>
-            </w:r>
-            <w:r>
-              <w:rPr>
-                <w:sz w:val="18"/>
-              </w:rPr>
-              <w:t>Correlation</w:t>
-            </w:r>
-          </w:p>
-        </w:tc>
-        <w:tc>
-          <w:tcPr>
-            <w:tcW w:type="dxa" w:w="3120"/>
-          </w:tcPr>
-          <w:p>
-            <w:pPr>
-              <w:spacing w:line="240" w:lineRule="auto"/>
-            </w:pPr>
-            <w:r>
-              <w:rPr>
-                <w:sz w:val="18"/>
-              </w:rPr>
-            </w:r>
-            <w:r>
-              <w:rPr>
-                <w:sz w:val="18"/>
-              </w:rPr>
-              <w:t>Both scatter plots</w:t>
-            </w:r>
-          </w:p>
-        </w:tc>
-      </w:tr>
-      <w:tr>
-        <w:tc>
-          <w:tcPr>
-            <w:tcW w:type="dxa" w:w="3120"/>
-          </w:tcPr>
-          <w:p>
-            <w:pPr>
-              <w:spacing w:line="240" w:lineRule="auto"/>
-            </w:pPr>
-            <w:r>
-              <w:rPr>
-                <w:sz w:val="18"/>
-              </w:rPr>
-            </w:r>
-            <w:r>
-              <w:rPr>
-                <w:sz w:val="18"/>
-              </w:rPr>
-              <w:t>4</w:t>
-            </w:r>
-          </w:p>
-        </w:tc>
-        <w:tc>
-          <w:tcPr>
-            <w:tcW w:type="dxa" w:w="3120"/>
-          </w:tcPr>
-          <w:p>
-            <w:pPr>
-              <w:spacing w:line="240" w:lineRule="auto"/>
-            </w:pPr>
-            <w:r>
-              <w:rPr>
-                <w:sz w:val="18"/>
-              </w:rPr>
-            </w:r>
-            <w:r>
-              <w:rPr>
-                <w:sz w:val="18"/>
-              </w:rPr>
-              <w:t>Regression</w:t>
-            </w:r>
-          </w:p>
-        </w:tc>
-        <w:tc>
-          <w:tcPr>
-            <w:tcW w:type="dxa" w:w="3120"/>
-          </w:tcPr>
-          <w:p>
-            <w:pPr>
-              <w:spacing w:line="240" w:lineRule="auto"/>
-            </w:pPr>
-            <w:r>
-              <w:rPr>
-                <w:sz w:val="18"/>
-              </w:rPr>
-            </w:r>
-            <w:r>
-              <w:rPr>
-                <w:sz w:val="18"/>
-              </w:rPr>
-              <w:t>The ToolPak output</w:t>
-            </w:r>
-          </w:p>
-        </w:tc>
-      </w:tr>
-      <w:tr>
-        <w:tc>
-          <w:tcPr>
-            <w:tcW w:type="dxa" w:w="3120"/>
-          </w:tcPr>
-          <w:p>
-            <w:pPr>
-              <w:spacing w:line="240" w:lineRule="auto"/>
-            </w:pPr>
-            <w:r>
-              <w:rPr>
-                <w:sz w:val="18"/>
-              </w:rPr>
-            </w:r>
-            <w:r>
-              <w:rPr>
-                <w:sz w:val="18"/>
-              </w:rPr>
-              <w:t>4</w:t>
-            </w:r>
-          </w:p>
-        </w:tc>
-        <w:tc>
-          <w:tcPr>
-            <w:tcW w:type="dxa" w:w="3120"/>
-          </w:tcPr>
-          <w:p>
-            <w:pPr>
-              <w:spacing w:line="240" w:lineRule="auto"/>
-            </w:pPr>
-            <w:r>
-              <w:rPr>
-                <w:sz w:val="18"/>
-              </w:rPr>
-            </w:r>
-            <w:r>
-              <w:rPr>
-                <w:sz w:val="18"/>
-              </w:rPr>
-              <w:t>Trend and seasonality</w:t>
-            </w:r>
-          </w:p>
-        </w:tc>
-        <w:tc>
-          <w:tcPr>
-            <w:tcW w:type="dxa" w:w="3120"/>
-          </w:tcPr>
-          <w:p>
-            <w:pPr>
-              <w:spacing w:line="240" w:lineRule="auto"/>
-            </w:pPr>
-            <w:r>
-              <w:rPr>
-                <w:sz w:val="18"/>
-              </w:rPr>
-            </w:r>
-            <w:r>
-              <w:rPr>
-                <w:sz w:val="18"/>
-              </w:rPr>
-              <w:t>Figure 2 with the shading, then the forecast chart</w:t>
-            </w:r>
-          </w:p>
-        </w:tc>
-      </w:tr>
-      <w:tr>
-        <w:tc>
-          <w:tcPr>
-            <w:tcW w:type="dxa" w:w="3120"/>
-          </w:tcPr>
-          <w:p>
-            <w:pPr>
-              <w:spacing w:line="240" w:lineRule="auto"/>
-            </w:pPr>
-            <w:r>
-              <w:rPr>
-                <w:sz w:val="18"/>
-              </w:rPr>
-            </w:r>
-            <w:r>
-              <w:rPr>
-                <w:sz w:val="18"/>
-              </w:rPr>
-              <w:t>5</w:t>
-            </w:r>
-          </w:p>
-        </w:tc>
-        <w:tc>
-          <w:tcPr>
-            <w:tcW w:type="dxa" w:w="3120"/>
-          </w:tcPr>
-          <w:p>
-            <w:pPr>
-              <w:spacing w:line="240" w:lineRule="auto"/>
-            </w:pPr>
-            <w:r>
-              <w:rPr>
-                <w:sz w:val="18"/>
-              </w:rPr>
-            </w:r>
-            <w:r>
-              <w:rPr>
-                <w:sz w:val="18"/>
-              </w:rPr>
-              <w:t>The correction</w:t>
-            </w:r>
-          </w:p>
-        </w:tc>
-        <w:tc>
-          <w:tcPr>
-            <w:tcW w:type="dxa" w:w="3120"/>
-          </w:tcPr>
-          <w:p>
-            <w:pPr>
-              <w:spacing w:line="240" w:lineRule="auto"/>
-            </w:pPr>
-            <w:r>
-              <w:rPr>
-                <w:sz w:val="18"/>
-              </w:rPr>
-            </w:r>
-            <w:r>
-              <w:rPr>
-                <w:sz w:val="18"/>
-              </w:rPr>
-              <w:t>The correction table from the Checkpoint 2 report</w:t>
-            </w:r>
-          </w:p>
-        </w:tc>
-      </w:tr>
-      <w:tr>
-        <w:tc>
-          <w:tcPr>
-            <w:tcW w:type="dxa" w:w="3120"/>
-          </w:tcPr>
-          <w:p>
-            <w:pPr>
-              <w:spacing w:line="240" w:lineRule="auto"/>
-            </w:pPr>
-            <w:r>
-              <w:rPr>
-                <w:sz w:val="18"/>
-              </w:rPr>
-            </w:r>
-            <w:r>
-              <w:rPr>
-                <w:sz w:val="18"/>
-              </w:rPr>
-              <w:t>5</w:t>
-            </w:r>
-          </w:p>
-        </w:tc>
-        <w:tc>
-          <w:tcPr>
-            <w:tcW w:type="dxa" w:w="3120"/>
-          </w:tcPr>
-          <w:p>
-            <w:pPr>
-              <w:spacing w:line="240" w:lineRule="auto"/>
-            </w:pPr>
-            <w:r>
-              <w:rPr>
-                <w:sz w:val="18"/>
-              </w:rPr>
-            </w:r>
-            <w:r>
-              <w:rPr>
-                <w:sz w:val="18"/>
-              </w:rPr>
-              <w:t>What it means</w:t>
-            </w:r>
-          </w:p>
-        </w:tc>
-        <w:tc>
-          <w:tcPr>
-            <w:tcW w:type="dxa" w:w="3120"/>
-          </w:tcPr>
-          <w:p>
-            <w:pPr>
-              <w:spacing w:line="240" w:lineRule="auto"/>
-            </w:pPr>
-            <w:r>
-              <w:rPr>
-                <w:sz w:val="18"/>
-              </w:rPr>
-            </w:r>
-            <w:r>
-              <w:rPr>
-                <w:sz w:val="18"/>
-              </w:rPr>
-              <w:t>The findings summary</w:t>
-            </w:r>
-          </w:p>
-        </w:tc>
-      </w:tr>
-      <w:tr>
-        <w:tc>
-          <w:tcPr>
-            <w:tcW w:type="dxa" w:w="3120"/>
-          </w:tcPr>
-          <w:p>
-            <w:pPr>
-              <w:spacing w:line="240" w:lineRule="auto"/>
-            </w:pPr>
-            <w:r>
-              <w:rPr>
-                <w:sz w:val="18"/>
-              </w:rPr>
-            </w:r>
-            <w:r>
-              <w:rPr>
-                <w:sz w:val="18"/>
-              </w:rPr>
-              <w:t>5</w:t>
-            </w:r>
-          </w:p>
-        </w:tc>
-        <w:tc>
-          <w:tcPr>
-            <w:tcW w:type="dxa" w:w="3120"/>
-          </w:tcPr>
-          <w:p>
-            <w:pPr>
-              <w:spacing w:line="240" w:lineRule="auto"/>
-            </w:pPr>
-            <w:r>
-              <w:rPr>
-                <w:sz w:val="18"/>
-              </w:rPr>
-            </w:r>
-            <w:r>
-              <w:rPr>
-                <w:sz w:val="18"/>
-              </w:rPr>
-              <w:t>Close</w:t>
-            </w:r>
-          </w:p>
-        </w:tc>
-        <w:tc>
-          <w:tcPr>
-            <w:tcW w:type="dxa" w:w="3120"/>
-          </w:tcPr>
-          <w:p>
-            <w:pPr>
-              <w:spacing w:line="240" w:lineRule="auto"/>
-            </w:pPr>
-            <w:r>
-              <w:rPr>
-                <w:sz w:val="18"/>
-              </w:rPr>
-            </w:r>
-            <w:r>
-              <w:rPr>
-                <w:sz w:val="18"/>
-              </w:rPr>
-              <w:t>Cover page again, or the team slide</w:t>
-            </w:r>
-          </w:p>
-        </w:tc>
-      </w:tr>
-    </w:tbl>
-    <w:p>
-      <w:pPr>
-        <w:spacing w:after="200" w:line="240" w:lineRule="auto"/>
-        <w:jc w:val="center"/>
-      </w:pPr>
-      <w:r>
-        <w:rPr>
-          <w:i/>
-          <w:color w:val="7B8994"/>
-          <w:sz w:val="20"/>
-        </w:rPr>
-        <w:t>Table 2. What to have on screen</w:t>
+        <w:t xml:space="preserve"> Record your part in one take, screen-recording with audio rather than filming a monitor. If you stumble, don't stop — pause and repeat the sentence, and Alber cuts it. Leave two seconds of silence at each end. Agree on screen resolution and mic distance beforehand so the three parts match. Alber joins the five files in order, normalises the audio, and puts a two-second title card at the head of each part.</w:t>
       </w:r>
     </w:p>
     <w:p>
@@ -1830,15 +627,22 @@
         <w:rPr>
           <w:i/>
         </w:rPr>
-        <w:t>About 3 minutes. Record straight through.</w:t>
+        <w:t>[Cover page on screen.]</w:t>
       </w:r>
     </w:p>
     <w:p>
-      <w:pPr>
-        <w:pStyle w:val="Heading1"/>
-      </w:pPr>
       <w:r>
-        <w:t>Part 1 — Alber</w:t>
+        <w:t>Good day. My name is Alber, and this is our mini capstone project for BED 106, Business Analytics. Our domain is Retail and Sales Analytics, and our topic is sales trend analysis.</w:t>
+      </w:r>
+    </w:p>
+    <w:p>
+      <w:r>
+        <w:t>What we'll go through is the first two checkpoints. Checkpoint 1 is where we took a raw sales file, cleaned it, and built a database out of it, so we could ask what actually happened to this company. Checkpoint 2 is where we took that same data into Excel and asked a harder question — how strong is the evidence, and can we predict anything from it.</w:t>
+      </w:r>
+    </w:p>
+    <w:p>
+      <w:r>
+        <w:t>The dataset is a retail sales export. 1,194 transaction lines, running from March 2020 to March 2025.</w:t>
       </w:r>
     </w:p>
     <w:p>
@@ -1846,507 +650,62 @@
         <w:rPr>
           <w:i/>
         </w:rPr>
-        <w:t>About 3 minutes. Record straight through.</w:t>
-      </w:r>
-    </w:p>
-    <w:p>
-      <w:pPr>
-        <w:pStyle w:val="Heading2"/>
-      </w:pPr>
-      <w:r>
-        <w:t>Opening</w:t>
+        <w:t>[Switch to Figure 1, the annual trend.]</w:t>
       </w:r>
     </w:p>
     <w:p>
       <w:r>
-        <w:rPr>
-          <w:i/>
-        </w:rPr>
-        <w:t>On screen: the cover page</w:t>
+        <w:t>So here's the problem we're looking at. The company is a multi-category retailer — electronics, furniture and office supplies — selling across six US states. And what happened to it is simple to say: it grew, and then it stopped.</w:t>
       </w:r>
     </w:p>
     <w:p>
       <w:r>
-        <w:t>Say your name, then go straight into the project:</w:t>
-      </w:r>
-    </w:p>
-    <w:p>
-      <w:pPr>
-        <w:pStyle w:val="ListBullet"/>
-      </w:pPr>
-      <w:r>
-        <w:t xml:space="preserve">This is our BED 106 Business Analytics mini capstone. Our domain is Retail and Sales Analytics, and our topic is </w:t>
-      </w:r>
-      <w:r>
-        <w:rPr>
-          <w:b/>
-        </w:rPr>
-        <w:t>sales trend analysis</w:t>
-      </w:r>
-    </w:p>
-    <w:p>
-      <w:pPr>
-        <w:pStyle w:val="ListBullet"/>
-      </w:pPr>
-      <w:r>
-        <w:t xml:space="preserve">What the recording covers: </w:t>
-      </w:r>
-      <w:r>
-        <w:rPr>
-          <w:b/>
-        </w:rPr>
-        <w:t>Checkpoint 1</w:t>
-      </w:r>
-      <w:r>
-        <w:t xml:space="preserve">, where we built a database and asked what happened, and </w:t>
-      </w:r>
-      <w:r>
-        <w:rPr>
-          <w:b/>
-        </w:rPr>
-        <w:t>Checkpoint 2</w:t>
-      </w:r>
-      <w:r>
-        <w:t>, where we took the same data into Excel and asked how strong the evidence is and what can be predicted</w:t>
-      </w:r>
-    </w:p>
-    <w:p>
-      <w:pPr>
-        <w:pStyle w:val="ListBullet"/>
-      </w:pPr>
-      <w:r>
-        <w:t>One sentence on the dataset: 1,194 transaction lines, March 2020 to March 2025</w:t>
-      </w:r>
-    </w:p>
-    <w:p>
-      <w:pPr>
-        <w:pStyle w:val="ListBullet"/>
-      </w:pPr>
-      <w:r>
-        <w:t>Then straight into the problem — no need to announce that you are about to start</w:t>
-      </w:r>
-    </w:p>
-    <w:p>
-      <w:pPr>
-        <w:pStyle w:val="Heading2"/>
-      </w:pPr>
-      <w:r>
-        <w:t>The business problem</w:t>
+        <w:t>On a like-for-like monthly basis, revenue went up 30.9 percent from 2020 to its peak in 2022. Then it fell in each of the next two years, and finished 2024 at 17.6 percent below that peak.</w:t>
       </w:r>
     </w:p>
     <w:p>
       <w:r>
-        <w:rPr>
-          <w:i/>
-        </w:rPr>
-        <w:t>Task 1.1 · on screen: Figure 1</w:t>
-      </w:r>
-    </w:p>
-    <w:p>
-      <w:pPr>
-        <w:pStyle w:val="ListBullet"/>
-      </w:pPr>
-      <w:r>
-        <w:t>The subject is a multi-category retailer — electronics, furniture, office supplies — trading across six US states between 2020 and 2025</w:t>
-      </w:r>
-    </w:p>
-    <w:p>
-      <w:pPr>
-        <w:pStyle w:val="ListBullet"/>
-      </w:pPr>
-      <w:r>
-        <w:t xml:space="preserve">The problem: </w:t>
-      </w:r>
-      <w:r>
-        <w:rPr>
-          <w:b/>
-        </w:rPr>
-        <w:t>the company grew, then stopped.</w:t>
-      </w:r>
-      <w:r>
-        <w:t xml:space="preserve"> On a like-for-like monthly basis revenue rose </w:t>
-      </w:r>
-      <w:r>
-        <w:rPr>
-          <w:b/>
-        </w:rPr>
-        <w:t>30.9%</w:t>
-      </w:r>
-      <w:r>
-        <w:t xml:space="preserve"> from 2020 to the 2022 peak, then fell two years running to finish 2024 </w:t>
-      </w:r>
-      <w:r>
-        <w:rPr>
-          <w:b/>
-        </w:rPr>
-        <w:t>17.6% below</w:t>
-      </w:r>
-      <w:r>
-        <w:t xml:space="preserve"> that peak</w:t>
-      </w:r>
-    </w:p>
-    <w:p>
-      <w:pPr>
-        <w:pStyle w:val="ListBullet"/>
-      </w:pPr>
-      <w:r>
-        <w:t xml:space="preserve">Now the part that makes this an analytical problem rather than an obvious one. Ask it out loud and answer it: </w:t>
-      </w:r>
-      <w:r>
-        <w:rPr>
-          <w:i/>
-        </w:rPr>
-        <w:t>why does a falling sales figure need a database at all?</w:t>
-      </w:r>
-      <w:r>
-        <w:t xml:space="preserve"> Because of what </w:t>
-      </w:r>
-      <w:r>
-        <w:rPr>
-          <w:b/>
-        </w:rPr>
-        <w:t>didn't</w:t>
-      </w:r>
-      <w:r>
-        <w:t xml:space="preserve"> move. Margin held between </w:t>
-      </w:r>
-      <w:r>
-        <w:rPr>
-          <w:b/>
-        </w:rPr>
-        <w:t>23.97% and 26.93%</w:t>
-      </w:r>
-      <w:r>
-        <w:t xml:space="preserve"> for the whole five years, and average order value stayed between </w:t>
-      </w:r>
-      <w:r>
-        <w:rPr>
-          <w:b/>
-        </w:rPr>
-        <w:t>5,008 and 5,444</w:t>
-      </w:r>
-    </w:p>
-    <w:p>
-      <w:pPr>
-        <w:pStyle w:val="ListBullet"/>
-      </w:pPr>
-      <w:r>
-        <w:t xml:space="preserve">Had margin collapsed, the answer would be "we discounted too hard" and none of this would be needed. Margin held steady while revenue fell, which means the company is writing </w:t>
-      </w:r>
-      <w:r>
-        <w:rPr>
-          <w:b/>
-        </w:rPr>
-        <w:t>fewer orders</w:t>
-      </w:r>
-      <w:r>
-        <w:t>, not worse ones — and "fewer orders of what, when, and where" is a question a single annual revenue figure cannot answer</w:t>
-      </w:r>
-    </w:p>
-    <w:p>
-      <w:pPr>
-        <w:pStyle w:val="ListBullet"/>
-      </w:pPr>
-      <w:r>
-        <w:t>The three business questions, which every deliverable maps back to:</w:t>
-      </w:r>
-    </w:p>
-    <w:tbl>
-      <w:tblPr>
-        <w:tblStyle w:val="LightGrid-Accent1"/>
-        <w:tblW w:type="auto" w:w="0"/>
-        <w:jc w:val="center"/>
-        <w:tblLayout w:type="autofit"/>
-        <w:tblLook w:firstColumn="1" w:firstRow="1" w:lastColumn="0" w:lastRow="0" w:noHBand="0" w:noVBand="1" w:val="04A0"/>
-      </w:tblPr>
-      <w:tblGrid>
-        <w:gridCol w:w="3120"/>
-        <w:gridCol w:w="3120"/>
-        <w:gridCol w:w="3120"/>
-      </w:tblGrid>
-      <w:tr>
-        <w:tc>
-          <w:tcPr>
-            <w:tcW w:type="dxa" w:w="3120"/>
-          </w:tcPr>
-          <w:p>
-            <w:r>
-              <w:rPr>
-                <w:b/>
-              </w:rPr>
-            </w:r>
-            <w:r>
-              <w:rPr>
-                <w:b/>
-              </w:rPr>
-              <w:t>#</w:t>
-            </w:r>
-          </w:p>
-        </w:tc>
-        <w:tc>
-          <w:tcPr>
-            <w:tcW w:type="dxa" w:w="3120"/>
-          </w:tcPr>
-          <w:p>
-            <w:r>
-              <w:rPr>
-                <w:b/>
-              </w:rPr>
-            </w:r>
-            <w:r>
-              <w:rPr>
-                <w:b/>
-              </w:rPr>
-              <w:t>Question</w:t>
-            </w:r>
-          </w:p>
-        </w:tc>
-        <w:tc>
-          <w:tcPr>
-            <w:tcW w:type="dxa" w:w="3120"/>
-          </w:tcPr>
-          <w:p>
-            <w:r>
-              <w:rPr>
-                <w:b/>
-              </w:rPr>
-            </w:r>
-            <w:r>
-              <w:rPr>
-                <w:b/>
-              </w:rPr>
-              <w:t>Answered by</w:t>
-            </w:r>
-          </w:p>
-        </w:tc>
-      </w:tr>
-      <w:tr>
-        <w:tc>
-          <w:tcPr>
-            <w:tcW w:type="dxa" w:w="3120"/>
-          </w:tcPr>
-          <w:p>
-            <w:pPr>
-              <w:spacing w:line="240" w:lineRule="auto"/>
-            </w:pPr>
-            <w:r>
-              <w:rPr>
-                <w:sz w:val="18"/>
-              </w:rPr>
-            </w:r>
-            <w:r>
-              <w:rPr>
-                <w:sz w:val="18"/>
-              </w:rPr>
-              <w:t>1</w:t>
-            </w:r>
-          </w:p>
-        </w:tc>
-        <w:tc>
-          <w:tcPr>
-            <w:tcW w:type="dxa" w:w="3120"/>
-          </w:tcPr>
-          <w:p>
-            <w:pPr>
-              <w:spacing w:line="240" w:lineRule="auto"/>
-            </w:pPr>
-            <w:r>
-              <w:rPr>
-                <w:sz w:val="18"/>
-              </w:rPr>
-            </w:r>
-            <w:r>
-              <w:rPr>
-                <w:sz w:val="18"/>
-              </w:rPr>
-              <w:t>How have revenue and profit trended, and is the company still growing?</w:t>
-            </w:r>
-          </w:p>
-        </w:tc>
-        <w:tc>
-          <w:tcPr>
-            <w:tcW w:type="dxa" w:w="3120"/>
-          </w:tcPr>
-          <w:p>
-            <w:pPr>
-              <w:spacing w:line="240" w:lineRule="auto"/>
-            </w:pPr>
-            <w:r>
-              <w:rPr>
-                <w:sz w:val="18"/>
-              </w:rPr>
-            </w:r>
-            <w:r>
-              <w:rPr>
-                <w:sz w:val="18"/>
-              </w:rPr>
-              <w:t>Query 3, and the Checkpoint 2 regression</w:t>
-            </w:r>
-          </w:p>
-        </w:tc>
-      </w:tr>
-      <w:tr>
-        <w:tc>
-          <w:tcPr>
-            <w:tcW w:type="dxa" w:w="3120"/>
-          </w:tcPr>
-          <w:p>
-            <w:pPr>
-              <w:spacing w:line="240" w:lineRule="auto"/>
-            </w:pPr>
-            <w:r>
-              <w:rPr>
-                <w:sz w:val="18"/>
-              </w:rPr>
-            </w:r>
-            <w:r>
-              <w:rPr>
-                <w:sz w:val="18"/>
-              </w:rPr>
-              <w:t>2</w:t>
-            </w:r>
-          </w:p>
-        </w:tc>
-        <w:tc>
-          <w:tcPr>
-            <w:tcW w:type="dxa" w:w="3120"/>
-          </w:tcPr>
-          <w:p>
-            <w:pPr>
-              <w:spacing w:line="240" w:lineRule="auto"/>
-            </w:pPr>
-            <w:r>
-              <w:rPr>
-                <w:sz w:val="18"/>
-              </w:rPr>
-            </w:r>
-            <w:r>
-              <w:rPr>
-                <w:sz w:val="18"/>
-              </w:rPr>
-              <w:t>Which categories and sub-categories drive the trend?</w:t>
-            </w:r>
-          </w:p>
-        </w:tc>
-        <w:tc>
-          <w:tcPr>
-            <w:tcW w:type="dxa" w:w="3120"/>
-          </w:tcPr>
-          <w:p>
-            <w:pPr>
-              <w:spacing w:line="240" w:lineRule="auto"/>
-            </w:pPr>
-            <w:r>
-              <w:rPr>
-                <w:sz w:val="18"/>
-              </w:rPr>
-            </w:r>
-            <w:r>
-              <w:rPr>
-                <w:sz w:val="18"/>
-              </w:rPr>
-              <w:t>Queries 5 and 7</w:t>
-            </w:r>
-          </w:p>
-        </w:tc>
-      </w:tr>
-      <w:tr>
-        <w:tc>
-          <w:tcPr>
-            <w:tcW w:type="dxa" w:w="3120"/>
-          </w:tcPr>
-          <w:p>
-            <w:pPr>
-              <w:spacing w:line="240" w:lineRule="auto"/>
-            </w:pPr>
-            <w:r>
-              <w:rPr>
-                <w:sz w:val="18"/>
-              </w:rPr>
-            </w:r>
-            <w:r>
-              <w:rPr>
-                <w:sz w:val="18"/>
-              </w:rPr>
-              <w:t>3</w:t>
-            </w:r>
-          </w:p>
-        </w:tc>
-        <w:tc>
-          <w:tcPr>
-            <w:tcW w:type="dxa" w:w="3120"/>
-          </w:tcPr>
-          <w:p>
-            <w:pPr>
-              <w:spacing w:line="240" w:lineRule="auto"/>
-            </w:pPr>
-            <w:r>
-              <w:rPr>
-                <w:sz w:val="18"/>
-              </w:rPr>
-            </w:r>
-            <w:r>
-              <w:rPr>
-                <w:sz w:val="18"/>
-              </w:rPr>
-              <w:t>When does demand concentrate, and is the pattern the same for every category?</w:t>
-            </w:r>
-          </w:p>
-        </w:tc>
-        <w:tc>
-          <w:tcPr>
-            <w:tcW w:type="dxa" w:w="3120"/>
-          </w:tcPr>
-          <w:p>
-            <w:pPr>
-              <w:spacing w:line="240" w:lineRule="auto"/>
-            </w:pPr>
-            <w:r>
-              <w:rPr>
-                <w:sz w:val="18"/>
-              </w:rPr>
-            </w:r>
-            <w:r>
-              <w:rPr>
-                <w:sz w:val="18"/>
-              </w:rPr>
-              <w:t>Queries 4 and 8</w:t>
-            </w:r>
-          </w:p>
-        </w:tc>
-      </w:tr>
-    </w:tbl>
-    <w:p>
-      <w:pPr>
-        <w:spacing w:after="200" w:line="240" w:lineRule="auto"/>
-        <w:jc w:val="center"/>
-      </w:pPr>
-      <w:r>
-        <w:rPr>
-          <w:i/>
-          <w:color w:val="7B8994"/>
-          <w:sz w:val="20"/>
-        </w:rPr>
-        <w:t>Table 3. The business problem</w:t>
-      </w:r>
-    </w:p>
-    <w:p>
-      <w:pPr>
-        <w:pStyle w:val="ListBullet"/>
-      </w:pPr>
-      <w:r>
-        <w:t>Why they matter: the decisions hanging off them are what to stock, when to stock it, and where to put the sales effort. Getting them wrong costs inventory that does not sell and campaigns that land in the wrong quarter</w:t>
+        <w:t>Now, you might ask — why does that need a database? Sales went down. That's not a mystery.</w:t>
       </w:r>
     </w:p>
     <w:p>
       <w:r>
-        <w:rPr>
-          <w:b/>
-        </w:rPr>
-        <w:t>End the part on this line:</w:t>
+        <w:t>Here's why. It's because of what didn't move. Margin held between 23.97 and 26.93 percent for the whole five years. Average order value stayed between 5,008 and 5,444. Neither of those budged.</w:t>
       </w:r>
+    </w:p>
+    <w:p>
       <w:r>
-        <w:t xml:space="preserve"> none of those questions could be answered until the raw file had been assessed, cleaned and put into a database — which is where Checkpoint 1 starts.</w:t>
+        <w:t>And that changes the whole question. If margin had collapsed, the answer would just be "we discounted too hard," and nobody would need any of this. But margin held steady while revenue fell. That means the company isn't selling worse orders — it's writing fewer of them. And fewer orders of what, sold when, and sold where — that is not something a single annual revenue figure can tell you.</w:t>
+      </w:r>
+    </w:p>
+    <w:p>
+      <w:r>
+        <w:t>So we set three business questions, and everything in this project comes back to one of them.</w:t>
+      </w:r>
+    </w:p>
+    <w:p>
+      <w:r>
+        <w:t>First: how have revenue and profit trended, and is the company still growing?</w:t>
+      </w:r>
+    </w:p>
+    <w:p>
+      <w:r>
+        <w:t>Second: which categories and sub-categories are driving that trend?</w:t>
+      </w:r>
+    </w:p>
+    <w:p>
+      <w:r>
+        <w:t>And third: when does demand actually concentrate — and is that pattern the same for every category?</w:t>
+      </w:r>
+    </w:p>
+    <w:p>
+      <w:r>
+        <w:t>These matter because of the decisions sitting behind them. What to stock, when to stock it, and where to put the sales effort. Get those wrong and you're paying for inventory that doesn't sell, and running campaigns in the wrong quarter.</w:t>
+      </w:r>
+    </w:p>
+    <w:p>
+      <w:r>
+        <w:t>None of that could be answered from the raw file, though. It had to be assessed, cleaned, and put into a database first — and that's where Checkpoint 1 starts.</w:t>
       </w:r>
     </w:p>
     <w:p>
@@ -2367,15 +726,22 @@
         <w:rPr>
           <w:i/>
         </w:rPr>
-        <w:t>About 1.5 minutes. A short bridge between the two checkpoints — no need to say your name again.</w:t>
+        <w:t>[The workbook on screen — Cleaned Data sheet.]</w:t>
       </w:r>
     </w:p>
     <w:p>
-      <w:pPr>
-        <w:pStyle w:val="Heading2"/>
-      </w:pPr>
       <w:r>
-        <w:t>The workbook</w:t>
+        <w:t>The first thing Checkpoint 2 needed was the workbook itself, built on the same dataset, which the brief requires.</w:t>
+      </w:r>
+    </w:p>
+    <w:p>
+      <w:r>
+        <w:t>It has thirteen sheets. And there's one design decision in it worth explaining, because it's the one we'd defend if asked.</w:t>
+      </w:r>
+    </w:p>
+    <w:p>
+      <w:r>
+        <w:t>Everything in this workbook is live formulas. Not pasted values. About 1,724 of them. The cross-tabs are SUMIFS, COUNTIFS and AVERAGEIFS running against named ranges over the Cleaned Data sheet — so if a single row changed, every statistic downstream would change with it. Pasted values would have looked absolutely identical on the page, and proved nothing.</w:t>
       </w:r>
     </w:p>
     <w:p>
@@ -2383,127 +749,22 @@
         <w:rPr>
           <w:i/>
         </w:rPr>
-        <w:t>Task 2.1 · on screen: Cleaned Data, then a PivotChart</w:t>
+        <w:t>[Switch to a PivotChart.]</w:t>
       </w:r>
     </w:p>
     <w:p>
       <w:r>
-        <w:t>Pick the thread up: the first thing Checkpoint 2 needed was the workbook itself, built on the same dataset the brief requires.</w:t>
-      </w:r>
-    </w:p>
-    <w:p>
-      <w:pPr>
-        <w:pStyle w:val="ListBullet"/>
-      </w:pPr>
-      <w:r>
-        <w:t xml:space="preserve">The workbook has </w:t>
-      </w:r>
-      <w:r>
-        <w:rPr>
-          <w:b/>
-        </w:rPr>
-        <w:t>thirteen sheets</w:t>
-      </w:r>
-    </w:p>
-    <w:p>
-      <w:pPr>
-        <w:pStyle w:val="ListBullet"/>
-      </w:pPr>
-      <w:r>
-        <w:t xml:space="preserve">The one design decision worth defending: </w:t>
-      </w:r>
-      <w:r>
-        <w:rPr>
-          <w:b/>
-        </w:rPr>
-        <w:t>everything is live formulas, not pasted values</w:t>
-      </w:r>
-      <w:r>
-        <w:t xml:space="preserve"> — around </w:t>
-      </w:r>
-      <w:r>
-        <w:rPr>
-          <w:b/>
-        </w:rPr>
-        <w:t>1,724</w:t>
-      </w:r>
-      <w:r>
-        <w:t xml:space="preserve"> of them. The cross-tabs are </w:t>
-      </w:r>
-      <w:r>
-        <w:rPr>
-          <w:rFonts w:ascii="Consolas" w:hAnsi="Consolas"/>
-          <w:color w:val="2F6F9F"/>
-          <w:sz w:val="18"/>
-        </w:rPr>
-        <w:t>SUMIFS</w:t>
-      </w:r>
-      <w:r>
-        <w:t xml:space="preserve">, </w:t>
-      </w:r>
-      <w:r>
-        <w:rPr>
-          <w:rFonts w:ascii="Consolas" w:hAnsi="Consolas"/>
-          <w:color w:val="2F6F9F"/>
-          <w:sz w:val="18"/>
-        </w:rPr>
-        <w:t>COUNTIFS</w:t>
-      </w:r>
-      <w:r>
-        <w:t xml:space="preserve"> and </w:t>
-      </w:r>
-      <w:r>
-        <w:rPr>
-          <w:rFonts w:ascii="Consolas" w:hAnsi="Consolas"/>
-          <w:color w:val="2F6F9F"/>
-          <w:sz w:val="18"/>
-        </w:rPr>
-        <w:t>AVERAGEIFS</w:t>
-      </w:r>
-      <w:r>
-        <w:t xml:space="preserve"> against named ranges over the Cleaned Data sheet, so if a row changed, every statistic downstream would change with it. Pasted values would have looked identical and proved nothing</w:t>
-      </w:r>
-    </w:p>
-    <w:p>
-      <w:pPr>
-        <w:pStyle w:val="ListBullet"/>
-      </w:pPr>
-      <w:r>
-        <w:t xml:space="preserve">Beyond the brief's minimum there are </w:t>
-      </w:r>
-      <w:r>
-        <w:rPr>
-          <w:b/>
-        </w:rPr>
-        <w:t>three native PivotTables</w:t>
-      </w:r>
-      <w:r>
-        <w:t>, each with a bound PivotChart, sharing one pivot cache. The brief asks for three pivot tables and three pivot charts, and the SUMIFS cross-tabs alone would have been arguable</w:t>
-      </w:r>
-    </w:p>
-    <w:p>
-      <w:pPr>
-        <w:pStyle w:val="ListBullet"/>
-      </w:pPr>
-      <w:r>
-        <w:rPr>
-          <w:b/>
-        </w:rPr>
-        <w:t>Seven self-check formulas</w:t>
-      </w:r>
-      <w:r>
-        <w:t xml:space="preserve"> on the Read Me sheet. Each recomputes a headline figure by an independent route and prints OK or MISMATCH — the row count, the revenue total and the regression slope are all checked that way. If a cell is edited that should not have been, the workbook says so</w:t>
+        <w:t>Beyond what the brief asks for, there are three native PivotTables, each with a PivotChart bound to it, all sharing one pivot cache. The brief wants three pivot tables and three pivot charts, and the SUMIFS cross-tabs on their own would have been arguable.</w:t>
       </w:r>
     </w:p>
     <w:p>
       <w:r>
-        <w:rPr>
-          <w:b/>
-        </w:rPr>
-        <w:t>End the part on this line:</w:t>
+        <w:t>And there are seven self-check formulas on the Read Me sheet. Each one recalculates a headline figure by a completely independent route and prints either OK or MISMATCH. The row count, the revenue total, the regression slope — all checked that way. So if a cell gets edited that shouldn't have been, the workbook tells you.</w:t>
       </w:r>
+    </w:p>
+    <w:p>
       <w:r>
-        <w:t xml:space="preserve"> with the data laid out that way and checked, the statistics could be run on it.</w:t>
+        <w:t>With the data laid out that way and checked, we could run the statistics on it.</w:t>
       </w:r>
     </w:p>
     <w:p>
@@ -2524,15 +785,35 @@
         <w:rPr>
           <w:i/>
         </w:rPr>
-        <w:t>About 6 minutes. Record straight through — no need to say your name again.</w:t>
+        <w:t>[The correction table from the Checkpoint 2 report on screen.]</w:t>
+      </w:r>
+    </w:p>
+    <w:p>
+      <w:r>
+        <w:t>This part we're raising ourselves, because volunteering an error is worth more than having somebody find it.</w:t>
+      </w:r>
+    </w:p>
+    <w:p>
+      <w:r>
+        <w:t>Building the Checkpoint 2 monthly series exposed a mistake in our own Checkpoint</w:t>
       </w:r>
     </w:p>
     <w:p>
       <w:pPr>
-        <w:pStyle w:val="Heading2"/>
+        <w:pStyle w:val="ListNumber"/>
       </w:pPr>
       <w:r>
-        <w:t>The correction</w:t>
+        <w:t>We treated 2020 as a full year. But the file starts on 22 March, so 2020 only holds nine months of trading. That overstated our 2020-to-2022 growth as 69.9 percent, when the like-for-like figure is 30.9. It also distorted March's seasonal index, pulling it from 1.025 down to 0.876.</w:t>
+      </w:r>
+    </w:p>
+    <w:p>
+      <w:r>
+        <w:t>What it affected was that growth figure and that one index. What it did not affect: the minus 17.6 percent decline from peak to 2024, because those are both full years. Printers down 136,865. Electronics down 40.8 percent. The category-specific seasonality. The geography finding. All of that stands.</w:t>
+      </w:r>
+    </w:p>
+    <w:p>
+      <w:r>
+        <w:t>So the central thesis is unchanged — one supporting number was overstated. Checkpoint 1 has been reissued with an is_complete_month flag and a per-month column in Query 3, so the mistake can't happen again. And it's documented in the Checkpoint 2 report either way.</w:t>
       </w:r>
     </w:p>
     <w:p>
@@ -2540,441 +821,12 @@
         <w:rPr>
           <w:i/>
         </w:rPr>
-        <w:t>On screen: the correction table from the Checkpoint 2 report</w:t>
+        <w:t>[Switch to the findings summary.]</w:t>
       </w:r>
     </w:p>
     <w:p>
       <w:r>
-        <w:t>This section exists because volunteering an error is worth more than having it found. Do not soften it.</w:t>
-      </w:r>
-    </w:p>
-    <w:p>
-      <w:pPr>
-        <w:pStyle w:val="ListBullet"/>
-      </w:pPr>
-      <w:r>
-        <w:t xml:space="preserve">Building the Checkpoint 2 monthly series exposed an </w:t>
-      </w:r>
-      <w:r>
-        <w:rPr>
-          <w:b/>
-        </w:rPr>
-        <w:t>error in our own Checkpoint 1</w:t>
-      </w:r>
-    </w:p>
-    <w:p>
-      <w:pPr>
-        <w:pStyle w:val="ListBullet"/>
-      </w:pPr>
-      <w:r>
-        <w:t xml:space="preserve">2020 was treated as a full year. The file starts 22 March, so 2020 holds only </w:t>
-      </w:r>
-      <w:r>
-        <w:rPr>
-          <w:b/>
-        </w:rPr>
-        <w:t>nine months</w:t>
-      </w:r>
-      <w:r>
-        <w:t xml:space="preserve">. That overstated 2020-to-2022 growth as </w:t>
-      </w:r>
-      <w:r>
-        <w:rPr>
-          <w:b/>
-        </w:rPr>
-        <w:t>69.9%</w:t>
-      </w:r>
-      <w:r>
-        <w:t xml:space="preserve"> when the like-for-like figure is </w:t>
-      </w:r>
-      <w:r>
-        <w:rPr>
-          <w:b/>
-        </w:rPr>
-        <w:t>30.9%</w:t>
-      </w:r>
-      <w:r>
-        <w:t>. It also distorted March's seasonal index, from 1.025 down to 0.876</w:t>
-      </w:r>
-    </w:p>
-    <w:p>
-      <w:pPr>
-        <w:pStyle w:val="ListBullet"/>
-      </w:pPr>
-      <w:r>
-        <w:t>What it did and did not touch:</w:t>
-      </w:r>
-    </w:p>
-    <w:tbl>
-      <w:tblPr>
-        <w:tblStyle w:val="LightGrid-Accent1"/>
-        <w:tblW w:type="auto" w:w="0"/>
-        <w:jc w:val="center"/>
-        <w:tblLayout w:type="autofit"/>
-        <w:tblLook w:firstColumn="1" w:firstRow="1" w:lastColumn="0" w:lastRow="0" w:noHBand="0" w:noVBand="1" w:val="04A0"/>
-      </w:tblPr>
-      <w:tblGrid>
-        <w:gridCol w:w="4680"/>
-        <w:gridCol w:w="4680"/>
-      </w:tblGrid>
-      <w:tr>
-        <w:tc>
-          <w:tcPr>
-            <w:tcW w:type="dxa" w:w="4680"/>
-          </w:tcPr>
-          <w:p>
-            <w:r>
-              <w:rPr>
-                <w:b/>
-              </w:rPr>
-            </w:r>
-            <w:r>
-              <w:rPr>
-                <w:b/>
-              </w:rPr>
-              <w:t>Affected</w:t>
-            </w:r>
-          </w:p>
-        </w:tc>
-        <w:tc>
-          <w:tcPr>
-            <w:tcW w:type="dxa" w:w="4680"/>
-          </w:tcPr>
-          <w:p>
-            <w:r>
-              <w:rPr>
-                <w:b/>
-              </w:rPr>
-            </w:r>
-            <w:r>
-              <w:rPr>
-                <w:b/>
-              </w:rPr>
-              <w:t>Unaffected</w:t>
-            </w:r>
-          </w:p>
-        </w:tc>
-      </w:tr>
-      <w:tr>
-        <w:tc>
-          <w:tcPr>
-            <w:tcW w:type="dxa" w:w="4680"/>
-          </w:tcPr>
-          <w:p>
-            <w:pPr>
-              <w:spacing w:line="240" w:lineRule="auto"/>
-            </w:pPr>
-            <w:r>
-              <w:rPr>
-                <w:sz w:val="18"/>
-              </w:rPr>
-            </w:r>
-            <w:r>
-              <w:rPr>
-                <w:sz w:val="18"/>
-              </w:rPr>
-              <w:t>The 2020→2022 growth figure</w:t>
-            </w:r>
-          </w:p>
-        </w:tc>
-        <w:tc>
-          <w:tcPr>
-            <w:tcW w:type="dxa" w:w="4680"/>
-          </w:tcPr>
-          <w:p>
-            <w:pPr>
-              <w:spacing w:line="240" w:lineRule="auto"/>
-            </w:pPr>
-            <w:r>
-              <w:rPr>
-                <w:sz w:val="18"/>
-              </w:rPr>
-            </w:r>
-            <w:r>
-              <w:rPr>
-                <w:sz w:val="18"/>
-              </w:rPr>
-              <w:t>The −17.6% peak-to-2024 decline — both are full years</w:t>
-            </w:r>
-          </w:p>
-        </w:tc>
-      </w:tr>
-      <w:tr>
-        <w:tc>
-          <w:tcPr>
-            <w:tcW w:type="dxa" w:w="4680"/>
-          </w:tcPr>
-          <w:p>
-            <w:pPr>
-              <w:spacing w:line="240" w:lineRule="auto"/>
-            </w:pPr>
-            <w:r>
-              <w:rPr>
-                <w:sz w:val="18"/>
-              </w:rPr>
-            </w:r>
-            <w:r>
-              <w:rPr>
-                <w:sz w:val="18"/>
-              </w:rPr>
-              <w:t>March's seasonal index</w:t>
-            </w:r>
-          </w:p>
-        </w:tc>
-        <w:tc>
-          <w:tcPr>
-            <w:tcW w:type="dxa" w:w="4680"/>
-          </w:tcPr>
-          <w:p>
-            <w:pPr>
-              <w:spacing w:line="240" w:lineRule="auto"/>
-            </w:pPr>
-            <w:r>
-              <w:rPr>
-                <w:sz w:val="18"/>
-              </w:rPr>
-            </w:r>
-            <w:r>
-              <w:rPr>
-                <w:sz w:val="18"/>
-              </w:rPr>
-              <w:t>Printers −136,865; Electronics −40.8%</w:t>
-            </w:r>
-          </w:p>
-        </w:tc>
-      </w:tr>
-      <w:tr>
-        <w:tc>
-          <w:tcPr>
-            <w:tcW w:type="dxa" w:w="4680"/>
-          </w:tcPr>
-          <w:p>
-            <w:pPr>
-              <w:spacing w:line="240" w:lineRule="auto"/>
-            </w:pPr>
-            <w:r>
-              <w:rPr>
-                <w:sz w:val="18"/>
-              </w:rPr>
-            </w:r>
-          </w:p>
-        </w:tc>
-        <w:tc>
-          <w:tcPr>
-            <w:tcW w:type="dxa" w:w="4680"/>
-          </w:tcPr>
-          <w:p>
-            <w:pPr>
-              <w:spacing w:line="240" w:lineRule="auto"/>
-            </w:pPr>
-            <w:r>
-              <w:rPr>
-                <w:sz w:val="18"/>
-              </w:rPr>
-            </w:r>
-            <w:r>
-              <w:rPr>
-                <w:sz w:val="18"/>
-              </w:rPr>
-              <w:t>Category-specific seasonality; the geography finding</w:t>
-            </w:r>
-          </w:p>
-        </w:tc>
-      </w:tr>
-    </w:tbl>
-    <w:p>
-      <w:pPr>
-        <w:spacing w:after="200" w:line="240" w:lineRule="auto"/>
-        <w:jc w:val="center"/>
-      </w:pPr>
-      <w:r>
-        <w:rPr>
-          <w:i/>
-          <w:color w:val="7B8994"/>
-          <w:sz w:val="20"/>
-        </w:rPr>
-        <w:t>Table 4. The correction</w:t>
-      </w:r>
-    </w:p>
-    <w:p>
-      <w:pPr>
-        <w:pStyle w:val="ListBullet"/>
-      </w:pPr>
-      <w:r>
-        <w:t>The central thesis is unchanged; one supporting number was overstated</w:t>
-      </w:r>
-    </w:p>
-    <w:p>
-      <w:pPr>
-        <w:pStyle w:val="ListBullet"/>
-      </w:pPr>
-      <w:r>
-        <w:t xml:space="preserve">Checkpoint 1 was reissued with an </w:t>
-      </w:r>
-      <w:r>
-        <w:rPr>
-          <w:rFonts w:ascii="Consolas" w:hAnsi="Consolas"/>
-          <w:color w:val="2F6F9F"/>
-          <w:sz w:val="18"/>
-        </w:rPr>
-        <w:t>is_complete_month</w:t>
-      </w:r>
-      <w:r>
-        <w:t xml:space="preserve"> flag and a per-month column in Query 3, so the mistake cannot recur, and it is documented in the Checkpoint 2 report either way</w:t>
-      </w:r>
-    </w:p>
-    <w:p>
-      <w:pPr>
-        <w:pStyle w:val="Heading2"/>
-      </w:pPr>
-      <w:r>
-        <w:t>What it means for the business</w:t>
-      </w:r>
-    </w:p>
-    <w:p>
-      <w:r>
-        <w:rPr>
-          <w:i/>
-        </w:rPr>
-        <w:t>On screen: the findings summary</w:t>
-      </w:r>
-    </w:p>
-    <w:p>
-      <w:r>
-        <w:t>With that correction made, here is what the analysis actually tells the business. Three recommendations, each tied to a measurement rather than an opinion:</w:t>
-      </w:r>
-    </w:p>
-    <w:p>
-      <w:pPr>
-        <w:pStyle w:val="ListBullet"/>
-      </w:pPr>
-      <w:r>
-        <w:rPr>
-          <w:b/>
-        </w:rPr>
-        <w:t>Track order count, not revenue.</w:t>
-      </w:r>
-      <w:r>
-        <w:t xml:space="preserve"> Revenue is the lagging indicator; order count is what drives it, r = 0.923, and it is the thing the business can act on</w:t>
-      </w:r>
-    </w:p>
-    <w:p>
-      <w:pPr>
-        <w:pStyle w:val="ListBullet"/>
-      </w:pPr>
-      <w:r>
-        <w:rPr>
-          <w:b/>
-        </w:rPr>
-        <w:t>Plan seasonality by category, not company-wide.</w:t>
-      </w:r>
-      <w:r>
-        <w:t xml:space="preserve"> The blended curve is wrong for all three categories — Electronics peaks in Q2, Furniture and Office Supplies in Q4. A single planning curve over-stocks Electronics in Q4 and under-stocks it in Q2</w:t>
-      </w:r>
-    </w:p>
-    <w:p>
-      <w:pPr>
-        <w:pStyle w:val="ListBullet"/>
-      </w:pPr>
-      <w:r>
-        <w:rPr>
-          <w:b/>
-        </w:rPr>
-        <w:t>Investigate Printers first.</w:t>
-      </w:r>
-      <w:r>
-        <w:t xml:space="preserve"> One sub-category, </w:t>
-      </w:r>
-      <w:r>
-        <w:rPr>
-          <w:b/>
-        </w:rPr>
-        <w:t>136,865</w:t>
-      </w:r>
-      <w:r>
-        <w:t xml:space="preserve"> lost, over half the entire gap. Whether that is supply, competition, or a category in structural decline is not something this dataset can answer — but it tells us where to look, and that is what the analysis was for</w:t>
-      </w:r>
-    </w:p>
-    <w:p>
-      <w:pPr>
-        <w:pStyle w:val="Heading2"/>
-      </w:pPr>
-      <w:r>
-        <w:t>The limitations</w:t>
-      </w:r>
-    </w:p>
-    <w:p>
-      <w:r>
-        <w:t>Three, stated plainly and in your own voice:</w:t>
-      </w:r>
-    </w:p>
-    <w:p>
-      <w:pPr>
-        <w:pStyle w:val="ListBullet"/>
-      </w:pPr>
-      <w:r>
-        <w:rPr>
-          <w:b/>
-        </w:rPr>
-        <w:t>The data is synthetic.</w:t>
-      </w:r>
-      <w:r>
-        <w:t xml:space="preserve"> The figures illustrate the method rather than describe a real company. It was proved, it was stated, and no corrections were invented, because that would have been worse</w:t>
-      </w:r>
-    </w:p>
-    <w:p>
-      <w:pPr>
-        <w:pStyle w:val="ListBullet"/>
-      </w:pPr>
-      <w:r>
-        <w:rPr>
-          <w:b/>
-        </w:rPr>
-        <w:t>The forecast is weak.</w:t>
-      </w:r>
-      <w:r>
-        <w:t xml:space="preserve"> 22.7% mean absolute error against a flat average's 14.9%. Our own error was measured and reported rather than the test quietly dropped</w:t>
-      </w:r>
-    </w:p>
-    <w:p>
-      <w:pPr>
-        <w:pStyle w:val="ListBullet"/>
-      </w:pPr>
-      <w:r>
-        <w:rPr>
-          <w:b/>
-        </w:rPr>
-        <w:t>Correlation is not causation.</w:t>
-      </w:r>
-      <w:r>
-        <w:t xml:space="preserve"> Order count and revenue move together; that is not proof that one causes the other</w:t>
-      </w:r>
-    </w:p>
-    <w:p>
-      <w:r>
-        <w:t xml:space="preserve">Then what the group </w:t>
-      </w:r>
-      <w:r>
-        <w:rPr>
-          <w:i/>
-        </w:rPr>
-        <w:t>would</w:t>
-      </w:r>
-      <w:r>
-        <w:t xml:space="preserve"> stand behind: the method. A defect-documented dataset, a normalised schema with enforced constraints, queries verified on two database engines, and statistics tested for significance rather than eyeballed — with the negative results reported alongside the positive ones.</w:t>
-      </w:r>
-    </w:p>
-    <w:p>
-      <w:pPr>
-        <w:pStyle w:val="Heading2"/>
-      </w:pPr>
-      <w:r>
-        <w:t>The questions we would expect</w:t>
-      </w:r>
-    </w:p>
-    <w:p>
-      <w:r>
-        <w:t>Still speaking continuously, raise these and answer them in your own words. This is the part that stands in for a live defense, so take it slowly.</w:t>
+        <w:t>So with that correction made, here's what the analysis actually tells this business. Three recommendations, and each one is tied to a measurement rather than an opinion.</w:t>
       </w:r>
     </w:p>
     <w:p>
@@ -2982,28 +834,10 @@
         <w:rPr>
           <w:b/>
         </w:rPr>
-        <w:t>Does a fake dataset invalidate the project?</w:t>
+        <w:t>First — track order count, not revenue.</w:t>
       </w:r>
       <w:r>
-        <w:t xml:space="preserve"> It invalidates the </w:t>
-      </w:r>
-      <w:r>
-        <w:rPr>
-          <w:i/>
-        </w:rPr>
-        <w:t>figures</w:t>
-      </w:r>
-      <w:r>
-        <w:t xml:space="preserve">, not the </w:t>
-      </w:r>
-      <w:r>
-        <w:rPr>
-          <w:i/>
-        </w:rPr>
-        <w:t>method</w:t>
-      </w:r>
-      <w:r>
-        <w:t>. It was proved with five signals and no corrections were fabricated, which would have been worse. The schema, the queries and the analysis would run identically on real data.</w:t>
+        <w:t xml:space="preserve"> Revenue is the lagging indicator. Order count is what drives it, at r of 0.923, and it's the thing the business can actually act on.</w:t>
       </w:r>
     </w:p>
     <w:p>
@@ -3011,7 +845,70 @@
         <w:rPr>
           <w:b/>
         </w:rPr>
-        <w:t>Why not use `Order ID` as the primary key?</w:t>
+        <w:t>Second — plan seasonality by category, not company-wide.</w:t>
+      </w:r>
+      <w:r>
+        <w:t xml:space="preserve"> The blended curve is wrong for all three categories. Electronics peaks in Q2; Furniture and Office Supplies peak in Q4. A single planning curve over-stocks Electronics in Q4 and under-stocks it in Q2.</w:t>
+      </w:r>
+    </w:p>
+    <w:p>
+      <w:r>
+        <w:rPr>
+          <w:b/>
+        </w:rPr>
+        <w:t>Third — investigate Printers first.</w:t>
+      </w:r>
+      <w:r>
+        <w:t xml:space="preserve"> One sub-category, 136,865 lost, more than half the entire gap. Whether that's a supply problem, a competitive loss, or a category in structural decline is not something this dataset can tell us. But it tells us where to look — and that's what the analysis was for.</w:t>
+      </w:r>
+    </w:p>
+    <w:p>
+      <w:r>
+        <w:t>Now the limitations, and we'd rather say these ourselves.</w:t>
+      </w:r>
+    </w:p>
+    <w:p>
+      <w:r>
+        <w:t>The data is synthetic. So these figures illustrate a method; they don't describe a real company. We proved that, we said it, and we didn't invent corrections, because that would have been worse.</w:t>
+      </w:r>
+    </w:p>
+    <w:p>
+      <w:r>
+        <w:t>The forecast is weak. 22.7 percent error against a flat average's 14.9. We measured our own error and reported it, rather than quietly dropping the test.</w:t>
+      </w:r>
+    </w:p>
+    <w:p>
+      <w:r>
+        <w:t>And correlation is not causation. Order count and revenue move together. That is not proof that one causes the other.</w:t>
+      </w:r>
+    </w:p>
+    <w:p>
+      <w:r>
+        <w:t>What we would stand behind is the method. A dataset whose defects are documented rather than hidden. A normalised schema with constraints that are enforced and tested. Queries verified on two different database engines. And statistics tested for significance rather than eyeballed — with the negative results reported right alongside the positive ones.</w:t>
+      </w:r>
+    </w:p>
+    <w:p>
+      <w:r>
+        <w:t>Let me finish with the questions we'd expect to be asked.</w:t>
+      </w:r>
+    </w:p>
+    <w:p>
+      <w:r>
+        <w:rPr>
+          <w:b/>
+        </w:rPr>
+        <w:t>Doesn't a fake dataset invalidate the project?</w:t>
+      </w:r>
+      <w:r>
+        <w:t xml:space="preserve"> It invalidates the figures, not the method. We proved it with five signals, and we didn't fabricate corrections, which would have been worse. The schema, the queries and the analysis would run identically on real data.</w:t>
+      </w:r>
+    </w:p>
+    <w:p>
+      <w:r>
+        <w:rPr>
+          <w:b/>
+        </w:rPr>
+        <w:t>Why not use Order ID as the primary key?</w:t>
       </w:r>
       <w:r>
         <w:t xml:space="preserve"> 1,194 rows, 547 distinct IDs, and the repeats span different dates and different customers. It identifies neither a row nor an order.</w:t>
@@ -3025,7 +922,7 @@
         <w:t>Why exclude 2025, and why show 2020 per month?</w:t>
       </w:r>
       <w:r>
-        <w:t xml:space="preserve"> Both ends of the file are partial. Including them whole would show fake growth at one end and a fake collapse at the other — which is exactly the mistake we made and corrected.</w:t>
+        <w:t xml:space="preserve"> Because both ends of the file are partial. Including them whole would show fake growth at one end and a fake collapse at the other — which is exactly the mistake we made, and corrected.</w:t>
       </w:r>
     </w:p>
     <w:p>
@@ -3033,10 +930,10 @@
         <w:rPr>
           <w:b/>
         </w:rPr>
-        <w:t>Is R² = 0.85 good?</w:t>
+        <w:t>Is an R-squared of 0.85 good?</w:t>
       </w:r>
       <w:r>
-        <w:t xml:space="preserve"> For cross-sectional business data, yes — but R² alone is not the test. The p-value of 1.98 × 10⁻²⁴ is what says the slope is not zero.</w:t>
+        <w:t xml:space="preserve"> For cross-sectional business data, yes. But R-squared on its own isn't the test. The p-value — 1.98 times ten to the negative 24 — is what tells you the slope isn't zero.</w:t>
       </w:r>
     </w:p>
     <w:p>
@@ -3044,10 +941,10 @@
         <w:rPr>
           <w:b/>
         </w:rPr>
-        <w:t>The trend test found nothing — doesn't that sink a *trend* project?</w:t>
+        <w:t>Your trend test found nothing. Doesn't that sink a trend project?</w:t>
       </w:r>
       <w:r>
-        <w:t xml:space="preserve"> It found that no single line fits both regimes, which is itself the finding. The trend is real, it is just piecewise, and Figure 2 shows it.</w:t>
+        <w:t xml:space="preserve"> It found that no single line fits both regimes, and that is itself the finding. The trend is real; it's just piecewise. Figure 2 shows it.</w:t>
       </w:r>
     </w:p>
     <w:p>
@@ -3055,10 +952,10 @@
         <w:rPr>
           <w:b/>
         </w:rPr>
-        <w:t>The forecast lost to a flat average — why keep it?</w:t>
+        <w:t>Your forecast lost to a flat average. Why keep it?</w:t>
       </w:r>
       <w:r>
-        <w:t xml:space="preserve"> Choosing a method on two observations is overfitting the holdout. The loss is reported and the reliability stated honestly.</w:t>
+        <w:t xml:space="preserve"> Because choosing a method on the strength of two observations is overfitting the holdout. We report the loss and state the reliability honestly.</w:t>
       </w:r>
     </w:p>
     <w:p>
@@ -3069,7 +966,7 @@
         <w:t>What would you do differently?</w:t>
       </w:r>
       <w:r>
-        <w:t xml:space="preserve"> Validate the source before building on it, and check the completeness of both ends of the date range first — that is exactly what caused the one real error, and it would have cost ten minutes to catch at the start.</w:t>
+        <w:t xml:space="preserve"> Validate the source before building on it, and check the completeness of both ends of the date range first. That's exactly what caused our one real error, and it would have taken ten minutes to catch at the start.</w:t>
       </w:r>
     </w:p>
     <w:p>
@@ -3077,36 +974,10 @@
         <w:rPr>
           <w:b/>
         </w:rPr>
-        <w:t>What is next?</w:t>
+        <w:t>And what's next?</w:t>
       </w:r>
       <w:r>
-        <w:t xml:space="preserve"> Checkpoint 3, the dashboard, built on </w:t>
-      </w:r>
-      <w:r>
-        <w:rPr>
-          <w:b/>
-        </w:rPr>
-        <w:t>order count</w:t>
-      </w:r>
-      <w:r>
-        <w:t xml:space="preserve"> as the primary KPI rather than revenue because it is the leading indicator and the actionable one, and segmented on </w:t>
-      </w:r>
-      <w:r>
-        <w:rPr>
-          <w:b/>
-        </w:rPr>
-        <w:t>margin</w:t>
-      </w:r>
-      <w:r>
-        <w:t xml:space="preserve"> rather than revenue, given how weakly those two turned out to be related.</w:t>
-      </w:r>
-    </w:p>
-    <w:p>
-      <w:pPr>
-        <w:pStyle w:val="Heading2"/>
-      </w:pPr>
-      <w:r>
-        <w:t>Close</w:t>
+        <w:t xml:space="preserve"> Checkpoint 3, the dashboard. We'd build it on order count as the primary KPI rather than revenue, because that's the leading indicator and the actionable one. And we'd segment on margin rather than revenue, given how weakly those two turned out to be related.</w:t>
       </w:r>
     </w:p>
     <w:p>
@@ -3114,240 +985,17 @@
         <w:rPr>
           <w:i/>
         </w:rPr>
-        <w:t>On screen: the cover page again, or the team slide</w:t>
-      </w:r>
-    </w:p>
-    <w:p>
-      <w:pPr>
-        <w:pStyle w:val="ListBullet"/>
-      </w:pPr>
-      <w:r>
-        <w:t>One sentence on what the project found: growth stopped in 2022, it was driven by a small number of sub-categories rather than a general slowdown, and order count is the measurable driver</w:t>
-      </w:r>
-    </w:p>
-    <w:p>
-      <w:pPr>
-        <w:pStyle w:val="ListBullet"/>
-      </w:pPr>
-      <w:r>
-        <w:t>Thank the instructor, name the three of you, and state that any member can answer questions on any part of the project — which is what Section 1.4 asks for, and which is true if you have rehearsed</w:t>
+        <w:t>[Cover page, or the team slide.]</w:t>
       </w:r>
     </w:p>
     <w:p>
       <w:r>
-        <w:br w:type="page"/>
-      </w:r>
-    </w:p>
-    <w:p>
-      <w:pPr>
-        <w:pStyle w:val="Heading2"/>
-      </w:pPr>
-      <w:r>
-        <w:t>Checklist</w:t>
+        <w:t>So, to sum up. Growth stopped in 2022. It was driven by a small number of sub-categories rather than a general slowdown. And order count is the measurable driver behind it.</w:t>
       </w:r>
     </w:p>
     <w:p>
       <w:r>
-        <w:t>Each of you, before you record:</w:t>
-      </w:r>
-    </w:p>
-    <w:p>
-      <w:pPr>
-        <w:pStyle w:val="ListBullet"/>
-      </w:pPr>
-      <w:r>
-        <w:t>Every number you say out loud, you can point to — a query, a figure, or a cell</w:t>
-      </w:r>
-    </w:p>
-    <w:p>
-      <w:pPr>
-        <w:pStyle w:val="ListBullet"/>
-      </w:pPr>
-      <w:r>
-        <w:t>You can say your section's beats with the script closed</w:t>
-      </w:r>
-    </w:p>
-    <w:p>
-      <w:pPr>
-        <w:pStyle w:val="ListBullet"/>
-      </w:pPr>
-      <w:r>
-        <w:t>You can answer a question about any section, not only the one you recorded — Section 1.4 lets the instructor ask any member about any part</w:t>
-      </w:r>
-    </w:p>
-    <w:p>
-      <w:pPr>
-        <w:pStyle w:val="ListBullet"/>
-      </w:pPr>
-      <w:r>
-        <w:t>Your exhibits are open and on the right screen before you press record</w:t>
-      </w:r>
-    </w:p>
-    <w:p>
-      <w:pPr>
-        <w:pStyle w:val="ListBullet"/>
-      </w:pPr>
-      <w:r>
-        <w:t>You have done the thirty-second test</w:t>
-      </w:r>
-    </w:p>
-    <w:p>
-      <w:r>
-        <w:t>Alber, before you submit:</w:t>
-      </w:r>
-    </w:p>
-    <w:p>
-      <w:pPr>
-        <w:pStyle w:val="ListBullet"/>
-      </w:pPr>
-      <w:r>
-        <w:t>All five parts present and in order, no task missing</w:t>
-      </w:r>
-    </w:p>
-    <w:p>
-      <w:pPr>
-        <w:pStyle w:val="ListBullet"/>
-      </w:pPr>
-      <w:r>
-        <w:t>Audio levels normalised across all three speakers</w:t>
-      </w:r>
-    </w:p>
-    <w:p>
-      <w:pPr>
-        <w:pStyle w:val="ListBullet"/>
-      </w:pPr>
-      <w:r>
-        <w:t>Each speaker names themselves once, and nobody claims a task or a role</w:t>
-      </w:r>
-    </w:p>
-    <w:p>
-      <w:pPr>
-        <w:pStyle w:val="ListBullet"/>
-      </w:pPr>
-      <w:r>
-        <w:t>The synthetic data, the Checkpoint 1 correction and the forecast that lost are all audibly in the recording</w:t>
-      </w:r>
-    </w:p>
-    <w:p>
-      <w:pPr>
-        <w:pStyle w:val="ListBullet"/>
-      </w:pPr>
-      <w:r>
-        <w:t>Played back end to end — the file opens, the audio does not cut out, the on-screen numbers are legible, and the length fits any limit you were given</w:t>
-      </w:r>
-    </w:p>
-    <w:p>
-      <w:pPr>
-        <w:pStyle w:val="ListBullet"/>
-      </w:pPr>
-      <w:r>
-        <w:t>File named with your group and the checkpoint</w:t>
-      </w:r>
-    </w:p>
-    <w:p>
-      <w:pPr>
-        <w:pStyle w:val="Heading2"/>
-      </w:pPr>
-      <w:r>
-        <w:t>Checklist</w:t>
-      </w:r>
-    </w:p>
-    <w:p>
-      <w:r>
-        <w:t>Each of you, before you record:</w:t>
-      </w:r>
-    </w:p>
-    <w:p>
-      <w:pPr>
-        <w:pStyle w:val="ListBullet"/>
-      </w:pPr>
-      <w:r>
-        <w:t>Every number you say out loud, you can point to — a query, a figure, or a cell</w:t>
-      </w:r>
-    </w:p>
-    <w:p>
-      <w:pPr>
-        <w:pStyle w:val="ListBullet"/>
-      </w:pPr>
-      <w:r>
-        <w:t>You can say your section's beats with the script closed</w:t>
-      </w:r>
-    </w:p>
-    <w:p>
-      <w:pPr>
-        <w:pStyle w:val="ListBullet"/>
-      </w:pPr>
-      <w:r>
-        <w:t>You can answer a question about any section, not only the one you recorded — Section 1.4 lets the instructor ask any member about any part</w:t>
-      </w:r>
-    </w:p>
-    <w:p>
-      <w:pPr>
-        <w:pStyle w:val="ListBullet"/>
-      </w:pPr>
-      <w:r>
-        <w:t>Your exhibits are open and on the right screen before you press record</w:t>
-      </w:r>
-    </w:p>
-    <w:p>
-      <w:pPr>
-        <w:pStyle w:val="ListBullet"/>
-      </w:pPr>
-      <w:r>
-        <w:t>You have done the thirty-second test</w:t>
-      </w:r>
-    </w:p>
-    <w:p>
-      <w:r>
-        <w:t>Alber, before you submit:</w:t>
-      </w:r>
-    </w:p>
-    <w:p>
-      <w:pPr>
-        <w:pStyle w:val="ListBullet"/>
-      </w:pPr>
-      <w:r>
-        <w:t>All five parts present and in order, no task missing</w:t>
-      </w:r>
-    </w:p>
-    <w:p>
-      <w:pPr>
-        <w:pStyle w:val="ListBullet"/>
-      </w:pPr>
-      <w:r>
-        <w:t>Audio levels normalised across all three speakers</w:t>
-      </w:r>
-    </w:p>
-    <w:p>
-      <w:pPr>
-        <w:pStyle w:val="ListBullet"/>
-      </w:pPr>
-      <w:r>
-        <w:t>Each speaker names themselves once, and nobody claims a task or a role</w:t>
-      </w:r>
-    </w:p>
-    <w:p>
-      <w:pPr>
-        <w:pStyle w:val="ListBullet"/>
-      </w:pPr>
-      <w:r>
-        <w:t>The synthetic data, the Checkpoint 1 correction and the forecast that lost are all audibly in the recording</w:t>
-      </w:r>
-    </w:p>
-    <w:p>
-      <w:pPr>
-        <w:pStyle w:val="ListBullet"/>
-      </w:pPr>
-      <w:r>
-        <w:t>Played back end to end — the file opens, the audio does not cut out, the on-screen numbers are legible, and the length fits any limit you were given</w:t>
-      </w:r>
-    </w:p>
-    <w:p>
-      <w:pPr>
-        <w:pStyle w:val="ListBullet"/>
-      </w:pPr>
-      <w:r>
-        <w:t>File named with your group and the checkpoint</w:t>
+        <w:t>Thank you for watching. That's Alber, Julebeth and Mardy — and any of us can answer questions on any part of this project.</w:t>
       </w:r>
     </w:p>
     <w:sectPr>

--- a/docs/Script_Alber.docx
+++ b/docs/Script_Alber.docx
@@ -266,7 +266,7 @@
               <w:rPr>
                 <w:sz w:val="18"/>
               </w:rPr>
-              <w:t>Checkpoint 1 — the dataset, the database, the queries</w:t>
+              <w:t>Checkpoint 1 — the dataset and its five problems</w:t>
             </w:r>
           </w:p>
         </w:tc>
@@ -287,7 +287,7 @@
               <w:rPr>
                 <w:sz w:val="18"/>
               </w:rPr>
-              <w:t>8:45</w:t>
+              <w:t>3:30</w:t>
             </w:r>
           </w:p>
         </w:tc>
@@ -331,7 +331,7 @@
               <w:rPr>
                 <w:sz w:val="18"/>
               </w:rPr>
-              <w:t>Alber</w:t>
+              <w:t>Mardy</w:t>
             </w:r>
           </w:p>
         </w:tc>
@@ -352,7 +352,7 @@
               <w:rPr>
                 <w:sz w:val="18"/>
               </w:rPr>
-              <w:t>The Checkpoint 2 workbook</w:t>
+              <w:t>Checkpoint 1 — the database, and the eight queries</w:t>
             </w:r>
           </w:p>
         </w:tc>
@@ -373,7 +373,7 @@
               <w:rPr>
                 <w:sz w:val="18"/>
               </w:rPr>
-              <w:t>1:30</w:t>
+              <w:t>5:30</w:t>
             </w:r>
           </w:p>
         </w:tc>
@@ -417,7 +417,7 @@
               <w:rPr>
                 <w:sz w:val="18"/>
               </w:rPr>
-              <w:t>Mardy</w:t>
+              <w:t>Alber</w:t>
             </w:r>
           </w:p>
         </w:tc>
@@ -438,7 +438,7 @@
               <w:rPr>
                 <w:sz w:val="18"/>
               </w:rPr>
-              <w:t>Checkpoint 2 — statistics, correlation, regression, the trend</w:t>
+              <w:t>Checkpoint 2 — the workbook, statistics, regression, the trend</w:t>
             </w:r>
           </w:p>
         </w:tc>
@@ -459,7 +459,7 @@
               <w:rPr>
                 <w:sz w:val="18"/>
               </w:rPr>
-              <w:t>8:30</w:t>
+              <w:t>10:00</w:t>
             </w:r>
           </w:p>
         </w:tc>
@@ -576,7 +576,12 @@
         <w:t>28 minutes</w:t>
       </w:r>
       <w:r>
-        <w:t xml:space="preserve"> at a normal speaking pace — Alber 10:30 across his three parts, Julebeth 8:45, Mardy 8:30. If you need it shorter, cut the six limitations down to one line in Part 4 and drop three of the eight questions in Part 5; that takes off about three minutes without losing a task.</w:t>
+        <w:t xml:space="preserve"> at a normal speaking pace. Alber carries Checkpoint 2 and the framing — 19 minutes across three files — while Julebeth and Mardy split Checkpoint 1 between them. Alber's Part 4 is the long one, so record it in two sittings if you need to; there is a natural break after the regression.</w:t>
+      </w:r>
+    </w:p>
+    <w:p>
+      <w:r>
+        <w:t>If you need it shorter, cut the six limitations in Part 4 down to one line and drop three of the eight questions in Part 5; that takes off about three minutes without losing a task.</w:t>
       </w:r>
     </w:p>
     <w:p>
@@ -718,7 +723,7 @@
         <w:pStyle w:val="Heading1"/>
       </w:pPr>
       <w:r>
-        <w:t>Part 3 — Alber</w:t>
+        <w:t>Part 4 — Alber</w:t>
       </w:r>
     </w:p>
     <w:p>
@@ -731,7 +736,7 @@
     </w:p>
     <w:p>
       <w:r>
-        <w:t>The first thing Checkpoint 2 needed was the workbook itself, built on the same dataset, which the brief requires.</w:t>
+        <w:t>So, Checkpoint 2. The first thing it needed was the workbook itself, built on the same dataset, which the brief requires.</w:t>
       </w:r>
     </w:p>
     <w:p>
@@ -765,6 +770,240 @@
     <w:p>
       <w:r>
         <w:t>With the data laid out that way and checked, we could run the statistics on it.</w:t>
+      </w:r>
+    </w:p>
+    <w:p>
+      <w:r>
+        <w:rPr>
+          <w:i/>
+        </w:rPr>
+        <w:t>[Switch to the Amount histogram.]</w:t>
+      </w:r>
+    </w:p>
+    <w:p>
+      <w:r>
+        <w:t>So the first thing we asked of that data was simply what it looks like. Three numerical variables — Amount, Profit and Quantity — and for each one we have the mean, median and mode, standard deviation, variance, range, quartiles, the interquartile range and the coefficient of variation, plus a frequency distribution and a histogram.</w:t>
+      </w:r>
+    </w:p>
+    <w:p>
+      <w:r>
+        <w:t>Two things in there are worth your attention. The rest is table-filling.</w:t>
+      </w:r>
+    </w:p>
+    <w:p>
+      <w:r>
+        <w:rPr>
+          <w:b/>
+        </w:rPr>
+        <w:t>The first is that profit is far less predictable than revenue.</w:t>
+      </w:r>
+      <w:r>
+        <w:t xml:space="preserve"> Amount has a coefficient of variation of 54.2 percent. Profit has 82.9, and a skew of plus 0.94 — so it's both more variable and asymmetric, with a long right tail of a few very profitable lines. What that means in practice is that a revenue target does not manage profit. The two don't move together tightly enough for one to stand in for the other.</w:t>
+      </w:r>
+    </w:p>
+    <w:p>
+      <w:r>
+        <w:rPr>
+          <w:b/>
+        </w:rPr>
+        <w:t>The second is that the histogram itself is a finding.</w:t>
+      </w:r>
+      <w:r>
+        <w:t xml:space="preserve"> Amount is spread almost perfectly flat across its range. Real transaction values are right-skewed — lots of small sales, a few big ones. Flat is what a random number generator produces. So our own descriptive statistics independently confirm what Checkpoint 1 said about this data being synthetic, and we report that as evidence rather than hide it.</w:t>
+      </w:r>
+    </w:p>
+    <w:p>
+      <w:r>
+        <w:rPr>
+          <w:i/>
+        </w:rPr>
+        <w:t>[Switch to the scatter plots.]</w:t>
+      </w:r>
+    </w:p>
+    <w:p>
+      <w:r>
+        <w:t>Next, whether the variables actually move together. Pearson's r on two required pairs plus a third for support, with scatter plots and fitted trendlines.</w:t>
+      </w:r>
+    </w:p>
+    <w:p>
+      <w:r>
+        <w:rPr>
+          <w:b/>
+        </w:rPr>
+        <w:t>The first pair is monthly order count against monthly revenue, and r is 0.9227.</w:t>
+      </w:r>
+      <w:r>
+        <w:t xml:space="preserve"> Strongly positive — order count explains about 85 percent of the variation in monthly revenue. And notice what that does: Checkpoint 1 inferred that fewer orders were the mechanism. This measures it.</w:t>
+      </w:r>
+    </w:p>
+    <w:p>
+      <w:r>
+        <w:rPr>
+          <w:b/>
+        </w:rPr>
+        <w:t>The second pair is line quantity against line amount, and r is 0.0446, with a p-value of 0.123.</w:t>
+      </w:r>
+      <w:r>
+        <w:t xml:space="preserve"> No relationship, and not statistically significant — we cannot reject the null hypothesis that the true correlation is zero. That's a negative result and we're keeping it, because it kills an obvious strategy: a "sell more units" target would not move revenue in this business. Price per line varies far more than units per line.</w:t>
+      </w:r>
+    </w:p>
+    <w:p>
+      <w:r>
+        <w:rPr>
+          <w:b/>
+        </w:rPr>
+        <w:t>And the supporting pair, amount against profit, gives r of 0.6753</w:t>
+      </w:r>
+      <w:r>
+        <w:t xml:space="preserve"> — about 46 percent of profit variation tracks revenue. Moderate, not strong. Which is the same conclusion as those coefficients of variation, reached a different way.</w:t>
+      </w:r>
+    </w:p>
+    <w:p>
+      <w:r>
+        <w:t>One caveat we have to state: correlation is not causation. Order count and revenue could both be driven by something we can't see in this data. What we can say is that the association is strong and consistent across 57 months — not that one causes the other.</w:t>
+      </w:r>
+    </w:p>
+    <w:p>
+      <w:r>
+        <w:rPr>
+          <w:i/>
+        </w:rPr>
+        <w:t>[Switch to the ToolPak regression output.]</w:t>
+      </w:r>
+    </w:p>
+    <w:p>
+      <w:r>
+        <w:t>So then we regressed monthly revenue on monthly order count, over those 57 complete months. The equation is:</w:t>
+      </w:r>
+    </w:p>
+    <w:p>
+      <w:r>
+        <w:t>Revenue equals negative 1,353.65, plus 5,224.25 times orders.</w:t>
+      </w:r>
+    </w:p>
+    <w:p>
+      <w:r>
+        <w:t>There are four things to read in that.</w:t>
+      </w:r>
+    </w:p>
+    <w:p>
+      <w:r>
+        <w:rPr>
+          <w:b/>
+        </w:rPr>
+        <w:t>The slope is 5,224.25</w:t>
+      </w:r>
+      <w:r>
+        <w:t xml:space="preserve"> — one additional order in a month is associated with about 5,224 more revenue that month. And here's the check that makes it convincing: the mean order value in our data is 5,178.09. The slope lands within 0.9 percent of it. The regression rediscovered the average order value without ever being told what it was.</w:t>
+      </w:r>
+    </w:p>
+    <w:p>
+      <w:r>
+        <w:rPr>
+          <w:b/>
+        </w:rPr>
+        <w:t>R-squared is 0.8514</w:t>
+      </w:r>
+      <w:r>
+        <w:t xml:space="preserve"> — order count explains 85 percent of the month-to-month variation in revenue.</w:t>
+      </w:r>
+    </w:p>
+    <w:p>
+      <w:r>
+        <w:rPr>
+          <w:b/>
+        </w:rPr>
+        <w:t>For significance, t is 17.75 on 55 degrees of freedom, and p is 1.98 times ten to the negative 24.</w:t>
+      </w:r>
+      <w:r>
+        <w:t xml:space="preserve"> So the slope is not zero, and that's not a marginal result.</w:t>
+      </w:r>
+    </w:p>
+    <w:p>
+      <w:r>
+        <w:rPr>
+          <w:b/>
+        </w:rPr>
+        <w:t>And the intercept, negative 1,353.65, isn't meaningful</w:t>
+      </w:r>
+      <w:r>
+        <w:t xml:space="preserve"> — zero orders can't produce negative revenue. It's where the fitted line crosses the axis, extrapolated outside our data, so we don't interpret it.</w:t>
+      </w:r>
+    </w:p>
+    <w:p>
+      <w:r>
+        <w:t>Then the forecast. The company is running about four orders per month below its 2022 level. At 5,224 per order, closing that gap is worth roughly 250,000 a year. And Checkpoint 1 arrived at 257,297 by a completely different route — just summing the actual category shortfalls. Two independent methods landing within 3 percent of each other. That's the strongest single piece of evidence in this project.</w:t>
+      </w:r>
+    </w:p>
+    <w:p>
+      <w:r>
+        <w:t>We list six limitations. The three that matter most: it's a single predictor, so it says nothing about why orders fell; it's fitted on 57 monthly points, which isn't many; and it shouldn't be extrapolated beyond the range of order counts we actually observed.</w:t>
+      </w:r>
+    </w:p>
+    <w:p>
+      <w:r>
+        <w:rPr>
+          <w:i/>
+        </w:rPr>
+        <w:t>[Switch to Figure 2, with the regime shading.]</w:t>
+      </w:r>
+    </w:p>
+    <w:p>
+      <w:r>
+        <w:t>Last, the trend itself — which is what our topic is named after, so I want to be precise about what we found and what we didn't.</w:t>
+      </w:r>
+    </w:p>
+    <w:p>
+      <w:r>
+        <w:t>The trend is real, and this is the finding: the series runs in two regimes. Growth from 2020 to 2022 — 92,934 up to 121,648 per month, so plus 30.9 percent. Then a plateau from 2022 to 2024, down to 100,207, which is minus 17.6 percent. You can see both here; the shading marks where one ends and the other begins.</w:t>
+      </w:r>
+    </w:p>
+    <w:p>
+      <w:r>
+        <w:t>So the obvious question is, why isn't there a growth rate in our forecast?</w:t>
+      </w:r>
+    </w:p>
+    <w:p>
+      <w:r>
+        <w:t>Because we tested for one, and there isn't a single one. We fitted a straight line across all 57 months and it explains under 1 percent of the variation — R-squared of 0.0078, p-value of 0.515. We ran it on four different windows and got the same answer every time.</w:t>
+      </w:r>
+    </w:p>
+    <w:p>
+      <w:r>
+        <w:t>Here's the interpretation, and this is the part that matters. That result is not "there's no trend." It's "no single straight line fits both regimes" — which is exactly what you'd expect from a series that rises and then flattens. The up-slope and the flat part cancel each other out, and the average comes out nearly horizontal. Reporting that honestly, and refusing to project a growth rate we can't demonstrate, is the correct handling. Projecting one anyway would be inventing a number.</w:t>
+      </w:r>
+    </w:p>
+    <w:p>
+      <w:r>
+        <w:rPr>
+          <w:i/>
+        </w:rPr>
+        <w:t>[Switch to the forecast chart.]</w:t>
+      </w:r>
+    </w:p>
+    <w:p>
+      <w:r>
+        <w:t>So the forecast is built on level and seasonality instead. We computed monthly seasonal indices — January comes out at 0.679, October at 1.229, December at 1.273 — and applied them to the recent level to project six months forward, January to June 2025.</w:t>
+      </w:r>
+    </w:p>
+    <w:p>
+      <w:r>
+        <w:t>And then we checked it, which is the part I'd most want you to see. We held out the two months we could actually verify and compared our seasonal forecast against a naive flat average. The seasonal forecast lost. Mean absolute error of 22.7 percent, against the flat average's 14.9. It ranks fifth out of the eight methods we tested.</w:t>
+      </w:r>
+    </w:p>
+    <w:p>
+      <w:r>
+        <w:t>You can see why. January 2025 came in at 112,906, against our prediction of 68,853. Our index says January is the weakest month of the year — and this January wasn't.</w:t>
+      </w:r>
+    </w:p>
+    <w:p>
+      <w:r>
+        <w:t>So why keep the method? Because switching on the strength of two observations is overfitting the holdout. You'd be picking whichever model happened to win on a two-month sample, and that isn't evidence. So we report the result, we keep the method, and we say plainly that our forecast reliability over this horizon is weak. The reliability discussion the brief asks for isn't a formality here — we measured our own error, and it's 22.7 percent.</w:t>
+      </w:r>
+    </w:p>
+    <w:p>
+      <w:r>
+        <w:t>Building that monthly series also turned up something nobody expected. And it was a mistake of our own.</w:t>
       </w:r>
     </w:p>
     <w:p>

--- a/docs/Script_Alber.docx
+++ b/docs/Script_Alber.docx
@@ -589,7 +589,7 @@
         <w:rPr>
           <w:i/>
         </w:rPr>
-        <w:t>Lines in italics inside brackets are stage directions — what to have on screen. Do not read them aloud.</w:t>
+        <w:t>Lines in italics inside brackets are stage directions, and the tables and charts under them are the exhibits to have on screen at that moment. Do not read any of it aloud — the spoken lines are the plain paragraphs.</w:t>
       </w:r>
     </w:p>
     <w:p>
@@ -655,7 +655,60 @@
         <w:rPr>
           <w:i/>
         </w:rPr>
-        <w:t>[Switch to Figure 1, the annual trend.]</w:t>
+        <w:t>[Figure 1 — have this on screen.]</w:t>
+      </w:r>
+    </w:p>
+    <w:p>
+      <w:pPr>
+        <w:jc w:val="center"/>
+      </w:pPr>
+      <w:r>
+        <w:drawing>
+          <wp:inline xmlns:a="http://schemas.openxmlformats.org/drawingml/2006/main" xmlns:pic="http://schemas.openxmlformats.org/drawingml/2006/picture">
+            <wp:extent cx="5486400" cy="3612614"/>
+            <wp:docPr id="1" name="Picture 1"/>
+            <wp:cNvGraphicFramePr>
+              <a:graphicFrameLocks noChangeAspect="1"/>
+            </wp:cNvGraphicFramePr>
+            <a:graphic>
+              <a:graphicData uri="http://schemas.openxmlformats.org/drawingml/2006/picture">
+                <pic:pic>
+                  <pic:nvPicPr>
+                    <pic:cNvPr id="0" name="fig1_annual_trend.png"/>
+                    <pic:cNvPicPr/>
+                  </pic:nvPicPr>
+                  <pic:blipFill>
+                    <a:blip r:embed="rId9"/>
+                    <a:stretch>
+                      <a:fillRect/>
+                    </a:stretch>
+                  </pic:blipFill>
+                  <pic:spPr>
+                    <a:xfrm>
+                      <a:off x="0" y="0"/>
+                      <a:ext cx="5486400" cy="3612614"/>
+                    </a:xfrm>
+                    <a:prstGeom prst="rect"/>
+                  </pic:spPr>
+                </pic:pic>
+              </a:graphicData>
+            </a:graphic>
+          </wp:inline>
+        </w:drawing>
+      </w:r>
+    </w:p>
+    <w:p>
+      <w:pPr>
+        <w:spacing w:after="200" w:line="240" w:lineRule="auto"/>
+        <w:jc w:val="center"/>
+      </w:pPr>
+      <w:r>
+        <w:rPr>
+          <w:i/>
+          <w:color w:val="7B8994"/>
+          <w:sz w:val="20"/>
+        </w:rPr>
+        <w:t>Figure 1. Revenue per month by year. Growth to the 2022 peak, then two years of decline.</w:t>
       </w:r>
     </w:p>
     <w:p>
@@ -777,7 +830,1195 @@
         <w:rPr>
           <w:i/>
         </w:rPr>
-        <w:t>[Switch to the Amount histogram.]</w:t>
+        <w:t>[The histogram and the statistics — have these on screen.]</w:t>
+      </w:r>
+    </w:p>
+    <w:tbl>
+      <w:tblPr>
+        <w:tblStyle w:val="LightGrid-Accent1"/>
+        <w:tblW w:type="auto" w:w="0"/>
+        <w:jc w:val="center"/>
+        <w:tblLayout w:type="autofit"/>
+        <w:tblLook w:firstColumn="1" w:firstRow="1" w:lastColumn="0" w:lastRow="0" w:noHBand="0" w:noVBand="1" w:val="04A0"/>
+      </w:tblPr>
+      <w:tblGrid>
+        <w:gridCol w:w="2340"/>
+        <w:gridCol w:w="2340"/>
+        <w:gridCol w:w="2340"/>
+        <w:gridCol w:w="2340"/>
+      </w:tblGrid>
+      <w:tr>
+        <w:tc>
+          <w:tcPr>
+            <w:tcW w:type="dxa" w:w="2340"/>
+          </w:tcPr>
+          <w:p>
+            <w:r>
+              <w:rPr>
+                <w:b/>
+              </w:rPr>
+            </w:r>
+            <w:r>
+              <w:rPr>
+                <w:b/>
+              </w:rPr>
+              <w:t>Statistic</w:t>
+            </w:r>
+          </w:p>
+        </w:tc>
+        <w:tc>
+          <w:tcPr>
+            <w:tcW w:type="dxa" w:w="2340"/>
+          </w:tcPr>
+          <w:p>
+            <w:r>
+              <w:rPr>
+                <w:b/>
+              </w:rPr>
+            </w:r>
+            <w:r>
+              <w:rPr>
+                <w:b/>
+              </w:rPr>
+              <w:t>Amount</w:t>
+            </w:r>
+          </w:p>
+        </w:tc>
+        <w:tc>
+          <w:tcPr>
+            <w:tcW w:type="dxa" w:w="2340"/>
+          </w:tcPr>
+          <w:p>
+            <w:r>
+              <w:rPr>
+                <w:b/>
+              </w:rPr>
+            </w:r>
+            <w:r>
+              <w:rPr>
+                <w:b/>
+              </w:rPr>
+              <w:t>Profit</w:t>
+            </w:r>
+          </w:p>
+        </w:tc>
+        <w:tc>
+          <w:tcPr>
+            <w:tcW w:type="dxa" w:w="2340"/>
+          </w:tcPr>
+          <w:p>
+            <w:r>
+              <w:rPr>
+                <w:b/>
+              </w:rPr>
+            </w:r>
+            <w:r>
+              <w:rPr>
+                <w:b/>
+              </w:rPr>
+              <w:t>Quantity</w:t>
+            </w:r>
+          </w:p>
+        </w:tc>
+      </w:tr>
+      <w:tr>
+        <w:tc>
+          <w:tcPr>
+            <w:tcW w:type="dxa" w:w="2340"/>
+          </w:tcPr>
+          <w:p>
+            <w:pPr>
+              <w:spacing w:line="240" w:lineRule="auto"/>
+            </w:pPr>
+            <w:r>
+              <w:rPr>
+                <w:sz w:val="18"/>
+              </w:rPr>
+            </w:r>
+            <w:r>
+              <w:rPr>
+                <w:sz w:val="18"/>
+              </w:rPr>
+              <w:t>Mean</w:t>
+            </w:r>
+          </w:p>
+        </w:tc>
+        <w:tc>
+          <w:tcPr>
+            <w:tcW w:type="dxa" w:w="2340"/>
+          </w:tcPr>
+          <w:p>
+            <w:pPr>
+              <w:spacing w:line="240" w:lineRule="auto"/>
+            </w:pPr>
+            <w:r>
+              <w:rPr>
+                <w:sz w:val="18"/>
+              </w:rPr>
+            </w:r>
+            <w:r>
+              <w:rPr>
+                <w:sz w:val="18"/>
+              </w:rPr>
+              <w:t>5,178.09</w:t>
+            </w:r>
+          </w:p>
+        </w:tc>
+        <w:tc>
+          <w:tcPr>
+            <w:tcW w:type="dxa" w:w="2340"/>
+          </w:tcPr>
+          <w:p>
+            <w:pPr>
+              <w:spacing w:line="240" w:lineRule="auto"/>
+            </w:pPr>
+            <w:r>
+              <w:rPr>
+                <w:sz w:val="18"/>
+              </w:rPr>
+            </w:r>
+            <w:r>
+              <w:rPr>
+                <w:sz w:val="18"/>
+              </w:rPr>
+              <w:t>1,348.99</w:t>
+            </w:r>
+          </w:p>
+        </w:tc>
+        <w:tc>
+          <w:tcPr>
+            <w:tcW w:type="dxa" w:w="2340"/>
+          </w:tcPr>
+          <w:p>
+            <w:pPr>
+              <w:spacing w:line="240" w:lineRule="auto"/>
+            </w:pPr>
+            <w:r>
+              <w:rPr>
+                <w:sz w:val="18"/>
+              </w:rPr>
+            </w:r>
+            <w:r>
+              <w:rPr>
+                <w:sz w:val="18"/>
+              </w:rPr>
+              <w:t>10.67</w:t>
+            </w:r>
+          </w:p>
+        </w:tc>
+      </w:tr>
+      <w:tr>
+        <w:tc>
+          <w:tcPr>
+            <w:tcW w:type="dxa" w:w="2340"/>
+          </w:tcPr>
+          <w:p>
+            <w:pPr>
+              <w:spacing w:line="240" w:lineRule="auto"/>
+            </w:pPr>
+            <w:r>
+              <w:rPr>
+                <w:sz w:val="18"/>
+              </w:rPr>
+            </w:r>
+            <w:r>
+              <w:rPr>
+                <w:sz w:val="18"/>
+              </w:rPr>
+              <w:t>Median</w:t>
+            </w:r>
+          </w:p>
+        </w:tc>
+        <w:tc>
+          <w:tcPr>
+            <w:tcW w:type="dxa" w:w="2340"/>
+          </w:tcPr>
+          <w:p>
+            <w:pPr>
+              <w:spacing w:line="240" w:lineRule="auto"/>
+            </w:pPr>
+            <w:r>
+              <w:rPr>
+                <w:sz w:val="18"/>
+              </w:rPr>
+            </w:r>
+            <w:r>
+              <w:rPr>
+                <w:sz w:val="18"/>
+              </w:rPr>
+              <w:t>5,152.00</w:t>
+            </w:r>
+          </w:p>
+        </w:tc>
+        <w:tc>
+          <w:tcPr>
+            <w:tcW w:type="dxa" w:w="2340"/>
+          </w:tcPr>
+          <w:p>
+            <w:pPr>
+              <w:spacing w:line="240" w:lineRule="auto"/>
+            </w:pPr>
+            <w:r>
+              <w:rPr>
+                <w:sz w:val="18"/>
+              </w:rPr>
+            </w:r>
+            <w:r>
+              <w:rPr>
+                <w:sz w:val="18"/>
+              </w:rPr>
+              <w:t>1,014.00</w:t>
+            </w:r>
+          </w:p>
+        </w:tc>
+        <w:tc>
+          <w:tcPr>
+            <w:tcW w:type="dxa" w:w="2340"/>
+          </w:tcPr>
+          <w:p>
+            <w:pPr>
+              <w:spacing w:line="240" w:lineRule="auto"/>
+            </w:pPr>
+            <w:r>
+              <w:rPr>
+                <w:sz w:val="18"/>
+              </w:rPr>
+            </w:r>
+            <w:r>
+              <w:rPr>
+                <w:sz w:val="18"/>
+              </w:rPr>
+              <w:t>11.00</w:t>
+            </w:r>
+          </w:p>
+        </w:tc>
+      </w:tr>
+      <w:tr>
+        <w:tc>
+          <w:tcPr>
+            <w:tcW w:type="dxa" w:w="2340"/>
+          </w:tcPr>
+          <w:p>
+            <w:pPr>
+              <w:spacing w:line="240" w:lineRule="auto"/>
+            </w:pPr>
+            <w:r>
+              <w:rPr>
+                <w:sz w:val="18"/>
+              </w:rPr>
+            </w:r>
+            <w:r>
+              <w:rPr>
+                <w:sz w:val="18"/>
+              </w:rPr>
+              <w:t>Mode</w:t>
+            </w:r>
+          </w:p>
+        </w:tc>
+        <w:tc>
+          <w:tcPr>
+            <w:tcW w:type="dxa" w:w="2340"/>
+          </w:tcPr>
+          <w:p>
+            <w:pPr>
+              <w:spacing w:line="240" w:lineRule="auto"/>
+            </w:pPr>
+            <w:r>
+              <w:rPr>
+                <w:sz w:val="18"/>
+              </w:rPr>
+            </w:r>
+            <w:r>
+              <w:rPr>
+                <w:sz w:val="18"/>
+              </w:rPr>
+              <w:t>717 (×6)</w:t>
+            </w:r>
+          </w:p>
+        </w:tc>
+        <w:tc>
+          <w:tcPr>
+            <w:tcW w:type="dxa" w:w="2340"/>
+          </w:tcPr>
+          <w:p>
+            <w:pPr>
+              <w:spacing w:line="240" w:lineRule="auto"/>
+            </w:pPr>
+            <w:r>
+              <w:rPr>
+                <w:sz w:val="18"/>
+              </w:rPr>
+            </w:r>
+            <w:r>
+              <w:rPr>
+                <w:sz w:val="18"/>
+              </w:rPr>
+              <w:t>177 (×8)</w:t>
+            </w:r>
+          </w:p>
+        </w:tc>
+        <w:tc>
+          <w:tcPr>
+            <w:tcW w:type="dxa" w:w="2340"/>
+          </w:tcPr>
+          <w:p>
+            <w:pPr>
+              <w:spacing w:line="240" w:lineRule="auto"/>
+            </w:pPr>
+            <w:r>
+              <w:rPr>
+                <w:sz w:val="18"/>
+              </w:rPr>
+            </w:r>
+            <w:r>
+              <w:rPr>
+                <w:sz w:val="18"/>
+              </w:rPr>
+              <w:t>14 (×73)</w:t>
+            </w:r>
+          </w:p>
+        </w:tc>
+      </w:tr>
+      <w:tr>
+        <w:tc>
+          <w:tcPr>
+            <w:tcW w:type="dxa" w:w="2340"/>
+          </w:tcPr>
+          <w:p>
+            <w:pPr>
+              <w:spacing w:line="240" w:lineRule="auto"/>
+            </w:pPr>
+            <w:r>
+              <w:rPr>
+                <w:sz w:val="18"/>
+              </w:rPr>
+            </w:r>
+            <w:r>
+              <w:rPr>
+                <w:sz w:val="18"/>
+              </w:rPr>
+              <w:t>Standard deviation</w:t>
+            </w:r>
+          </w:p>
+        </w:tc>
+        <w:tc>
+          <w:tcPr>
+            <w:tcW w:type="dxa" w:w="2340"/>
+          </w:tcPr>
+          <w:p>
+            <w:pPr>
+              <w:spacing w:line="240" w:lineRule="auto"/>
+            </w:pPr>
+            <w:r>
+              <w:rPr>
+                <w:sz w:val="18"/>
+              </w:rPr>
+            </w:r>
+            <w:r>
+              <w:rPr>
+                <w:sz w:val="18"/>
+              </w:rPr>
+              <w:t>2,804.92</w:t>
+            </w:r>
+          </w:p>
+        </w:tc>
+        <w:tc>
+          <w:tcPr>
+            <w:tcW w:type="dxa" w:w="2340"/>
+          </w:tcPr>
+          <w:p>
+            <w:pPr>
+              <w:spacing w:line="240" w:lineRule="auto"/>
+            </w:pPr>
+            <w:r>
+              <w:rPr>
+                <w:sz w:val="18"/>
+              </w:rPr>
+            </w:r>
+            <w:r>
+              <w:rPr>
+                <w:sz w:val="18"/>
+              </w:rPr>
+              <w:t>1,117.99</w:t>
+            </w:r>
+          </w:p>
+        </w:tc>
+        <w:tc>
+          <w:tcPr>
+            <w:tcW w:type="dxa" w:w="2340"/>
+          </w:tcPr>
+          <w:p>
+            <w:pPr>
+              <w:spacing w:line="240" w:lineRule="auto"/>
+            </w:pPr>
+            <w:r>
+              <w:rPr>
+                <w:sz w:val="18"/>
+              </w:rPr>
+            </w:r>
+            <w:r>
+              <w:rPr>
+                <w:sz w:val="18"/>
+              </w:rPr>
+              <w:t>5.78</w:t>
+            </w:r>
+          </w:p>
+        </w:tc>
+      </w:tr>
+      <w:tr>
+        <w:tc>
+          <w:tcPr>
+            <w:tcW w:type="dxa" w:w="2340"/>
+          </w:tcPr>
+          <w:p>
+            <w:pPr>
+              <w:spacing w:line="240" w:lineRule="auto"/>
+            </w:pPr>
+            <w:r>
+              <w:rPr>
+                <w:sz w:val="18"/>
+              </w:rPr>
+            </w:r>
+            <w:r>
+              <w:rPr>
+                <w:sz w:val="18"/>
+              </w:rPr>
+              <w:t>Variance</w:t>
+            </w:r>
+          </w:p>
+        </w:tc>
+        <w:tc>
+          <w:tcPr>
+            <w:tcW w:type="dxa" w:w="2340"/>
+          </w:tcPr>
+          <w:p>
+            <w:pPr>
+              <w:spacing w:line="240" w:lineRule="auto"/>
+            </w:pPr>
+            <w:r>
+              <w:rPr>
+                <w:sz w:val="18"/>
+              </w:rPr>
+            </w:r>
+            <w:r>
+              <w:rPr>
+                <w:sz w:val="18"/>
+              </w:rPr>
+              <w:t>7,867,587.17</w:t>
+            </w:r>
+          </w:p>
+        </w:tc>
+        <w:tc>
+          <w:tcPr>
+            <w:tcW w:type="dxa" w:w="2340"/>
+          </w:tcPr>
+          <w:p>
+            <w:pPr>
+              <w:spacing w:line="240" w:lineRule="auto"/>
+            </w:pPr>
+            <w:r>
+              <w:rPr>
+                <w:sz w:val="18"/>
+              </w:rPr>
+            </w:r>
+            <w:r>
+              <w:rPr>
+                <w:sz w:val="18"/>
+              </w:rPr>
+              <w:t>1,249,907.39</w:t>
+            </w:r>
+          </w:p>
+        </w:tc>
+        <w:tc>
+          <w:tcPr>
+            <w:tcW w:type="dxa" w:w="2340"/>
+          </w:tcPr>
+          <w:p>
+            <w:pPr>
+              <w:spacing w:line="240" w:lineRule="auto"/>
+            </w:pPr>
+            <w:r>
+              <w:rPr>
+                <w:sz w:val="18"/>
+              </w:rPr>
+            </w:r>
+            <w:r>
+              <w:rPr>
+                <w:sz w:val="18"/>
+              </w:rPr>
+              <w:t>33.37</w:t>
+            </w:r>
+          </w:p>
+        </w:tc>
+      </w:tr>
+      <w:tr>
+        <w:tc>
+          <w:tcPr>
+            <w:tcW w:type="dxa" w:w="2340"/>
+          </w:tcPr>
+          <w:p>
+            <w:pPr>
+              <w:spacing w:line="240" w:lineRule="auto"/>
+            </w:pPr>
+            <w:r>
+              <w:rPr>
+                <w:sz w:val="18"/>
+              </w:rPr>
+            </w:r>
+            <w:r>
+              <w:rPr>
+                <w:sz w:val="18"/>
+              </w:rPr>
+              <w:t>Minimum</w:t>
+            </w:r>
+          </w:p>
+        </w:tc>
+        <w:tc>
+          <w:tcPr>
+            <w:tcW w:type="dxa" w:w="2340"/>
+          </w:tcPr>
+          <w:p>
+            <w:pPr>
+              <w:spacing w:line="240" w:lineRule="auto"/>
+            </w:pPr>
+            <w:r>
+              <w:rPr>
+                <w:sz w:val="18"/>
+              </w:rPr>
+            </w:r>
+            <w:r>
+              <w:rPr>
+                <w:sz w:val="18"/>
+              </w:rPr>
+              <w:t>508</w:t>
+            </w:r>
+          </w:p>
+        </w:tc>
+        <w:tc>
+          <w:tcPr>
+            <w:tcW w:type="dxa" w:w="2340"/>
+          </w:tcPr>
+          <w:p>
+            <w:pPr>
+              <w:spacing w:line="240" w:lineRule="auto"/>
+            </w:pPr>
+            <w:r>
+              <w:rPr>
+                <w:sz w:val="18"/>
+              </w:rPr>
+            </w:r>
+            <w:r>
+              <w:rPr>
+                <w:sz w:val="18"/>
+              </w:rPr>
+              <w:t>50</w:t>
+            </w:r>
+          </w:p>
+        </w:tc>
+        <w:tc>
+          <w:tcPr>
+            <w:tcW w:type="dxa" w:w="2340"/>
+          </w:tcPr>
+          <w:p>
+            <w:pPr>
+              <w:spacing w:line="240" w:lineRule="auto"/>
+            </w:pPr>
+            <w:r>
+              <w:rPr>
+                <w:sz w:val="18"/>
+              </w:rPr>
+            </w:r>
+            <w:r>
+              <w:rPr>
+                <w:sz w:val="18"/>
+              </w:rPr>
+              <w:t>1</w:t>
+            </w:r>
+          </w:p>
+        </w:tc>
+      </w:tr>
+      <w:tr>
+        <w:tc>
+          <w:tcPr>
+            <w:tcW w:type="dxa" w:w="2340"/>
+          </w:tcPr>
+          <w:p>
+            <w:pPr>
+              <w:spacing w:line="240" w:lineRule="auto"/>
+            </w:pPr>
+            <w:r>
+              <w:rPr>
+                <w:sz w:val="18"/>
+              </w:rPr>
+            </w:r>
+            <w:r>
+              <w:rPr>
+                <w:sz w:val="18"/>
+              </w:rPr>
+              <w:t>Maximum</w:t>
+            </w:r>
+          </w:p>
+        </w:tc>
+        <w:tc>
+          <w:tcPr>
+            <w:tcW w:type="dxa" w:w="2340"/>
+          </w:tcPr>
+          <w:p>
+            <w:pPr>
+              <w:spacing w:line="240" w:lineRule="auto"/>
+            </w:pPr>
+            <w:r>
+              <w:rPr>
+                <w:sz w:val="18"/>
+              </w:rPr>
+            </w:r>
+            <w:r>
+              <w:rPr>
+                <w:sz w:val="18"/>
+              </w:rPr>
+              <w:t>9,992</w:t>
+            </w:r>
+          </w:p>
+        </w:tc>
+        <w:tc>
+          <w:tcPr>
+            <w:tcW w:type="dxa" w:w="2340"/>
+          </w:tcPr>
+          <w:p>
+            <w:pPr>
+              <w:spacing w:line="240" w:lineRule="auto"/>
+            </w:pPr>
+            <w:r>
+              <w:rPr>
+                <w:sz w:val="18"/>
+              </w:rPr>
+            </w:r>
+            <w:r>
+              <w:rPr>
+                <w:sz w:val="18"/>
+              </w:rPr>
+              <w:t>4,930</w:t>
+            </w:r>
+          </w:p>
+        </w:tc>
+        <w:tc>
+          <w:tcPr>
+            <w:tcW w:type="dxa" w:w="2340"/>
+          </w:tcPr>
+          <w:p>
+            <w:pPr>
+              <w:spacing w:line="240" w:lineRule="auto"/>
+            </w:pPr>
+            <w:r>
+              <w:rPr>
+                <w:sz w:val="18"/>
+              </w:rPr>
+            </w:r>
+            <w:r>
+              <w:rPr>
+                <w:sz w:val="18"/>
+              </w:rPr>
+              <w:t>20</w:t>
+            </w:r>
+          </w:p>
+        </w:tc>
+      </w:tr>
+      <w:tr>
+        <w:tc>
+          <w:tcPr>
+            <w:tcW w:type="dxa" w:w="2340"/>
+          </w:tcPr>
+          <w:p>
+            <w:pPr>
+              <w:spacing w:line="240" w:lineRule="auto"/>
+            </w:pPr>
+            <w:r>
+              <w:rPr>
+                <w:sz w:val="18"/>
+              </w:rPr>
+            </w:r>
+            <w:r>
+              <w:rPr>
+                <w:sz w:val="18"/>
+              </w:rPr>
+              <w:t>Range</w:t>
+            </w:r>
+          </w:p>
+        </w:tc>
+        <w:tc>
+          <w:tcPr>
+            <w:tcW w:type="dxa" w:w="2340"/>
+          </w:tcPr>
+          <w:p>
+            <w:pPr>
+              <w:spacing w:line="240" w:lineRule="auto"/>
+            </w:pPr>
+            <w:r>
+              <w:rPr>
+                <w:sz w:val="18"/>
+              </w:rPr>
+            </w:r>
+            <w:r>
+              <w:rPr>
+                <w:sz w:val="18"/>
+              </w:rPr>
+              <w:t>9,484</w:t>
+            </w:r>
+          </w:p>
+        </w:tc>
+        <w:tc>
+          <w:tcPr>
+            <w:tcW w:type="dxa" w:w="2340"/>
+          </w:tcPr>
+          <w:p>
+            <w:pPr>
+              <w:spacing w:line="240" w:lineRule="auto"/>
+            </w:pPr>
+            <w:r>
+              <w:rPr>
+                <w:sz w:val="18"/>
+              </w:rPr>
+            </w:r>
+            <w:r>
+              <w:rPr>
+                <w:sz w:val="18"/>
+              </w:rPr>
+              <w:t>4,880</w:t>
+            </w:r>
+          </w:p>
+        </w:tc>
+        <w:tc>
+          <w:tcPr>
+            <w:tcW w:type="dxa" w:w="2340"/>
+          </w:tcPr>
+          <w:p>
+            <w:pPr>
+              <w:spacing w:line="240" w:lineRule="auto"/>
+            </w:pPr>
+            <w:r>
+              <w:rPr>
+                <w:sz w:val="18"/>
+              </w:rPr>
+            </w:r>
+            <w:r>
+              <w:rPr>
+                <w:sz w:val="18"/>
+              </w:rPr>
+              <w:t>19</w:t>
+            </w:r>
+          </w:p>
+        </w:tc>
+      </w:tr>
+      <w:tr>
+        <w:tc>
+          <w:tcPr>
+            <w:tcW w:type="dxa" w:w="2340"/>
+          </w:tcPr>
+          <w:p>
+            <w:pPr>
+              <w:spacing w:line="240" w:lineRule="auto"/>
+            </w:pPr>
+            <w:r>
+              <w:rPr>
+                <w:sz w:val="18"/>
+              </w:rPr>
+            </w:r>
+            <w:r>
+              <w:rPr>
+                <w:sz w:val="18"/>
+              </w:rPr>
+              <w:t>Q1</w:t>
+            </w:r>
+          </w:p>
+        </w:tc>
+        <w:tc>
+          <w:tcPr>
+            <w:tcW w:type="dxa" w:w="2340"/>
+          </w:tcPr>
+          <w:p>
+            <w:pPr>
+              <w:spacing w:line="240" w:lineRule="auto"/>
+            </w:pPr>
+            <w:r>
+              <w:rPr>
+                <w:sz w:val="18"/>
+              </w:rPr>
+            </w:r>
+            <w:r>
+              <w:rPr>
+                <w:sz w:val="18"/>
+              </w:rPr>
+              <w:t>2,799.00</w:t>
+            </w:r>
+          </w:p>
+        </w:tc>
+        <w:tc>
+          <w:tcPr>
+            <w:tcW w:type="dxa" w:w="2340"/>
+          </w:tcPr>
+          <w:p>
+            <w:pPr>
+              <w:spacing w:line="240" w:lineRule="auto"/>
+            </w:pPr>
+            <w:r>
+              <w:rPr>
+                <w:sz w:val="18"/>
+              </w:rPr>
+            </w:r>
+            <w:r>
+              <w:rPr>
+                <w:sz w:val="18"/>
+              </w:rPr>
+              <w:t>410.00</w:t>
+            </w:r>
+          </w:p>
+        </w:tc>
+        <w:tc>
+          <w:tcPr>
+            <w:tcW w:type="dxa" w:w="2340"/>
+          </w:tcPr>
+          <w:p>
+            <w:pPr>
+              <w:spacing w:line="240" w:lineRule="auto"/>
+            </w:pPr>
+            <w:r>
+              <w:rPr>
+                <w:sz w:val="18"/>
+              </w:rPr>
+            </w:r>
+            <w:r>
+              <w:rPr>
+                <w:sz w:val="18"/>
+              </w:rPr>
+              <w:t>6.00</w:t>
+            </w:r>
+          </w:p>
+        </w:tc>
+      </w:tr>
+      <w:tr>
+        <w:tc>
+          <w:tcPr>
+            <w:tcW w:type="dxa" w:w="2340"/>
+          </w:tcPr>
+          <w:p>
+            <w:pPr>
+              <w:spacing w:line="240" w:lineRule="auto"/>
+            </w:pPr>
+            <w:r>
+              <w:rPr>
+                <w:sz w:val="18"/>
+              </w:rPr>
+            </w:r>
+            <w:r>
+              <w:rPr>
+                <w:sz w:val="18"/>
+              </w:rPr>
+              <w:t>Q3</w:t>
+            </w:r>
+          </w:p>
+        </w:tc>
+        <w:tc>
+          <w:tcPr>
+            <w:tcW w:type="dxa" w:w="2340"/>
+          </w:tcPr>
+          <w:p>
+            <w:pPr>
+              <w:spacing w:line="240" w:lineRule="auto"/>
+            </w:pPr>
+            <w:r>
+              <w:rPr>
+                <w:sz w:val="18"/>
+              </w:rPr>
+            </w:r>
+            <w:r>
+              <w:rPr>
+                <w:sz w:val="18"/>
+              </w:rPr>
+              <w:t>7,626.00</w:t>
+            </w:r>
+          </w:p>
+        </w:tc>
+        <w:tc>
+          <w:tcPr>
+            <w:tcW w:type="dxa" w:w="2340"/>
+          </w:tcPr>
+          <w:p>
+            <w:pPr>
+              <w:spacing w:line="240" w:lineRule="auto"/>
+            </w:pPr>
+            <w:r>
+              <w:rPr>
+                <w:sz w:val="18"/>
+              </w:rPr>
+            </w:r>
+            <w:r>
+              <w:rPr>
+                <w:sz w:val="18"/>
+              </w:rPr>
+              <w:t>2,035.00</w:t>
+            </w:r>
+          </w:p>
+        </w:tc>
+        <w:tc>
+          <w:tcPr>
+            <w:tcW w:type="dxa" w:w="2340"/>
+          </w:tcPr>
+          <w:p>
+            <w:pPr>
+              <w:spacing w:line="240" w:lineRule="auto"/>
+            </w:pPr>
+            <w:r>
+              <w:rPr>
+                <w:sz w:val="18"/>
+              </w:rPr>
+            </w:r>
+            <w:r>
+              <w:rPr>
+                <w:sz w:val="18"/>
+              </w:rPr>
+              <w:t>16.00</w:t>
+            </w:r>
+          </w:p>
+        </w:tc>
+      </w:tr>
+      <w:tr>
+        <w:tc>
+          <w:tcPr>
+            <w:tcW w:type="dxa" w:w="2340"/>
+          </w:tcPr>
+          <w:p>
+            <w:pPr>
+              <w:spacing w:line="240" w:lineRule="auto"/>
+            </w:pPr>
+            <w:r>
+              <w:rPr>
+                <w:sz w:val="18"/>
+              </w:rPr>
+            </w:r>
+            <w:r>
+              <w:rPr>
+                <w:sz w:val="18"/>
+              </w:rPr>
+              <w:t>Interquartile range</w:t>
+            </w:r>
+          </w:p>
+        </w:tc>
+        <w:tc>
+          <w:tcPr>
+            <w:tcW w:type="dxa" w:w="2340"/>
+          </w:tcPr>
+          <w:p>
+            <w:pPr>
+              <w:spacing w:line="240" w:lineRule="auto"/>
+            </w:pPr>
+            <w:r>
+              <w:rPr>
+                <w:sz w:val="18"/>
+              </w:rPr>
+            </w:r>
+            <w:r>
+              <w:rPr>
+                <w:sz w:val="18"/>
+              </w:rPr>
+              <w:t>4,827.00</w:t>
+            </w:r>
+          </w:p>
+        </w:tc>
+        <w:tc>
+          <w:tcPr>
+            <w:tcW w:type="dxa" w:w="2340"/>
+          </w:tcPr>
+          <w:p>
+            <w:pPr>
+              <w:spacing w:line="240" w:lineRule="auto"/>
+            </w:pPr>
+            <w:r>
+              <w:rPr>
+                <w:sz w:val="18"/>
+              </w:rPr>
+            </w:r>
+            <w:r>
+              <w:rPr>
+                <w:sz w:val="18"/>
+              </w:rPr>
+              <w:t>1,625.00</w:t>
+            </w:r>
+          </w:p>
+        </w:tc>
+        <w:tc>
+          <w:tcPr>
+            <w:tcW w:type="dxa" w:w="2340"/>
+          </w:tcPr>
+          <w:p>
+            <w:pPr>
+              <w:spacing w:line="240" w:lineRule="auto"/>
+            </w:pPr>
+            <w:r>
+              <w:rPr>
+                <w:sz w:val="18"/>
+              </w:rPr>
+            </w:r>
+            <w:r>
+              <w:rPr>
+                <w:sz w:val="18"/>
+              </w:rPr>
+              <w:t>10.00</w:t>
+            </w:r>
+          </w:p>
+        </w:tc>
+      </w:tr>
+      <w:tr>
+        <w:tc>
+          <w:tcPr>
+            <w:tcW w:type="dxa" w:w="2340"/>
+          </w:tcPr>
+          <w:p>
+            <w:pPr>
+              <w:spacing w:line="240" w:lineRule="auto"/>
+            </w:pPr>
+            <w:r>
+              <w:rPr>
+                <w:sz w:val="18"/>
+              </w:rPr>
+            </w:r>
+            <w:r>
+              <w:rPr>
+                <w:sz w:val="18"/>
+              </w:rPr>
+              <w:t>Coefficient of variation</w:t>
+            </w:r>
+          </w:p>
+        </w:tc>
+        <w:tc>
+          <w:tcPr>
+            <w:tcW w:type="dxa" w:w="2340"/>
+          </w:tcPr>
+          <w:p>
+            <w:pPr>
+              <w:spacing w:line="240" w:lineRule="auto"/>
+            </w:pPr>
+            <w:r>
+              <w:rPr>
+                <w:sz w:val="18"/>
+              </w:rPr>
+            </w:r>
+            <w:r>
+              <w:rPr>
+                <w:sz w:val="18"/>
+              </w:rPr>
+              <w:t>54.2%</w:t>
+            </w:r>
+          </w:p>
+        </w:tc>
+        <w:tc>
+          <w:tcPr>
+            <w:tcW w:type="dxa" w:w="2340"/>
+          </w:tcPr>
+          <w:p>
+            <w:pPr>
+              <w:spacing w:line="240" w:lineRule="auto"/>
+            </w:pPr>
+            <w:r>
+              <w:rPr>
+                <w:sz w:val="18"/>
+              </w:rPr>
+            </w:r>
+            <w:r>
+              <w:rPr>
+                <w:sz w:val="18"/>
+              </w:rPr>
+              <w:t>82.9%</w:t>
+            </w:r>
+          </w:p>
+        </w:tc>
+        <w:tc>
+          <w:tcPr>
+            <w:tcW w:type="dxa" w:w="2340"/>
+          </w:tcPr>
+          <w:p>
+            <w:pPr>
+              <w:spacing w:line="240" w:lineRule="auto"/>
+            </w:pPr>
+            <w:r>
+              <w:rPr>
+                <w:sz w:val="18"/>
+              </w:rPr>
+            </w:r>
+            <w:r>
+              <w:rPr>
+                <w:sz w:val="18"/>
+              </w:rPr>
+              <w:t>54.1%</w:t>
+            </w:r>
+          </w:p>
+        </w:tc>
+      </w:tr>
+    </w:tbl>
+    <w:p>
+      <w:pPr>
+        <w:spacing w:after="200" w:line="240" w:lineRule="auto"/>
+        <w:jc w:val="center"/>
+      </w:pPr>
+      <w:r>
+        <w:rPr>
+          <w:i/>
+          <w:color w:val="7B8994"/>
+          <w:sz w:val="20"/>
+        </w:rPr>
+        <w:t>Table 2. Descriptive statistics for the three numerical variables, n = 1,194.</w:t>
+      </w:r>
+    </w:p>
+    <w:p>
+      <w:pPr>
+        <w:jc w:val="center"/>
+      </w:pPr>
+      <w:r>
+        <w:drawing>
+          <wp:inline xmlns:a="http://schemas.openxmlformats.org/drawingml/2006/main" xmlns:pic="http://schemas.openxmlformats.org/drawingml/2006/picture">
+            <wp:extent cx="5486400" cy="3207838"/>
+            <wp:docPr id="2" name="Picture 2"/>
+            <wp:cNvGraphicFramePr>
+              <a:graphicFrameLocks noChangeAspect="1"/>
+            </wp:cNvGraphicFramePr>
+            <a:graphic>
+              <a:graphicData uri="http://schemas.openxmlformats.org/drawingml/2006/picture">
+                <pic:pic>
+                  <pic:nvPicPr>
+                    <pic:cNvPr id="0" name="cp2_fig1_histogram.png"/>
+                    <pic:cNvPicPr/>
+                  </pic:nvPicPr>
+                  <pic:blipFill>
+                    <a:blip r:embed="rId10"/>
+                    <a:stretch>
+                      <a:fillRect/>
+                    </a:stretch>
+                  </pic:blipFill>
+                  <pic:spPr>
+                    <a:xfrm>
+                      <a:off x="0" y="0"/>
+                      <a:ext cx="5486400" cy="3207838"/>
+                    </a:xfrm>
+                    <a:prstGeom prst="rect"/>
+                  </pic:spPr>
+                </pic:pic>
+              </a:graphicData>
+            </a:graphic>
+          </wp:inline>
+        </w:drawing>
+      </w:r>
+    </w:p>
+    <w:p>
+      <w:pPr>
+        <w:spacing w:after="200" w:line="240" w:lineRule="auto"/>
+        <w:jc w:val="center"/>
+      </w:pPr>
+      <w:r>
+        <w:rPr>
+          <w:i/>
+          <w:color w:val="7B8994"/>
+          <w:sz w:val="20"/>
+        </w:rPr>
+        <w:t>Figure 2. Frequency distribution of Amount. The flat shape is the finding.</w:t>
       </w:r>
     </w:p>
     <w:p>
@@ -817,7 +2058,526 @@
         <w:rPr>
           <w:i/>
         </w:rPr>
-        <w:t>[Switch to the scatter plots.]</w:t>
+        <w:t>[The two scatter plots — have these on screen.]</w:t>
+      </w:r>
+    </w:p>
+    <w:p>
+      <w:pPr>
+        <w:jc w:val="center"/>
+      </w:pPr>
+      <w:r>
+        <w:drawing>
+          <wp:inline xmlns:a="http://schemas.openxmlformats.org/drawingml/2006/main" xmlns:pic="http://schemas.openxmlformats.org/drawingml/2006/picture">
+            <wp:extent cx="5486400" cy="3363469"/>
+            <wp:docPr id="3" name="Picture 3"/>
+            <wp:cNvGraphicFramePr>
+              <a:graphicFrameLocks noChangeAspect="1"/>
+            </wp:cNvGraphicFramePr>
+            <a:graphic>
+              <a:graphicData uri="http://schemas.openxmlformats.org/drawingml/2006/picture">
+                <pic:pic>
+                  <pic:nvPicPr>
+                    <pic:cNvPr id="0" name="cp2_fig2_regression.png"/>
+                    <pic:cNvPicPr/>
+                  </pic:nvPicPr>
+                  <pic:blipFill>
+                    <a:blip r:embed="rId11"/>
+                    <a:stretch>
+                      <a:fillRect/>
+                    </a:stretch>
+                  </pic:blipFill>
+                  <pic:spPr>
+                    <a:xfrm>
+                      <a:off x="0" y="0"/>
+                      <a:ext cx="5486400" cy="3363469"/>
+                    </a:xfrm>
+                    <a:prstGeom prst="rect"/>
+                  </pic:spPr>
+                </pic:pic>
+              </a:graphicData>
+            </a:graphic>
+          </wp:inline>
+        </w:drawing>
+      </w:r>
+    </w:p>
+    <w:p>
+      <w:pPr>
+        <w:spacing w:after="200" w:line="240" w:lineRule="auto"/>
+        <w:jc w:val="center"/>
+      </w:pPr>
+      <w:r>
+        <w:rPr>
+          <w:i/>
+          <w:color w:val="7B8994"/>
+          <w:sz w:val="20"/>
+        </w:rPr>
+        <w:t>Figure 3. Monthly orders against monthly revenue, with the fitted line.</w:t>
+      </w:r>
+    </w:p>
+    <w:p>
+      <w:pPr>
+        <w:jc w:val="center"/>
+      </w:pPr>
+      <w:r>
+        <w:drawing>
+          <wp:inline xmlns:a="http://schemas.openxmlformats.org/drawingml/2006/main" xmlns:pic="http://schemas.openxmlformats.org/drawingml/2006/picture">
+            <wp:extent cx="5486400" cy="3319503"/>
+            <wp:docPr id="4" name="Picture 4"/>
+            <wp:cNvGraphicFramePr>
+              <a:graphicFrameLocks noChangeAspect="1"/>
+            </wp:cNvGraphicFramePr>
+            <a:graphic>
+              <a:graphicData uri="http://schemas.openxmlformats.org/drawingml/2006/picture">
+                <pic:pic>
+                  <pic:nvPicPr>
+                    <pic:cNvPr id="0" name="cp2_fig3_no_correlation.png"/>
+                    <pic:cNvPicPr/>
+                  </pic:nvPicPr>
+                  <pic:blipFill>
+                    <a:blip r:embed="rId12"/>
+                    <a:stretch>
+                      <a:fillRect/>
+                    </a:stretch>
+                  </pic:blipFill>
+                  <pic:spPr>
+                    <a:xfrm>
+                      <a:off x="0" y="0"/>
+                      <a:ext cx="5486400" cy="3319503"/>
+                    </a:xfrm>
+                    <a:prstGeom prst="rect"/>
+                  </pic:spPr>
+                </pic:pic>
+              </a:graphicData>
+            </a:graphic>
+          </wp:inline>
+        </w:drawing>
+      </w:r>
+    </w:p>
+    <w:p>
+      <w:pPr>
+        <w:spacing w:after="200" w:line="240" w:lineRule="auto"/>
+        <w:jc w:val="center"/>
+      </w:pPr>
+      <w:r>
+        <w:rPr>
+          <w:i/>
+          <w:color w:val="7B8994"/>
+          <w:sz w:val="20"/>
+        </w:rPr>
+        <w:t>Figure 4. Quantity against Amount at line level. The near-flat trendline is the finding.</w:t>
+      </w:r>
+    </w:p>
+    <w:tbl>
+      <w:tblPr>
+        <w:tblStyle w:val="LightGrid-Accent1"/>
+        <w:tblW w:type="auto" w:w="0"/>
+        <w:jc w:val="center"/>
+        <w:tblLayout w:type="autofit"/>
+        <w:tblLook w:firstColumn="1" w:firstRow="1" w:lastColumn="0" w:lastRow="0" w:noHBand="0" w:noVBand="1" w:val="04A0"/>
+      </w:tblPr>
+      <w:tblGrid>
+        <w:gridCol w:w="3120"/>
+        <w:gridCol w:w="3120"/>
+        <w:gridCol w:w="3120"/>
+      </w:tblGrid>
+      <w:tr>
+        <w:tc>
+          <w:tcPr>
+            <w:tcW w:type="dxa" w:w="3120"/>
+          </w:tcPr>
+          <w:p>
+            <w:r>
+              <w:rPr>
+                <w:b/>
+              </w:rPr>
+            </w:r>
+            <w:r>
+              <w:rPr>
+                <w:b/>
+              </w:rPr>
+              <w:t>Measure</w:t>
+            </w:r>
+          </w:p>
+        </w:tc>
+        <w:tc>
+          <w:tcPr>
+            <w:tcW w:type="dxa" w:w="3120"/>
+          </w:tcPr>
+          <w:p>
+            <w:r>
+              <w:rPr>
+                <w:b/>
+              </w:rPr>
+            </w:r>
+            <w:r>
+              <w:rPr>
+                <w:b/>
+              </w:rPr>
+              <w:t>Orders vs revenue</w:t>
+            </w:r>
+          </w:p>
+        </w:tc>
+        <w:tc>
+          <w:tcPr>
+            <w:tcW w:type="dxa" w:w="3120"/>
+          </w:tcPr>
+          <w:p>
+            <w:r>
+              <w:rPr>
+                <w:b/>
+              </w:rPr>
+            </w:r>
+            <w:r>
+              <w:rPr>
+                <w:b/>
+              </w:rPr>
+              <w:t>Quantity vs amount</w:t>
+            </w:r>
+          </w:p>
+        </w:tc>
+      </w:tr>
+      <w:tr>
+        <w:tc>
+          <w:tcPr>
+            <w:tcW w:type="dxa" w:w="3120"/>
+          </w:tcPr>
+          <w:p>
+            <w:pPr>
+              <w:spacing w:line="240" w:lineRule="auto"/>
+            </w:pPr>
+            <w:r>
+              <w:rPr>
+                <w:sz w:val="18"/>
+              </w:rPr>
+            </w:r>
+            <w:r>
+              <w:rPr>
+                <w:sz w:val="18"/>
+              </w:rPr>
+              <w:t>Pearson r</w:t>
+            </w:r>
+          </w:p>
+        </w:tc>
+        <w:tc>
+          <w:tcPr>
+            <w:tcW w:type="dxa" w:w="3120"/>
+          </w:tcPr>
+          <w:p>
+            <w:pPr>
+              <w:spacing w:line="240" w:lineRule="auto"/>
+            </w:pPr>
+            <w:r>
+              <w:rPr>
+                <w:sz w:val="18"/>
+              </w:rPr>
+            </w:r>
+            <w:r>
+              <w:rPr>
+                <w:b/>
+                <w:sz w:val="18"/>
+              </w:rPr>
+              <w:t>+0.9227</w:t>
+            </w:r>
+          </w:p>
+        </w:tc>
+        <w:tc>
+          <w:tcPr>
+            <w:tcW w:type="dxa" w:w="3120"/>
+          </w:tcPr>
+          <w:p>
+            <w:pPr>
+              <w:spacing w:line="240" w:lineRule="auto"/>
+            </w:pPr>
+            <w:r>
+              <w:rPr>
+                <w:sz w:val="18"/>
+              </w:rPr>
+            </w:r>
+            <w:r>
+              <w:rPr>
+                <w:b/>
+                <w:sz w:val="18"/>
+              </w:rPr>
+              <w:t>+0.0446</w:t>
+            </w:r>
+          </w:p>
+        </w:tc>
+      </w:tr>
+      <w:tr>
+        <w:tc>
+          <w:tcPr>
+            <w:tcW w:type="dxa" w:w="3120"/>
+          </w:tcPr>
+          <w:p>
+            <w:pPr>
+              <w:spacing w:line="240" w:lineRule="auto"/>
+            </w:pPr>
+            <w:r>
+              <w:rPr>
+                <w:sz w:val="18"/>
+              </w:rPr>
+            </w:r>
+            <w:r>
+              <w:rPr>
+                <w:sz w:val="18"/>
+              </w:rPr>
+              <w:t>r²</w:t>
+            </w:r>
+          </w:p>
+        </w:tc>
+        <w:tc>
+          <w:tcPr>
+            <w:tcW w:type="dxa" w:w="3120"/>
+          </w:tcPr>
+          <w:p>
+            <w:pPr>
+              <w:spacing w:line="240" w:lineRule="auto"/>
+            </w:pPr>
+            <w:r>
+              <w:rPr>
+                <w:sz w:val="18"/>
+              </w:rPr>
+            </w:r>
+            <w:r>
+              <w:rPr>
+                <w:sz w:val="18"/>
+              </w:rPr>
+              <w:t>0.8514</w:t>
+            </w:r>
+          </w:p>
+        </w:tc>
+        <w:tc>
+          <w:tcPr>
+            <w:tcW w:type="dxa" w:w="3120"/>
+          </w:tcPr>
+          <w:p>
+            <w:pPr>
+              <w:spacing w:line="240" w:lineRule="auto"/>
+            </w:pPr>
+            <w:r>
+              <w:rPr>
+                <w:sz w:val="18"/>
+              </w:rPr>
+            </w:r>
+            <w:r>
+              <w:rPr>
+                <w:sz w:val="18"/>
+              </w:rPr>
+              <w:t>0.0020</w:t>
+            </w:r>
+          </w:p>
+        </w:tc>
+      </w:tr>
+      <w:tr>
+        <w:tc>
+          <w:tcPr>
+            <w:tcW w:type="dxa" w:w="3120"/>
+          </w:tcPr>
+          <w:p>
+            <w:pPr>
+              <w:spacing w:line="240" w:lineRule="auto"/>
+            </w:pPr>
+            <w:r>
+              <w:rPr>
+                <w:sz w:val="18"/>
+              </w:rPr>
+            </w:r>
+            <w:r>
+              <w:rPr>
+                <w:sz w:val="18"/>
+              </w:rPr>
+              <w:t>p-value</w:t>
+            </w:r>
+          </w:p>
+        </w:tc>
+        <w:tc>
+          <w:tcPr>
+            <w:tcW w:type="dxa" w:w="3120"/>
+          </w:tcPr>
+          <w:p>
+            <w:pPr>
+              <w:spacing w:line="240" w:lineRule="auto"/>
+            </w:pPr>
+            <w:r>
+              <w:rPr>
+                <w:sz w:val="18"/>
+              </w:rPr>
+            </w:r>
+            <w:r>
+              <w:rPr>
+                <w:sz w:val="18"/>
+              </w:rPr>
+              <w:t>1.98 × 10⁻²⁴</w:t>
+            </w:r>
+          </w:p>
+        </w:tc>
+        <w:tc>
+          <w:tcPr>
+            <w:tcW w:type="dxa" w:w="3120"/>
+          </w:tcPr>
+          <w:p>
+            <w:pPr>
+              <w:spacing w:line="240" w:lineRule="auto"/>
+            </w:pPr>
+            <w:r>
+              <w:rPr>
+                <w:sz w:val="18"/>
+              </w:rPr>
+            </w:r>
+            <w:r>
+              <w:rPr>
+                <w:sz w:val="18"/>
+              </w:rPr>
+              <w:t>0.123</w:t>
+            </w:r>
+          </w:p>
+        </w:tc>
+      </w:tr>
+      <w:tr>
+        <w:tc>
+          <w:tcPr>
+            <w:tcW w:type="dxa" w:w="3120"/>
+          </w:tcPr>
+          <w:p>
+            <w:pPr>
+              <w:spacing w:line="240" w:lineRule="auto"/>
+            </w:pPr>
+            <w:r>
+              <w:rPr>
+                <w:sz w:val="18"/>
+              </w:rPr>
+            </w:r>
+            <w:r>
+              <w:rPr>
+                <w:sz w:val="18"/>
+              </w:rPr>
+              <w:t>n</w:t>
+            </w:r>
+          </w:p>
+        </w:tc>
+        <w:tc>
+          <w:tcPr>
+            <w:tcW w:type="dxa" w:w="3120"/>
+          </w:tcPr>
+          <w:p>
+            <w:pPr>
+              <w:spacing w:line="240" w:lineRule="auto"/>
+            </w:pPr>
+            <w:r>
+              <w:rPr>
+                <w:sz w:val="18"/>
+              </w:rPr>
+            </w:r>
+            <w:r>
+              <w:rPr>
+                <w:sz w:val="18"/>
+              </w:rPr>
+              <w:t>57 months</w:t>
+            </w:r>
+          </w:p>
+        </w:tc>
+        <w:tc>
+          <w:tcPr>
+            <w:tcW w:type="dxa" w:w="3120"/>
+          </w:tcPr>
+          <w:p>
+            <w:pPr>
+              <w:spacing w:line="240" w:lineRule="auto"/>
+            </w:pPr>
+            <w:r>
+              <w:rPr>
+                <w:sz w:val="18"/>
+              </w:rPr>
+            </w:r>
+            <w:r>
+              <w:rPr>
+                <w:sz w:val="18"/>
+              </w:rPr>
+              <w:t>1,194 lines</w:t>
+            </w:r>
+          </w:p>
+        </w:tc>
+      </w:tr>
+      <w:tr>
+        <w:tc>
+          <w:tcPr>
+            <w:tcW w:type="dxa" w:w="3120"/>
+          </w:tcPr>
+          <w:p>
+            <w:pPr>
+              <w:spacing w:line="240" w:lineRule="auto"/>
+            </w:pPr>
+            <w:r>
+              <w:rPr>
+                <w:sz w:val="18"/>
+              </w:rPr>
+            </w:r>
+            <w:r>
+              <w:rPr>
+                <w:sz w:val="18"/>
+              </w:rPr>
+              <w:t>Strength</w:t>
+            </w:r>
+          </w:p>
+        </w:tc>
+        <w:tc>
+          <w:tcPr>
+            <w:tcW w:type="dxa" w:w="3120"/>
+          </w:tcPr>
+          <w:p>
+            <w:pPr>
+              <w:spacing w:line="240" w:lineRule="auto"/>
+            </w:pPr>
+            <w:r>
+              <w:rPr>
+                <w:sz w:val="18"/>
+              </w:rPr>
+            </w:r>
+            <w:r>
+              <w:rPr>
+                <w:b/>
+                <w:sz w:val="18"/>
+              </w:rPr>
+              <w:t>Strong</w:t>
+            </w:r>
+          </w:p>
+        </w:tc>
+        <w:tc>
+          <w:tcPr>
+            <w:tcW w:type="dxa" w:w="3120"/>
+          </w:tcPr>
+          <w:p>
+            <w:pPr>
+              <w:spacing w:line="240" w:lineRule="auto"/>
+            </w:pPr>
+            <w:r>
+              <w:rPr>
+                <w:sz w:val="18"/>
+              </w:rPr>
+            </w:r>
+            <w:r>
+              <w:rPr>
+                <w:b/>
+                <w:sz w:val="18"/>
+              </w:rPr>
+              <w:t>Negligible — not significant at 5%</w:t>
+            </w:r>
+          </w:p>
+        </w:tc>
+      </w:tr>
+    </w:tbl>
+    <w:p>
+      <w:pPr>
+        <w:spacing w:after="200" w:line="240" w:lineRule="auto"/>
+        <w:jc w:val="center"/>
+      </w:pPr>
+      <w:r>
+        <w:rPr>
+          <w:i/>
+          <w:color w:val="7B8994"/>
+          <w:sz w:val="20"/>
+        </w:rPr>
+        <w:t>Table 3. The two correlation pairs side by side.</w:t>
       </w:r>
     </w:p>
     <w:p>
@@ -868,7 +2628,564 @@
         <w:rPr>
           <w:i/>
         </w:rPr>
-        <w:t>[Switch to the ToolPak regression output.]</w:t>
+        <w:t>[The regression output — show your own ToolPak run, or this.]</w:t>
+      </w:r>
+    </w:p>
+    <w:tbl>
+      <w:tblPr>
+        <w:tblStyle w:val="LightGrid-Accent1"/>
+        <w:tblW w:type="auto" w:w="0"/>
+        <w:jc w:val="center"/>
+        <w:tblLayout w:type="autofit"/>
+        <w:tblLook w:firstColumn="1" w:firstRow="1" w:lastColumn="0" w:lastRow="0" w:noHBand="0" w:noVBand="1" w:val="04A0"/>
+      </w:tblPr>
+      <w:tblGrid>
+        <w:gridCol w:w="4680"/>
+        <w:gridCol w:w="4680"/>
+      </w:tblGrid>
+      <w:tr>
+        <w:tc>
+          <w:tcPr>
+            <w:tcW w:type="dxa" w:w="4680"/>
+          </w:tcPr>
+          <w:p>
+            <w:r>
+              <w:rPr>
+                <w:b/>
+              </w:rPr>
+            </w:r>
+            <w:r>
+              <w:rPr>
+                <w:b/>
+              </w:rPr>
+              <w:t>Statistic</w:t>
+            </w:r>
+          </w:p>
+        </w:tc>
+        <w:tc>
+          <w:tcPr>
+            <w:tcW w:type="dxa" w:w="4680"/>
+          </w:tcPr>
+          <w:p>
+            <w:r>
+              <w:rPr>
+                <w:b/>
+              </w:rPr>
+            </w:r>
+            <w:r>
+              <w:rPr>
+                <w:b/>
+              </w:rPr>
+              <w:t>Value</w:t>
+            </w:r>
+          </w:p>
+        </w:tc>
+      </w:tr>
+      <w:tr>
+        <w:tc>
+          <w:tcPr>
+            <w:tcW w:type="dxa" w:w="4680"/>
+          </w:tcPr>
+          <w:p>
+            <w:pPr>
+              <w:spacing w:line="240" w:lineRule="auto"/>
+            </w:pPr>
+            <w:r>
+              <w:rPr>
+                <w:sz w:val="18"/>
+              </w:rPr>
+            </w:r>
+            <w:r>
+              <w:rPr>
+                <w:sz w:val="18"/>
+              </w:rPr>
+              <w:t>Sample size n</w:t>
+            </w:r>
+          </w:p>
+        </w:tc>
+        <w:tc>
+          <w:tcPr>
+            <w:tcW w:type="dxa" w:w="4680"/>
+          </w:tcPr>
+          <w:p>
+            <w:pPr>
+              <w:spacing w:line="240" w:lineRule="auto"/>
+            </w:pPr>
+            <w:r>
+              <w:rPr>
+                <w:sz w:val="18"/>
+              </w:rPr>
+            </w:r>
+            <w:r>
+              <w:rPr>
+                <w:sz w:val="18"/>
+              </w:rPr>
+              <w:t>57 months</w:t>
+            </w:r>
+          </w:p>
+        </w:tc>
+      </w:tr>
+      <w:tr>
+        <w:tc>
+          <w:tcPr>
+            <w:tcW w:type="dxa" w:w="4680"/>
+          </w:tcPr>
+          <w:p>
+            <w:pPr>
+              <w:spacing w:line="240" w:lineRule="auto"/>
+            </w:pPr>
+            <w:r>
+              <w:rPr>
+                <w:sz w:val="18"/>
+              </w:rPr>
+            </w:r>
+            <w:r>
+              <w:rPr>
+                <w:sz w:val="18"/>
+              </w:rPr>
+              <w:t>Slope (b)</w:t>
+            </w:r>
+          </w:p>
+        </w:tc>
+        <w:tc>
+          <w:tcPr>
+            <w:tcW w:type="dxa" w:w="4680"/>
+          </w:tcPr>
+          <w:p>
+            <w:pPr>
+              <w:spacing w:line="240" w:lineRule="auto"/>
+            </w:pPr>
+            <w:r>
+              <w:rPr>
+                <w:sz w:val="18"/>
+              </w:rPr>
+            </w:r>
+            <w:r>
+              <w:rPr>
+                <w:b/>
+                <w:sz w:val="18"/>
+              </w:rPr>
+              <w:t>5,224.25</w:t>
+            </w:r>
+          </w:p>
+        </w:tc>
+      </w:tr>
+      <w:tr>
+        <w:tc>
+          <w:tcPr>
+            <w:tcW w:type="dxa" w:w="4680"/>
+          </w:tcPr>
+          <w:p>
+            <w:pPr>
+              <w:spacing w:line="240" w:lineRule="auto"/>
+            </w:pPr>
+            <w:r>
+              <w:rPr>
+                <w:sz w:val="18"/>
+              </w:rPr>
+            </w:r>
+            <w:r>
+              <w:rPr>
+                <w:sz w:val="18"/>
+              </w:rPr>
+              <w:t>Intercept (a)</w:t>
+            </w:r>
+          </w:p>
+        </w:tc>
+        <w:tc>
+          <w:tcPr>
+            <w:tcW w:type="dxa" w:w="4680"/>
+          </w:tcPr>
+          <w:p>
+            <w:pPr>
+              <w:spacing w:line="240" w:lineRule="auto"/>
+            </w:pPr>
+            <w:r>
+              <w:rPr>
+                <w:sz w:val="18"/>
+              </w:rPr>
+            </w:r>
+            <w:r>
+              <w:rPr>
+                <w:sz w:val="18"/>
+              </w:rPr>
+              <w:t>−1,353.65</w:t>
+            </w:r>
+          </w:p>
+        </w:tc>
+      </w:tr>
+      <w:tr>
+        <w:tc>
+          <w:tcPr>
+            <w:tcW w:type="dxa" w:w="4680"/>
+          </w:tcPr>
+          <w:p>
+            <w:pPr>
+              <w:spacing w:line="240" w:lineRule="auto"/>
+            </w:pPr>
+            <w:r>
+              <w:rPr>
+                <w:sz w:val="18"/>
+              </w:rPr>
+            </w:r>
+            <w:r>
+              <w:rPr>
+                <w:sz w:val="18"/>
+              </w:rPr>
+              <w:t>Correlation r</w:t>
+            </w:r>
+          </w:p>
+        </w:tc>
+        <w:tc>
+          <w:tcPr>
+            <w:tcW w:type="dxa" w:w="4680"/>
+          </w:tcPr>
+          <w:p>
+            <w:pPr>
+              <w:spacing w:line="240" w:lineRule="auto"/>
+            </w:pPr>
+            <w:r>
+              <w:rPr>
+                <w:sz w:val="18"/>
+              </w:rPr>
+            </w:r>
+            <w:r>
+              <w:rPr>
+                <w:sz w:val="18"/>
+              </w:rPr>
+              <w:t>0.9227</w:t>
+            </w:r>
+          </w:p>
+        </w:tc>
+      </w:tr>
+      <w:tr>
+        <w:tc>
+          <w:tcPr>
+            <w:tcW w:type="dxa" w:w="4680"/>
+          </w:tcPr>
+          <w:p>
+            <w:pPr>
+              <w:spacing w:line="240" w:lineRule="auto"/>
+            </w:pPr>
+            <w:r>
+              <w:rPr>
+                <w:sz w:val="18"/>
+              </w:rPr>
+            </w:r>
+            <w:r>
+              <w:rPr>
+                <w:b/>
+                <w:sz w:val="18"/>
+              </w:rPr>
+              <w:t>R²</w:t>
+            </w:r>
+          </w:p>
+        </w:tc>
+        <w:tc>
+          <w:tcPr>
+            <w:tcW w:type="dxa" w:w="4680"/>
+          </w:tcPr>
+          <w:p>
+            <w:pPr>
+              <w:spacing w:line="240" w:lineRule="auto"/>
+            </w:pPr>
+            <w:r>
+              <w:rPr>
+                <w:sz w:val="18"/>
+              </w:rPr>
+            </w:r>
+            <w:r>
+              <w:rPr>
+                <w:b/>
+                <w:sz w:val="18"/>
+              </w:rPr>
+              <w:t>0.8514</w:t>
+            </w:r>
+          </w:p>
+        </w:tc>
+      </w:tr>
+      <w:tr>
+        <w:tc>
+          <w:tcPr>
+            <w:tcW w:type="dxa" w:w="4680"/>
+          </w:tcPr>
+          <w:p>
+            <w:pPr>
+              <w:spacing w:line="240" w:lineRule="auto"/>
+            </w:pPr>
+            <w:r>
+              <w:rPr>
+                <w:sz w:val="18"/>
+              </w:rPr>
+            </w:r>
+            <w:r>
+              <w:rPr>
+                <w:sz w:val="18"/>
+              </w:rPr>
+              <w:t>Standard error of estimate</w:t>
+            </w:r>
+          </w:p>
+        </w:tc>
+        <w:tc>
+          <w:tcPr>
+            <w:tcW w:type="dxa" w:w="4680"/>
+          </w:tcPr>
+          <w:p>
+            <w:pPr>
+              <w:spacing w:line="240" w:lineRule="auto"/>
+            </w:pPr>
+            <w:r>
+              <w:rPr>
+                <w:sz w:val="18"/>
+              </w:rPr>
+            </w:r>
+            <w:r>
+              <w:rPr>
+                <w:sz w:val="18"/>
+              </w:rPr>
+              <w:t>15,099.14</w:t>
+            </w:r>
+          </w:p>
+        </w:tc>
+      </w:tr>
+      <w:tr>
+        <w:tc>
+          <w:tcPr>
+            <w:tcW w:type="dxa" w:w="4680"/>
+          </w:tcPr>
+          <w:p>
+            <w:pPr>
+              <w:spacing w:line="240" w:lineRule="auto"/>
+            </w:pPr>
+            <w:r>
+              <w:rPr>
+                <w:sz w:val="18"/>
+              </w:rPr>
+            </w:r>
+            <w:r>
+              <w:rPr>
+                <w:sz w:val="18"/>
+              </w:rPr>
+              <w:t>Standard error of slope</w:t>
+            </w:r>
+          </w:p>
+        </w:tc>
+        <w:tc>
+          <w:tcPr>
+            <w:tcW w:type="dxa" w:w="4680"/>
+          </w:tcPr>
+          <w:p>
+            <w:pPr>
+              <w:spacing w:line="240" w:lineRule="auto"/>
+            </w:pPr>
+            <w:r>
+              <w:rPr>
+                <w:sz w:val="18"/>
+              </w:rPr>
+            </w:r>
+            <w:r>
+              <w:rPr>
+                <w:sz w:val="18"/>
+              </w:rPr>
+              <w:t>294.35</w:t>
+            </w:r>
+          </w:p>
+        </w:tc>
+      </w:tr>
+      <w:tr>
+        <w:tc>
+          <w:tcPr>
+            <w:tcW w:type="dxa" w:w="4680"/>
+          </w:tcPr>
+          <w:p>
+            <w:pPr>
+              <w:spacing w:line="240" w:lineRule="auto"/>
+            </w:pPr>
+            <w:r>
+              <w:rPr>
+                <w:sz w:val="18"/>
+              </w:rPr>
+            </w:r>
+            <w:r>
+              <w:rPr>
+                <w:b/>
+                <w:sz w:val="18"/>
+              </w:rPr>
+              <w:t>t statistic</w:t>
+            </w:r>
+          </w:p>
+        </w:tc>
+        <w:tc>
+          <w:tcPr>
+            <w:tcW w:type="dxa" w:w="4680"/>
+          </w:tcPr>
+          <w:p>
+            <w:pPr>
+              <w:spacing w:line="240" w:lineRule="auto"/>
+            </w:pPr>
+            <w:r>
+              <w:rPr>
+                <w:sz w:val="18"/>
+              </w:rPr>
+            </w:r>
+            <w:r>
+              <w:rPr>
+                <w:b/>
+                <w:sz w:val="18"/>
+              </w:rPr>
+              <w:t>17.75</w:t>
+            </w:r>
+          </w:p>
+        </w:tc>
+      </w:tr>
+      <w:tr>
+        <w:tc>
+          <w:tcPr>
+            <w:tcW w:type="dxa" w:w="4680"/>
+          </w:tcPr>
+          <w:p>
+            <w:pPr>
+              <w:spacing w:line="240" w:lineRule="auto"/>
+            </w:pPr>
+            <w:r>
+              <w:rPr>
+                <w:sz w:val="18"/>
+              </w:rPr>
+            </w:r>
+            <w:r>
+              <w:rPr>
+                <w:sz w:val="18"/>
+              </w:rPr>
+              <w:t>Degrees of freedom</w:t>
+            </w:r>
+          </w:p>
+        </w:tc>
+        <w:tc>
+          <w:tcPr>
+            <w:tcW w:type="dxa" w:w="4680"/>
+          </w:tcPr>
+          <w:p>
+            <w:pPr>
+              <w:spacing w:line="240" w:lineRule="auto"/>
+            </w:pPr>
+            <w:r>
+              <w:rPr>
+                <w:sz w:val="18"/>
+              </w:rPr>
+            </w:r>
+            <w:r>
+              <w:rPr>
+                <w:sz w:val="18"/>
+              </w:rPr>
+              <w:t>55</w:t>
+            </w:r>
+          </w:p>
+        </w:tc>
+      </w:tr>
+      <w:tr>
+        <w:tc>
+          <w:tcPr>
+            <w:tcW w:type="dxa" w:w="4680"/>
+          </w:tcPr>
+          <w:p>
+            <w:pPr>
+              <w:spacing w:line="240" w:lineRule="auto"/>
+            </w:pPr>
+            <w:r>
+              <w:rPr>
+                <w:sz w:val="18"/>
+              </w:rPr>
+            </w:r>
+            <w:r>
+              <w:rPr>
+                <w:b/>
+                <w:sz w:val="18"/>
+              </w:rPr>
+              <w:t>p-value</w:t>
+            </w:r>
+          </w:p>
+        </w:tc>
+        <w:tc>
+          <w:tcPr>
+            <w:tcW w:type="dxa" w:w="4680"/>
+          </w:tcPr>
+          <w:p>
+            <w:pPr>
+              <w:spacing w:line="240" w:lineRule="auto"/>
+            </w:pPr>
+            <w:r>
+              <w:rPr>
+                <w:sz w:val="18"/>
+              </w:rPr>
+            </w:r>
+            <w:r>
+              <w:rPr>
+                <w:b/>
+                <w:sz w:val="18"/>
+              </w:rPr>
+              <w:t>1.98 × 10⁻²⁴</w:t>
+            </w:r>
+          </w:p>
+        </w:tc>
+      </w:tr>
+      <w:tr>
+        <w:tc>
+          <w:tcPr>
+            <w:tcW w:type="dxa" w:w="4680"/>
+          </w:tcPr>
+          <w:p>
+            <w:pPr>
+              <w:spacing w:line="240" w:lineRule="auto"/>
+            </w:pPr>
+            <w:r>
+              <w:rPr>
+                <w:sz w:val="18"/>
+              </w:rPr>
+            </w:r>
+            <w:r>
+              <w:rPr>
+                <w:sz w:val="18"/>
+              </w:rPr>
+              <w:t>Significant at 5%?</w:t>
+            </w:r>
+          </w:p>
+        </w:tc>
+        <w:tc>
+          <w:tcPr>
+            <w:tcW w:type="dxa" w:w="4680"/>
+          </w:tcPr>
+          <w:p>
+            <w:pPr>
+              <w:spacing w:line="240" w:lineRule="auto"/>
+            </w:pPr>
+            <w:r>
+              <w:rPr>
+                <w:sz w:val="18"/>
+              </w:rPr>
+            </w:r>
+            <w:r>
+              <w:rPr>
+                <w:b/>
+                <w:sz w:val="18"/>
+              </w:rPr>
+              <w:t>Yes</w:t>
+            </w:r>
+          </w:p>
+        </w:tc>
+      </w:tr>
+    </w:tbl>
+    <w:p>
+      <w:pPr>
+        <w:spacing w:after="200" w:line="240" w:lineRule="auto"/>
+        <w:jc w:val="center"/>
+      </w:pPr>
+      <w:r>
+        <w:rPr>
+          <w:i/>
+          <w:color w:val="7B8994"/>
+          <w:sz w:val="20"/>
+        </w:rPr>
+        <w:t>Table 4. Simple linear regression of monthly revenue on monthly order count.</w:t>
       </w:r>
     </w:p>
     <w:p>
@@ -945,7 +3262,345 @@
         <w:rPr>
           <w:i/>
         </w:rPr>
-        <w:t>[Switch to Figure 2, with the regime shading.]</w:t>
+        <w:t>[The trend chart — have this on screen.]</w:t>
+      </w:r>
+    </w:p>
+    <w:p>
+      <w:pPr>
+        <w:jc w:val="center"/>
+      </w:pPr>
+      <w:r>
+        <w:drawing>
+          <wp:inline xmlns:a="http://schemas.openxmlformats.org/drawingml/2006/main" xmlns:pic="http://schemas.openxmlformats.org/drawingml/2006/picture">
+            <wp:extent cx="5486400" cy="2787343"/>
+            <wp:docPr id="5" name="Picture 5"/>
+            <wp:cNvGraphicFramePr>
+              <a:graphicFrameLocks noChangeAspect="1"/>
+            </wp:cNvGraphicFramePr>
+            <a:graphic>
+              <a:graphicData uri="http://schemas.openxmlformats.org/drawingml/2006/picture">
+                <pic:pic>
+                  <pic:nvPicPr>
+                    <pic:cNvPr id="0" name="cp2_fig4_forecast.png"/>
+                    <pic:cNvPicPr/>
+                  </pic:nvPicPr>
+                  <pic:blipFill>
+                    <a:blip r:embed="rId13"/>
+                    <a:stretch>
+                      <a:fillRect/>
+                    </a:stretch>
+                  </pic:blipFill>
+                  <pic:spPr>
+                    <a:xfrm>
+                      <a:off x="0" y="0"/>
+                      <a:ext cx="5486400" cy="2787343"/>
+                    </a:xfrm>
+                    <a:prstGeom prst="rect"/>
+                  </pic:spPr>
+                </pic:pic>
+              </a:graphicData>
+            </a:graphic>
+          </wp:inline>
+        </w:drawing>
+      </w:r>
+    </w:p>
+    <w:p>
+      <w:pPr>
+        <w:spacing w:after="200" w:line="240" w:lineRule="auto"/>
+        <w:jc w:val="center"/>
+      </w:pPr>
+      <w:r>
+        <w:rPr>
+          <w:i/>
+          <w:color w:val="7B8994"/>
+          <w:sz w:val="20"/>
+        </w:rPr>
+        <w:t>Figure 5. The trend in two regimes. Growth to the late-2022 peak, then a plateau; the forecast and the two holdout months are at the right.</w:t>
+      </w:r>
+    </w:p>
+    <w:tbl>
+      <w:tblPr>
+        <w:tblStyle w:val="LightGrid-Accent1"/>
+        <w:tblW w:type="auto" w:w="0"/>
+        <w:jc w:val="center"/>
+        <w:tblLayout w:type="autofit"/>
+        <w:tblLook w:firstColumn="1" w:firstRow="1" w:lastColumn="0" w:lastRow="0" w:noHBand="0" w:noVBand="1" w:val="04A0"/>
+      </w:tblPr>
+      <w:tblGrid>
+        <w:gridCol w:w="2340"/>
+        <w:gridCol w:w="2340"/>
+        <w:gridCol w:w="2340"/>
+        <w:gridCol w:w="2340"/>
+      </w:tblGrid>
+      <w:tr>
+        <w:tc>
+          <w:tcPr>
+            <w:tcW w:type="dxa" w:w="2340"/>
+          </w:tcPr>
+          <w:p>
+            <w:r>
+              <w:rPr>
+                <w:b/>
+              </w:rPr>
+            </w:r>
+            <w:r>
+              <w:rPr>
+                <w:b/>
+              </w:rPr>
+              <w:t>Regime</w:t>
+            </w:r>
+          </w:p>
+        </w:tc>
+        <w:tc>
+          <w:tcPr>
+            <w:tcW w:type="dxa" w:w="2340"/>
+          </w:tcPr>
+          <w:p>
+            <w:r>
+              <w:rPr>
+                <w:b/>
+              </w:rPr>
+            </w:r>
+            <w:r>
+              <w:rPr>
+                <w:b/>
+              </w:rPr>
+              <w:t>Period</w:t>
+            </w:r>
+          </w:p>
+        </w:tc>
+        <w:tc>
+          <w:tcPr>
+            <w:tcW w:type="dxa" w:w="2340"/>
+          </w:tcPr>
+          <w:p>
+            <w:r>
+              <w:rPr>
+                <w:b/>
+              </w:rPr>
+            </w:r>
+            <w:r>
+              <w:rPr>
+                <w:b/>
+              </w:rPr>
+              <w:t>Revenue per month</w:t>
+            </w:r>
+          </w:p>
+        </w:tc>
+        <w:tc>
+          <w:tcPr>
+            <w:tcW w:type="dxa" w:w="2340"/>
+          </w:tcPr>
+          <w:p>
+            <w:r>
+              <w:rPr>
+                <w:b/>
+              </w:rPr>
+            </w:r>
+            <w:r>
+              <w:rPr>
+                <w:b/>
+              </w:rPr>
+              <w:t>Change</w:t>
+            </w:r>
+          </w:p>
+        </w:tc>
+      </w:tr>
+      <w:tr>
+        <w:tc>
+          <w:tcPr>
+            <w:tcW w:type="dxa" w:w="2340"/>
+          </w:tcPr>
+          <w:p>
+            <w:pPr>
+              <w:spacing w:line="240" w:lineRule="auto"/>
+            </w:pPr>
+            <w:r>
+              <w:rPr>
+                <w:sz w:val="18"/>
+              </w:rPr>
+            </w:r>
+            <w:r>
+              <w:rPr>
+                <w:b/>
+                <w:sz w:val="18"/>
+              </w:rPr>
+              <w:t>Growth</w:t>
+            </w:r>
+          </w:p>
+        </w:tc>
+        <w:tc>
+          <w:tcPr>
+            <w:tcW w:type="dxa" w:w="2340"/>
+          </w:tcPr>
+          <w:p>
+            <w:pPr>
+              <w:spacing w:line="240" w:lineRule="auto"/>
+            </w:pPr>
+            <w:r>
+              <w:rPr>
+                <w:sz w:val="18"/>
+              </w:rPr>
+            </w:r>
+            <w:r>
+              <w:rPr>
+                <w:sz w:val="18"/>
+              </w:rPr>
+              <w:t>2020 → 2022</w:t>
+            </w:r>
+          </w:p>
+        </w:tc>
+        <w:tc>
+          <w:tcPr>
+            <w:tcW w:type="dxa" w:w="2340"/>
+          </w:tcPr>
+          <w:p>
+            <w:pPr>
+              <w:spacing w:line="240" w:lineRule="auto"/>
+            </w:pPr>
+            <w:r>
+              <w:rPr>
+                <w:sz w:val="18"/>
+              </w:rPr>
+            </w:r>
+            <w:r>
+              <w:rPr>
+                <w:sz w:val="18"/>
+              </w:rPr>
+              <w:t>92,934.44 → 121,647.92</w:t>
+            </w:r>
+          </w:p>
+        </w:tc>
+        <w:tc>
+          <w:tcPr>
+            <w:tcW w:type="dxa" w:w="2340"/>
+          </w:tcPr>
+          <w:p>
+            <w:pPr>
+              <w:spacing w:line="240" w:lineRule="auto"/>
+            </w:pPr>
+            <w:r>
+              <w:rPr>
+                <w:sz w:val="18"/>
+              </w:rPr>
+            </w:r>
+            <w:r>
+              <w:rPr>
+                <w:b/>
+                <w:sz w:val="18"/>
+              </w:rPr>
+              <w:t>+30.9%</w:t>
+            </w:r>
+          </w:p>
+        </w:tc>
+      </w:tr>
+      <w:tr>
+        <w:tc>
+          <w:tcPr>
+            <w:tcW w:type="dxa" w:w="2340"/>
+          </w:tcPr>
+          <w:p>
+            <w:pPr>
+              <w:spacing w:line="240" w:lineRule="auto"/>
+            </w:pPr>
+            <w:r>
+              <w:rPr>
+                <w:sz w:val="18"/>
+              </w:rPr>
+            </w:r>
+            <w:r>
+              <w:rPr>
+                <w:b/>
+                <w:sz w:val="18"/>
+              </w:rPr>
+              <w:t>Plateau</w:t>
+            </w:r>
+          </w:p>
+        </w:tc>
+        <w:tc>
+          <w:tcPr>
+            <w:tcW w:type="dxa" w:w="2340"/>
+          </w:tcPr>
+          <w:p>
+            <w:pPr>
+              <w:spacing w:line="240" w:lineRule="auto"/>
+            </w:pPr>
+            <w:r>
+              <w:rPr>
+                <w:sz w:val="18"/>
+              </w:rPr>
+            </w:r>
+            <w:r>
+              <w:rPr>
+                <w:sz w:val="18"/>
+              </w:rPr>
+              <w:t>2022 → 2024</w:t>
+            </w:r>
+          </w:p>
+        </w:tc>
+        <w:tc>
+          <w:tcPr>
+            <w:tcW w:type="dxa" w:w="2340"/>
+          </w:tcPr>
+          <w:p>
+            <w:pPr>
+              <w:spacing w:line="240" w:lineRule="auto"/>
+            </w:pPr>
+            <w:r>
+              <w:rPr>
+                <w:sz w:val="18"/>
+              </w:rPr>
+            </w:r>
+            <w:r>
+              <w:rPr>
+                <w:sz w:val="18"/>
+              </w:rPr>
+              <w:t>121,647.92 → 100,206.50</w:t>
+            </w:r>
+          </w:p>
+        </w:tc>
+        <w:tc>
+          <w:tcPr>
+            <w:tcW w:type="dxa" w:w="2340"/>
+          </w:tcPr>
+          <w:p>
+            <w:pPr>
+              <w:spacing w:line="240" w:lineRule="auto"/>
+            </w:pPr>
+            <w:r>
+              <w:rPr>
+                <w:sz w:val="18"/>
+              </w:rPr>
+            </w:r>
+            <w:r>
+              <w:rPr>
+                <w:b/>
+                <w:sz w:val="18"/>
+              </w:rPr>
+              <w:t>−17.6%</w:t>
+            </w:r>
+            <w:r>
+              <w:rPr>
+                <w:sz w:val="18"/>
+              </w:rPr>
+              <w:t>, then flat</w:t>
+            </w:r>
+          </w:p>
+        </w:tc>
+      </w:tr>
+    </w:tbl>
+    <w:p>
+      <w:pPr>
+        <w:spacing w:after="200" w:line="240" w:lineRule="auto"/>
+        <w:jc w:val="center"/>
+      </w:pPr>
+      <w:r>
+        <w:rPr>
+          <w:i/>
+          <w:color w:val="7B8994"/>
+          <w:sz w:val="20"/>
+        </w:rPr>
+        <w:t>Table 5. The two regimes, measured on revenue per month.</w:t>
       </w:r>
     </w:p>
     <w:p>
@@ -978,7 +3633,2104 @@
         <w:rPr>
           <w:i/>
         </w:rPr>
-        <w:t>[Switch to the forecast chart.]</w:t>
+        <w:t>[The seasonal indices and the forecast — have these on screen. The chart is the same one as above.]</w:t>
+      </w:r>
+    </w:p>
+    <w:tbl>
+      <w:tblPr>
+        <w:tblStyle w:val="LightGrid-Accent1"/>
+        <w:tblW w:type="auto" w:w="0"/>
+        <w:jc w:val="center"/>
+        <w:tblLayout w:type="autofit"/>
+        <w:tblLook w:firstColumn="1" w:firstRow="1" w:lastColumn="0" w:lastRow="0" w:noHBand="0" w:noVBand="1" w:val="04A0"/>
+      </w:tblPr>
+      <w:tblGrid>
+        <w:gridCol w:w="1560"/>
+        <w:gridCol w:w="1560"/>
+        <w:gridCol w:w="1560"/>
+        <w:gridCol w:w="1560"/>
+        <w:gridCol w:w="1560"/>
+        <w:gridCol w:w="1560"/>
+      </w:tblGrid>
+      <w:tr>
+        <w:tc>
+          <w:tcPr>
+            <w:tcW w:type="dxa" w:w="1560"/>
+          </w:tcPr>
+          <w:p>
+            <w:r>
+              <w:rPr>
+                <w:b/>
+              </w:rPr>
+            </w:r>
+            <w:r>
+              <w:rPr>
+                <w:b/>
+              </w:rPr>
+              <w:t>Month</w:t>
+            </w:r>
+          </w:p>
+        </w:tc>
+        <w:tc>
+          <w:tcPr>
+            <w:tcW w:type="dxa" w:w="1560"/>
+          </w:tcPr>
+          <w:p>
+            <w:r>
+              <w:rPr>
+                <w:b/>
+              </w:rPr>
+            </w:r>
+            <w:r>
+              <w:rPr>
+                <w:b/>
+              </w:rPr>
+              <w:t>Index</w:t>
+            </w:r>
+          </w:p>
+        </w:tc>
+        <w:tc>
+          <w:tcPr>
+            <w:tcW w:type="dxa" w:w="1560"/>
+          </w:tcPr>
+          <w:p>
+            <w:r>
+              <w:rPr>
+                <w:b/>
+              </w:rPr>
+            </w:r>
+            <w:r>
+              <w:rPr>
+                <w:b/>
+              </w:rPr>
+              <w:t>Reading</w:t>
+            </w:r>
+          </w:p>
+        </w:tc>
+        <w:tc>
+          <w:tcPr>
+            <w:tcW w:type="dxa" w:w="1560"/>
+          </w:tcPr>
+          <w:p>
+            <w:r>
+              <w:rPr>
+                <w:b/>
+              </w:rPr>
+            </w:r>
+            <w:r>
+              <w:rPr>
+                <w:b/>
+              </w:rPr>
+              <w:t>Month</w:t>
+            </w:r>
+          </w:p>
+        </w:tc>
+        <w:tc>
+          <w:tcPr>
+            <w:tcW w:type="dxa" w:w="1560"/>
+          </w:tcPr>
+          <w:p>
+            <w:r>
+              <w:rPr>
+                <w:b/>
+              </w:rPr>
+            </w:r>
+            <w:r>
+              <w:rPr>
+                <w:b/>
+              </w:rPr>
+              <w:t>Index</w:t>
+            </w:r>
+          </w:p>
+        </w:tc>
+        <w:tc>
+          <w:tcPr>
+            <w:tcW w:type="dxa" w:w="1560"/>
+          </w:tcPr>
+          <w:p>
+            <w:r>
+              <w:rPr>
+                <w:b/>
+              </w:rPr>
+            </w:r>
+            <w:r>
+              <w:rPr>
+                <w:b/>
+              </w:rPr>
+              <w:t>Reading</w:t>
+            </w:r>
+          </w:p>
+        </w:tc>
+      </w:tr>
+      <w:tr>
+        <w:tc>
+          <w:tcPr>
+            <w:tcW w:type="dxa" w:w="1560"/>
+          </w:tcPr>
+          <w:p>
+            <w:pPr>
+              <w:spacing w:line="240" w:lineRule="auto"/>
+            </w:pPr>
+            <w:r>
+              <w:rPr>
+                <w:sz w:val="18"/>
+              </w:rPr>
+            </w:r>
+            <w:r>
+              <w:rPr>
+                <w:sz w:val="18"/>
+              </w:rPr>
+              <w:t>January</w:t>
+            </w:r>
+          </w:p>
+        </w:tc>
+        <w:tc>
+          <w:tcPr>
+            <w:tcW w:type="dxa" w:w="1560"/>
+          </w:tcPr>
+          <w:p>
+            <w:pPr>
+              <w:spacing w:line="240" w:lineRule="auto"/>
+            </w:pPr>
+            <w:r>
+              <w:rPr>
+                <w:sz w:val="18"/>
+              </w:rPr>
+            </w:r>
+            <w:r>
+              <w:rPr>
+                <w:sz w:val="18"/>
+              </w:rPr>
+              <w:t>0.679</w:t>
+            </w:r>
+          </w:p>
+        </w:tc>
+        <w:tc>
+          <w:tcPr>
+            <w:tcW w:type="dxa" w:w="1560"/>
+          </w:tcPr>
+          <w:p>
+            <w:pPr>
+              <w:spacing w:line="240" w:lineRule="auto"/>
+            </w:pPr>
+            <w:r>
+              <w:rPr>
+                <w:sz w:val="18"/>
+              </w:rPr>
+            </w:r>
+            <w:r>
+              <w:rPr>
+                <w:sz w:val="18"/>
+              </w:rPr>
+              <w:t>Weak</w:t>
+            </w:r>
+          </w:p>
+        </w:tc>
+        <w:tc>
+          <w:tcPr>
+            <w:tcW w:type="dxa" w:w="1560"/>
+          </w:tcPr>
+          <w:p>
+            <w:pPr>
+              <w:spacing w:line="240" w:lineRule="auto"/>
+            </w:pPr>
+            <w:r>
+              <w:rPr>
+                <w:sz w:val="18"/>
+              </w:rPr>
+            </w:r>
+            <w:r>
+              <w:rPr>
+                <w:sz w:val="18"/>
+              </w:rPr>
+              <w:t>July</w:t>
+            </w:r>
+          </w:p>
+        </w:tc>
+        <w:tc>
+          <w:tcPr>
+            <w:tcW w:type="dxa" w:w="1560"/>
+          </w:tcPr>
+          <w:p>
+            <w:pPr>
+              <w:spacing w:line="240" w:lineRule="auto"/>
+            </w:pPr>
+            <w:r>
+              <w:rPr>
+                <w:sz w:val="18"/>
+              </w:rPr>
+            </w:r>
+            <w:r>
+              <w:rPr>
+                <w:sz w:val="18"/>
+              </w:rPr>
+              <w:t>0.966</w:t>
+            </w:r>
+          </w:p>
+        </w:tc>
+        <w:tc>
+          <w:tcPr>
+            <w:tcW w:type="dxa" w:w="1560"/>
+          </w:tcPr>
+          <w:p>
+            <w:pPr>
+              <w:spacing w:line="240" w:lineRule="auto"/>
+            </w:pPr>
+            <w:r>
+              <w:rPr>
+                <w:sz w:val="18"/>
+              </w:rPr>
+            </w:r>
+            <w:r>
+              <w:rPr>
+                <w:sz w:val="18"/>
+              </w:rPr>
+              <w:t>Average</w:t>
+            </w:r>
+          </w:p>
+        </w:tc>
+      </w:tr>
+      <w:tr>
+        <w:tc>
+          <w:tcPr>
+            <w:tcW w:type="dxa" w:w="1560"/>
+          </w:tcPr>
+          <w:p>
+            <w:pPr>
+              <w:spacing w:line="240" w:lineRule="auto"/>
+            </w:pPr>
+            <w:r>
+              <w:rPr>
+                <w:sz w:val="18"/>
+              </w:rPr>
+            </w:r>
+            <w:r>
+              <w:rPr>
+                <w:sz w:val="18"/>
+              </w:rPr>
+              <w:t>February</w:t>
+            </w:r>
+          </w:p>
+        </w:tc>
+        <w:tc>
+          <w:tcPr>
+            <w:tcW w:type="dxa" w:w="1560"/>
+          </w:tcPr>
+          <w:p>
+            <w:pPr>
+              <w:spacing w:line="240" w:lineRule="auto"/>
+            </w:pPr>
+            <w:r>
+              <w:rPr>
+                <w:sz w:val="18"/>
+              </w:rPr>
+            </w:r>
+            <w:r>
+              <w:rPr>
+                <w:sz w:val="18"/>
+              </w:rPr>
+              <w:t>0.889</w:t>
+            </w:r>
+          </w:p>
+        </w:tc>
+        <w:tc>
+          <w:tcPr>
+            <w:tcW w:type="dxa" w:w="1560"/>
+          </w:tcPr>
+          <w:p>
+            <w:pPr>
+              <w:spacing w:line="240" w:lineRule="auto"/>
+            </w:pPr>
+            <w:r>
+              <w:rPr>
+                <w:sz w:val="18"/>
+              </w:rPr>
+            </w:r>
+            <w:r>
+              <w:rPr>
+                <w:sz w:val="18"/>
+              </w:rPr>
+              <w:t>Weak</w:t>
+            </w:r>
+          </w:p>
+        </w:tc>
+        <w:tc>
+          <w:tcPr>
+            <w:tcW w:type="dxa" w:w="1560"/>
+          </w:tcPr>
+          <w:p>
+            <w:pPr>
+              <w:spacing w:line="240" w:lineRule="auto"/>
+            </w:pPr>
+            <w:r>
+              <w:rPr>
+                <w:sz w:val="18"/>
+              </w:rPr>
+            </w:r>
+            <w:r>
+              <w:rPr>
+                <w:sz w:val="18"/>
+              </w:rPr>
+              <w:t>August</w:t>
+            </w:r>
+          </w:p>
+        </w:tc>
+        <w:tc>
+          <w:tcPr>
+            <w:tcW w:type="dxa" w:w="1560"/>
+          </w:tcPr>
+          <w:p>
+            <w:pPr>
+              <w:spacing w:line="240" w:lineRule="auto"/>
+            </w:pPr>
+            <w:r>
+              <w:rPr>
+                <w:sz w:val="18"/>
+              </w:rPr>
+            </w:r>
+            <w:r>
+              <w:rPr>
+                <w:sz w:val="18"/>
+              </w:rPr>
+              <w:t>1.006</w:t>
+            </w:r>
+          </w:p>
+        </w:tc>
+        <w:tc>
+          <w:tcPr>
+            <w:tcW w:type="dxa" w:w="1560"/>
+          </w:tcPr>
+          <w:p>
+            <w:pPr>
+              <w:spacing w:line="240" w:lineRule="auto"/>
+            </w:pPr>
+            <w:r>
+              <w:rPr>
+                <w:sz w:val="18"/>
+              </w:rPr>
+            </w:r>
+            <w:r>
+              <w:rPr>
+                <w:sz w:val="18"/>
+              </w:rPr>
+              <w:t>Average</w:t>
+            </w:r>
+          </w:p>
+        </w:tc>
+      </w:tr>
+      <w:tr>
+        <w:tc>
+          <w:tcPr>
+            <w:tcW w:type="dxa" w:w="1560"/>
+          </w:tcPr>
+          <w:p>
+            <w:pPr>
+              <w:spacing w:line="240" w:lineRule="auto"/>
+            </w:pPr>
+            <w:r>
+              <w:rPr>
+                <w:sz w:val="18"/>
+              </w:rPr>
+            </w:r>
+            <w:r>
+              <w:rPr>
+                <w:sz w:val="18"/>
+              </w:rPr>
+              <w:t>March</w:t>
+            </w:r>
+          </w:p>
+        </w:tc>
+        <w:tc>
+          <w:tcPr>
+            <w:tcW w:type="dxa" w:w="1560"/>
+          </w:tcPr>
+          <w:p>
+            <w:pPr>
+              <w:spacing w:line="240" w:lineRule="auto"/>
+            </w:pPr>
+            <w:r>
+              <w:rPr>
+                <w:sz w:val="18"/>
+              </w:rPr>
+            </w:r>
+            <w:r>
+              <w:rPr>
+                <w:sz w:val="18"/>
+              </w:rPr>
+              <w:t>1.025</w:t>
+            </w:r>
+          </w:p>
+        </w:tc>
+        <w:tc>
+          <w:tcPr>
+            <w:tcW w:type="dxa" w:w="1560"/>
+          </w:tcPr>
+          <w:p>
+            <w:pPr>
+              <w:spacing w:line="240" w:lineRule="auto"/>
+            </w:pPr>
+            <w:r>
+              <w:rPr>
+                <w:sz w:val="18"/>
+              </w:rPr>
+            </w:r>
+            <w:r>
+              <w:rPr>
+                <w:sz w:val="18"/>
+              </w:rPr>
+              <w:t>Average</w:t>
+            </w:r>
+          </w:p>
+        </w:tc>
+        <w:tc>
+          <w:tcPr>
+            <w:tcW w:type="dxa" w:w="1560"/>
+          </w:tcPr>
+          <w:p>
+            <w:pPr>
+              <w:spacing w:line="240" w:lineRule="auto"/>
+            </w:pPr>
+            <w:r>
+              <w:rPr>
+                <w:sz w:val="18"/>
+              </w:rPr>
+            </w:r>
+            <w:r>
+              <w:rPr>
+                <w:sz w:val="18"/>
+              </w:rPr>
+              <w:t>September</w:t>
+            </w:r>
+          </w:p>
+        </w:tc>
+        <w:tc>
+          <w:tcPr>
+            <w:tcW w:type="dxa" w:w="1560"/>
+          </w:tcPr>
+          <w:p>
+            <w:pPr>
+              <w:spacing w:line="240" w:lineRule="auto"/>
+            </w:pPr>
+            <w:r>
+              <w:rPr>
+                <w:sz w:val="18"/>
+              </w:rPr>
+            </w:r>
+            <w:r>
+              <w:rPr>
+                <w:sz w:val="18"/>
+              </w:rPr>
+              <w:t>0.793</w:t>
+            </w:r>
+          </w:p>
+        </w:tc>
+        <w:tc>
+          <w:tcPr>
+            <w:tcW w:type="dxa" w:w="1560"/>
+          </w:tcPr>
+          <w:p>
+            <w:pPr>
+              <w:spacing w:line="240" w:lineRule="auto"/>
+            </w:pPr>
+            <w:r>
+              <w:rPr>
+                <w:sz w:val="18"/>
+              </w:rPr>
+            </w:r>
+            <w:r>
+              <w:rPr>
+                <w:sz w:val="18"/>
+              </w:rPr>
+              <w:t>Weak</w:t>
+            </w:r>
+          </w:p>
+        </w:tc>
+      </w:tr>
+      <w:tr>
+        <w:tc>
+          <w:tcPr>
+            <w:tcW w:type="dxa" w:w="1560"/>
+          </w:tcPr>
+          <w:p>
+            <w:pPr>
+              <w:spacing w:line="240" w:lineRule="auto"/>
+            </w:pPr>
+            <w:r>
+              <w:rPr>
+                <w:sz w:val="18"/>
+              </w:rPr>
+            </w:r>
+            <w:r>
+              <w:rPr>
+                <w:sz w:val="18"/>
+              </w:rPr>
+              <w:t>April</w:t>
+            </w:r>
+          </w:p>
+        </w:tc>
+        <w:tc>
+          <w:tcPr>
+            <w:tcW w:type="dxa" w:w="1560"/>
+          </w:tcPr>
+          <w:p>
+            <w:pPr>
+              <w:spacing w:line="240" w:lineRule="auto"/>
+            </w:pPr>
+            <w:r>
+              <w:rPr>
+                <w:sz w:val="18"/>
+              </w:rPr>
+            </w:r>
+            <w:r>
+              <w:rPr>
+                <w:sz w:val="18"/>
+              </w:rPr>
+              <w:t>1.103</w:t>
+            </w:r>
+          </w:p>
+        </w:tc>
+        <w:tc>
+          <w:tcPr>
+            <w:tcW w:type="dxa" w:w="1560"/>
+          </w:tcPr>
+          <w:p>
+            <w:pPr>
+              <w:spacing w:line="240" w:lineRule="auto"/>
+            </w:pPr>
+            <w:r>
+              <w:rPr>
+                <w:sz w:val="18"/>
+              </w:rPr>
+            </w:r>
+            <w:r>
+              <w:rPr>
+                <w:sz w:val="18"/>
+              </w:rPr>
+              <w:t>Peak</w:t>
+            </w:r>
+          </w:p>
+        </w:tc>
+        <w:tc>
+          <w:tcPr>
+            <w:tcW w:type="dxa" w:w="1560"/>
+          </w:tcPr>
+          <w:p>
+            <w:pPr>
+              <w:spacing w:line="240" w:lineRule="auto"/>
+            </w:pPr>
+            <w:r>
+              <w:rPr>
+                <w:sz w:val="18"/>
+              </w:rPr>
+            </w:r>
+            <w:r>
+              <w:rPr>
+                <w:sz w:val="18"/>
+              </w:rPr>
+              <w:t>October</w:t>
+            </w:r>
+          </w:p>
+        </w:tc>
+        <w:tc>
+          <w:tcPr>
+            <w:tcW w:type="dxa" w:w="1560"/>
+          </w:tcPr>
+          <w:p>
+            <w:pPr>
+              <w:spacing w:line="240" w:lineRule="auto"/>
+            </w:pPr>
+            <w:r>
+              <w:rPr>
+                <w:sz w:val="18"/>
+              </w:rPr>
+            </w:r>
+            <w:r>
+              <w:rPr>
+                <w:sz w:val="18"/>
+              </w:rPr>
+              <w:t>1.229</w:t>
+            </w:r>
+          </w:p>
+        </w:tc>
+        <w:tc>
+          <w:tcPr>
+            <w:tcW w:type="dxa" w:w="1560"/>
+          </w:tcPr>
+          <w:p>
+            <w:pPr>
+              <w:spacing w:line="240" w:lineRule="auto"/>
+            </w:pPr>
+            <w:r>
+              <w:rPr>
+                <w:sz w:val="18"/>
+              </w:rPr>
+            </w:r>
+            <w:r>
+              <w:rPr>
+                <w:sz w:val="18"/>
+              </w:rPr>
+              <w:t>Peak</w:t>
+            </w:r>
+          </w:p>
+        </w:tc>
+      </w:tr>
+      <w:tr>
+        <w:tc>
+          <w:tcPr>
+            <w:tcW w:type="dxa" w:w="1560"/>
+          </w:tcPr>
+          <w:p>
+            <w:pPr>
+              <w:spacing w:line="240" w:lineRule="auto"/>
+            </w:pPr>
+            <w:r>
+              <w:rPr>
+                <w:sz w:val="18"/>
+              </w:rPr>
+            </w:r>
+            <w:r>
+              <w:rPr>
+                <w:sz w:val="18"/>
+              </w:rPr>
+              <w:t>May</w:t>
+            </w:r>
+          </w:p>
+        </w:tc>
+        <w:tc>
+          <w:tcPr>
+            <w:tcW w:type="dxa" w:w="1560"/>
+          </w:tcPr>
+          <w:p>
+            <w:pPr>
+              <w:spacing w:line="240" w:lineRule="auto"/>
+            </w:pPr>
+            <w:r>
+              <w:rPr>
+                <w:sz w:val="18"/>
+              </w:rPr>
+            </w:r>
+            <w:r>
+              <w:rPr>
+                <w:sz w:val="18"/>
+              </w:rPr>
+              <w:t>1.131</w:t>
+            </w:r>
+          </w:p>
+        </w:tc>
+        <w:tc>
+          <w:tcPr>
+            <w:tcW w:type="dxa" w:w="1560"/>
+          </w:tcPr>
+          <w:p>
+            <w:pPr>
+              <w:spacing w:line="240" w:lineRule="auto"/>
+            </w:pPr>
+            <w:r>
+              <w:rPr>
+                <w:sz w:val="18"/>
+              </w:rPr>
+            </w:r>
+            <w:r>
+              <w:rPr>
+                <w:sz w:val="18"/>
+              </w:rPr>
+              <w:t>Peak</w:t>
+            </w:r>
+          </w:p>
+        </w:tc>
+        <w:tc>
+          <w:tcPr>
+            <w:tcW w:type="dxa" w:w="1560"/>
+          </w:tcPr>
+          <w:p>
+            <w:pPr>
+              <w:spacing w:line="240" w:lineRule="auto"/>
+            </w:pPr>
+            <w:r>
+              <w:rPr>
+                <w:sz w:val="18"/>
+              </w:rPr>
+            </w:r>
+            <w:r>
+              <w:rPr>
+                <w:sz w:val="18"/>
+              </w:rPr>
+              <w:t>November</w:t>
+            </w:r>
+          </w:p>
+        </w:tc>
+        <w:tc>
+          <w:tcPr>
+            <w:tcW w:type="dxa" w:w="1560"/>
+          </w:tcPr>
+          <w:p>
+            <w:pPr>
+              <w:spacing w:line="240" w:lineRule="auto"/>
+            </w:pPr>
+            <w:r>
+              <w:rPr>
+                <w:sz w:val="18"/>
+              </w:rPr>
+            </w:r>
+            <w:r>
+              <w:rPr>
+                <w:sz w:val="18"/>
+              </w:rPr>
+              <w:t>0.878</w:t>
+            </w:r>
+          </w:p>
+        </w:tc>
+        <w:tc>
+          <w:tcPr>
+            <w:tcW w:type="dxa" w:w="1560"/>
+          </w:tcPr>
+          <w:p>
+            <w:pPr>
+              <w:spacing w:line="240" w:lineRule="auto"/>
+            </w:pPr>
+            <w:r>
+              <w:rPr>
+                <w:sz w:val="18"/>
+              </w:rPr>
+            </w:r>
+            <w:r>
+              <w:rPr>
+                <w:sz w:val="18"/>
+              </w:rPr>
+              <w:t>Weak</w:t>
+            </w:r>
+          </w:p>
+        </w:tc>
+      </w:tr>
+      <w:tr>
+        <w:tc>
+          <w:tcPr>
+            <w:tcW w:type="dxa" w:w="1560"/>
+          </w:tcPr>
+          <w:p>
+            <w:pPr>
+              <w:spacing w:line="240" w:lineRule="auto"/>
+            </w:pPr>
+            <w:r>
+              <w:rPr>
+                <w:sz w:val="18"/>
+              </w:rPr>
+            </w:r>
+            <w:r>
+              <w:rPr>
+                <w:sz w:val="18"/>
+              </w:rPr>
+              <w:t>June</w:t>
+            </w:r>
+          </w:p>
+        </w:tc>
+        <w:tc>
+          <w:tcPr>
+            <w:tcW w:type="dxa" w:w="1560"/>
+          </w:tcPr>
+          <w:p>
+            <w:pPr>
+              <w:spacing w:line="240" w:lineRule="auto"/>
+            </w:pPr>
+            <w:r>
+              <w:rPr>
+                <w:sz w:val="18"/>
+              </w:rPr>
+            </w:r>
+            <w:r>
+              <w:rPr>
+                <w:sz w:val="18"/>
+              </w:rPr>
+              <w:t>1.028</w:t>
+            </w:r>
+          </w:p>
+        </w:tc>
+        <w:tc>
+          <w:tcPr>
+            <w:tcW w:type="dxa" w:w="1560"/>
+          </w:tcPr>
+          <w:p>
+            <w:pPr>
+              <w:spacing w:line="240" w:lineRule="auto"/>
+            </w:pPr>
+            <w:r>
+              <w:rPr>
+                <w:sz w:val="18"/>
+              </w:rPr>
+            </w:r>
+            <w:r>
+              <w:rPr>
+                <w:sz w:val="18"/>
+              </w:rPr>
+              <w:t>Average</w:t>
+            </w:r>
+          </w:p>
+        </w:tc>
+        <w:tc>
+          <w:tcPr>
+            <w:tcW w:type="dxa" w:w="1560"/>
+          </w:tcPr>
+          <w:p>
+            <w:pPr>
+              <w:spacing w:line="240" w:lineRule="auto"/>
+            </w:pPr>
+            <w:r>
+              <w:rPr>
+                <w:sz w:val="18"/>
+              </w:rPr>
+            </w:r>
+            <w:r>
+              <w:rPr>
+                <w:sz w:val="18"/>
+              </w:rPr>
+              <w:t>December</w:t>
+            </w:r>
+          </w:p>
+        </w:tc>
+        <w:tc>
+          <w:tcPr>
+            <w:tcW w:type="dxa" w:w="1560"/>
+          </w:tcPr>
+          <w:p>
+            <w:pPr>
+              <w:spacing w:line="240" w:lineRule="auto"/>
+            </w:pPr>
+            <w:r>
+              <w:rPr>
+                <w:sz w:val="18"/>
+              </w:rPr>
+            </w:r>
+            <w:r>
+              <w:rPr>
+                <w:sz w:val="18"/>
+              </w:rPr>
+              <w:t>1.273</w:t>
+            </w:r>
+          </w:p>
+        </w:tc>
+        <w:tc>
+          <w:tcPr>
+            <w:tcW w:type="dxa" w:w="1560"/>
+          </w:tcPr>
+          <w:p>
+            <w:pPr>
+              <w:spacing w:line="240" w:lineRule="auto"/>
+            </w:pPr>
+            <w:r>
+              <w:rPr>
+                <w:sz w:val="18"/>
+              </w:rPr>
+            </w:r>
+            <w:r>
+              <w:rPr>
+                <w:sz w:val="18"/>
+              </w:rPr>
+              <w:t>Peak</w:t>
+            </w:r>
+          </w:p>
+        </w:tc>
+      </w:tr>
+    </w:tbl>
+    <w:p>
+      <w:pPr>
+        <w:spacing w:after="200" w:line="240" w:lineRule="auto"/>
+        <w:jc w:val="center"/>
+      </w:pPr>
+      <w:r>
+        <w:rPr>
+          <w:i/>
+          <w:color w:val="7B8994"/>
+          <w:sz w:val="20"/>
+        </w:rPr>
+        <w:t>Table 6. Seasonal index by calendar month, April 2020 to December 2024.</w:t>
+      </w:r>
+    </w:p>
+    <w:tbl>
+      <w:tblPr>
+        <w:tblStyle w:val="LightGrid-Accent1"/>
+        <w:tblW w:type="auto" w:w="0"/>
+        <w:jc w:val="center"/>
+        <w:tblLayout w:type="autofit"/>
+        <w:tblLook w:firstColumn="1" w:firstRow="1" w:lastColumn="0" w:lastRow="0" w:noHBand="0" w:noVBand="1" w:val="04A0"/>
+      </w:tblPr>
+      <w:tblGrid>
+        <w:gridCol w:w="1560"/>
+        <w:gridCol w:w="1560"/>
+        <w:gridCol w:w="1560"/>
+        <w:gridCol w:w="1560"/>
+        <w:gridCol w:w="1560"/>
+        <w:gridCol w:w="1560"/>
+      </w:tblGrid>
+      <w:tr>
+        <w:tc>
+          <w:tcPr>
+            <w:tcW w:type="dxa" w:w="1560"/>
+          </w:tcPr>
+          <w:p>
+            <w:r>
+              <w:rPr>
+                <w:b/>
+              </w:rPr>
+            </w:r>
+            <w:r>
+              <w:rPr>
+                <w:b/>
+              </w:rPr>
+              <w:t>Period</w:t>
+            </w:r>
+          </w:p>
+        </w:tc>
+        <w:tc>
+          <w:tcPr>
+            <w:tcW w:type="dxa" w:w="1560"/>
+          </w:tcPr>
+          <w:p>
+            <w:r>
+              <w:rPr>
+                <w:b/>
+              </w:rPr>
+            </w:r>
+            <w:r>
+              <w:rPr>
+                <w:b/>
+              </w:rPr>
+              <w:t>Index</w:t>
+            </w:r>
+          </w:p>
+        </w:tc>
+        <w:tc>
+          <w:tcPr>
+            <w:tcW w:type="dxa" w:w="1560"/>
+          </w:tcPr>
+          <w:p>
+            <w:r>
+              <w:rPr>
+                <w:b/>
+              </w:rPr>
+            </w:r>
+            <w:r>
+              <w:rPr>
+                <w:b/>
+              </w:rPr>
+              <w:t>Forecast</w:t>
+            </w:r>
+          </w:p>
+        </w:tc>
+        <w:tc>
+          <w:tcPr>
+            <w:tcW w:type="dxa" w:w="1560"/>
+          </w:tcPr>
+          <w:p>
+            <w:r>
+              <w:rPr>
+                <w:b/>
+              </w:rPr>
+            </w:r>
+            <w:r>
+              <w:rPr>
+                <w:b/>
+              </w:rPr>
+              <w:t>Actual</w:t>
+            </w:r>
+          </w:p>
+        </w:tc>
+        <w:tc>
+          <w:tcPr>
+            <w:tcW w:type="dxa" w:w="1560"/>
+          </w:tcPr>
+          <w:p>
+            <w:r>
+              <w:rPr>
+                <w:b/>
+              </w:rPr>
+            </w:r>
+            <w:r>
+              <w:rPr>
+                <w:b/>
+              </w:rPr>
+              <w:t>Error</w:t>
+            </w:r>
+          </w:p>
+        </w:tc>
+        <w:tc>
+          <w:tcPr>
+            <w:tcW w:type="dxa" w:w="1560"/>
+          </w:tcPr>
+          <w:p>
+            <w:r>
+              <w:rPr>
+                <w:b/>
+              </w:rPr>
+            </w:r>
+            <w:r>
+              <w:rPr>
+                <w:b/>
+              </w:rPr>
+              <w:t>Status</w:t>
+            </w:r>
+          </w:p>
+        </w:tc>
+      </w:tr>
+      <w:tr>
+        <w:tc>
+          <w:tcPr>
+            <w:tcW w:type="dxa" w:w="1560"/>
+          </w:tcPr>
+          <w:p>
+            <w:pPr>
+              <w:spacing w:line="240" w:lineRule="auto"/>
+            </w:pPr>
+            <w:r>
+              <w:rPr>
+                <w:sz w:val="18"/>
+              </w:rPr>
+            </w:r>
+            <w:r>
+              <w:rPr>
+                <w:sz w:val="18"/>
+              </w:rPr>
+              <w:t>2025-01</w:t>
+            </w:r>
+          </w:p>
+        </w:tc>
+        <w:tc>
+          <w:tcPr>
+            <w:tcW w:type="dxa" w:w="1560"/>
+          </w:tcPr>
+          <w:p>
+            <w:pPr>
+              <w:spacing w:line="240" w:lineRule="auto"/>
+            </w:pPr>
+            <w:r>
+              <w:rPr>
+                <w:sz w:val="18"/>
+              </w:rPr>
+            </w:r>
+            <w:r>
+              <w:rPr>
+                <w:sz w:val="18"/>
+              </w:rPr>
+              <w:t>0.679</w:t>
+            </w:r>
+          </w:p>
+        </w:tc>
+        <w:tc>
+          <w:tcPr>
+            <w:tcW w:type="dxa" w:w="1560"/>
+          </w:tcPr>
+          <w:p>
+            <w:pPr>
+              <w:spacing w:line="240" w:lineRule="auto"/>
+            </w:pPr>
+            <w:r>
+              <w:rPr>
+                <w:sz w:val="18"/>
+              </w:rPr>
+            </w:r>
+            <w:r>
+              <w:rPr>
+                <w:sz w:val="18"/>
+              </w:rPr>
+              <w:t>68,853</w:t>
+            </w:r>
+          </w:p>
+        </w:tc>
+        <w:tc>
+          <w:tcPr>
+            <w:tcW w:type="dxa" w:w="1560"/>
+          </w:tcPr>
+          <w:p>
+            <w:pPr>
+              <w:spacing w:line="240" w:lineRule="auto"/>
+            </w:pPr>
+            <w:r>
+              <w:rPr>
+                <w:sz w:val="18"/>
+              </w:rPr>
+            </w:r>
+            <w:r>
+              <w:rPr>
+                <w:sz w:val="18"/>
+              </w:rPr>
+              <w:t>112,906</w:t>
+            </w:r>
+          </w:p>
+        </w:tc>
+        <w:tc>
+          <w:tcPr>
+            <w:tcW w:type="dxa" w:w="1560"/>
+          </w:tcPr>
+          <w:p>
+            <w:pPr>
+              <w:spacing w:line="240" w:lineRule="auto"/>
+            </w:pPr>
+            <w:r>
+              <w:rPr>
+                <w:sz w:val="18"/>
+              </w:rPr>
+            </w:r>
+            <w:r>
+              <w:rPr>
+                <w:b/>
+                <w:sz w:val="18"/>
+              </w:rPr>
+              <w:t>−39.0%</w:t>
+            </w:r>
+          </w:p>
+        </w:tc>
+        <w:tc>
+          <w:tcPr>
+            <w:tcW w:type="dxa" w:w="1560"/>
+          </w:tcPr>
+          <w:p>
+            <w:pPr>
+              <w:spacing w:line="240" w:lineRule="auto"/>
+            </w:pPr>
+            <w:r>
+              <w:rPr>
+                <w:sz w:val="18"/>
+              </w:rPr>
+            </w:r>
+            <w:r>
+              <w:rPr>
+                <w:sz w:val="18"/>
+              </w:rPr>
+              <w:t>Complete — comparable</w:t>
+            </w:r>
+          </w:p>
+        </w:tc>
+      </w:tr>
+      <w:tr>
+        <w:tc>
+          <w:tcPr>
+            <w:tcW w:type="dxa" w:w="1560"/>
+          </w:tcPr>
+          <w:p>
+            <w:pPr>
+              <w:spacing w:line="240" w:lineRule="auto"/>
+            </w:pPr>
+            <w:r>
+              <w:rPr>
+                <w:sz w:val="18"/>
+              </w:rPr>
+            </w:r>
+            <w:r>
+              <w:rPr>
+                <w:sz w:val="18"/>
+              </w:rPr>
+              <w:t>2025-02</w:t>
+            </w:r>
+          </w:p>
+        </w:tc>
+        <w:tc>
+          <w:tcPr>
+            <w:tcW w:type="dxa" w:w="1560"/>
+          </w:tcPr>
+          <w:p>
+            <w:pPr>
+              <w:spacing w:line="240" w:lineRule="auto"/>
+            </w:pPr>
+            <w:r>
+              <w:rPr>
+                <w:sz w:val="18"/>
+              </w:rPr>
+            </w:r>
+            <w:r>
+              <w:rPr>
+                <w:sz w:val="18"/>
+              </w:rPr>
+              <w:t>0.889</w:t>
+            </w:r>
+          </w:p>
+        </w:tc>
+        <w:tc>
+          <w:tcPr>
+            <w:tcW w:type="dxa" w:w="1560"/>
+          </w:tcPr>
+          <w:p>
+            <w:pPr>
+              <w:spacing w:line="240" w:lineRule="auto"/>
+            </w:pPr>
+            <w:r>
+              <w:rPr>
+                <w:sz w:val="18"/>
+              </w:rPr>
+            </w:r>
+            <w:r>
+              <w:rPr>
+                <w:sz w:val="18"/>
+              </w:rPr>
+              <w:t>90,064</w:t>
+            </w:r>
+          </w:p>
+        </w:tc>
+        <w:tc>
+          <w:tcPr>
+            <w:tcW w:type="dxa" w:w="1560"/>
+          </w:tcPr>
+          <w:p>
+            <w:pPr>
+              <w:spacing w:line="240" w:lineRule="auto"/>
+            </w:pPr>
+            <w:r>
+              <w:rPr>
+                <w:sz w:val="18"/>
+              </w:rPr>
+            </w:r>
+            <w:r>
+              <w:rPr>
+                <w:sz w:val="18"/>
+              </w:rPr>
+              <w:t>84,712</w:t>
+            </w:r>
+          </w:p>
+        </w:tc>
+        <w:tc>
+          <w:tcPr>
+            <w:tcW w:type="dxa" w:w="1560"/>
+          </w:tcPr>
+          <w:p>
+            <w:pPr>
+              <w:spacing w:line="240" w:lineRule="auto"/>
+            </w:pPr>
+            <w:r>
+              <w:rPr>
+                <w:sz w:val="18"/>
+              </w:rPr>
+            </w:r>
+            <w:r>
+              <w:rPr>
+                <w:b/>
+                <w:sz w:val="18"/>
+              </w:rPr>
+              <w:t>+6.3%</w:t>
+            </w:r>
+          </w:p>
+        </w:tc>
+        <w:tc>
+          <w:tcPr>
+            <w:tcW w:type="dxa" w:w="1560"/>
+          </w:tcPr>
+          <w:p>
+            <w:pPr>
+              <w:spacing w:line="240" w:lineRule="auto"/>
+            </w:pPr>
+            <w:r>
+              <w:rPr>
+                <w:sz w:val="18"/>
+              </w:rPr>
+            </w:r>
+            <w:r>
+              <w:rPr>
+                <w:sz w:val="18"/>
+              </w:rPr>
+              <w:t>Complete — comparable</w:t>
+            </w:r>
+          </w:p>
+        </w:tc>
+      </w:tr>
+      <w:tr>
+        <w:tc>
+          <w:tcPr>
+            <w:tcW w:type="dxa" w:w="1560"/>
+          </w:tcPr>
+          <w:p>
+            <w:pPr>
+              <w:spacing w:line="240" w:lineRule="auto"/>
+            </w:pPr>
+            <w:r>
+              <w:rPr>
+                <w:sz w:val="18"/>
+              </w:rPr>
+            </w:r>
+            <w:r>
+              <w:rPr>
+                <w:sz w:val="18"/>
+              </w:rPr>
+              <w:t>2025-03</w:t>
+            </w:r>
+          </w:p>
+        </w:tc>
+        <w:tc>
+          <w:tcPr>
+            <w:tcW w:type="dxa" w:w="1560"/>
+          </w:tcPr>
+          <w:p>
+            <w:pPr>
+              <w:spacing w:line="240" w:lineRule="auto"/>
+            </w:pPr>
+            <w:r>
+              <w:rPr>
+                <w:sz w:val="18"/>
+              </w:rPr>
+            </w:r>
+            <w:r>
+              <w:rPr>
+                <w:sz w:val="18"/>
+              </w:rPr>
+              <w:t>1.025</w:t>
+            </w:r>
+          </w:p>
+        </w:tc>
+        <w:tc>
+          <w:tcPr>
+            <w:tcW w:type="dxa" w:w="1560"/>
+          </w:tcPr>
+          <w:p>
+            <w:pPr>
+              <w:spacing w:line="240" w:lineRule="auto"/>
+            </w:pPr>
+            <w:r>
+              <w:rPr>
+                <w:sz w:val="18"/>
+              </w:rPr>
+            </w:r>
+            <w:r>
+              <w:rPr>
+                <w:sz w:val="18"/>
+              </w:rPr>
+              <w:t>103,870</w:t>
+            </w:r>
+          </w:p>
+        </w:tc>
+        <w:tc>
+          <w:tcPr>
+            <w:tcW w:type="dxa" w:w="1560"/>
+          </w:tcPr>
+          <w:p>
+            <w:pPr>
+              <w:spacing w:line="240" w:lineRule="auto"/>
+            </w:pPr>
+            <w:r>
+              <w:rPr>
+                <w:sz w:val="18"/>
+              </w:rPr>
+            </w:r>
+            <w:r>
+              <w:rPr>
+                <w:sz w:val="18"/>
+              </w:rPr>
+              <w:t>52,198</w:t>
+            </w:r>
+          </w:p>
+        </w:tc>
+        <w:tc>
+          <w:tcPr>
+            <w:tcW w:type="dxa" w:w="1560"/>
+          </w:tcPr>
+          <w:p>
+            <w:pPr>
+              <w:spacing w:line="240" w:lineRule="auto"/>
+            </w:pPr>
+            <w:r>
+              <w:rPr>
+                <w:sz w:val="18"/>
+              </w:rPr>
+            </w:r>
+            <w:r>
+              <w:rPr>
+                <w:sz w:val="18"/>
+              </w:rPr>
+              <w:t>—</w:t>
+            </w:r>
+          </w:p>
+        </w:tc>
+        <w:tc>
+          <w:tcPr>
+            <w:tcW w:type="dxa" w:w="1560"/>
+          </w:tcPr>
+          <w:p>
+            <w:pPr>
+              <w:spacing w:line="240" w:lineRule="auto"/>
+            </w:pPr>
+            <w:r>
+              <w:rPr>
+                <w:sz w:val="18"/>
+              </w:rPr>
+            </w:r>
+            <w:r>
+              <w:rPr>
+                <w:sz w:val="18"/>
+              </w:rPr>
+              <w:t>Partial month — not comparable</w:t>
+            </w:r>
+          </w:p>
+        </w:tc>
+      </w:tr>
+      <w:tr>
+        <w:tc>
+          <w:tcPr>
+            <w:tcW w:type="dxa" w:w="1560"/>
+          </w:tcPr>
+          <w:p>
+            <w:pPr>
+              <w:spacing w:line="240" w:lineRule="auto"/>
+            </w:pPr>
+            <w:r>
+              <w:rPr>
+                <w:sz w:val="18"/>
+              </w:rPr>
+            </w:r>
+            <w:r>
+              <w:rPr>
+                <w:sz w:val="18"/>
+              </w:rPr>
+              <w:t>2025-04</w:t>
+            </w:r>
+          </w:p>
+        </w:tc>
+        <w:tc>
+          <w:tcPr>
+            <w:tcW w:type="dxa" w:w="1560"/>
+          </w:tcPr>
+          <w:p>
+            <w:pPr>
+              <w:spacing w:line="240" w:lineRule="auto"/>
+            </w:pPr>
+            <w:r>
+              <w:rPr>
+                <w:sz w:val="18"/>
+              </w:rPr>
+            </w:r>
+            <w:r>
+              <w:rPr>
+                <w:sz w:val="18"/>
+              </w:rPr>
+              <w:t>1.103</w:t>
+            </w:r>
+          </w:p>
+        </w:tc>
+        <w:tc>
+          <w:tcPr>
+            <w:tcW w:type="dxa" w:w="1560"/>
+          </w:tcPr>
+          <w:p>
+            <w:pPr>
+              <w:spacing w:line="240" w:lineRule="auto"/>
+            </w:pPr>
+            <w:r>
+              <w:rPr>
+                <w:sz w:val="18"/>
+              </w:rPr>
+            </w:r>
+            <w:r>
+              <w:rPr>
+                <w:sz w:val="18"/>
+              </w:rPr>
+              <w:t>111,806</w:t>
+            </w:r>
+          </w:p>
+        </w:tc>
+        <w:tc>
+          <w:tcPr>
+            <w:tcW w:type="dxa" w:w="1560"/>
+          </w:tcPr>
+          <w:p>
+            <w:pPr>
+              <w:spacing w:line="240" w:lineRule="auto"/>
+            </w:pPr>
+            <w:r>
+              <w:rPr>
+                <w:sz w:val="18"/>
+              </w:rPr>
+            </w:r>
+            <w:r>
+              <w:rPr>
+                <w:sz w:val="18"/>
+              </w:rPr>
+              <w:t>—</w:t>
+            </w:r>
+          </w:p>
+        </w:tc>
+        <w:tc>
+          <w:tcPr>
+            <w:tcW w:type="dxa" w:w="1560"/>
+          </w:tcPr>
+          <w:p>
+            <w:pPr>
+              <w:spacing w:line="240" w:lineRule="auto"/>
+            </w:pPr>
+            <w:r>
+              <w:rPr>
+                <w:sz w:val="18"/>
+              </w:rPr>
+            </w:r>
+            <w:r>
+              <w:rPr>
+                <w:sz w:val="18"/>
+              </w:rPr>
+              <w:t>—</w:t>
+            </w:r>
+          </w:p>
+        </w:tc>
+        <w:tc>
+          <w:tcPr>
+            <w:tcW w:type="dxa" w:w="1560"/>
+          </w:tcPr>
+          <w:p>
+            <w:pPr>
+              <w:spacing w:line="240" w:lineRule="auto"/>
+            </w:pPr>
+            <w:r>
+              <w:rPr>
+                <w:sz w:val="18"/>
+              </w:rPr>
+            </w:r>
+            <w:r>
+              <w:rPr>
+                <w:sz w:val="18"/>
+              </w:rPr>
+              <w:t>Future</w:t>
+            </w:r>
+          </w:p>
+        </w:tc>
+      </w:tr>
+      <w:tr>
+        <w:tc>
+          <w:tcPr>
+            <w:tcW w:type="dxa" w:w="1560"/>
+          </w:tcPr>
+          <w:p>
+            <w:pPr>
+              <w:spacing w:line="240" w:lineRule="auto"/>
+            </w:pPr>
+            <w:r>
+              <w:rPr>
+                <w:sz w:val="18"/>
+              </w:rPr>
+            </w:r>
+            <w:r>
+              <w:rPr>
+                <w:sz w:val="18"/>
+              </w:rPr>
+              <w:t>2025-05</w:t>
+            </w:r>
+          </w:p>
+        </w:tc>
+        <w:tc>
+          <w:tcPr>
+            <w:tcW w:type="dxa" w:w="1560"/>
+          </w:tcPr>
+          <w:p>
+            <w:pPr>
+              <w:spacing w:line="240" w:lineRule="auto"/>
+            </w:pPr>
+            <w:r>
+              <w:rPr>
+                <w:sz w:val="18"/>
+              </w:rPr>
+            </w:r>
+            <w:r>
+              <w:rPr>
+                <w:sz w:val="18"/>
+              </w:rPr>
+              <w:t>1.131</w:t>
+            </w:r>
+          </w:p>
+        </w:tc>
+        <w:tc>
+          <w:tcPr>
+            <w:tcW w:type="dxa" w:w="1560"/>
+          </w:tcPr>
+          <w:p>
+            <w:pPr>
+              <w:spacing w:line="240" w:lineRule="auto"/>
+            </w:pPr>
+            <w:r>
+              <w:rPr>
+                <w:sz w:val="18"/>
+              </w:rPr>
+            </w:r>
+            <w:r>
+              <w:rPr>
+                <w:sz w:val="18"/>
+              </w:rPr>
+              <w:t>114,574</w:t>
+            </w:r>
+          </w:p>
+        </w:tc>
+        <w:tc>
+          <w:tcPr>
+            <w:tcW w:type="dxa" w:w="1560"/>
+          </w:tcPr>
+          <w:p>
+            <w:pPr>
+              <w:spacing w:line="240" w:lineRule="auto"/>
+            </w:pPr>
+            <w:r>
+              <w:rPr>
+                <w:sz w:val="18"/>
+              </w:rPr>
+            </w:r>
+            <w:r>
+              <w:rPr>
+                <w:sz w:val="18"/>
+              </w:rPr>
+              <w:t>—</w:t>
+            </w:r>
+          </w:p>
+        </w:tc>
+        <w:tc>
+          <w:tcPr>
+            <w:tcW w:type="dxa" w:w="1560"/>
+          </w:tcPr>
+          <w:p>
+            <w:pPr>
+              <w:spacing w:line="240" w:lineRule="auto"/>
+            </w:pPr>
+            <w:r>
+              <w:rPr>
+                <w:sz w:val="18"/>
+              </w:rPr>
+            </w:r>
+            <w:r>
+              <w:rPr>
+                <w:sz w:val="18"/>
+              </w:rPr>
+              <w:t>—</w:t>
+            </w:r>
+          </w:p>
+        </w:tc>
+        <w:tc>
+          <w:tcPr>
+            <w:tcW w:type="dxa" w:w="1560"/>
+          </w:tcPr>
+          <w:p>
+            <w:pPr>
+              <w:spacing w:line="240" w:lineRule="auto"/>
+            </w:pPr>
+            <w:r>
+              <w:rPr>
+                <w:sz w:val="18"/>
+              </w:rPr>
+            </w:r>
+            <w:r>
+              <w:rPr>
+                <w:sz w:val="18"/>
+              </w:rPr>
+              <w:t>Future</w:t>
+            </w:r>
+          </w:p>
+        </w:tc>
+      </w:tr>
+      <w:tr>
+        <w:tc>
+          <w:tcPr>
+            <w:tcW w:type="dxa" w:w="1560"/>
+          </w:tcPr>
+          <w:p>
+            <w:pPr>
+              <w:spacing w:line="240" w:lineRule="auto"/>
+            </w:pPr>
+            <w:r>
+              <w:rPr>
+                <w:sz w:val="18"/>
+              </w:rPr>
+            </w:r>
+            <w:r>
+              <w:rPr>
+                <w:sz w:val="18"/>
+              </w:rPr>
+              <w:t>2025-06</w:t>
+            </w:r>
+          </w:p>
+        </w:tc>
+        <w:tc>
+          <w:tcPr>
+            <w:tcW w:type="dxa" w:w="1560"/>
+          </w:tcPr>
+          <w:p>
+            <w:pPr>
+              <w:spacing w:line="240" w:lineRule="auto"/>
+            </w:pPr>
+            <w:r>
+              <w:rPr>
+                <w:sz w:val="18"/>
+              </w:rPr>
+            </w:r>
+            <w:r>
+              <w:rPr>
+                <w:sz w:val="18"/>
+              </w:rPr>
+              <w:t>1.028</w:t>
+            </w:r>
+          </w:p>
+        </w:tc>
+        <w:tc>
+          <w:tcPr>
+            <w:tcW w:type="dxa" w:w="1560"/>
+          </w:tcPr>
+          <w:p>
+            <w:pPr>
+              <w:spacing w:line="240" w:lineRule="auto"/>
+            </w:pPr>
+            <w:r>
+              <w:rPr>
+                <w:sz w:val="18"/>
+              </w:rPr>
+            </w:r>
+            <w:r>
+              <w:rPr>
+                <w:sz w:val="18"/>
+              </w:rPr>
+              <w:t>104,156</w:t>
+            </w:r>
+          </w:p>
+        </w:tc>
+        <w:tc>
+          <w:tcPr>
+            <w:tcW w:type="dxa" w:w="1560"/>
+          </w:tcPr>
+          <w:p>
+            <w:pPr>
+              <w:spacing w:line="240" w:lineRule="auto"/>
+            </w:pPr>
+            <w:r>
+              <w:rPr>
+                <w:sz w:val="18"/>
+              </w:rPr>
+            </w:r>
+            <w:r>
+              <w:rPr>
+                <w:sz w:val="18"/>
+              </w:rPr>
+              <w:t>—</w:t>
+            </w:r>
+          </w:p>
+        </w:tc>
+        <w:tc>
+          <w:tcPr>
+            <w:tcW w:type="dxa" w:w="1560"/>
+          </w:tcPr>
+          <w:p>
+            <w:pPr>
+              <w:spacing w:line="240" w:lineRule="auto"/>
+            </w:pPr>
+            <w:r>
+              <w:rPr>
+                <w:sz w:val="18"/>
+              </w:rPr>
+            </w:r>
+            <w:r>
+              <w:rPr>
+                <w:sz w:val="18"/>
+              </w:rPr>
+              <w:t>—</w:t>
+            </w:r>
+          </w:p>
+        </w:tc>
+        <w:tc>
+          <w:tcPr>
+            <w:tcW w:type="dxa" w:w="1560"/>
+          </w:tcPr>
+          <w:p>
+            <w:pPr>
+              <w:spacing w:line="240" w:lineRule="auto"/>
+            </w:pPr>
+            <w:r>
+              <w:rPr>
+                <w:sz w:val="18"/>
+              </w:rPr>
+            </w:r>
+            <w:r>
+              <w:rPr>
+                <w:sz w:val="18"/>
+              </w:rPr>
+              <w:t>Future</w:t>
+            </w:r>
+          </w:p>
+        </w:tc>
+      </w:tr>
+    </w:tbl>
+    <w:p>
+      <w:pPr>
+        <w:spacing w:after="200" w:line="240" w:lineRule="auto"/>
+        <w:jc w:val="center"/>
+      </w:pPr>
+      <w:r>
+        <w:rPr>
+          <w:i/>
+          <w:color w:val="7B8994"/>
+          <w:sz w:val="20"/>
+        </w:rPr>
+        <w:t>Table 7. Six-period forecast, with the two complete holdout months compared.</w:t>
+      </w:r>
+    </w:p>
+    <w:tbl>
+      <w:tblPr>
+        <w:tblStyle w:val="LightGrid-Accent1"/>
+        <w:tblW w:type="auto" w:w="0"/>
+        <w:jc w:val="center"/>
+        <w:tblLayout w:type="autofit"/>
+        <w:tblLook w:firstColumn="1" w:firstRow="1" w:lastColumn="0" w:lastRow="0" w:noHBand="0" w:noVBand="1" w:val="04A0"/>
+      </w:tblPr>
+      <w:tblGrid>
+        <w:gridCol w:w="2340"/>
+        <w:gridCol w:w="2340"/>
+        <w:gridCol w:w="2340"/>
+        <w:gridCol w:w="2340"/>
+      </w:tblGrid>
+      <w:tr>
+        <w:tc>
+          <w:tcPr>
+            <w:tcW w:type="dxa" w:w="2340"/>
+          </w:tcPr>
+          <w:p>
+            <w:r>
+              <w:rPr>
+                <w:b/>
+              </w:rPr>
+            </w:r>
+            <w:r>
+              <w:rPr>
+                <w:b/>
+              </w:rPr>
+              <w:t>Model</w:t>
+            </w:r>
+          </w:p>
+        </w:tc>
+        <w:tc>
+          <w:tcPr>
+            <w:tcW w:type="dxa" w:w="2340"/>
+          </w:tcPr>
+          <w:p>
+            <w:r>
+              <w:rPr>
+                <w:b/>
+              </w:rPr>
+            </w:r>
+            <w:r>
+              <w:rPr>
+                <w:b/>
+              </w:rPr>
+              <w:t>Jan error</w:t>
+            </w:r>
+          </w:p>
+        </w:tc>
+        <w:tc>
+          <w:tcPr>
+            <w:tcW w:type="dxa" w:w="2340"/>
+          </w:tcPr>
+          <w:p>
+            <w:r>
+              <w:rPr>
+                <w:b/>
+              </w:rPr>
+            </w:r>
+            <w:r>
+              <w:rPr>
+                <w:b/>
+              </w:rPr>
+              <w:t>Feb error</w:t>
+            </w:r>
+          </w:p>
+        </w:tc>
+        <w:tc>
+          <w:tcPr>
+            <w:tcW w:type="dxa" w:w="2340"/>
+          </w:tcPr>
+          <w:p>
+            <w:r>
+              <w:rPr>
+                <w:b/>
+              </w:rPr>
+            </w:r>
+            <w:r>
+              <w:rPr>
+                <w:b/>
+              </w:rPr>
+              <w:t>Mean absolute error</w:t>
+            </w:r>
+          </w:p>
+        </w:tc>
+      </w:tr>
+      <w:tr>
+        <w:tc>
+          <w:tcPr>
+            <w:tcW w:type="dxa" w:w="2340"/>
+          </w:tcPr>
+          <w:p>
+            <w:pPr>
+              <w:spacing w:line="240" w:lineRule="auto"/>
+            </w:pPr>
+            <w:r>
+              <w:rPr>
+                <w:sz w:val="18"/>
+              </w:rPr>
+            </w:r>
+            <w:r>
+              <w:rPr>
+                <w:sz w:val="18"/>
+              </w:rPr>
+              <w:t>Seasonal (level × index)</w:t>
+            </w:r>
+          </w:p>
+        </w:tc>
+        <w:tc>
+          <w:tcPr>
+            <w:tcW w:type="dxa" w:w="2340"/>
+          </w:tcPr>
+          <w:p>
+            <w:pPr>
+              <w:spacing w:line="240" w:lineRule="auto"/>
+            </w:pPr>
+            <w:r>
+              <w:rPr>
+                <w:sz w:val="18"/>
+              </w:rPr>
+            </w:r>
+            <w:r>
+              <w:rPr>
+                <w:sz w:val="18"/>
+              </w:rPr>
+              <w:t>−39.0%</w:t>
+            </w:r>
+          </w:p>
+        </w:tc>
+        <w:tc>
+          <w:tcPr>
+            <w:tcW w:type="dxa" w:w="2340"/>
+          </w:tcPr>
+          <w:p>
+            <w:pPr>
+              <w:spacing w:line="240" w:lineRule="auto"/>
+            </w:pPr>
+            <w:r>
+              <w:rPr>
+                <w:sz w:val="18"/>
+              </w:rPr>
+            </w:r>
+            <w:r>
+              <w:rPr>
+                <w:sz w:val="18"/>
+              </w:rPr>
+              <w:t>+6.3%</w:t>
+            </w:r>
+          </w:p>
+        </w:tc>
+        <w:tc>
+          <w:tcPr>
+            <w:tcW w:type="dxa" w:w="2340"/>
+          </w:tcPr>
+          <w:p>
+            <w:pPr>
+              <w:spacing w:line="240" w:lineRule="auto"/>
+            </w:pPr>
+            <w:r>
+              <w:rPr>
+                <w:sz w:val="18"/>
+              </w:rPr>
+            </w:r>
+            <w:r>
+              <w:rPr>
+                <w:b/>
+                <w:sz w:val="18"/>
+              </w:rPr>
+              <w:t>22.7%</w:t>
+            </w:r>
+          </w:p>
+        </w:tc>
+      </w:tr>
+      <w:tr>
+        <w:tc>
+          <w:tcPr>
+            <w:tcW w:type="dxa" w:w="2340"/>
+          </w:tcPr>
+          <w:p>
+            <w:pPr>
+              <w:spacing w:line="240" w:lineRule="auto"/>
+            </w:pPr>
+            <w:r>
+              <w:rPr>
+                <w:sz w:val="18"/>
+              </w:rPr>
+            </w:r>
+            <w:r>
+              <w:rPr>
+                <w:sz w:val="18"/>
+              </w:rPr>
+              <w:t>Flat (level only)</w:t>
+            </w:r>
+          </w:p>
+        </w:tc>
+        <w:tc>
+          <w:tcPr>
+            <w:tcW w:type="dxa" w:w="2340"/>
+          </w:tcPr>
+          <w:p>
+            <w:pPr>
+              <w:spacing w:line="240" w:lineRule="auto"/>
+            </w:pPr>
+            <w:r>
+              <w:rPr>
+                <w:sz w:val="18"/>
+              </w:rPr>
+            </w:r>
+            <w:r>
+              <w:rPr>
+                <w:sz w:val="18"/>
+              </w:rPr>
+              <w:t>−10.2%</w:t>
+            </w:r>
+          </w:p>
+        </w:tc>
+        <w:tc>
+          <w:tcPr>
+            <w:tcW w:type="dxa" w:w="2340"/>
+          </w:tcPr>
+          <w:p>
+            <w:pPr>
+              <w:spacing w:line="240" w:lineRule="auto"/>
+            </w:pPr>
+            <w:r>
+              <w:rPr>
+                <w:sz w:val="18"/>
+              </w:rPr>
+            </w:r>
+            <w:r>
+              <w:rPr>
+                <w:sz w:val="18"/>
+              </w:rPr>
+              <w:t>+19.6%</w:t>
+            </w:r>
+          </w:p>
+        </w:tc>
+        <w:tc>
+          <w:tcPr>
+            <w:tcW w:type="dxa" w:w="2340"/>
+          </w:tcPr>
+          <w:p>
+            <w:pPr>
+              <w:spacing w:line="240" w:lineRule="auto"/>
+            </w:pPr>
+            <w:r>
+              <w:rPr>
+                <w:sz w:val="18"/>
+              </w:rPr>
+            </w:r>
+            <w:r>
+              <w:rPr>
+                <w:b/>
+                <w:sz w:val="18"/>
+              </w:rPr>
+              <w:t>14.9%</w:t>
+            </w:r>
+          </w:p>
+        </w:tc>
+      </w:tr>
+    </w:tbl>
+    <w:p>
+      <w:pPr>
+        <w:spacing w:after="200" w:line="240" w:lineRule="auto"/>
+        <w:jc w:val="center"/>
+      </w:pPr>
+      <w:r>
+        <w:rPr>
+          <w:i/>
+          <w:color w:val="7B8994"/>
+          <w:sz w:val="20"/>
+        </w:rPr>
+        <w:t>Table 8. Forecast accuracy over the two complete holdout months.</w:t>
       </w:r>
     </w:p>
     <w:p>
@@ -1024,7 +5776,198 @@
         <w:rPr>
           <w:i/>
         </w:rPr>
-        <w:t>[The correction table from the Checkpoint 2 report on screen.]</w:t>
+        <w:t>[The correction — have this on screen.]</w:t>
+      </w:r>
+    </w:p>
+    <w:tbl>
+      <w:tblPr>
+        <w:tblStyle w:val="LightGrid-Accent1"/>
+        <w:tblW w:type="auto" w:w="0"/>
+        <w:jc w:val="center"/>
+        <w:tblLayout w:type="autofit"/>
+        <w:tblLook w:firstColumn="1" w:firstRow="1" w:lastColumn="0" w:lastRow="0" w:noHBand="0" w:noVBand="1" w:val="04A0"/>
+      </w:tblPr>
+      <w:tblGrid>
+        <w:gridCol w:w="4680"/>
+        <w:gridCol w:w="4680"/>
+      </w:tblGrid>
+      <w:tr>
+        <w:tc>
+          <w:tcPr>
+            <w:tcW w:type="dxa" w:w="4680"/>
+          </w:tcPr>
+          <w:p>
+            <w:r>
+              <w:rPr>
+                <w:b/>
+              </w:rPr>
+            </w:r>
+            <w:r>
+              <w:rPr>
+                <w:b/>
+              </w:rPr>
+              <w:t>Affected</w:t>
+            </w:r>
+          </w:p>
+        </w:tc>
+        <w:tc>
+          <w:tcPr>
+            <w:tcW w:type="dxa" w:w="4680"/>
+          </w:tcPr>
+          <w:p>
+            <w:r>
+              <w:rPr>
+                <w:b/>
+              </w:rPr>
+            </w:r>
+            <w:r>
+              <w:rPr>
+                <w:b/>
+              </w:rPr>
+              <w:t>Unaffected</w:t>
+            </w:r>
+          </w:p>
+        </w:tc>
+      </w:tr>
+      <w:tr>
+        <w:tc>
+          <w:tcPr>
+            <w:tcW w:type="dxa" w:w="4680"/>
+          </w:tcPr>
+          <w:p>
+            <w:pPr>
+              <w:spacing w:line="240" w:lineRule="auto"/>
+            </w:pPr>
+            <w:r>
+              <w:rPr>
+                <w:sz w:val="18"/>
+              </w:rPr>
+            </w:r>
+            <w:r>
+              <w:rPr>
+                <w:sz w:val="18"/>
+              </w:rPr>
+              <w:t>The 2020→2022 growth figure, 69.9% → 30.9%</w:t>
+            </w:r>
+          </w:p>
+        </w:tc>
+        <w:tc>
+          <w:tcPr>
+            <w:tcW w:type="dxa" w:w="4680"/>
+          </w:tcPr>
+          <w:p>
+            <w:pPr>
+              <w:spacing w:line="240" w:lineRule="auto"/>
+            </w:pPr>
+            <w:r>
+              <w:rPr>
+                <w:sz w:val="18"/>
+              </w:rPr>
+            </w:r>
+            <w:r>
+              <w:rPr>
+                <w:sz w:val="18"/>
+              </w:rPr>
+              <w:t>The −17.6% peak-to-2024 decline — both are full years</w:t>
+            </w:r>
+          </w:p>
+        </w:tc>
+      </w:tr>
+      <w:tr>
+        <w:tc>
+          <w:tcPr>
+            <w:tcW w:type="dxa" w:w="4680"/>
+          </w:tcPr>
+          <w:p>
+            <w:pPr>
+              <w:spacing w:line="240" w:lineRule="auto"/>
+            </w:pPr>
+            <w:r>
+              <w:rPr>
+                <w:sz w:val="18"/>
+              </w:rPr>
+            </w:r>
+            <w:r>
+              <w:rPr>
+                <w:sz w:val="18"/>
+              </w:rPr>
+              <w:t>March's seasonal index, 0.876 → 1.025</w:t>
+            </w:r>
+          </w:p>
+        </w:tc>
+        <w:tc>
+          <w:tcPr>
+            <w:tcW w:type="dxa" w:w="4680"/>
+          </w:tcPr>
+          <w:p>
+            <w:pPr>
+              <w:spacing w:line="240" w:lineRule="auto"/>
+            </w:pPr>
+            <w:r>
+              <w:rPr>
+                <w:sz w:val="18"/>
+              </w:rPr>
+            </w:r>
+            <w:r>
+              <w:rPr>
+                <w:sz w:val="18"/>
+              </w:rPr>
+              <w:t>Printers −136,865; Electronics −40.8%</w:t>
+            </w:r>
+          </w:p>
+        </w:tc>
+      </w:tr>
+      <w:tr>
+        <w:tc>
+          <w:tcPr>
+            <w:tcW w:type="dxa" w:w="4680"/>
+          </w:tcPr>
+          <w:p>
+            <w:pPr>
+              <w:spacing w:line="240" w:lineRule="auto"/>
+            </w:pPr>
+            <w:r>
+              <w:rPr>
+                <w:sz w:val="18"/>
+              </w:rPr>
+            </w:r>
+          </w:p>
+        </w:tc>
+        <w:tc>
+          <w:tcPr>
+            <w:tcW w:type="dxa" w:w="4680"/>
+          </w:tcPr>
+          <w:p>
+            <w:pPr>
+              <w:spacing w:line="240" w:lineRule="auto"/>
+            </w:pPr>
+            <w:r>
+              <w:rPr>
+                <w:sz w:val="18"/>
+              </w:rPr>
+            </w:r>
+            <w:r>
+              <w:rPr>
+                <w:sz w:val="18"/>
+              </w:rPr>
+              <w:t>Category-specific seasonality; the geography finding</w:t>
+            </w:r>
+          </w:p>
+        </w:tc>
+      </w:tr>
+    </w:tbl>
+    <w:p>
+      <w:pPr>
+        <w:spacing w:after="200" w:line="240" w:lineRule="auto"/>
+        <w:jc w:val="center"/>
+      </w:pPr>
+      <w:r>
+        <w:rPr>
+          <w:i/>
+          <w:color w:val="7B8994"/>
+          <w:sz w:val="20"/>
+        </w:rPr>
+        <w:t>Table 9. Which Checkpoint 1 findings the correction affects.</w:t>
       </w:r>
     </w:p>
     <w:p>
@@ -1060,7 +6003,741 @@
         <w:rPr>
           <w:i/>
         </w:rPr>
-        <w:t>[Switch to the findings summary.]</w:t>
+        <w:t>[The findings summary — have this on screen.]</w:t>
+      </w:r>
+    </w:p>
+    <w:tbl>
+      <w:tblPr>
+        <w:tblStyle w:val="LightGrid-Accent1"/>
+        <w:tblW w:type="auto" w:w="0"/>
+        <w:jc w:val="center"/>
+        <w:tblLayout w:type="autofit"/>
+        <w:tblLook w:firstColumn="1" w:firstRow="1" w:lastColumn="0" w:lastRow="0" w:noHBand="0" w:noVBand="1" w:val="04A0"/>
+      </w:tblPr>
+      <w:tblGrid>
+        <w:gridCol w:w="3120"/>
+        <w:gridCol w:w="3120"/>
+        <w:gridCol w:w="3120"/>
+      </w:tblGrid>
+      <w:tr>
+        <w:tc>
+          <w:tcPr>
+            <w:tcW w:type="dxa" w:w="3120"/>
+          </w:tcPr>
+          <w:p>
+            <w:r>
+              <w:rPr>
+                <w:b/>
+              </w:rPr>
+            </w:r>
+            <w:r>
+              <w:rPr>
+                <w:b/>
+              </w:rPr>
+              <w:t>#</w:t>
+            </w:r>
+          </w:p>
+        </w:tc>
+        <w:tc>
+          <w:tcPr>
+            <w:tcW w:type="dxa" w:w="3120"/>
+          </w:tcPr>
+          <w:p>
+            <w:r>
+              <w:rPr>
+                <w:b/>
+              </w:rPr>
+            </w:r>
+            <w:r>
+              <w:rPr>
+                <w:b/>
+              </w:rPr>
+              <w:t>Finding</w:t>
+            </w:r>
+          </w:p>
+        </w:tc>
+        <w:tc>
+          <w:tcPr>
+            <w:tcW w:type="dxa" w:w="3120"/>
+          </w:tcPr>
+          <w:p>
+            <w:r>
+              <w:rPr>
+                <w:b/>
+              </w:rPr>
+            </w:r>
+            <w:r>
+              <w:rPr>
+                <w:b/>
+              </w:rPr>
+              <w:t>From</w:t>
+            </w:r>
+          </w:p>
+        </w:tc>
+      </w:tr>
+      <w:tr>
+        <w:tc>
+          <w:tcPr>
+            <w:tcW w:type="dxa" w:w="3120"/>
+          </w:tcPr>
+          <w:p>
+            <w:pPr>
+              <w:spacing w:line="240" w:lineRule="auto"/>
+            </w:pPr>
+            <w:r>
+              <w:rPr>
+                <w:sz w:val="18"/>
+              </w:rPr>
+            </w:r>
+            <w:r>
+              <w:rPr>
+                <w:sz w:val="18"/>
+              </w:rPr>
+              <w:t>1</w:t>
+            </w:r>
+          </w:p>
+        </w:tc>
+        <w:tc>
+          <w:tcPr>
+            <w:tcW w:type="dxa" w:w="3120"/>
+          </w:tcPr>
+          <w:p>
+            <w:pPr>
+              <w:spacing w:line="240" w:lineRule="auto"/>
+            </w:pPr>
+            <w:r>
+              <w:rPr>
+                <w:sz w:val="18"/>
+              </w:rPr>
+            </w:r>
+            <w:r>
+              <w:rPr>
+                <w:sz w:val="18"/>
+              </w:rPr>
+              <w:t>Growth stopped in 2022, but margin and average order value never moved — fewer orders, not worse ones</w:t>
+            </w:r>
+          </w:p>
+        </w:tc>
+        <w:tc>
+          <w:tcPr>
+            <w:tcW w:type="dxa" w:w="3120"/>
+          </w:tcPr>
+          <w:p>
+            <w:pPr>
+              <w:spacing w:line="240" w:lineRule="auto"/>
+            </w:pPr>
+            <w:r>
+              <w:rPr>
+                <w:sz w:val="18"/>
+              </w:rPr>
+            </w:r>
+            <w:r>
+              <w:rPr>
+                <w:sz w:val="18"/>
+              </w:rPr>
+              <w:t>Q3</w:t>
+            </w:r>
+          </w:p>
+        </w:tc>
+      </w:tr>
+      <w:tr>
+        <w:tc>
+          <w:tcPr>
+            <w:tcW w:type="dxa" w:w="3120"/>
+          </w:tcPr>
+          <w:p>
+            <w:pPr>
+              <w:spacing w:line="240" w:lineRule="auto"/>
+            </w:pPr>
+            <w:r>
+              <w:rPr>
+                <w:sz w:val="18"/>
+              </w:rPr>
+            </w:r>
+            <w:r>
+              <w:rPr>
+                <w:sz w:val="18"/>
+              </w:rPr>
+              <w:t>2</w:t>
+            </w:r>
+          </w:p>
+        </w:tc>
+        <w:tc>
+          <w:tcPr>
+            <w:tcW w:type="dxa" w:w="3120"/>
+          </w:tcPr>
+          <w:p>
+            <w:pPr>
+              <w:spacing w:line="240" w:lineRule="auto"/>
+            </w:pPr>
+            <w:r>
+              <w:rPr>
+                <w:sz w:val="18"/>
+              </w:rPr>
+            </w:r>
+            <w:r>
+              <w:rPr>
+                <w:sz w:val="18"/>
+              </w:rPr>
+              <w:t>Printers lost 136,865, over half the entire gap; all Electronics fell, all Office Supplies grew</w:t>
+            </w:r>
+          </w:p>
+        </w:tc>
+        <w:tc>
+          <w:tcPr>
+            <w:tcW w:type="dxa" w:w="3120"/>
+          </w:tcPr>
+          <w:p>
+            <w:pPr>
+              <w:spacing w:line="240" w:lineRule="auto"/>
+            </w:pPr>
+            <w:r>
+              <w:rPr>
+                <w:sz w:val="18"/>
+              </w:rPr>
+            </w:r>
+            <w:r>
+              <w:rPr>
+                <w:sz w:val="18"/>
+              </w:rPr>
+              <w:t>Q5, Q7</w:t>
+            </w:r>
+          </w:p>
+        </w:tc>
+      </w:tr>
+      <w:tr>
+        <w:tc>
+          <w:tcPr>
+            <w:tcW w:type="dxa" w:w="3120"/>
+          </w:tcPr>
+          <w:p>
+            <w:pPr>
+              <w:spacing w:line="240" w:lineRule="auto"/>
+            </w:pPr>
+            <w:r>
+              <w:rPr>
+                <w:sz w:val="18"/>
+              </w:rPr>
+            </w:r>
+            <w:r>
+              <w:rPr>
+                <w:sz w:val="18"/>
+              </w:rPr>
+              <w:t>3</w:t>
+            </w:r>
+          </w:p>
+        </w:tc>
+        <w:tc>
+          <w:tcPr>
+            <w:tcW w:type="dxa" w:w="3120"/>
+          </w:tcPr>
+          <w:p>
+            <w:pPr>
+              <w:spacing w:line="240" w:lineRule="auto"/>
+            </w:pPr>
+            <w:r>
+              <w:rPr>
+                <w:sz w:val="18"/>
+              </w:rPr>
+            </w:r>
+            <w:r>
+              <w:rPr>
+                <w:sz w:val="18"/>
+              </w:rPr>
+              <w:t>Seasonality is category-specific — Electronics peaks in Q2, the others in Q4</w:t>
+            </w:r>
+          </w:p>
+        </w:tc>
+        <w:tc>
+          <w:tcPr>
+            <w:tcW w:type="dxa" w:w="3120"/>
+          </w:tcPr>
+          <w:p>
+            <w:pPr>
+              <w:spacing w:line="240" w:lineRule="auto"/>
+            </w:pPr>
+            <w:r>
+              <w:rPr>
+                <w:sz w:val="18"/>
+              </w:rPr>
+            </w:r>
+            <w:r>
+              <w:rPr>
+                <w:sz w:val="18"/>
+              </w:rPr>
+              <w:t>Q4, Q8</w:t>
+            </w:r>
+          </w:p>
+        </w:tc>
+      </w:tr>
+      <w:tr>
+        <w:tc>
+          <w:tcPr>
+            <w:tcW w:type="dxa" w:w="3120"/>
+          </w:tcPr>
+          <w:p>
+            <w:pPr>
+              <w:spacing w:line="240" w:lineRule="auto"/>
+            </w:pPr>
+            <w:r>
+              <w:rPr>
+                <w:sz w:val="18"/>
+              </w:rPr>
+            </w:r>
+            <w:r>
+              <w:rPr>
+                <w:sz w:val="18"/>
+              </w:rPr>
+              <w:t>4</w:t>
+            </w:r>
+          </w:p>
+        </w:tc>
+        <w:tc>
+          <w:tcPr>
+            <w:tcW w:type="dxa" w:w="3120"/>
+          </w:tcPr>
+          <w:p>
+            <w:pPr>
+              <w:spacing w:line="240" w:lineRule="auto"/>
+            </w:pPr>
+            <w:r>
+              <w:rPr>
+                <w:sz w:val="18"/>
+              </w:rPr>
+            </w:r>
+            <w:r>
+              <w:rPr>
+                <w:sz w:val="18"/>
+              </w:rPr>
+              <w:t>Geography is not a factor — state revenue spans only 28%</w:t>
+            </w:r>
+          </w:p>
+        </w:tc>
+        <w:tc>
+          <w:tcPr>
+            <w:tcW w:type="dxa" w:w="3120"/>
+          </w:tcPr>
+          <w:p>
+            <w:pPr>
+              <w:spacing w:line="240" w:lineRule="auto"/>
+            </w:pPr>
+            <w:r>
+              <w:rPr>
+                <w:sz w:val="18"/>
+              </w:rPr>
+            </w:r>
+            <w:r>
+              <w:rPr>
+                <w:sz w:val="18"/>
+              </w:rPr>
+              <w:t>Q6</w:t>
+            </w:r>
+          </w:p>
+        </w:tc>
+      </w:tr>
+      <w:tr>
+        <w:tc>
+          <w:tcPr>
+            <w:tcW w:type="dxa" w:w="3120"/>
+          </w:tcPr>
+          <w:p>
+            <w:pPr>
+              <w:spacing w:line="240" w:lineRule="auto"/>
+            </w:pPr>
+            <w:r>
+              <w:rPr>
+                <w:sz w:val="18"/>
+              </w:rPr>
+            </w:r>
+            <w:r>
+              <w:rPr>
+                <w:sz w:val="18"/>
+              </w:rPr>
+              <w:t>5</w:t>
+            </w:r>
+          </w:p>
+        </w:tc>
+        <w:tc>
+          <w:tcPr>
+            <w:tcW w:type="dxa" w:w="3120"/>
+          </w:tcPr>
+          <w:p>
+            <w:pPr>
+              <w:spacing w:line="240" w:lineRule="auto"/>
+            </w:pPr>
+            <w:r>
+              <w:rPr>
+                <w:sz w:val="18"/>
+              </w:rPr>
+            </w:r>
+            <w:r>
+              <w:rPr>
+                <w:sz w:val="18"/>
+              </w:rPr>
+              <w:t>Order count drives revenue: r = 0.923, R² = 0.851, p &lt; 0.001</w:t>
+            </w:r>
+          </w:p>
+        </w:tc>
+        <w:tc>
+          <w:tcPr>
+            <w:tcW w:type="dxa" w:w="3120"/>
+          </w:tcPr>
+          <w:p>
+            <w:pPr>
+              <w:spacing w:line="240" w:lineRule="auto"/>
+            </w:pPr>
+            <w:r>
+              <w:rPr>
+                <w:sz w:val="18"/>
+              </w:rPr>
+            </w:r>
+            <w:r>
+              <w:rPr>
+                <w:sz w:val="18"/>
+              </w:rPr>
+              <w:t>Regression</w:t>
+            </w:r>
+          </w:p>
+        </w:tc>
+      </w:tr>
+      <w:tr>
+        <w:tc>
+          <w:tcPr>
+            <w:tcW w:type="dxa" w:w="3120"/>
+          </w:tcPr>
+          <w:p>
+            <w:pPr>
+              <w:spacing w:line="240" w:lineRule="auto"/>
+            </w:pPr>
+            <w:r>
+              <w:rPr>
+                <w:sz w:val="18"/>
+              </w:rPr>
+            </w:r>
+            <w:r>
+              <w:rPr>
+                <w:sz w:val="18"/>
+              </w:rPr>
+              <w:t>6</w:t>
+            </w:r>
+          </w:p>
+        </w:tc>
+        <w:tc>
+          <w:tcPr>
+            <w:tcW w:type="dxa" w:w="3120"/>
+          </w:tcPr>
+          <w:p>
+            <w:pPr>
+              <w:spacing w:line="240" w:lineRule="auto"/>
+            </w:pPr>
+            <w:r>
+              <w:rPr>
+                <w:sz w:val="18"/>
+              </w:rPr>
+            </w:r>
+            <w:r>
+              <w:rPr>
+                <w:sz w:val="18"/>
+              </w:rPr>
+              <w:t>Units sold predicts nothing: r = 0.045, p = 0.123</w:t>
+            </w:r>
+          </w:p>
+        </w:tc>
+        <w:tc>
+          <w:tcPr>
+            <w:tcW w:type="dxa" w:w="3120"/>
+          </w:tcPr>
+          <w:p>
+            <w:pPr>
+              <w:spacing w:line="240" w:lineRule="auto"/>
+            </w:pPr>
+            <w:r>
+              <w:rPr>
+                <w:sz w:val="18"/>
+              </w:rPr>
+            </w:r>
+            <w:r>
+              <w:rPr>
+                <w:sz w:val="18"/>
+              </w:rPr>
+              <w:t>Correlation</w:t>
+            </w:r>
+          </w:p>
+        </w:tc>
+      </w:tr>
+      <w:tr>
+        <w:tc>
+          <w:tcPr>
+            <w:tcW w:type="dxa" w:w="3120"/>
+          </w:tcPr>
+          <w:p>
+            <w:pPr>
+              <w:spacing w:line="240" w:lineRule="auto"/>
+            </w:pPr>
+            <w:r>
+              <w:rPr>
+                <w:sz w:val="18"/>
+              </w:rPr>
+            </w:r>
+            <w:r>
+              <w:rPr>
+                <w:sz w:val="18"/>
+              </w:rPr>
+              <w:t>7</w:t>
+            </w:r>
+          </w:p>
+        </w:tc>
+        <w:tc>
+          <w:tcPr>
+            <w:tcW w:type="dxa" w:w="3120"/>
+          </w:tcPr>
+          <w:p>
+            <w:pPr>
+              <w:spacing w:line="240" w:lineRule="auto"/>
+            </w:pPr>
+            <w:r>
+              <w:rPr>
+                <w:sz w:val="18"/>
+              </w:rPr>
+            </w:r>
+            <w:r>
+              <w:rPr>
+                <w:sz w:val="18"/>
+              </w:rPr>
+              <w:t>Revenue is a poor proxy for profit — CV 82.9% against 54.2%</w:t>
+            </w:r>
+          </w:p>
+        </w:tc>
+        <w:tc>
+          <w:tcPr>
+            <w:tcW w:type="dxa" w:w="3120"/>
+          </w:tcPr>
+          <w:p>
+            <w:pPr>
+              <w:spacing w:line="240" w:lineRule="auto"/>
+            </w:pPr>
+            <w:r>
+              <w:rPr>
+                <w:sz w:val="18"/>
+              </w:rPr>
+            </w:r>
+            <w:r>
+              <w:rPr>
+                <w:sz w:val="18"/>
+              </w:rPr>
+              <w:t>Descriptive stats</w:t>
+            </w:r>
+          </w:p>
+        </w:tc>
+      </w:tr>
+      <w:tr>
+        <w:tc>
+          <w:tcPr>
+            <w:tcW w:type="dxa" w:w="3120"/>
+          </w:tcPr>
+          <w:p>
+            <w:pPr>
+              <w:spacing w:line="240" w:lineRule="auto"/>
+            </w:pPr>
+            <w:r>
+              <w:rPr>
+                <w:sz w:val="18"/>
+              </w:rPr>
+            </w:r>
+            <w:r>
+              <w:rPr>
+                <w:sz w:val="18"/>
+              </w:rPr>
+              <w:t>8</w:t>
+            </w:r>
+          </w:p>
+        </w:tc>
+        <w:tc>
+          <w:tcPr>
+            <w:tcW w:type="dxa" w:w="3120"/>
+          </w:tcPr>
+          <w:p>
+            <w:pPr>
+              <w:spacing w:line="240" w:lineRule="auto"/>
+            </w:pPr>
+            <w:r>
+              <w:rPr>
+                <w:sz w:val="18"/>
+              </w:rPr>
+            </w:r>
+            <w:r>
+              <w:rPr>
+                <w:sz w:val="18"/>
+              </w:rPr>
+              <w:t>The trend runs in two regimes; one line across both explains under 1%</w:t>
+            </w:r>
+          </w:p>
+        </w:tc>
+        <w:tc>
+          <w:tcPr>
+            <w:tcW w:type="dxa" w:w="3120"/>
+          </w:tcPr>
+          <w:p>
+            <w:pPr>
+              <w:spacing w:line="240" w:lineRule="auto"/>
+            </w:pPr>
+            <w:r>
+              <w:rPr>
+                <w:sz w:val="18"/>
+              </w:rPr>
+            </w:r>
+            <w:r>
+              <w:rPr>
+                <w:sz w:val="18"/>
+              </w:rPr>
+              <w:t>Trend test</w:t>
+            </w:r>
+          </w:p>
+        </w:tc>
+      </w:tr>
+      <w:tr>
+        <w:tc>
+          <w:tcPr>
+            <w:tcW w:type="dxa" w:w="3120"/>
+          </w:tcPr>
+          <w:p>
+            <w:pPr>
+              <w:spacing w:line="240" w:lineRule="auto"/>
+            </w:pPr>
+            <w:r>
+              <w:rPr>
+                <w:sz w:val="18"/>
+              </w:rPr>
+            </w:r>
+            <w:r>
+              <w:rPr>
+                <w:sz w:val="18"/>
+              </w:rPr>
+              <w:t>9</w:t>
+            </w:r>
+          </w:p>
+        </w:tc>
+        <w:tc>
+          <w:tcPr>
+            <w:tcW w:type="dxa" w:w="3120"/>
+          </w:tcPr>
+          <w:p>
+            <w:pPr>
+              <w:spacing w:line="240" w:lineRule="auto"/>
+            </w:pPr>
+            <w:r>
+              <w:rPr>
+                <w:sz w:val="18"/>
+              </w:rPr>
+            </w:r>
+            <w:r>
+              <w:rPr>
+                <w:sz w:val="18"/>
+              </w:rPr>
+              <w:t>The four-order gap is worth about 250,000 a year, corroborating Q7's 257,297</w:t>
+            </w:r>
+          </w:p>
+        </w:tc>
+        <w:tc>
+          <w:tcPr>
+            <w:tcW w:type="dxa" w:w="3120"/>
+          </w:tcPr>
+          <w:p>
+            <w:pPr>
+              <w:spacing w:line="240" w:lineRule="auto"/>
+            </w:pPr>
+            <w:r>
+              <w:rPr>
+                <w:sz w:val="18"/>
+              </w:rPr>
+            </w:r>
+            <w:r>
+              <w:rPr>
+                <w:sz w:val="18"/>
+              </w:rPr>
+              <w:t>Regression</w:t>
+            </w:r>
+          </w:p>
+        </w:tc>
+      </w:tr>
+      <w:tr>
+        <w:tc>
+          <w:tcPr>
+            <w:tcW w:type="dxa" w:w="3120"/>
+          </w:tcPr>
+          <w:p>
+            <w:pPr>
+              <w:spacing w:line="240" w:lineRule="auto"/>
+            </w:pPr>
+            <w:r>
+              <w:rPr>
+                <w:sz w:val="18"/>
+              </w:rPr>
+            </w:r>
+            <w:r>
+              <w:rPr>
+                <w:sz w:val="18"/>
+              </w:rPr>
+              <w:t>10</w:t>
+            </w:r>
+          </w:p>
+        </w:tc>
+        <w:tc>
+          <w:tcPr>
+            <w:tcW w:type="dxa" w:w="3120"/>
+          </w:tcPr>
+          <w:p>
+            <w:pPr>
+              <w:spacing w:line="240" w:lineRule="auto"/>
+            </w:pPr>
+            <w:r>
+              <w:rPr>
+                <w:sz w:val="18"/>
+              </w:rPr>
+            </w:r>
+            <w:r>
+              <w:rPr>
+                <w:sz w:val="18"/>
+              </w:rPr>
+              <w:t>The seasonal forecast did not beat a flat average</w:t>
+            </w:r>
+          </w:p>
+        </w:tc>
+        <w:tc>
+          <w:tcPr>
+            <w:tcW w:type="dxa" w:w="3120"/>
+          </w:tcPr>
+          <w:p>
+            <w:pPr>
+              <w:spacing w:line="240" w:lineRule="auto"/>
+            </w:pPr>
+            <w:r>
+              <w:rPr>
+                <w:sz w:val="18"/>
+              </w:rPr>
+            </w:r>
+            <w:r>
+              <w:rPr>
+                <w:sz w:val="18"/>
+              </w:rPr>
+              <w:t>Holdout</w:t>
+            </w:r>
+          </w:p>
+        </w:tc>
+      </w:tr>
+    </w:tbl>
+    <w:p>
+      <w:pPr>
+        <w:spacing w:after="200" w:line="240" w:lineRule="auto"/>
+        <w:jc w:val="center"/>
+      </w:pPr>
+      <w:r>
+        <w:rPr>
+          <w:i/>
+          <w:color w:val="7B8994"/>
+          <w:sz w:val="20"/>
+        </w:rPr>
+        <w:t>Table 10. What the two checkpoints found.</w:t>
       </w:r>
     </w:p>
     <w:p>

--- a/docs/Script_Alber.docx
+++ b/docs/Script_Alber.docx
@@ -621,6 +621,2176 @@
     </w:p>
     <w:p>
       <w:pPr>
+        <w:pStyle w:val="Heading2"/>
+      </w:pPr>
+      <w:r>
+        <w:t>Exhibit index — for Alber, editing</w:t>
+      </w:r>
+    </w:p>
+    <w:p>
+      <w:r>
+        <w:t xml:space="preserve">Every exhibit is reproduced in this script at the point it is referred to, so you can work from here alone. This table says where each one comes from if you want the original — and note that the </w:t>
+      </w:r>
+      <w:r>
+        <w:rPr>
+          <w:b/>
+        </w:rPr>
+        <w:t>figure numbers in the reports do not match the file names</w:t>
+      </w:r>
+      <w:r>
+        <w:t>: Checkpoint 1's Figure 1 is the ERD, not the trend chart.</w:t>
+      </w:r>
+    </w:p>
+    <w:tbl>
+      <w:tblPr>
+        <w:tblStyle w:val="LightGrid-Accent1"/>
+        <w:tblW w:type="auto" w:w="0"/>
+        <w:jc w:val="center"/>
+        <w:tblLayout w:type="autofit"/>
+        <w:tblLook w:firstColumn="1" w:firstRow="1" w:lastColumn="0" w:lastRow="0" w:noHBand="0" w:noVBand="1" w:val="04A0"/>
+      </w:tblPr>
+      <w:tblGrid>
+        <w:gridCol w:w="1872"/>
+        <w:gridCol w:w="1872"/>
+        <w:gridCol w:w="1872"/>
+        <w:gridCol w:w="1872"/>
+        <w:gridCol w:w="1872"/>
+      </w:tblGrid>
+      <w:tr>
+        <w:tc>
+          <w:tcPr>
+            <w:tcW w:type="dxa" w:w="1872"/>
+          </w:tcPr>
+          <w:p>
+            <w:r>
+              <w:rPr>
+                <w:b/>
+              </w:rPr>
+            </w:r>
+            <w:r>
+              <w:rPr>
+                <w:b/>
+              </w:rPr>
+              <w:t>#</w:t>
+            </w:r>
+          </w:p>
+        </w:tc>
+        <w:tc>
+          <w:tcPr>
+            <w:tcW w:type="dxa" w:w="1872"/>
+          </w:tcPr>
+          <w:p>
+            <w:r>
+              <w:rPr>
+                <w:b/>
+              </w:rPr>
+            </w:r>
+            <w:r>
+              <w:rPr>
+                <w:b/>
+              </w:rPr>
+              <w:t>Part</w:t>
+            </w:r>
+          </w:p>
+        </w:tc>
+        <w:tc>
+          <w:tcPr>
+            <w:tcW w:type="dxa" w:w="1872"/>
+          </w:tcPr>
+          <w:p>
+            <w:r>
+              <w:rPr>
+                <w:b/>
+              </w:rPr>
+            </w:r>
+            <w:r>
+              <w:rPr>
+                <w:b/>
+              </w:rPr>
+              <w:t>Exhibit</w:t>
+            </w:r>
+          </w:p>
+        </w:tc>
+        <w:tc>
+          <w:tcPr>
+            <w:tcW w:type="dxa" w:w="1872"/>
+          </w:tcPr>
+          <w:p>
+            <w:r>
+              <w:rPr>
+                <w:b/>
+              </w:rPr>
+            </w:r>
+            <w:r>
+              <w:rPr>
+                <w:b/>
+              </w:rPr>
+              <w:t>File</w:t>
+            </w:r>
+          </w:p>
+        </w:tc>
+        <w:tc>
+          <w:tcPr>
+            <w:tcW w:type="dxa" w:w="1872"/>
+          </w:tcPr>
+          <w:p>
+            <w:r>
+              <w:rPr>
+                <w:b/>
+              </w:rPr>
+            </w:r>
+            <w:r>
+              <w:rPr>
+                <w:b/>
+              </w:rPr>
+              <w:t>In the reports</w:t>
+            </w:r>
+          </w:p>
+        </w:tc>
+      </w:tr>
+      <w:tr>
+        <w:tc>
+          <w:tcPr>
+            <w:tcW w:type="dxa" w:w="1872"/>
+          </w:tcPr>
+          <w:p>
+            <w:pPr>
+              <w:spacing w:line="240" w:lineRule="auto"/>
+            </w:pPr>
+            <w:r>
+              <w:rPr>
+                <w:sz w:val="18"/>
+              </w:rPr>
+            </w:r>
+            <w:r>
+              <w:rPr>
+                <w:sz w:val="18"/>
+              </w:rPr>
+              <w:t>1</w:t>
+            </w:r>
+          </w:p>
+        </w:tc>
+        <w:tc>
+          <w:tcPr>
+            <w:tcW w:type="dxa" w:w="1872"/>
+          </w:tcPr>
+          <w:p>
+            <w:pPr>
+              <w:spacing w:line="240" w:lineRule="auto"/>
+            </w:pPr>
+            <w:r>
+              <w:rPr>
+                <w:sz w:val="18"/>
+              </w:rPr>
+            </w:r>
+            <w:r>
+              <w:rPr>
+                <w:sz w:val="18"/>
+              </w:rPr>
+              <w:t>1</w:t>
+            </w:r>
+          </w:p>
+        </w:tc>
+        <w:tc>
+          <w:tcPr>
+            <w:tcW w:type="dxa" w:w="1872"/>
+          </w:tcPr>
+          <w:p>
+            <w:pPr>
+              <w:spacing w:line="240" w:lineRule="auto"/>
+            </w:pPr>
+            <w:r>
+              <w:rPr>
+                <w:sz w:val="18"/>
+              </w:rPr>
+            </w:r>
+            <w:r>
+              <w:rPr>
+                <w:sz w:val="18"/>
+              </w:rPr>
+              <w:t>Annual trend chart</w:t>
+            </w:r>
+          </w:p>
+        </w:tc>
+        <w:tc>
+          <w:tcPr>
+            <w:tcW w:type="dxa" w:w="1872"/>
+          </w:tcPr>
+          <w:p>
+            <w:pPr>
+              <w:spacing w:line="240" w:lineRule="auto"/>
+            </w:pPr>
+            <w:r>
+              <w:rPr>
+                <w:sz w:val="18"/>
+              </w:rPr>
+            </w:r>
+            <w:r>
+              <w:rPr>
+                <w:rFonts w:ascii="Consolas" w:hAnsi="Consolas"/>
+                <w:color w:val="2F6F9F"/>
+                <w:sz w:val="18"/>
+              </w:rPr>
+              <w:t>docs/figures/fig1_annual_trend.png</w:t>
+            </w:r>
+          </w:p>
+        </w:tc>
+        <w:tc>
+          <w:tcPr>
+            <w:tcW w:type="dxa" w:w="1872"/>
+          </w:tcPr>
+          <w:p>
+            <w:pPr>
+              <w:spacing w:line="240" w:lineRule="auto"/>
+            </w:pPr>
+            <w:r>
+              <w:rPr>
+                <w:sz w:val="18"/>
+              </w:rPr>
+            </w:r>
+            <w:r>
+              <w:rPr>
+                <w:sz w:val="18"/>
+              </w:rPr>
+              <w:t xml:space="preserve">CP1 report, </w:t>
+            </w:r>
+            <w:r>
+              <w:rPr>
+                <w:b/>
+                <w:sz w:val="18"/>
+              </w:rPr>
+              <w:t>Figure 2</w:t>
+            </w:r>
+          </w:p>
+        </w:tc>
+      </w:tr>
+      <w:tr>
+        <w:tc>
+          <w:tcPr>
+            <w:tcW w:type="dxa" w:w="1872"/>
+          </w:tcPr>
+          <w:p>
+            <w:pPr>
+              <w:spacing w:line="240" w:lineRule="auto"/>
+            </w:pPr>
+            <w:r>
+              <w:rPr>
+                <w:sz w:val="18"/>
+              </w:rPr>
+            </w:r>
+            <w:r>
+              <w:rPr>
+                <w:sz w:val="18"/>
+              </w:rPr>
+              <w:t>2</w:t>
+            </w:r>
+          </w:p>
+        </w:tc>
+        <w:tc>
+          <w:tcPr>
+            <w:tcW w:type="dxa" w:w="1872"/>
+          </w:tcPr>
+          <w:p>
+            <w:pPr>
+              <w:spacing w:line="240" w:lineRule="auto"/>
+            </w:pPr>
+            <w:r>
+              <w:rPr>
+                <w:sz w:val="18"/>
+              </w:rPr>
+            </w:r>
+            <w:r>
+              <w:rPr>
+                <w:sz w:val="18"/>
+              </w:rPr>
+              <w:t>2</w:t>
+            </w:r>
+          </w:p>
+        </w:tc>
+        <w:tc>
+          <w:tcPr>
+            <w:tcW w:type="dxa" w:w="1872"/>
+          </w:tcPr>
+          <w:p>
+            <w:pPr>
+              <w:spacing w:line="240" w:lineRule="auto"/>
+            </w:pPr>
+            <w:r>
+              <w:rPr>
+                <w:sz w:val="18"/>
+              </w:rPr>
+            </w:r>
+            <w:r>
+              <w:rPr>
+                <w:sz w:val="18"/>
+              </w:rPr>
+              <w:t>Raw file extract</w:t>
+            </w:r>
+          </w:p>
+        </w:tc>
+        <w:tc>
+          <w:tcPr>
+            <w:tcW w:type="dxa" w:w="1872"/>
+          </w:tcPr>
+          <w:p>
+            <w:pPr>
+              <w:spacing w:line="240" w:lineRule="auto"/>
+            </w:pPr>
+            <w:r>
+              <w:rPr>
+                <w:sz w:val="18"/>
+              </w:rPr>
+            </w:r>
+            <w:r>
+              <w:rPr>
+                <w:rFonts w:ascii="Consolas" w:hAnsi="Consolas"/>
+                <w:color w:val="2F6F9F"/>
+                <w:sz w:val="18"/>
+              </w:rPr>
+              <w:t>data/raw/sales_dataset_raw.csv</w:t>
+            </w:r>
+          </w:p>
+        </w:tc>
+        <w:tc>
+          <w:tcPr>
+            <w:tcW w:type="dxa" w:w="1872"/>
+          </w:tcPr>
+          <w:p>
+            <w:pPr>
+              <w:spacing w:line="240" w:lineRule="auto"/>
+            </w:pPr>
+            <w:r>
+              <w:rPr>
+                <w:sz w:val="18"/>
+              </w:rPr>
+            </w:r>
+            <w:r>
+              <w:rPr>
+                <w:sz w:val="18"/>
+              </w:rPr>
+              <w:t>CP1 report, Raw dataset preview</w:t>
+            </w:r>
+          </w:p>
+        </w:tc>
+      </w:tr>
+      <w:tr>
+        <w:tc>
+          <w:tcPr>
+            <w:tcW w:type="dxa" w:w="1872"/>
+          </w:tcPr>
+          <w:p>
+            <w:pPr>
+              <w:spacing w:line="240" w:lineRule="auto"/>
+            </w:pPr>
+            <w:r>
+              <w:rPr>
+                <w:sz w:val="18"/>
+              </w:rPr>
+            </w:r>
+            <w:r>
+              <w:rPr>
+                <w:sz w:val="18"/>
+              </w:rPr>
+              <w:t>3</w:t>
+            </w:r>
+          </w:p>
+        </w:tc>
+        <w:tc>
+          <w:tcPr>
+            <w:tcW w:type="dxa" w:w="1872"/>
+          </w:tcPr>
+          <w:p>
+            <w:pPr>
+              <w:spacing w:line="240" w:lineRule="auto"/>
+            </w:pPr>
+            <w:r>
+              <w:rPr>
+                <w:sz w:val="18"/>
+              </w:rPr>
+            </w:r>
+            <w:r>
+              <w:rPr>
+                <w:sz w:val="18"/>
+              </w:rPr>
+              <w:t>3</w:t>
+            </w:r>
+          </w:p>
+        </w:tc>
+        <w:tc>
+          <w:tcPr>
+            <w:tcW w:type="dxa" w:w="1872"/>
+          </w:tcPr>
+          <w:p>
+            <w:pPr>
+              <w:spacing w:line="240" w:lineRule="auto"/>
+            </w:pPr>
+            <w:r>
+              <w:rPr>
+                <w:sz w:val="18"/>
+              </w:rPr>
+            </w:r>
+            <w:r>
+              <w:rPr>
+                <w:sz w:val="18"/>
+              </w:rPr>
+              <w:t>ERD</w:t>
+            </w:r>
+          </w:p>
+        </w:tc>
+        <w:tc>
+          <w:tcPr>
+            <w:tcW w:type="dxa" w:w="1872"/>
+          </w:tcPr>
+          <w:p>
+            <w:pPr>
+              <w:spacing w:line="240" w:lineRule="auto"/>
+            </w:pPr>
+            <w:r>
+              <w:rPr>
+                <w:sz w:val="18"/>
+              </w:rPr>
+            </w:r>
+            <w:r>
+              <w:rPr>
+                <w:rFonts w:ascii="Consolas" w:hAnsi="Consolas"/>
+                <w:color w:val="2F6F9F"/>
+                <w:sz w:val="18"/>
+              </w:rPr>
+              <w:t>docs/figures/erd.png</w:t>
+            </w:r>
+          </w:p>
+        </w:tc>
+        <w:tc>
+          <w:tcPr>
+            <w:tcW w:type="dxa" w:w="1872"/>
+          </w:tcPr>
+          <w:p>
+            <w:pPr>
+              <w:spacing w:line="240" w:lineRule="auto"/>
+            </w:pPr>
+            <w:r>
+              <w:rPr>
+                <w:sz w:val="18"/>
+              </w:rPr>
+            </w:r>
+            <w:r>
+              <w:rPr>
+                <w:sz w:val="18"/>
+              </w:rPr>
+              <w:t xml:space="preserve">CP1 report, </w:t>
+            </w:r>
+            <w:r>
+              <w:rPr>
+                <w:b/>
+                <w:sz w:val="18"/>
+              </w:rPr>
+              <w:t>Figure 1</w:t>
+            </w:r>
+          </w:p>
+        </w:tc>
+      </w:tr>
+      <w:tr>
+        <w:tc>
+          <w:tcPr>
+            <w:tcW w:type="dxa" w:w="1872"/>
+          </w:tcPr>
+          <w:p>
+            <w:pPr>
+              <w:spacing w:line="240" w:lineRule="auto"/>
+            </w:pPr>
+            <w:r>
+              <w:rPr>
+                <w:sz w:val="18"/>
+              </w:rPr>
+            </w:r>
+            <w:r>
+              <w:rPr>
+                <w:sz w:val="18"/>
+              </w:rPr>
+              <w:t>4</w:t>
+            </w:r>
+          </w:p>
+        </w:tc>
+        <w:tc>
+          <w:tcPr>
+            <w:tcW w:type="dxa" w:w="1872"/>
+          </w:tcPr>
+          <w:p>
+            <w:pPr>
+              <w:spacing w:line="240" w:lineRule="auto"/>
+            </w:pPr>
+            <w:r>
+              <w:rPr>
+                <w:sz w:val="18"/>
+              </w:rPr>
+            </w:r>
+            <w:r>
+              <w:rPr>
+                <w:sz w:val="18"/>
+              </w:rPr>
+              <w:t>3</w:t>
+            </w:r>
+          </w:p>
+        </w:tc>
+        <w:tc>
+          <w:tcPr>
+            <w:tcW w:type="dxa" w:w="1872"/>
+          </w:tcPr>
+          <w:p>
+            <w:pPr>
+              <w:spacing w:line="240" w:lineRule="auto"/>
+            </w:pPr>
+            <w:r>
+              <w:rPr>
+                <w:sz w:val="18"/>
+              </w:rPr>
+            </w:r>
+            <w:r>
+              <w:rPr>
+                <w:sz w:val="18"/>
+              </w:rPr>
+              <w:t>Loaded row counts</w:t>
+            </w:r>
+          </w:p>
+        </w:tc>
+        <w:tc>
+          <w:tcPr>
+            <w:tcW w:type="dxa" w:w="1872"/>
+          </w:tcPr>
+          <w:p>
+            <w:pPr>
+              <w:spacing w:line="240" w:lineRule="auto"/>
+            </w:pPr>
+            <w:r>
+              <w:rPr>
+                <w:sz w:val="18"/>
+              </w:rPr>
+            </w:r>
+            <w:r>
+              <w:rPr>
+                <w:sz w:val="18"/>
+              </w:rPr>
+              <w:t>—</w:t>
+            </w:r>
+          </w:p>
+        </w:tc>
+        <w:tc>
+          <w:tcPr>
+            <w:tcW w:type="dxa" w:w="1872"/>
+          </w:tcPr>
+          <w:p>
+            <w:pPr>
+              <w:spacing w:line="240" w:lineRule="auto"/>
+            </w:pPr>
+            <w:r>
+              <w:rPr>
+                <w:sz w:val="18"/>
+              </w:rPr>
+            </w:r>
+            <w:r>
+              <w:rPr>
+                <w:sz w:val="18"/>
+              </w:rPr>
+              <w:t>CP1 report, Populated row counts</w:t>
+            </w:r>
+          </w:p>
+        </w:tc>
+      </w:tr>
+      <w:tr>
+        <w:tc>
+          <w:tcPr>
+            <w:tcW w:type="dxa" w:w="1872"/>
+          </w:tcPr>
+          <w:p>
+            <w:pPr>
+              <w:spacing w:line="240" w:lineRule="auto"/>
+            </w:pPr>
+            <w:r>
+              <w:rPr>
+                <w:sz w:val="18"/>
+              </w:rPr>
+            </w:r>
+            <w:r>
+              <w:rPr>
+                <w:sz w:val="18"/>
+              </w:rPr>
+              <w:t>5</w:t>
+            </w:r>
+          </w:p>
+        </w:tc>
+        <w:tc>
+          <w:tcPr>
+            <w:tcW w:type="dxa" w:w="1872"/>
+          </w:tcPr>
+          <w:p>
+            <w:pPr>
+              <w:spacing w:line="240" w:lineRule="auto"/>
+            </w:pPr>
+            <w:r>
+              <w:rPr>
+                <w:sz w:val="18"/>
+              </w:rPr>
+            </w:r>
+            <w:r>
+              <w:rPr>
+                <w:sz w:val="18"/>
+              </w:rPr>
+              <w:t>3</w:t>
+            </w:r>
+          </w:p>
+        </w:tc>
+        <w:tc>
+          <w:tcPr>
+            <w:tcW w:type="dxa" w:w="1872"/>
+          </w:tcPr>
+          <w:p>
+            <w:pPr>
+              <w:spacing w:line="240" w:lineRule="auto"/>
+            </w:pPr>
+            <w:r>
+              <w:rPr>
+                <w:sz w:val="18"/>
+              </w:rPr>
+            </w:r>
+            <w:r>
+              <w:rPr>
+                <w:sz w:val="18"/>
+              </w:rPr>
+              <w:t>Q3 annual trend</w:t>
+            </w:r>
+          </w:p>
+        </w:tc>
+        <w:tc>
+          <w:tcPr>
+            <w:tcW w:type="dxa" w:w="1872"/>
+          </w:tcPr>
+          <w:p>
+            <w:pPr>
+              <w:spacing w:line="240" w:lineRule="auto"/>
+            </w:pPr>
+            <w:r>
+              <w:rPr>
+                <w:sz w:val="18"/>
+              </w:rPr>
+            </w:r>
+            <w:r>
+              <w:rPr>
+                <w:rFonts w:ascii="Consolas" w:hAnsi="Consolas"/>
+                <w:color w:val="2F6F9F"/>
+                <w:sz w:val="18"/>
+              </w:rPr>
+              <w:t>sql/04_queries.sql</w:t>
+            </w:r>
+          </w:p>
+        </w:tc>
+        <w:tc>
+          <w:tcPr>
+            <w:tcW w:type="dxa" w:w="1872"/>
+          </w:tcPr>
+          <w:p>
+            <w:pPr>
+              <w:spacing w:line="240" w:lineRule="auto"/>
+            </w:pPr>
+            <w:r>
+              <w:rPr>
+                <w:sz w:val="18"/>
+              </w:rPr>
+            </w:r>
+            <w:r>
+              <w:rPr>
+                <w:sz w:val="18"/>
+              </w:rPr>
+              <w:t>CP1 report, Q3</w:t>
+            </w:r>
+          </w:p>
+        </w:tc>
+      </w:tr>
+      <w:tr>
+        <w:tc>
+          <w:tcPr>
+            <w:tcW w:type="dxa" w:w="1872"/>
+          </w:tcPr>
+          <w:p>
+            <w:pPr>
+              <w:spacing w:line="240" w:lineRule="auto"/>
+            </w:pPr>
+            <w:r>
+              <w:rPr>
+                <w:sz w:val="18"/>
+              </w:rPr>
+            </w:r>
+            <w:r>
+              <w:rPr>
+                <w:sz w:val="18"/>
+              </w:rPr>
+              <w:t>6</w:t>
+            </w:r>
+          </w:p>
+        </w:tc>
+        <w:tc>
+          <w:tcPr>
+            <w:tcW w:type="dxa" w:w="1872"/>
+          </w:tcPr>
+          <w:p>
+            <w:pPr>
+              <w:spacing w:line="240" w:lineRule="auto"/>
+            </w:pPr>
+            <w:r>
+              <w:rPr>
+                <w:sz w:val="18"/>
+              </w:rPr>
+            </w:r>
+            <w:r>
+              <w:rPr>
+                <w:sz w:val="18"/>
+              </w:rPr>
+              <w:t>3</w:t>
+            </w:r>
+          </w:p>
+        </w:tc>
+        <w:tc>
+          <w:tcPr>
+            <w:tcW w:type="dxa" w:w="1872"/>
+          </w:tcPr>
+          <w:p>
+            <w:pPr>
+              <w:spacing w:line="240" w:lineRule="auto"/>
+            </w:pPr>
+            <w:r>
+              <w:rPr>
+                <w:sz w:val="18"/>
+              </w:rPr>
+            </w:r>
+            <w:r>
+              <w:rPr>
+                <w:sz w:val="18"/>
+              </w:rPr>
+              <w:t>Q7 sub-category change</w:t>
+            </w:r>
+          </w:p>
+        </w:tc>
+        <w:tc>
+          <w:tcPr>
+            <w:tcW w:type="dxa" w:w="1872"/>
+          </w:tcPr>
+          <w:p>
+            <w:pPr>
+              <w:spacing w:line="240" w:lineRule="auto"/>
+            </w:pPr>
+            <w:r>
+              <w:rPr>
+                <w:sz w:val="18"/>
+              </w:rPr>
+            </w:r>
+            <w:r>
+              <w:rPr>
+                <w:rFonts w:ascii="Consolas" w:hAnsi="Consolas"/>
+                <w:color w:val="2F6F9F"/>
+                <w:sz w:val="18"/>
+              </w:rPr>
+              <w:t>sql/04_queries.sql</w:t>
+            </w:r>
+          </w:p>
+        </w:tc>
+        <w:tc>
+          <w:tcPr>
+            <w:tcW w:type="dxa" w:w="1872"/>
+          </w:tcPr>
+          <w:p>
+            <w:pPr>
+              <w:spacing w:line="240" w:lineRule="auto"/>
+            </w:pPr>
+            <w:r>
+              <w:rPr>
+                <w:sz w:val="18"/>
+              </w:rPr>
+            </w:r>
+            <w:r>
+              <w:rPr>
+                <w:sz w:val="18"/>
+              </w:rPr>
+              <w:t>CP1 report, Q7</w:t>
+            </w:r>
+          </w:p>
+        </w:tc>
+      </w:tr>
+      <w:tr>
+        <w:tc>
+          <w:tcPr>
+            <w:tcW w:type="dxa" w:w="1872"/>
+          </w:tcPr>
+          <w:p>
+            <w:pPr>
+              <w:spacing w:line="240" w:lineRule="auto"/>
+            </w:pPr>
+            <w:r>
+              <w:rPr>
+                <w:sz w:val="18"/>
+              </w:rPr>
+            </w:r>
+            <w:r>
+              <w:rPr>
+                <w:sz w:val="18"/>
+              </w:rPr>
+              <w:t>7</w:t>
+            </w:r>
+          </w:p>
+        </w:tc>
+        <w:tc>
+          <w:tcPr>
+            <w:tcW w:type="dxa" w:w="1872"/>
+          </w:tcPr>
+          <w:p>
+            <w:pPr>
+              <w:spacing w:line="240" w:lineRule="auto"/>
+            </w:pPr>
+            <w:r>
+              <w:rPr>
+                <w:sz w:val="18"/>
+              </w:rPr>
+            </w:r>
+            <w:r>
+              <w:rPr>
+                <w:sz w:val="18"/>
+              </w:rPr>
+              <w:t>3</w:t>
+            </w:r>
+          </w:p>
+        </w:tc>
+        <w:tc>
+          <w:tcPr>
+            <w:tcW w:type="dxa" w:w="1872"/>
+          </w:tcPr>
+          <w:p>
+            <w:pPr>
+              <w:spacing w:line="240" w:lineRule="auto"/>
+            </w:pPr>
+            <w:r>
+              <w:rPr>
+                <w:sz w:val="18"/>
+              </w:rPr>
+            </w:r>
+            <w:r>
+              <w:rPr>
+                <w:sz w:val="18"/>
+              </w:rPr>
+              <w:t>Q8 quarter shares</w:t>
+            </w:r>
+          </w:p>
+        </w:tc>
+        <w:tc>
+          <w:tcPr>
+            <w:tcW w:type="dxa" w:w="1872"/>
+          </w:tcPr>
+          <w:p>
+            <w:pPr>
+              <w:spacing w:line="240" w:lineRule="auto"/>
+            </w:pPr>
+            <w:r>
+              <w:rPr>
+                <w:sz w:val="18"/>
+              </w:rPr>
+            </w:r>
+            <w:r>
+              <w:rPr>
+                <w:rFonts w:ascii="Consolas" w:hAnsi="Consolas"/>
+                <w:color w:val="2F6F9F"/>
+                <w:sz w:val="18"/>
+              </w:rPr>
+              <w:t>sql/04_queries.sql</w:t>
+            </w:r>
+          </w:p>
+        </w:tc>
+        <w:tc>
+          <w:tcPr>
+            <w:tcW w:type="dxa" w:w="1872"/>
+          </w:tcPr>
+          <w:p>
+            <w:pPr>
+              <w:spacing w:line="240" w:lineRule="auto"/>
+            </w:pPr>
+            <w:r>
+              <w:rPr>
+                <w:sz w:val="18"/>
+              </w:rPr>
+            </w:r>
+            <w:r>
+              <w:rPr>
+                <w:sz w:val="18"/>
+              </w:rPr>
+              <w:t>CP1 report, Q8</w:t>
+            </w:r>
+          </w:p>
+        </w:tc>
+      </w:tr>
+      <w:tr>
+        <w:tc>
+          <w:tcPr>
+            <w:tcW w:type="dxa" w:w="1872"/>
+          </w:tcPr>
+          <w:p>
+            <w:pPr>
+              <w:spacing w:line="240" w:lineRule="auto"/>
+            </w:pPr>
+            <w:r>
+              <w:rPr>
+                <w:sz w:val="18"/>
+              </w:rPr>
+            </w:r>
+            <w:r>
+              <w:rPr>
+                <w:sz w:val="18"/>
+              </w:rPr>
+              <w:t>8</w:t>
+            </w:r>
+          </w:p>
+        </w:tc>
+        <w:tc>
+          <w:tcPr>
+            <w:tcW w:type="dxa" w:w="1872"/>
+          </w:tcPr>
+          <w:p>
+            <w:pPr>
+              <w:spacing w:line="240" w:lineRule="auto"/>
+            </w:pPr>
+            <w:r>
+              <w:rPr>
+                <w:sz w:val="18"/>
+              </w:rPr>
+            </w:r>
+            <w:r>
+              <w:rPr>
+                <w:sz w:val="18"/>
+              </w:rPr>
+              <w:t>4</w:t>
+            </w:r>
+          </w:p>
+        </w:tc>
+        <w:tc>
+          <w:tcPr>
+            <w:tcW w:type="dxa" w:w="1872"/>
+          </w:tcPr>
+          <w:p>
+            <w:pPr>
+              <w:spacing w:line="240" w:lineRule="auto"/>
+            </w:pPr>
+            <w:r>
+              <w:rPr>
+                <w:sz w:val="18"/>
+              </w:rPr>
+            </w:r>
+            <w:r>
+              <w:rPr>
+                <w:sz w:val="18"/>
+              </w:rPr>
+              <w:t>Workbook, Cleaned Data sheet</w:t>
+            </w:r>
+          </w:p>
+        </w:tc>
+        <w:tc>
+          <w:tcPr>
+            <w:tcW w:type="dxa" w:w="1872"/>
+          </w:tcPr>
+          <w:p>
+            <w:pPr>
+              <w:spacing w:line="240" w:lineRule="auto"/>
+            </w:pPr>
+            <w:r>
+              <w:rPr>
+                <w:sz w:val="18"/>
+              </w:rPr>
+            </w:r>
+            <w:r>
+              <w:rPr>
+                <w:rFonts w:ascii="Consolas" w:hAnsi="Consolas"/>
+                <w:color w:val="2F6F9F"/>
+                <w:sz w:val="18"/>
+              </w:rPr>
+              <w:t>reports/Checkpoint_2_Workbook.xlsx</w:t>
+            </w:r>
+          </w:p>
+        </w:tc>
+        <w:tc>
+          <w:tcPr>
+            <w:tcW w:type="dxa" w:w="1872"/>
+          </w:tcPr>
+          <w:p>
+            <w:pPr>
+              <w:spacing w:line="240" w:lineRule="auto"/>
+            </w:pPr>
+            <w:r>
+              <w:rPr>
+                <w:sz w:val="18"/>
+              </w:rPr>
+            </w:r>
+            <w:r>
+              <w:rPr>
+                <w:sz w:val="18"/>
+              </w:rPr>
+              <w:t>—</w:t>
+            </w:r>
+          </w:p>
+        </w:tc>
+      </w:tr>
+      <w:tr>
+        <w:tc>
+          <w:tcPr>
+            <w:tcW w:type="dxa" w:w="1872"/>
+          </w:tcPr>
+          <w:p>
+            <w:pPr>
+              <w:spacing w:line="240" w:lineRule="auto"/>
+            </w:pPr>
+            <w:r>
+              <w:rPr>
+                <w:sz w:val="18"/>
+              </w:rPr>
+            </w:r>
+            <w:r>
+              <w:rPr>
+                <w:sz w:val="18"/>
+              </w:rPr>
+              <w:t>9</w:t>
+            </w:r>
+          </w:p>
+        </w:tc>
+        <w:tc>
+          <w:tcPr>
+            <w:tcW w:type="dxa" w:w="1872"/>
+          </w:tcPr>
+          <w:p>
+            <w:pPr>
+              <w:spacing w:line="240" w:lineRule="auto"/>
+            </w:pPr>
+            <w:r>
+              <w:rPr>
+                <w:sz w:val="18"/>
+              </w:rPr>
+            </w:r>
+            <w:r>
+              <w:rPr>
+                <w:sz w:val="18"/>
+              </w:rPr>
+              <w:t>4</w:t>
+            </w:r>
+          </w:p>
+        </w:tc>
+        <w:tc>
+          <w:tcPr>
+            <w:tcW w:type="dxa" w:w="1872"/>
+          </w:tcPr>
+          <w:p>
+            <w:pPr>
+              <w:spacing w:line="240" w:lineRule="auto"/>
+            </w:pPr>
+            <w:r>
+              <w:rPr>
+                <w:sz w:val="18"/>
+              </w:rPr>
+            </w:r>
+            <w:r>
+              <w:rPr>
+                <w:sz w:val="18"/>
+              </w:rPr>
+              <w:t>A PivotChart</w:t>
+            </w:r>
+          </w:p>
+        </w:tc>
+        <w:tc>
+          <w:tcPr>
+            <w:tcW w:type="dxa" w:w="1872"/>
+          </w:tcPr>
+          <w:p>
+            <w:pPr>
+              <w:spacing w:line="240" w:lineRule="auto"/>
+            </w:pPr>
+            <w:r>
+              <w:rPr>
+                <w:sz w:val="18"/>
+              </w:rPr>
+            </w:r>
+            <w:r>
+              <w:rPr>
+                <w:rFonts w:ascii="Consolas" w:hAnsi="Consolas"/>
+                <w:color w:val="2F6F9F"/>
+                <w:sz w:val="18"/>
+              </w:rPr>
+              <w:t>Checkpoint_2_Workbook.xlsx</w:t>
+            </w:r>
+            <w:r>
+              <w:rPr>
+                <w:sz w:val="18"/>
+              </w:rPr>
+              <w:t>, sheets PivotTable 1–3</w:t>
+            </w:r>
+          </w:p>
+        </w:tc>
+        <w:tc>
+          <w:tcPr>
+            <w:tcW w:type="dxa" w:w="1872"/>
+          </w:tcPr>
+          <w:p>
+            <w:pPr>
+              <w:spacing w:line="240" w:lineRule="auto"/>
+            </w:pPr>
+            <w:r>
+              <w:rPr>
+                <w:sz w:val="18"/>
+              </w:rPr>
+            </w:r>
+            <w:r>
+              <w:rPr>
+                <w:sz w:val="18"/>
+              </w:rPr>
+              <w:t>—</w:t>
+            </w:r>
+          </w:p>
+        </w:tc>
+      </w:tr>
+      <w:tr>
+        <w:tc>
+          <w:tcPr>
+            <w:tcW w:type="dxa" w:w="1872"/>
+          </w:tcPr>
+          <w:p>
+            <w:pPr>
+              <w:spacing w:line="240" w:lineRule="auto"/>
+            </w:pPr>
+            <w:r>
+              <w:rPr>
+                <w:sz w:val="18"/>
+              </w:rPr>
+            </w:r>
+            <w:r>
+              <w:rPr>
+                <w:sz w:val="18"/>
+              </w:rPr>
+              <w:t>10</w:t>
+            </w:r>
+          </w:p>
+        </w:tc>
+        <w:tc>
+          <w:tcPr>
+            <w:tcW w:type="dxa" w:w="1872"/>
+          </w:tcPr>
+          <w:p>
+            <w:pPr>
+              <w:spacing w:line="240" w:lineRule="auto"/>
+            </w:pPr>
+            <w:r>
+              <w:rPr>
+                <w:sz w:val="18"/>
+              </w:rPr>
+            </w:r>
+            <w:r>
+              <w:rPr>
+                <w:sz w:val="18"/>
+              </w:rPr>
+              <w:t>4</w:t>
+            </w:r>
+          </w:p>
+        </w:tc>
+        <w:tc>
+          <w:tcPr>
+            <w:tcW w:type="dxa" w:w="1872"/>
+          </w:tcPr>
+          <w:p>
+            <w:pPr>
+              <w:spacing w:line="240" w:lineRule="auto"/>
+            </w:pPr>
+            <w:r>
+              <w:rPr>
+                <w:sz w:val="18"/>
+              </w:rPr>
+            </w:r>
+            <w:r>
+              <w:rPr>
+                <w:sz w:val="18"/>
+              </w:rPr>
+              <w:t>Descriptive statistics</w:t>
+            </w:r>
+          </w:p>
+        </w:tc>
+        <w:tc>
+          <w:tcPr>
+            <w:tcW w:type="dxa" w:w="1872"/>
+          </w:tcPr>
+          <w:p>
+            <w:pPr>
+              <w:spacing w:line="240" w:lineRule="auto"/>
+            </w:pPr>
+            <w:r>
+              <w:rPr>
+                <w:sz w:val="18"/>
+              </w:rPr>
+            </w:r>
+            <w:r>
+              <w:rPr>
+                <w:sz w:val="18"/>
+              </w:rPr>
+              <w:t>Workbook, Descriptive Stats</w:t>
+            </w:r>
+          </w:p>
+        </w:tc>
+        <w:tc>
+          <w:tcPr>
+            <w:tcW w:type="dxa" w:w="1872"/>
+          </w:tcPr>
+          <w:p>
+            <w:pPr>
+              <w:spacing w:line="240" w:lineRule="auto"/>
+            </w:pPr>
+            <w:r>
+              <w:rPr>
+                <w:sz w:val="18"/>
+              </w:rPr>
+            </w:r>
+            <w:r>
+              <w:rPr>
+                <w:sz w:val="18"/>
+              </w:rPr>
+              <w:t>CP2 report, Task 2.2</w:t>
+            </w:r>
+          </w:p>
+        </w:tc>
+      </w:tr>
+      <w:tr>
+        <w:tc>
+          <w:tcPr>
+            <w:tcW w:type="dxa" w:w="1872"/>
+          </w:tcPr>
+          <w:p>
+            <w:pPr>
+              <w:spacing w:line="240" w:lineRule="auto"/>
+            </w:pPr>
+            <w:r>
+              <w:rPr>
+                <w:sz w:val="18"/>
+              </w:rPr>
+            </w:r>
+            <w:r>
+              <w:rPr>
+                <w:sz w:val="18"/>
+              </w:rPr>
+              <w:t>11</w:t>
+            </w:r>
+          </w:p>
+        </w:tc>
+        <w:tc>
+          <w:tcPr>
+            <w:tcW w:type="dxa" w:w="1872"/>
+          </w:tcPr>
+          <w:p>
+            <w:pPr>
+              <w:spacing w:line="240" w:lineRule="auto"/>
+            </w:pPr>
+            <w:r>
+              <w:rPr>
+                <w:sz w:val="18"/>
+              </w:rPr>
+            </w:r>
+            <w:r>
+              <w:rPr>
+                <w:sz w:val="18"/>
+              </w:rPr>
+              <w:t>4</w:t>
+            </w:r>
+          </w:p>
+        </w:tc>
+        <w:tc>
+          <w:tcPr>
+            <w:tcW w:type="dxa" w:w="1872"/>
+          </w:tcPr>
+          <w:p>
+            <w:pPr>
+              <w:spacing w:line="240" w:lineRule="auto"/>
+            </w:pPr>
+            <w:r>
+              <w:rPr>
+                <w:sz w:val="18"/>
+              </w:rPr>
+            </w:r>
+            <w:r>
+              <w:rPr>
+                <w:sz w:val="18"/>
+              </w:rPr>
+              <w:t>Amount histogram</w:t>
+            </w:r>
+          </w:p>
+        </w:tc>
+        <w:tc>
+          <w:tcPr>
+            <w:tcW w:type="dxa" w:w="1872"/>
+          </w:tcPr>
+          <w:p>
+            <w:pPr>
+              <w:spacing w:line="240" w:lineRule="auto"/>
+            </w:pPr>
+            <w:r>
+              <w:rPr>
+                <w:sz w:val="18"/>
+              </w:rPr>
+            </w:r>
+            <w:r>
+              <w:rPr>
+                <w:rFonts w:ascii="Consolas" w:hAnsi="Consolas"/>
+                <w:color w:val="2F6F9F"/>
+                <w:sz w:val="18"/>
+              </w:rPr>
+              <w:t>docs/figures/cp2_fig1_histogram.png</w:t>
+            </w:r>
+          </w:p>
+        </w:tc>
+        <w:tc>
+          <w:tcPr>
+            <w:tcW w:type="dxa" w:w="1872"/>
+          </w:tcPr>
+          <w:p>
+            <w:pPr>
+              <w:spacing w:line="240" w:lineRule="auto"/>
+            </w:pPr>
+            <w:r>
+              <w:rPr>
+                <w:sz w:val="18"/>
+              </w:rPr>
+            </w:r>
+            <w:r>
+              <w:rPr>
+                <w:sz w:val="18"/>
+              </w:rPr>
+              <w:t xml:space="preserve">CP2 report, </w:t>
+            </w:r>
+            <w:r>
+              <w:rPr>
+                <w:b/>
+                <w:sz w:val="18"/>
+              </w:rPr>
+              <w:t>Figure 1</w:t>
+            </w:r>
+          </w:p>
+        </w:tc>
+      </w:tr>
+      <w:tr>
+        <w:tc>
+          <w:tcPr>
+            <w:tcW w:type="dxa" w:w="1872"/>
+          </w:tcPr>
+          <w:p>
+            <w:pPr>
+              <w:spacing w:line="240" w:lineRule="auto"/>
+            </w:pPr>
+            <w:r>
+              <w:rPr>
+                <w:sz w:val="18"/>
+              </w:rPr>
+            </w:r>
+            <w:r>
+              <w:rPr>
+                <w:sz w:val="18"/>
+              </w:rPr>
+              <w:t>12</w:t>
+            </w:r>
+          </w:p>
+        </w:tc>
+        <w:tc>
+          <w:tcPr>
+            <w:tcW w:type="dxa" w:w="1872"/>
+          </w:tcPr>
+          <w:p>
+            <w:pPr>
+              <w:spacing w:line="240" w:lineRule="auto"/>
+            </w:pPr>
+            <w:r>
+              <w:rPr>
+                <w:sz w:val="18"/>
+              </w:rPr>
+            </w:r>
+            <w:r>
+              <w:rPr>
+                <w:sz w:val="18"/>
+              </w:rPr>
+              <w:t>4</w:t>
+            </w:r>
+          </w:p>
+        </w:tc>
+        <w:tc>
+          <w:tcPr>
+            <w:tcW w:type="dxa" w:w="1872"/>
+          </w:tcPr>
+          <w:p>
+            <w:pPr>
+              <w:spacing w:line="240" w:lineRule="auto"/>
+            </w:pPr>
+            <w:r>
+              <w:rPr>
+                <w:sz w:val="18"/>
+              </w:rPr>
+            </w:r>
+            <w:r>
+              <w:rPr>
+                <w:sz w:val="18"/>
+              </w:rPr>
+              <w:t>Orders vs revenue scatter</w:t>
+            </w:r>
+          </w:p>
+        </w:tc>
+        <w:tc>
+          <w:tcPr>
+            <w:tcW w:type="dxa" w:w="1872"/>
+          </w:tcPr>
+          <w:p>
+            <w:pPr>
+              <w:spacing w:line="240" w:lineRule="auto"/>
+            </w:pPr>
+            <w:r>
+              <w:rPr>
+                <w:sz w:val="18"/>
+              </w:rPr>
+            </w:r>
+            <w:r>
+              <w:rPr>
+                <w:rFonts w:ascii="Consolas" w:hAnsi="Consolas"/>
+                <w:color w:val="2F6F9F"/>
+                <w:sz w:val="18"/>
+              </w:rPr>
+              <w:t>docs/figures/cp2_fig2_regression.png</w:t>
+            </w:r>
+          </w:p>
+        </w:tc>
+        <w:tc>
+          <w:tcPr>
+            <w:tcW w:type="dxa" w:w="1872"/>
+          </w:tcPr>
+          <w:p>
+            <w:pPr>
+              <w:spacing w:line="240" w:lineRule="auto"/>
+            </w:pPr>
+            <w:r>
+              <w:rPr>
+                <w:sz w:val="18"/>
+              </w:rPr>
+            </w:r>
+            <w:r>
+              <w:rPr>
+                <w:sz w:val="18"/>
+              </w:rPr>
+              <w:t xml:space="preserve">CP2 report, </w:t>
+            </w:r>
+            <w:r>
+              <w:rPr>
+                <w:b/>
+                <w:sz w:val="18"/>
+              </w:rPr>
+              <w:t>Figure 3</w:t>
+            </w:r>
+          </w:p>
+        </w:tc>
+      </w:tr>
+      <w:tr>
+        <w:tc>
+          <w:tcPr>
+            <w:tcW w:type="dxa" w:w="1872"/>
+          </w:tcPr>
+          <w:p>
+            <w:pPr>
+              <w:spacing w:line="240" w:lineRule="auto"/>
+            </w:pPr>
+            <w:r>
+              <w:rPr>
+                <w:sz w:val="18"/>
+              </w:rPr>
+            </w:r>
+            <w:r>
+              <w:rPr>
+                <w:sz w:val="18"/>
+              </w:rPr>
+              <w:t>13</w:t>
+            </w:r>
+          </w:p>
+        </w:tc>
+        <w:tc>
+          <w:tcPr>
+            <w:tcW w:type="dxa" w:w="1872"/>
+          </w:tcPr>
+          <w:p>
+            <w:pPr>
+              <w:spacing w:line="240" w:lineRule="auto"/>
+            </w:pPr>
+            <w:r>
+              <w:rPr>
+                <w:sz w:val="18"/>
+              </w:rPr>
+            </w:r>
+            <w:r>
+              <w:rPr>
+                <w:sz w:val="18"/>
+              </w:rPr>
+              <w:t>4</w:t>
+            </w:r>
+          </w:p>
+        </w:tc>
+        <w:tc>
+          <w:tcPr>
+            <w:tcW w:type="dxa" w:w="1872"/>
+          </w:tcPr>
+          <w:p>
+            <w:pPr>
+              <w:spacing w:line="240" w:lineRule="auto"/>
+            </w:pPr>
+            <w:r>
+              <w:rPr>
+                <w:sz w:val="18"/>
+              </w:rPr>
+            </w:r>
+            <w:r>
+              <w:rPr>
+                <w:sz w:val="18"/>
+              </w:rPr>
+              <w:t>Quantity vs amount scatter</w:t>
+            </w:r>
+          </w:p>
+        </w:tc>
+        <w:tc>
+          <w:tcPr>
+            <w:tcW w:type="dxa" w:w="1872"/>
+          </w:tcPr>
+          <w:p>
+            <w:pPr>
+              <w:spacing w:line="240" w:lineRule="auto"/>
+            </w:pPr>
+            <w:r>
+              <w:rPr>
+                <w:sz w:val="18"/>
+              </w:rPr>
+            </w:r>
+            <w:r>
+              <w:rPr>
+                <w:rFonts w:ascii="Consolas" w:hAnsi="Consolas"/>
+                <w:color w:val="2F6F9F"/>
+                <w:sz w:val="18"/>
+              </w:rPr>
+              <w:t>docs/figures/cp2_fig3_no_correlation.png</w:t>
+            </w:r>
+          </w:p>
+        </w:tc>
+        <w:tc>
+          <w:tcPr>
+            <w:tcW w:type="dxa" w:w="1872"/>
+          </w:tcPr>
+          <w:p>
+            <w:pPr>
+              <w:spacing w:line="240" w:lineRule="auto"/>
+            </w:pPr>
+            <w:r>
+              <w:rPr>
+                <w:sz w:val="18"/>
+              </w:rPr>
+            </w:r>
+            <w:r>
+              <w:rPr>
+                <w:sz w:val="18"/>
+              </w:rPr>
+              <w:t xml:space="preserve">CP2 report, </w:t>
+            </w:r>
+            <w:r>
+              <w:rPr>
+                <w:b/>
+                <w:sz w:val="18"/>
+              </w:rPr>
+              <w:t>Figure 2</w:t>
+            </w:r>
+          </w:p>
+        </w:tc>
+      </w:tr>
+      <w:tr>
+        <w:tc>
+          <w:tcPr>
+            <w:tcW w:type="dxa" w:w="1872"/>
+          </w:tcPr>
+          <w:p>
+            <w:pPr>
+              <w:spacing w:line="240" w:lineRule="auto"/>
+            </w:pPr>
+            <w:r>
+              <w:rPr>
+                <w:sz w:val="18"/>
+              </w:rPr>
+            </w:r>
+            <w:r>
+              <w:rPr>
+                <w:sz w:val="18"/>
+              </w:rPr>
+              <w:t>14</w:t>
+            </w:r>
+          </w:p>
+        </w:tc>
+        <w:tc>
+          <w:tcPr>
+            <w:tcW w:type="dxa" w:w="1872"/>
+          </w:tcPr>
+          <w:p>
+            <w:pPr>
+              <w:spacing w:line="240" w:lineRule="auto"/>
+            </w:pPr>
+            <w:r>
+              <w:rPr>
+                <w:sz w:val="18"/>
+              </w:rPr>
+            </w:r>
+            <w:r>
+              <w:rPr>
+                <w:sz w:val="18"/>
+              </w:rPr>
+              <w:t>4</w:t>
+            </w:r>
+          </w:p>
+        </w:tc>
+        <w:tc>
+          <w:tcPr>
+            <w:tcW w:type="dxa" w:w="1872"/>
+          </w:tcPr>
+          <w:p>
+            <w:pPr>
+              <w:spacing w:line="240" w:lineRule="auto"/>
+            </w:pPr>
+            <w:r>
+              <w:rPr>
+                <w:sz w:val="18"/>
+              </w:rPr>
+            </w:r>
+            <w:r>
+              <w:rPr>
+                <w:sz w:val="18"/>
+              </w:rPr>
+              <w:t>Regression output</w:t>
+            </w:r>
+          </w:p>
+        </w:tc>
+        <w:tc>
+          <w:tcPr>
+            <w:tcW w:type="dxa" w:w="1872"/>
+          </w:tcPr>
+          <w:p>
+            <w:pPr>
+              <w:spacing w:line="240" w:lineRule="auto"/>
+            </w:pPr>
+            <w:r>
+              <w:rPr>
+                <w:sz w:val="18"/>
+              </w:rPr>
+            </w:r>
+            <w:r>
+              <w:rPr>
+                <w:sz w:val="18"/>
+              </w:rPr>
+              <w:t>Workbook, Regression</w:t>
+            </w:r>
+          </w:p>
+        </w:tc>
+        <w:tc>
+          <w:tcPr>
+            <w:tcW w:type="dxa" w:w="1872"/>
+          </w:tcPr>
+          <w:p>
+            <w:pPr>
+              <w:spacing w:line="240" w:lineRule="auto"/>
+            </w:pPr>
+            <w:r>
+              <w:rPr>
+                <w:sz w:val="18"/>
+              </w:rPr>
+            </w:r>
+            <w:r>
+              <w:rPr>
+                <w:sz w:val="18"/>
+              </w:rPr>
+              <w:t>CP2 report, Task 2.4</w:t>
+            </w:r>
+          </w:p>
+        </w:tc>
+      </w:tr>
+      <w:tr>
+        <w:tc>
+          <w:tcPr>
+            <w:tcW w:type="dxa" w:w="1872"/>
+          </w:tcPr>
+          <w:p>
+            <w:pPr>
+              <w:spacing w:line="240" w:lineRule="auto"/>
+            </w:pPr>
+            <w:r>
+              <w:rPr>
+                <w:sz w:val="18"/>
+              </w:rPr>
+            </w:r>
+            <w:r>
+              <w:rPr>
+                <w:sz w:val="18"/>
+              </w:rPr>
+              <w:t>15</w:t>
+            </w:r>
+          </w:p>
+        </w:tc>
+        <w:tc>
+          <w:tcPr>
+            <w:tcW w:type="dxa" w:w="1872"/>
+          </w:tcPr>
+          <w:p>
+            <w:pPr>
+              <w:spacing w:line="240" w:lineRule="auto"/>
+            </w:pPr>
+            <w:r>
+              <w:rPr>
+                <w:sz w:val="18"/>
+              </w:rPr>
+            </w:r>
+            <w:r>
+              <w:rPr>
+                <w:sz w:val="18"/>
+              </w:rPr>
+              <w:t>4</w:t>
+            </w:r>
+          </w:p>
+        </w:tc>
+        <w:tc>
+          <w:tcPr>
+            <w:tcW w:type="dxa" w:w="1872"/>
+          </w:tcPr>
+          <w:p>
+            <w:pPr>
+              <w:spacing w:line="240" w:lineRule="auto"/>
+            </w:pPr>
+            <w:r>
+              <w:rPr>
+                <w:sz w:val="18"/>
+              </w:rPr>
+            </w:r>
+            <w:r>
+              <w:rPr>
+                <w:sz w:val="18"/>
+              </w:rPr>
+              <w:t>Trend and forecast chart</w:t>
+            </w:r>
+          </w:p>
+        </w:tc>
+        <w:tc>
+          <w:tcPr>
+            <w:tcW w:type="dxa" w:w="1872"/>
+          </w:tcPr>
+          <w:p>
+            <w:pPr>
+              <w:spacing w:line="240" w:lineRule="auto"/>
+            </w:pPr>
+            <w:r>
+              <w:rPr>
+                <w:sz w:val="18"/>
+              </w:rPr>
+            </w:r>
+            <w:r>
+              <w:rPr>
+                <w:rFonts w:ascii="Consolas" w:hAnsi="Consolas"/>
+                <w:color w:val="2F6F9F"/>
+                <w:sz w:val="18"/>
+              </w:rPr>
+              <w:t>docs/figures/cp2_fig4_forecast.png</w:t>
+            </w:r>
+          </w:p>
+        </w:tc>
+        <w:tc>
+          <w:tcPr>
+            <w:tcW w:type="dxa" w:w="1872"/>
+          </w:tcPr>
+          <w:p>
+            <w:pPr>
+              <w:spacing w:line="240" w:lineRule="auto"/>
+            </w:pPr>
+            <w:r>
+              <w:rPr>
+                <w:sz w:val="18"/>
+              </w:rPr>
+            </w:r>
+            <w:r>
+              <w:rPr>
+                <w:sz w:val="18"/>
+              </w:rPr>
+              <w:t xml:space="preserve">CP2 report, </w:t>
+            </w:r>
+            <w:r>
+              <w:rPr>
+                <w:b/>
+                <w:sz w:val="18"/>
+              </w:rPr>
+              <w:t>Figure 4</w:t>
+            </w:r>
+          </w:p>
+        </w:tc>
+      </w:tr>
+      <w:tr>
+        <w:tc>
+          <w:tcPr>
+            <w:tcW w:type="dxa" w:w="1872"/>
+          </w:tcPr>
+          <w:p>
+            <w:pPr>
+              <w:spacing w:line="240" w:lineRule="auto"/>
+            </w:pPr>
+            <w:r>
+              <w:rPr>
+                <w:sz w:val="18"/>
+              </w:rPr>
+            </w:r>
+            <w:r>
+              <w:rPr>
+                <w:sz w:val="18"/>
+              </w:rPr>
+              <w:t>16</w:t>
+            </w:r>
+          </w:p>
+        </w:tc>
+        <w:tc>
+          <w:tcPr>
+            <w:tcW w:type="dxa" w:w="1872"/>
+          </w:tcPr>
+          <w:p>
+            <w:pPr>
+              <w:spacing w:line="240" w:lineRule="auto"/>
+            </w:pPr>
+            <w:r>
+              <w:rPr>
+                <w:sz w:val="18"/>
+              </w:rPr>
+            </w:r>
+            <w:r>
+              <w:rPr>
+                <w:sz w:val="18"/>
+              </w:rPr>
+              <w:t>4</w:t>
+            </w:r>
+          </w:p>
+        </w:tc>
+        <w:tc>
+          <w:tcPr>
+            <w:tcW w:type="dxa" w:w="1872"/>
+          </w:tcPr>
+          <w:p>
+            <w:pPr>
+              <w:spacing w:line="240" w:lineRule="auto"/>
+            </w:pPr>
+            <w:r>
+              <w:rPr>
+                <w:sz w:val="18"/>
+              </w:rPr>
+            </w:r>
+            <w:r>
+              <w:rPr>
+                <w:sz w:val="18"/>
+              </w:rPr>
+              <w:t>Seasonal indices, forecast, accuracy</w:t>
+            </w:r>
+          </w:p>
+        </w:tc>
+        <w:tc>
+          <w:tcPr>
+            <w:tcW w:type="dxa" w:w="1872"/>
+          </w:tcPr>
+          <w:p>
+            <w:pPr>
+              <w:spacing w:line="240" w:lineRule="auto"/>
+            </w:pPr>
+            <w:r>
+              <w:rPr>
+                <w:sz w:val="18"/>
+              </w:rPr>
+            </w:r>
+            <w:r>
+              <w:rPr>
+                <w:sz w:val="18"/>
+              </w:rPr>
+              <w:t>Workbook, Forecast</w:t>
+            </w:r>
+          </w:p>
+        </w:tc>
+        <w:tc>
+          <w:tcPr>
+            <w:tcW w:type="dxa" w:w="1872"/>
+          </w:tcPr>
+          <w:p>
+            <w:pPr>
+              <w:spacing w:line="240" w:lineRule="auto"/>
+            </w:pPr>
+            <w:r>
+              <w:rPr>
+                <w:sz w:val="18"/>
+              </w:rPr>
+            </w:r>
+            <w:r>
+              <w:rPr>
+                <w:sz w:val="18"/>
+              </w:rPr>
+              <w:t>CP2 report, Task 2.5</w:t>
+            </w:r>
+          </w:p>
+        </w:tc>
+      </w:tr>
+      <w:tr>
+        <w:tc>
+          <w:tcPr>
+            <w:tcW w:type="dxa" w:w="1872"/>
+          </w:tcPr>
+          <w:p>
+            <w:pPr>
+              <w:spacing w:line="240" w:lineRule="auto"/>
+            </w:pPr>
+            <w:r>
+              <w:rPr>
+                <w:sz w:val="18"/>
+              </w:rPr>
+            </w:r>
+            <w:r>
+              <w:rPr>
+                <w:sz w:val="18"/>
+              </w:rPr>
+              <w:t>17</w:t>
+            </w:r>
+          </w:p>
+        </w:tc>
+        <w:tc>
+          <w:tcPr>
+            <w:tcW w:type="dxa" w:w="1872"/>
+          </w:tcPr>
+          <w:p>
+            <w:pPr>
+              <w:spacing w:line="240" w:lineRule="auto"/>
+            </w:pPr>
+            <w:r>
+              <w:rPr>
+                <w:sz w:val="18"/>
+              </w:rPr>
+            </w:r>
+            <w:r>
+              <w:rPr>
+                <w:sz w:val="18"/>
+              </w:rPr>
+              <w:t>5</w:t>
+            </w:r>
+          </w:p>
+        </w:tc>
+        <w:tc>
+          <w:tcPr>
+            <w:tcW w:type="dxa" w:w="1872"/>
+          </w:tcPr>
+          <w:p>
+            <w:pPr>
+              <w:spacing w:line="240" w:lineRule="auto"/>
+            </w:pPr>
+            <w:r>
+              <w:rPr>
+                <w:sz w:val="18"/>
+              </w:rPr>
+            </w:r>
+            <w:r>
+              <w:rPr>
+                <w:sz w:val="18"/>
+              </w:rPr>
+              <w:t>The correction</w:t>
+            </w:r>
+          </w:p>
+        </w:tc>
+        <w:tc>
+          <w:tcPr>
+            <w:tcW w:type="dxa" w:w="1872"/>
+          </w:tcPr>
+          <w:p>
+            <w:pPr>
+              <w:spacing w:line="240" w:lineRule="auto"/>
+            </w:pPr>
+            <w:r>
+              <w:rPr>
+                <w:sz w:val="18"/>
+              </w:rPr>
+            </w:r>
+            <w:r>
+              <w:rPr>
+                <w:sz w:val="18"/>
+              </w:rPr>
+              <w:t>—</w:t>
+            </w:r>
+          </w:p>
+        </w:tc>
+        <w:tc>
+          <w:tcPr>
+            <w:tcW w:type="dxa" w:w="1872"/>
+          </w:tcPr>
+          <w:p>
+            <w:pPr>
+              <w:spacing w:line="240" w:lineRule="auto"/>
+            </w:pPr>
+            <w:r>
+              <w:rPr>
+                <w:sz w:val="18"/>
+              </w:rPr>
+            </w:r>
+            <w:r>
+              <w:rPr>
+                <w:sz w:val="18"/>
+              </w:rPr>
+              <w:t>CP2 report, section 2</w:t>
+            </w:r>
+          </w:p>
+        </w:tc>
+      </w:tr>
+      <w:tr>
+        <w:tc>
+          <w:tcPr>
+            <w:tcW w:type="dxa" w:w="1872"/>
+          </w:tcPr>
+          <w:p>
+            <w:pPr>
+              <w:spacing w:line="240" w:lineRule="auto"/>
+            </w:pPr>
+            <w:r>
+              <w:rPr>
+                <w:sz w:val="18"/>
+              </w:rPr>
+            </w:r>
+            <w:r>
+              <w:rPr>
+                <w:sz w:val="18"/>
+              </w:rPr>
+              <w:t>18</w:t>
+            </w:r>
+          </w:p>
+        </w:tc>
+        <w:tc>
+          <w:tcPr>
+            <w:tcW w:type="dxa" w:w="1872"/>
+          </w:tcPr>
+          <w:p>
+            <w:pPr>
+              <w:spacing w:line="240" w:lineRule="auto"/>
+            </w:pPr>
+            <w:r>
+              <w:rPr>
+                <w:sz w:val="18"/>
+              </w:rPr>
+            </w:r>
+            <w:r>
+              <w:rPr>
+                <w:sz w:val="18"/>
+              </w:rPr>
+              <w:t>5</w:t>
+            </w:r>
+          </w:p>
+        </w:tc>
+        <w:tc>
+          <w:tcPr>
+            <w:tcW w:type="dxa" w:w="1872"/>
+          </w:tcPr>
+          <w:p>
+            <w:pPr>
+              <w:spacing w:line="240" w:lineRule="auto"/>
+            </w:pPr>
+            <w:r>
+              <w:rPr>
+                <w:sz w:val="18"/>
+              </w:rPr>
+            </w:r>
+            <w:r>
+              <w:rPr>
+                <w:sz w:val="18"/>
+              </w:rPr>
+              <w:t>Findings summary</w:t>
+            </w:r>
+          </w:p>
+        </w:tc>
+        <w:tc>
+          <w:tcPr>
+            <w:tcW w:type="dxa" w:w="1872"/>
+          </w:tcPr>
+          <w:p>
+            <w:pPr>
+              <w:spacing w:line="240" w:lineRule="auto"/>
+            </w:pPr>
+            <w:r>
+              <w:rPr>
+                <w:sz w:val="18"/>
+              </w:rPr>
+            </w:r>
+            <w:r>
+              <w:rPr>
+                <w:sz w:val="18"/>
+              </w:rPr>
+              <w:t>—</w:t>
+            </w:r>
+          </w:p>
+        </w:tc>
+        <w:tc>
+          <w:tcPr>
+            <w:tcW w:type="dxa" w:w="1872"/>
+          </w:tcPr>
+          <w:p>
+            <w:pPr>
+              <w:spacing w:line="240" w:lineRule="auto"/>
+            </w:pPr>
+            <w:r>
+              <w:rPr>
+                <w:sz w:val="18"/>
+              </w:rPr>
+            </w:r>
+            <w:r>
+              <w:rPr>
+                <w:sz w:val="18"/>
+              </w:rPr>
+              <w:t>CP1 report, Key Findings</w:t>
+            </w:r>
+          </w:p>
+        </w:tc>
+      </w:tr>
+    </w:tbl>
+    <w:p>
+      <w:pPr>
+        <w:spacing w:after="200" w:line="240" w:lineRule="auto"/>
+        <w:jc w:val="center"/>
+      </w:pPr>
+      <w:r>
+        <w:rPr>
+          <w:i/>
+          <w:color w:val="7B8994"/>
+          <w:sz w:val="20"/>
+        </w:rPr>
+        <w:t>Table 2. Exhibit index — for Alber, editing</w:t>
+      </w:r>
+    </w:p>
+    <w:p>
+      <w:r>
+        <w:t xml:space="preserve">Exhibits 12 and 13 are the ones most easily swapped: the </w:t>
+      </w:r>
+      <w:r>
+        <w:rPr>
+          <w:b/>
+        </w:rPr>
+        <w:t>regression</w:t>
+      </w:r>
+      <w:r>
+        <w:t xml:space="preserve"> scatter is monthly orders against monthly revenue with a steep fitted line, and the </w:t>
+      </w:r>
+      <w:r>
+        <w:rPr>
+          <w:b/>
+        </w:rPr>
+        <w:t>no-correlation</w:t>
+      </w:r>
+      <w:r>
+        <w:t xml:space="preserve"> scatter is quantity against amount with a flat one. The file names are the reverse of the report's figure order, so go by the file name.</w:t>
+      </w:r>
+    </w:p>
+    <w:p>
+      <w:r>
+        <w:t>Assembly is simply Parts 1 to 5 in order. Normalise the audio levels across the three speakers first, and put a two-second title card at the head of each part carrying the part number, the topic and the speaker's name.</w:t>
+      </w:r>
+    </w:p>
+    <w:p>
+      <w:pPr>
         <w:pStyle w:val="Heading1"/>
       </w:pPr>
       <w:r>
@@ -655,7 +2825,7 @@
         <w:rPr>
           <w:i/>
         </w:rPr>
-        <w:t>[Figure 1 — have this on screen.]</w:t>
+        <w:t>[The annual trend chart — have this on screen.]</w:t>
       </w:r>
     </w:p>
     <w:p>
@@ -1965,7 +4135,7 @@
           <w:color w:val="7B8994"/>
           <w:sz w:val="20"/>
         </w:rPr>
-        <w:t>Table 2. Descriptive statistics for the three numerical variables, n = 1,194.</w:t>
+        <w:t>Table 3. Descriptive statistics for the three numerical variables, n = 1,194.</w:t>
       </w:r>
     </w:p>
     <w:p>
@@ -2577,7 +4747,7 @@
           <w:color w:val="7B8994"/>
           <w:sz w:val="20"/>
         </w:rPr>
-        <w:t>Table 3. The two correlation pairs side by side.</w:t>
+        <w:t>Table 4. The two correlation pairs side by side.</w:t>
       </w:r>
     </w:p>
     <w:p>
@@ -3185,7 +5355,7 @@
           <w:color w:val="7B8994"/>
           <w:sz w:val="20"/>
         </w:rPr>
-        <w:t>Table 4. Simple linear regression of monthly revenue on monthly order count.</w:t>
+        <w:t>Table 5. Simple linear regression of monthly revenue on monthly order count.</w:t>
       </w:r>
     </w:p>
     <w:p>
@@ -3600,7 +5770,7 @@
           <w:color w:val="7B8994"/>
           <w:sz w:val="20"/>
         </w:rPr>
-        <w:t>Table 5. The two regimes, measured on revenue per month.</w:t>
+        <w:t>Table 6. The two regimes, measured on revenue per month.</w:t>
       </w:r>
     </w:p>
     <w:p>
@@ -4542,7 +6712,7 @@
           <w:color w:val="7B8994"/>
           <w:sz w:val="20"/>
         </w:rPr>
-        <w:t>Table 6. Seasonal index by calendar month, April 2020 to December 2024.</w:t>
+        <w:t>Table 7. Seasonal index by calendar month, April 2020 to December 2024.</w:t>
       </w:r>
     </w:p>
     <w:tbl>
@@ -5453,7 +7623,7 @@
           <w:color w:val="7B8994"/>
           <w:sz w:val="20"/>
         </w:rPr>
-        <w:t>Table 7. Six-period forecast, with the two complete holdout months compared.</w:t>
+        <w:t>Table 8. Six-period forecast, with the two complete holdout months compared.</w:t>
       </w:r>
     </w:p>
     <w:tbl>
@@ -5730,7 +7900,7 @@
           <w:color w:val="7B8994"/>
           <w:sz w:val="20"/>
         </w:rPr>
-        <w:t>Table 8. Forecast accuracy over the two complete holdout months.</w:t>
+        <w:t>Table 9. Forecast accuracy over the two complete holdout months.</w:t>
       </w:r>
     </w:p>
     <w:p>
@@ -5967,7 +8137,7 @@
           <w:color w:val="7B8994"/>
           <w:sz w:val="20"/>
         </w:rPr>
-        <w:t>Table 9. Which Checkpoint 1 findings the correction affects.</w:t>
+        <w:t>Table 10. Which Checkpoint 1 findings the correction affects.</w:t>
       </w:r>
     </w:p>
     <w:p>
@@ -6737,7 +8907,7 @@
           <w:color w:val="7B8994"/>
           <w:sz w:val="20"/>
         </w:rPr>
-        <w:t>Table 10. What the two checkpoints found.</w:t>
+        <w:t>Table 11. What the two checkpoints found.</w:t>
       </w:r>
     </w:p>
     <w:p>
@@ -6860,7 +9030,7 @@
         <w:t>Your trend test found nothing. Doesn't that sink a trend project?</w:t>
       </w:r>
       <w:r>
-        <w:t xml:space="preserve"> It found that no single line fits both regimes, and that is itself the finding. The trend is real; it's just piecewise. Figure 2 shows it.</w:t>
+        <w:t xml:space="preserve"> It found that no single line fits both regimes, and that is itself the finding. The trend is real; it's just piecewise. The trend chart shows it.</w:t>
       </w:r>
     </w:p>
     <w:p>
